--- a/deliverables/inland_transport_2026-10/docx/WHSOP_003_A03.docx
+++ b/deliverables/inland_transport_2026-10/docx/WHSOP_003_A03.docx
@@ -96,72 +96,56 @@
         <w:t xml:space="preserve">   —   Верзија | Version: DRAFT   ·   Датум на важност | Effective date: —</w:t>
       </w:r>
     </w:p>
-    <w:tbl>
-      <w:tblPr>
-        <w:tblLook w:firstColumn="1" w:firstRow="1" w:lastColumn="0" w:lastRow="0" w:noHBand="0" w:noVBand="1" w:val="04A0"/>
-        <w:tblLayout w:type="fixed"/>
-        <w:tblW w:type="dxa" w:w="10466"/>
-        <w:tblInd w:type="dxa" w:w="0"/>
+    <w:p>
+      <w:pPr>
+        <w:spacing w:before="0" w:after="0"/>
         <w:jc w:val="center"/>
-        <w:tblBorders>
-          <w:top w:val="single" w:sz="4" w:space="0" w:color="2B547E"/>
-          <w:left w:val="single" w:sz="4" w:space="0" w:color="2B547E"/>
-          <w:bottom w:val="single" w:sz="4" w:space="0" w:color="2B547E"/>
-          <w:right w:val="single" w:sz="4" w:space="0" w:color="2B547E"/>
-          <w:insideH w:val="single" w:sz="4" w:space="0" w:color="2B547E"/>
-          <w:insideV w:val="single" w:sz="4" w:space="0" w:color="2B547E"/>
-        </w:tblBorders>
-      </w:tblPr>
-      <w:tblGrid>
-        <w:gridCol w:w="10466"/>
-      </w:tblGrid>
-      <w:tr>
-        <w:tc>
-          <w:tcPr>
-            <w:shd w:val="clear" w:color="auto" w:fill="2B547E"/>
-            <w:vAlign w:val="center"/>
-            <w:tcW w:type="dxa" w:w="10466"/>
-          </w:tcPr>
-          <w:p>
-            <w:pPr>
-              <w:spacing w:before="20" w:after="20"/>
-              <w:jc w:val="center"/>
-            </w:pPr>
-            <w:r/>
-            <w:r>
-              <w:rPr>
-                <w:rFonts w:ascii="Calibri" w:hAnsi="Calibri"/>
-                <w:b/>
-                <w:i w:val="0"/>
-                <w:color w:val="FFFFFF"/>
-                <w:sz w:val="22"/>
-              </w:rPr>
-              <w:t>1 Барање</w:t>
-            </w:r>
-            <w:r>
-              <w:rPr>
-                <w:rFonts w:ascii="Calibri" w:hAnsi="Calibri"/>
-                <w:b w:val="0"/>
-                <w:i w:val="0"/>
-                <w:color w:val="FFFFFF"/>
-                <w:sz w:val="18"/>
-              </w:rPr>
-              <w:t xml:space="preserve"> | </w:t>
-            </w:r>
-            <w:r>
-              <w:rPr>
-                <w:rFonts w:ascii="Calibri" w:hAnsi="Calibri"/>
-                <w:b w:val="0"/>
-                <w:i w:val="0"/>
-                <w:color w:val="FFFFFF"/>
-                <w:sz w:val="18"/>
-              </w:rPr>
-              <w:t>Request</w:t>
-            </w:r>
-          </w:p>
-        </w:tc>
-      </w:tr>
-    </w:tbl>
+        <w:keepNext/>
+        <w:pBdr>
+          <w:top w:val="single" w:sz="4" w:space="2" w:color="2B547E"/>
+          <w:left w:val="single" w:sz="4" w:space="4" w:color="2B547E"/>
+          <w:bottom w:val="single" w:sz="4" w:space="2" w:color="2B547E"/>
+          <w:right w:val="single" w:sz="4" w:space="4" w:color="2B547E"/>
+        </w:pBdr>
+        <w:shd w:val="clear" w:color="auto" w:fill="2B547E"/>
+      </w:pPr>
+      <w:r>
+        <w:rPr>
+          <w:rFonts w:ascii="Calibri" w:hAnsi="Calibri"/>
+          <w:b/>
+          <w:i w:val="0"/>
+          <w:color w:val="FFFFFF"/>
+          <w:sz w:val="22"/>
+        </w:rPr>
+        <w:t>1 Барање</w:t>
+      </w:r>
+      <w:r>
+        <w:rPr>
+          <w:rFonts w:ascii="Calibri" w:hAnsi="Calibri"/>
+          <w:b w:val="0"/>
+          <w:i w:val="0"/>
+          <w:color w:val="FFFFFF"/>
+          <w:sz w:val="18"/>
+        </w:rPr>
+        <w:t xml:space="preserve"> | </w:t>
+      </w:r>
+      <w:r>
+        <w:rPr>
+          <w:rFonts w:ascii="Calibri" w:hAnsi="Calibri"/>
+          <w:b w:val="0"/>
+          <w:i w:val="0"/>
+          <w:color w:val="FFFFFF"/>
+          <w:sz w:val="18"/>
+        </w:rPr>
+        <w:t>Request</w:t>
+      </w:r>
+    </w:p>
+    <w:p>
+      <w:pPr>
+        <w:keepNext/>
+        <w:spacing w:before="0" w:after="0" w:lineRule="exact" w:line="40"/>
+      </w:pPr>
+    </w:p>
     <w:tbl>
       <w:tblPr>
         <w:jc w:val="center"/>
@@ -185,6 +169,9 @@
         <w:gridCol w:w="2466"/>
       </w:tblGrid>
       <w:tr>
+        <w:trPr>
+          <w:cantSplit/>
+        </w:trPr>
         <w:tc>
           <w:tcPr>
             <w:shd w:val="clear" w:color="auto" w:fill="F2F2F2"/>
@@ -193,6 +180,7 @@
           </w:tcPr>
           <w:p>
             <w:pPr>
+              <w:keepNext/>
               <w:spacing w:before="20" w:after="20"/>
               <w:jc w:val="left"/>
             </w:pPr>
@@ -236,6 +224,7 @@
           </w:tcPr>
           <w:p>
             <w:pPr>
+              <w:keepNext/>
               <w:spacing w:before="20" w:after="20"/>
               <w:jc w:val="center"/>
             </w:pPr>
@@ -250,6 +239,7 @@
           </w:tcPr>
           <w:p>
             <w:pPr>
+              <w:keepNext/>
               <w:spacing w:before="20" w:after="20"/>
               <w:jc w:val="left"/>
             </w:pPr>
@@ -293,6 +283,7 @@
           </w:tcPr>
           <w:p>
             <w:pPr>
+              <w:keepNext/>
               <w:spacing w:before="20" w:after="20"/>
               <w:jc w:val="center"/>
             </w:pPr>
@@ -324,6 +315,9 @@
         <w:gridCol w:w="3260"/>
       </w:tblGrid>
       <w:tr>
+        <w:trPr>
+          <w:cantSplit/>
+        </w:trPr>
         <w:tc>
           <w:tcPr>
             <w:shd w:val="clear" w:color="auto" w:fill="F2F2F2"/>
@@ -332,6 +326,7 @@
           </w:tcPr>
           <w:p>
             <w:pPr>
+              <w:keepNext/>
               <w:spacing w:before="20" w:after="20"/>
               <w:jc w:val="left"/>
             </w:pPr>
@@ -355,6 +350,7 @@
           </w:tcPr>
           <w:p>
             <w:pPr>
+              <w:keepNext/>
               <w:spacing w:before="20" w:after="20"/>
               <w:jc w:val="center"/>
             </w:pPr>
@@ -379,6 +375,7 @@
           </w:tcPr>
           <w:p>
             <w:pPr>
+              <w:keepNext/>
               <w:spacing w:before="20" w:after="20"/>
               <w:jc w:val="left"/>
             </w:pPr>
@@ -422,6 +419,7 @@
           </w:tcPr>
           <w:p>
             <w:pPr>
+              <w:keepNext/>
               <w:spacing w:before="20" w:after="20"/>
               <w:jc w:val="center"/>
             </w:pPr>
@@ -453,6 +451,9 @@
         <w:gridCol w:w="1944"/>
       </w:tblGrid>
       <w:tr>
+        <w:trPr>
+          <w:cantSplit/>
+        </w:trPr>
         <w:tc>
           <w:tcPr>
             <w:shd w:val="clear" w:color="auto" w:fill="F2F2F2"/>
@@ -461,6 +462,7 @@
           </w:tcPr>
           <w:p>
             <w:pPr>
+              <w:keepNext/>
               <w:spacing w:before="20" w:after="20"/>
               <w:jc w:val="left"/>
             </w:pPr>
@@ -504,6 +506,7 @@
           </w:tcPr>
           <w:p>
             <w:pPr>
+              <w:keepNext/>
               <w:spacing w:before="20" w:after="20"/>
               <w:jc w:val="center"/>
             </w:pPr>
@@ -518,6 +521,7 @@
           </w:tcPr>
           <w:p>
             <w:pPr>
+              <w:keepNext/>
               <w:spacing w:before="20" w:after="20"/>
               <w:jc w:val="left"/>
             </w:pPr>
@@ -561,6 +565,7 @@
           </w:tcPr>
           <w:p>
             <w:pPr>
+              <w:keepNext/>
               <w:spacing w:before="20" w:after="20"/>
               <w:jc w:val="center"/>
             </w:pPr>
@@ -592,6 +597,9 @@
         <w:gridCol w:w="1944"/>
       </w:tblGrid>
       <w:tr>
+        <w:trPr>
+          <w:cantSplit/>
+        </w:trPr>
         <w:tc>
           <w:tcPr>
             <w:shd w:val="clear" w:color="auto" w:fill="F2F2F2"/>
@@ -600,6 +608,7 @@
           </w:tcPr>
           <w:p>
             <w:pPr>
+              <w:keepNext/>
               <w:spacing w:before="20" w:after="20"/>
               <w:jc w:val="left"/>
             </w:pPr>
@@ -643,6 +652,7 @@
           </w:tcPr>
           <w:p>
             <w:pPr>
+              <w:keepNext/>
               <w:spacing w:before="20" w:after="20"/>
               <w:jc w:val="center"/>
             </w:pPr>
@@ -657,6 +667,7 @@
           </w:tcPr>
           <w:p>
             <w:pPr>
+              <w:keepNext/>
               <w:spacing w:before="20" w:after="20"/>
               <w:jc w:val="left"/>
             </w:pPr>
@@ -700,6 +711,7 @@
           </w:tcPr>
           <w:p>
             <w:pPr>
+              <w:keepNext/>
               <w:spacing w:before="20" w:after="20"/>
               <w:jc w:val="center"/>
             </w:pPr>
@@ -729,6 +741,9 @@
         <w:gridCol w:w="7268"/>
       </w:tblGrid>
       <w:tr>
+        <w:trPr>
+          <w:cantSplit/>
+        </w:trPr>
         <w:tc>
           <w:tcPr>
             <w:shd w:val="clear" w:color="auto" w:fill="F2F2F2"/>
@@ -788,72 +803,62 @@
         </w:tc>
       </w:tr>
     </w:tbl>
-    <w:tbl>
-      <w:tblPr>
-        <w:tblLook w:firstColumn="1" w:firstRow="1" w:lastColumn="0" w:lastRow="0" w:noHBand="0" w:noVBand="1" w:val="04A0"/>
-        <w:tblLayout w:type="fixed"/>
-        <w:tblW w:type="dxa" w:w="10466"/>
-        <w:tblInd w:type="dxa" w:w="0"/>
+    <w:p>
+      <w:pPr>
+        <w:keepNext/>
+        <w:spacing w:before="0" w:after="0" w:lineRule="exact" w:line="240"/>
+      </w:pPr>
+    </w:p>
+    <w:p>
+      <w:pPr>
+        <w:spacing w:before="0" w:after="0"/>
         <w:jc w:val="center"/>
-        <w:tblBorders>
-          <w:top w:val="single" w:sz="4" w:space="0" w:color="2B547E"/>
-          <w:left w:val="single" w:sz="4" w:space="0" w:color="2B547E"/>
-          <w:bottom w:val="single" w:sz="4" w:space="0" w:color="2B547E"/>
-          <w:right w:val="single" w:sz="4" w:space="0" w:color="2B547E"/>
-          <w:insideH w:val="single" w:sz="4" w:space="0" w:color="2B547E"/>
-          <w:insideV w:val="single" w:sz="4" w:space="0" w:color="2B547E"/>
-        </w:tblBorders>
-      </w:tblPr>
-      <w:tblGrid>
-        <w:gridCol w:w="10466"/>
-      </w:tblGrid>
-      <w:tr>
-        <w:tc>
-          <w:tcPr>
-            <w:shd w:val="clear" w:color="auto" w:fill="2B547E"/>
-            <w:vAlign w:val="center"/>
-            <w:tcW w:type="dxa" w:w="10466"/>
-          </w:tcPr>
-          <w:p>
-            <w:pPr>
-              <w:spacing w:before="20" w:after="20"/>
-              <w:jc w:val="center"/>
-            </w:pPr>
-            <w:r/>
-            <w:r>
-              <w:rPr>
-                <w:rFonts w:ascii="Calibri" w:hAnsi="Calibri"/>
-                <w:b/>
-                <w:i w:val="0"/>
-                <w:color w:val="FFFFFF"/>
-                <w:sz w:val="22"/>
-              </w:rPr>
-              <w:t>2 Пратка</w:t>
-            </w:r>
-            <w:r>
-              <w:rPr>
-                <w:rFonts w:ascii="Calibri" w:hAnsi="Calibri"/>
-                <w:b w:val="0"/>
-                <w:i w:val="0"/>
-                <w:color w:val="FFFFFF"/>
-                <w:sz w:val="18"/>
-              </w:rPr>
-              <w:t xml:space="preserve"> | </w:t>
-            </w:r>
-            <w:r>
-              <w:rPr>
-                <w:rFonts w:ascii="Calibri" w:hAnsi="Calibri"/>
-                <w:b w:val="0"/>
-                <w:i w:val="0"/>
-                <w:color w:val="FFFFFF"/>
-                <w:sz w:val="18"/>
-              </w:rPr>
-              <w:t>Consignment</w:t>
-            </w:r>
-          </w:p>
-        </w:tc>
-      </w:tr>
-    </w:tbl>
+        <w:keepNext/>
+        <w:pBdr>
+          <w:top w:val="single" w:sz="4" w:space="2" w:color="2B547E"/>
+          <w:left w:val="single" w:sz="4" w:space="4" w:color="2B547E"/>
+          <w:bottom w:val="single" w:sz="4" w:space="2" w:color="2B547E"/>
+          <w:right w:val="single" w:sz="4" w:space="4" w:color="2B547E"/>
+        </w:pBdr>
+        <w:shd w:val="clear" w:color="auto" w:fill="2B547E"/>
+      </w:pPr>
+      <w:r>
+        <w:rPr>
+          <w:rFonts w:ascii="Calibri" w:hAnsi="Calibri"/>
+          <w:b/>
+          <w:i w:val="0"/>
+          <w:color w:val="FFFFFF"/>
+          <w:sz w:val="22"/>
+        </w:rPr>
+        <w:t>2 Пратка</w:t>
+      </w:r>
+      <w:r>
+        <w:rPr>
+          <w:rFonts w:ascii="Calibri" w:hAnsi="Calibri"/>
+          <w:b w:val="0"/>
+          <w:i w:val="0"/>
+          <w:color w:val="FFFFFF"/>
+          <w:sz w:val="18"/>
+        </w:rPr>
+        <w:t xml:space="preserve"> | </w:t>
+      </w:r>
+      <w:r>
+        <w:rPr>
+          <w:rFonts w:ascii="Calibri" w:hAnsi="Calibri"/>
+          <w:b w:val="0"/>
+          <w:i w:val="0"/>
+          <w:color w:val="FFFFFF"/>
+          <w:sz w:val="18"/>
+        </w:rPr>
+        <w:t>Consignment</w:t>
+      </w:r>
+    </w:p>
+    <w:p>
+      <w:pPr>
+        <w:keepNext/>
+        <w:spacing w:before="0" w:after="0" w:lineRule="exact" w:line="40"/>
+      </w:pPr>
+    </w:p>
     <w:tbl>
       <w:tblPr>
         <w:jc w:val="center"/>
@@ -877,6 +882,9 @@
         <w:gridCol w:w="2511"/>
       </w:tblGrid>
       <w:tr>
+        <w:trPr>
+          <w:cantSplit/>
+        </w:trPr>
         <w:tc>
           <w:tcPr>
             <w:shd w:val="clear" w:color="auto" w:fill="F2F2F2"/>
@@ -885,6 +893,7 @@
           </w:tcPr>
           <w:p>
             <w:pPr>
+              <w:keepNext/>
               <w:spacing w:before="20" w:after="20"/>
               <w:jc w:val="left"/>
             </w:pPr>
@@ -928,6 +937,7 @@
           </w:tcPr>
           <w:p>
             <w:pPr>
+              <w:keepNext/>
               <w:spacing w:before="20" w:after="20"/>
               <w:jc w:val="center"/>
             </w:pPr>
@@ -942,6 +952,7 @@
           </w:tcPr>
           <w:p>
             <w:pPr>
+              <w:keepNext/>
               <w:spacing w:before="20" w:after="20"/>
               <w:jc w:val="left"/>
             </w:pPr>
@@ -985,6 +996,7 @@
           </w:tcPr>
           <w:p>
             <w:pPr>
+              <w:keepNext/>
               <w:spacing w:before="20" w:after="20"/>
               <w:jc w:val="center"/>
             </w:pPr>
@@ -1014,6 +1026,9 @@
         <w:gridCol w:w="7541"/>
       </w:tblGrid>
       <w:tr>
+        <w:trPr>
+          <w:cantSplit/>
+        </w:trPr>
         <w:tc>
           <w:tcPr>
             <w:shd w:val="clear" w:color="auto" w:fill="F2F2F2"/>
@@ -1073,72 +1088,62 @@
         </w:tc>
       </w:tr>
     </w:tbl>
-    <w:tbl>
-      <w:tblPr>
-        <w:tblLook w:firstColumn="1" w:firstRow="1" w:lastColumn="0" w:lastRow="0" w:noHBand="0" w:noVBand="1" w:val="04A0"/>
-        <w:tblLayout w:type="fixed"/>
-        <w:tblW w:type="dxa" w:w="10466"/>
-        <w:tblInd w:type="dxa" w:w="0"/>
+    <w:p>
+      <w:pPr>
+        <w:keepNext/>
+        <w:spacing w:before="0" w:after="0" w:lineRule="exact" w:line="240"/>
+      </w:pPr>
+    </w:p>
+    <w:p>
+      <w:pPr>
+        <w:spacing w:before="0" w:after="0"/>
         <w:jc w:val="center"/>
-        <w:tblBorders>
-          <w:top w:val="single" w:sz="4" w:space="0" w:color="2B547E"/>
-          <w:left w:val="single" w:sz="4" w:space="0" w:color="2B547E"/>
-          <w:bottom w:val="single" w:sz="4" w:space="0" w:color="2B547E"/>
-          <w:right w:val="single" w:sz="4" w:space="0" w:color="2B547E"/>
-          <w:insideH w:val="single" w:sz="4" w:space="0" w:color="2B547E"/>
-          <w:insideV w:val="single" w:sz="4" w:space="0" w:color="2B547E"/>
-        </w:tblBorders>
-      </w:tblPr>
-      <w:tblGrid>
-        <w:gridCol w:w="10466"/>
-      </w:tblGrid>
-      <w:tr>
-        <w:tc>
-          <w:tcPr>
-            <w:shd w:val="clear" w:color="auto" w:fill="2B547E"/>
-            <w:vAlign w:val="center"/>
-            <w:tcW w:type="dxa" w:w="10466"/>
-          </w:tcPr>
-          <w:p>
-            <w:pPr>
-              <w:spacing w:before="20" w:after="20"/>
-              <w:jc w:val="center"/>
-            </w:pPr>
-            <w:r/>
-            <w:r>
-              <w:rPr>
-                <w:rFonts w:ascii="Calibri" w:hAnsi="Calibri"/>
-                <w:b/>
-                <w:i w:val="0"/>
-                <w:color w:val="FFFFFF"/>
-                <w:sz w:val="22"/>
-              </w:rPr>
-              <w:t>3 Посебни барања</w:t>
-            </w:r>
-            <w:r>
-              <w:rPr>
-                <w:rFonts w:ascii="Calibri" w:hAnsi="Calibri"/>
-                <w:b w:val="0"/>
-                <w:i w:val="0"/>
-                <w:color w:val="FFFFFF"/>
-                <w:sz w:val="18"/>
-              </w:rPr>
-              <w:t xml:space="preserve"> | </w:t>
-            </w:r>
-            <w:r>
-              <w:rPr>
-                <w:rFonts w:ascii="Calibri" w:hAnsi="Calibri"/>
-                <w:b w:val="0"/>
-                <w:i w:val="0"/>
-                <w:color w:val="FFFFFF"/>
-                <w:sz w:val="18"/>
-              </w:rPr>
-              <w:t>Special requirements</w:t>
-            </w:r>
-          </w:p>
-        </w:tc>
-      </w:tr>
-    </w:tbl>
+        <w:keepNext/>
+        <w:pBdr>
+          <w:top w:val="single" w:sz="4" w:space="2" w:color="2B547E"/>
+          <w:left w:val="single" w:sz="4" w:space="4" w:color="2B547E"/>
+          <w:bottom w:val="single" w:sz="4" w:space="2" w:color="2B547E"/>
+          <w:right w:val="single" w:sz="4" w:space="4" w:color="2B547E"/>
+        </w:pBdr>
+        <w:shd w:val="clear" w:color="auto" w:fill="2B547E"/>
+      </w:pPr>
+      <w:r>
+        <w:rPr>
+          <w:rFonts w:ascii="Calibri" w:hAnsi="Calibri"/>
+          <w:b/>
+          <w:i w:val="0"/>
+          <w:color w:val="FFFFFF"/>
+          <w:sz w:val="22"/>
+        </w:rPr>
+        <w:t>3 Посебни барања</w:t>
+      </w:r>
+      <w:r>
+        <w:rPr>
+          <w:rFonts w:ascii="Calibri" w:hAnsi="Calibri"/>
+          <w:b w:val="0"/>
+          <w:i w:val="0"/>
+          <w:color w:val="FFFFFF"/>
+          <w:sz w:val="18"/>
+        </w:rPr>
+        <w:t xml:space="preserve"> | </w:t>
+      </w:r>
+      <w:r>
+        <w:rPr>
+          <w:rFonts w:ascii="Calibri" w:hAnsi="Calibri"/>
+          <w:b w:val="0"/>
+          <w:i w:val="0"/>
+          <w:color w:val="FFFFFF"/>
+          <w:sz w:val="18"/>
+        </w:rPr>
+        <w:t>Special requirements</w:t>
+      </w:r>
+    </w:p>
+    <w:p>
+      <w:pPr>
+        <w:keepNext/>
+        <w:spacing w:before="0" w:after="0" w:lineRule="exact" w:line="40"/>
+      </w:pPr>
+    </w:p>
     <w:tbl>
       <w:tblPr>
         <w:jc w:val="center"/>
@@ -1429,11 +1434,17 @@
         </w:tc>
       </w:tr>
     </w:tbl>
+    <w:p>
+      <w:pPr>
+        <w:keepNext/>
+        <w:spacing w:before="0" w:after="0" w:lineRule="exact" w:line="120"/>
+      </w:pPr>
+    </w:p>
     <w:tbl>
       <w:tblPr>
         <w:tblLook w:firstColumn="1" w:firstRow="1" w:lastColumn="0" w:lastRow="0" w:noHBand="0" w:noVBand="1" w:val="04A0"/>
         <w:tblLayout w:type="fixed"/>
-        <w:tblW w:type="dxa" w:w="5605"/>
+        <w:tblW w:type="dxa" w:w="10466"/>
         <w:tblInd w:type="dxa" w:w="0"/>
         <w:jc w:val="center"/>
         <w:tblBorders>
@@ -1446,21 +1457,23 @@
         </w:tblBorders>
       </w:tblPr>
       <w:tblGrid>
-        <w:gridCol w:w="3631"/>
-        <w:gridCol w:w="1974"/>
+        <w:gridCol w:w="6779"/>
+        <w:gridCol w:w="3686"/>
       </w:tblGrid>
       <w:tr>
         <w:trPr>
           <w:tblHeader w:val="true"/>
+          <w:cantSplit/>
         </w:trPr>
         <w:tc>
           <w:tcPr>
             <w:shd w:val="clear" w:color="auto" w:fill="2B547E"/>
             <w:vAlign w:val="center"/>
-            <w:tcW w:type="dxa" w:w="3631"/>
-          </w:tcPr>
-          <w:p>
-            <w:pPr>
+            <w:tcW w:type="dxa" w:w="6779"/>
+          </w:tcPr>
+          <w:p>
+            <w:pPr>
+              <w:keepNext/>
               <w:spacing w:before="20" w:after="20"/>
               <w:jc w:val="center"/>
             </w:pPr>
@@ -1501,10 +1514,11 @@
           <w:tcPr>
             <w:shd w:val="clear" w:color="auto" w:fill="2B547E"/>
             <w:vAlign w:val="center"/>
-            <w:tcW w:type="dxa" w:w="1974"/>
-          </w:tcPr>
-          <w:p>
-            <w:pPr>
+            <w:tcW w:type="dxa" w:w="3686"/>
+          </w:tcPr>
+          <w:p>
+            <w:pPr>
+              <w:keepNext/>
               <w:spacing w:before="20" w:after="20"/>
               <w:jc w:val="center"/>
             </w:pPr>
@@ -1543,14 +1557,18 @@
         </w:tc>
       </w:tr>
       <w:tr>
+        <w:trPr>
+          <w:cantSplit/>
+        </w:trPr>
         <w:tc>
           <w:tcPr>
             <w:shd w:val="clear" w:color="auto" w:fill="F2F2F2"/>
             <w:vAlign w:val="center"/>
-            <w:tcW w:type="dxa" w:w="3631"/>
-          </w:tcPr>
-          <w:p>
-            <w:pPr>
+            <w:tcW w:type="dxa" w:w="6779"/>
+          </w:tcPr>
+          <w:p>
+            <w:pPr>
+              <w:keepNext/>
               <w:spacing w:before="20" w:after="20"/>
               <w:jc w:val="center"/>
             </w:pPr>
@@ -1590,10 +1608,11 @@
         <w:tc>
           <w:tcPr>
             <w:vAlign w:val="center"/>
-            <w:tcW w:type="dxa" w:w="1974"/>
-          </w:tcPr>
-          <w:p>
-            <w:pPr>
+            <w:tcW w:type="dxa" w:w="3686"/>
+          </w:tcPr>
+          <w:p>
+            <w:pPr>
+              <w:keepNext/>
               <w:spacing w:before="20" w:after="20"/>
               <w:jc w:val="center"/>
             </w:pPr>
@@ -1632,14 +1651,18 @@
         </w:tc>
       </w:tr>
       <w:tr>
+        <w:trPr>
+          <w:cantSplit/>
+        </w:trPr>
         <w:tc>
           <w:tcPr>
             <w:shd w:val="clear" w:color="auto" w:fill="F2F2F2"/>
             <w:vAlign w:val="center"/>
-            <w:tcW w:type="dxa" w:w="3631"/>
-          </w:tcPr>
-          <w:p>
-            <w:pPr>
+            <w:tcW w:type="dxa" w:w="6779"/>
+          </w:tcPr>
+          <w:p>
+            <w:pPr>
+              <w:keepNext/>
               <w:spacing w:before="20" w:after="20"/>
               <w:jc w:val="center"/>
             </w:pPr>
@@ -1680,10 +1703,11 @@
           <w:tcPr>
             <w:shd w:val="clear" w:color="auto" w:fill="F7FAFC"/>
             <w:vAlign w:val="center"/>
-            <w:tcW w:type="dxa" w:w="1974"/>
-          </w:tcPr>
-          <w:p>
-            <w:pPr>
+            <w:tcW w:type="dxa" w:w="3686"/>
+          </w:tcPr>
+          <w:p>
+            <w:pPr>
+              <w:keepNext/>
               <w:spacing w:before="20" w:after="20"/>
               <w:jc w:val="center"/>
             </w:pPr>
@@ -1722,14 +1746,18 @@
         </w:tc>
       </w:tr>
       <w:tr>
+        <w:trPr>
+          <w:cantSplit/>
+        </w:trPr>
         <w:tc>
           <w:tcPr>
             <w:shd w:val="clear" w:color="auto" w:fill="F2F2F2"/>
             <w:vAlign w:val="center"/>
-            <w:tcW w:type="dxa" w:w="3631"/>
-          </w:tcPr>
-          <w:p>
-            <w:pPr>
+            <w:tcW w:type="dxa" w:w="6779"/>
+          </w:tcPr>
+          <w:p>
+            <w:pPr>
+              <w:keepNext/>
               <w:spacing w:before="20" w:after="20"/>
               <w:jc w:val="center"/>
             </w:pPr>
@@ -1769,10 +1797,11 @@
         <w:tc>
           <w:tcPr>
             <w:vAlign w:val="center"/>
-            <w:tcW w:type="dxa" w:w="1974"/>
-          </w:tcPr>
-          <w:p>
-            <w:pPr>
+            <w:tcW w:type="dxa" w:w="3686"/>
+          </w:tcPr>
+          <w:p>
+            <w:pPr>
+              <w:keepNext/>
               <w:spacing w:before="20" w:after="20"/>
               <w:jc w:val="center"/>
             </w:pPr>
@@ -1811,14 +1840,18 @@
         </w:tc>
       </w:tr>
       <w:tr>
+        <w:trPr>
+          <w:cantSplit/>
+        </w:trPr>
         <w:tc>
           <w:tcPr>
             <w:shd w:val="clear" w:color="auto" w:fill="F2F2F2"/>
             <w:vAlign w:val="center"/>
-            <w:tcW w:type="dxa" w:w="3631"/>
-          </w:tcPr>
-          <w:p>
-            <w:pPr>
+            <w:tcW w:type="dxa" w:w="6779"/>
+          </w:tcPr>
+          <w:p>
+            <w:pPr>
+              <w:keepNext/>
               <w:spacing w:before="20" w:after="20"/>
               <w:jc w:val="center"/>
             </w:pPr>
@@ -1859,10 +1892,11 @@
           <w:tcPr>
             <w:shd w:val="clear" w:color="auto" w:fill="F7FAFC"/>
             <w:vAlign w:val="center"/>
-            <w:tcW w:type="dxa" w:w="1974"/>
-          </w:tcPr>
-          <w:p>
-            <w:pPr>
+            <w:tcW w:type="dxa" w:w="3686"/>
+          </w:tcPr>
+          <w:p>
+            <w:pPr>
+              <w:keepNext/>
               <w:spacing w:before="20" w:after="20"/>
               <w:jc w:val="center"/>
             </w:pPr>
@@ -1901,14 +1935,18 @@
         </w:tc>
       </w:tr>
       <w:tr>
+        <w:trPr>
+          <w:cantSplit/>
+        </w:trPr>
         <w:tc>
           <w:tcPr>
             <w:shd w:val="clear" w:color="auto" w:fill="F2F2F2"/>
             <w:vAlign w:val="center"/>
-            <w:tcW w:type="dxa" w:w="3631"/>
-          </w:tcPr>
-          <w:p>
-            <w:pPr>
+            <w:tcW w:type="dxa" w:w="6779"/>
+          </w:tcPr>
+          <w:p>
+            <w:pPr>
+              <w:keepNext/>
               <w:spacing w:before="20" w:after="20"/>
               <w:jc w:val="center"/>
             </w:pPr>
@@ -1948,10 +1986,11 @@
         <w:tc>
           <w:tcPr>
             <w:vAlign w:val="center"/>
-            <w:tcW w:type="dxa" w:w="1974"/>
-          </w:tcPr>
-          <w:p>
-            <w:pPr>
+            <w:tcW w:type="dxa" w:w="3686"/>
+          </w:tcPr>
+          <w:p>
+            <w:pPr>
+              <w:keepNext/>
               <w:spacing w:before="20" w:after="20"/>
               <w:jc w:val="center"/>
             </w:pPr>
@@ -1990,11 +2029,14 @@
         </w:tc>
       </w:tr>
       <w:tr>
+        <w:trPr>
+          <w:cantSplit/>
+        </w:trPr>
         <w:tc>
           <w:tcPr>
             <w:shd w:val="clear" w:color="auto" w:fill="F2F2F2"/>
             <w:vAlign w:val="center"/>
-            <w:tcW w:type="dxa" w:w="3631"/>
+            <w:tcW w:type="dxa" w:w="6779"/>
           </w:tcPr>
           <w:p>
             <w:pPr>
@@ -2038,7 +2080,7 @@
           <w:tcPr>
             <w:shd w:val="clear" w:color="auto" w:fill="F7FAFC"/>
             <w:vAlign w:val="center"/>
-            <w:tcW w:type="dxa" w:w="1974"/>
+            <w:tcW w:type="dxa" w:w="3686"/>
           </w:tcPr>
           <w:p>
             <w:pPr>
@@ -2080,6 +2122,12 @@
         </w:tc>
       </w:tr>
     </w:tbl>
+    <w:p>
+      <w:pPr>
+        <w:keepNext/>
+        <w:spacing w:before="0" w:after="0" w:lineRule="exact" w:line="120"/>
+      </w:pPr>
+    </w:p>
     <w:tbl>
       <w:tblPr>
         <w:tblLook w:firstColumn="1" w:firstRow="1" w:lastColumn="0" w:lastRow="0" w:noHBand="0" w:noVBand="1" w:val="04A0"/>
@@ -2101,6 +2149,9 @@
         <w:gridCol w:w="6790"/>
       </w:tblGrid>
       <w:tr>
+        <w:trPr>
+          <w:cantSplit/>
+        </w:trPr>
         <w:tc>
           <w:tcPr>
             <w:shd w:val="clear" w:color="auto" w:fill="F2F2F2"/>
@@ -2109,6 +2160,7 @@
           </w:tcPr>
           <w:p>
             <w:pPr>
+              <w:keepNext/>
               <w:spacing w:before="20" w:after="20"/>
               <w:jc w:val="left"/>
             </w:pPr>
@@ -2152,6 +2204,7 @@
           </w:tcPr>
           <w:p>
             <w:pPr>
+              <w:keepNext/>
               <w:spacing w:before="20" w:after="20"/>
               <w:jc w:val="center"/>
             </w:pPr>
@@ -2160,6 +2213,9 @@
         </w:tc>
       </w:tr>
       <w:tr>
+        <w:trPr>
+          <w:cantSplit/>
+        </w:trPr>
         <w:tc>
           <w:tcPr>
             <w:shd w:val="clear" w:color="auto" w:fill="F2F2F2"/>
@@ -2219,13 +2275,69 @@
         </w:tc>
       </w:tr>
     </w:tbl>
+    <w:p>
+      <w:pPr>
+        <w:keepNext/>
+        <w:spacing w:before="0" w:after="0" w:lineRule="exact" w:line="240"/>
+      </w:pPr>
+    </w:p>
+    <w:p>
+      <w:pPr>
+        <w:spacing w:before="0" w:after="0"/>
+        <w:jc w:val="center"/>
+        <w:keepNext/>
+        <w:pBdr>
+          <w:top w:val="single" w:sz="4" w:space="2" w:color="2B547E"/>
+          <w:left w:val="single" w:sz="4" w:space="4" w:color="2B547E"/>
+          <w:bottom w:val="single" w:sz="4" w:space="2" w:color="2B547E"/>
+          <w:right w:val="single" w:sz="4" w:space="4" w:color="2B547E"/>
+        </w:pBdr>
+        <w:shd w:val="clear" w:color="auto" w:fill="2B547E"/>
+      </w:pPr>
+      <w:r>
+        <w:rPr>
+          <w:rFonts w:ascii="Calibri" w:hAnsi="Calibri"/>
+          <w:b/>
+          <w:i w:val="0"/>
+          <w:color w:val="FFFFFF"/>
+          <w:sz w:val="22"/>
+        </w:rPr>
+        <w:t>4 Потврда од обезбедувачката компанија</w:t>
+      </w:r>
+      <w:r>
+        <w:rPr>
+          <w:rFonts w:ascii="Calibri" w:hAnsi="Calibri"/>
+          <w:b w:val="0"/>
+          <w:i w:val="0"/>
+          <w:color w:val="FFFFFF"/>
+          <w:sz w:val="18"/>
+        </w:rPr>
+        <w:t xml:space="preserve"> | </w:t>
+      </w:r>
+      <w:r>
+        <w:rPr>
+          <w:rFonts w:ascii="Calibri" w:hAnsi="Calibri"/>
+          <w:b w:val="0"/>
+          <w:i w:val="0"/>
+          <w:color w:val="FFFFFF"/>
+          <w:sz w:val="18"/>
+        </w:rPr>
+        <w:t>Confirmation by the security company</w:t>
+      </w:r>
+    </w:p>
+    <w:p>
+      <w:pPr>
+        <w:keepNext/>
+        <w:spacing w:before="0" w:after="0" w:lineRule="exact" w:line="40"/>
+      </w:pPr>
+    </w:p>
     <w:tbl>
       <w:tblPr>
+        <w:jc w:val="center"/>
         <w:tblLook w:firstColumn="1" w:firstRow="1" w:lastColumn="0" w:lastRow="0" w:noHBand="0" w:noVBand="1" w:val="04A0"/>
         <w:tblLayout w:type="fixed"/>
-        <w:tblW w:type="dxa" w:w="10466"/>
+        <w:tblW w:type="pct" w:w="5000"/>
         <w:tblInd w:type="dxa" w:w="0"/>
-        <w:jc w:val="center"/>
         <w:tblBorders>
           <w:top w:val="single" w:sz="4" w:space="0" w:color="2B547E"/>
           <w:left w:val="single" w:sz="4" w:space="0" w:color="2B547E"/>
@@ -2236,38 +2348,104 @@
         </w:tblBorders>
       </w:tblPr>
       <w:tblGrid>
-        <w:gridCol w:w="10466"/>
+        <w:gridCol w:w="3288"/>
+        <w:gridCol w:w="1944"/>
+        <w:gridCol w:w="3288"/>
+        <w:gridCol w:w="1944"/>
       </w:tblGrid>
       <w:tr>
-        <w:tc>
-          <w:tcPr>
-            <w:shd w:val="clear" w:color="auto" w:fill="2B547E"/>
-            <w:vAlign w:val="center"/>
-            <w:tcW w:type="dxa" w:w="10466"/>
-          </w:tcPr>
-          <w:p>
-            <w:pPr>
+        <w:trPr>
+          <w:cantSplit/>
+        </w:trPr>
+        <w:tc>
+          <w:tcPr>
+            <w:shd w:val="clear" w:color="auto" w:fill="F2F2F2"/>
+            <w:vAlign w:val="center"/>
+            <w:tcW w:type="pct" w:w="1570"/>
+          </w:tcPr>
+          <w:p>
+            <w:pPr>
+              <w:keepNext/>
+              <w:spacing w:before="20" w:after="20"/>
+              <w:jc w:val="left"/>
+            </w:pPr>
+            <w:r/>
+            <w:r>
+              <w:rPr>
+                <w:rFonts w:ascii="Calibri" w:hAnsi="Calibri"/>
+                <w:b/>
+                <w:i w:val="0"/>
+                <w:color w:val="000000"/>
+                <w:sz w:val="20"/>
+              </w:rPr>
+              <w:t>Возач 1 (име, дозвола, лична карта)</w:t>
+            </w:r>
+            <w:r>
+              <w:rPr>
+                <w:rFonts w:ascii="Calibri" w:hAnsi="Calibri"/>
+                <w:b w:val="0"/>
+                <w:i w:val="0"/>
+                <w:color w:val="000000"/>
+                <w:sz w:val="16"/>
+              </w:rPr>
+              <w:t xml:space="preserve"> | </w:t>
+            </w:r>
+            <w:r>
+              <w:rPr>
+                <w:rFonts w:ascii="Calibri" w:hAnsi="Calibri"/>
+                <w:b w:val="0"/>
+                <w:i w:val="0"/>
+                <w:color w:val="000000"/>
+                <w:sz w:val="16"/>
+              </w:rPr>
+              <w:t>Driver 1 (name, licence, ID)</w:t>
+            </w:r>
+          </w:p>
+        </w:tc>
+        <w:tc>
+          <w:tcPr>
+            <w:vAlign w:val="center"/>
+            <w:tcW w:type="pct" w:w="929"/>
+          </w:tcPr>
+          <w:p>
+            <w:pPr>
+              <w:keepNext/>
               <w:spacing w:before="20" w:after="20"/>
               <w:jc w:val="center"/>
             </w:pPr>
             <w:r/>
+          </w:p>
+        </w:tc>
+        <w:tc>
+          <w:tcPr>
+            <w:shd w:val="clear" w:color="auto" w:fill="F2F2F2"/>
+            <w:vAlign w:val="center"/>
+            <w:tcW w:type="pct" w:w="1570"/>
+          </w:tcPr>
+          <w:p>
+            <w:pPr>
+              <w:keepNext/>
+              <w:spacing w:before="20" w:after="20"/>
+              <w:jc w:val="left"/>
+            </w:pPr>
+            <w:r/>
             <w:r>
               <w:rPr>
                 <w:rFonts w:ascii="Calibri" w:hAnsi="Calibri"/>
                 <w:b/>
                 <w:i w:val="0"/>
-                <w:color w:val="FFFFFF"/>
-                <w:sz w:val="22"/>
-              </w:rPr>
-              <w:t>4 Потврда од обезбедувачката компанија</w:t>
-            </w:r>
-            <w:r>
-              <w:rPr>
-                <w:rFonts w:ascii="Calibri" w:hAnsi="Calibri"/>
-                <w:b w:val="0"/>
-                <w:i w:val="0"/>
-                <w:color w:val="FFFFFF"/>
-                <w:sz w:val="18"/>
+                <w:color w:val="000000"/>
+                <w:sz w:val="20"/>
+              </w:rPr>
+              <w:t>Возач 2 (име, дозвола, лична карта)</w:t>
+            </w:r>
+            <w:r>
+              <w:rPr>
+                <w:rFonts w:ascii="Calibri" w:hAnsi="Calibri"/>
+                <w:b w:val="0"/>
+                <w:i w:val="0"/>
+                <w:color w:val="000000"/>
+                <w:sz w:val="16"/>
               </w:rPr>
               <w:t xml:space="preserve"> | </w:t>
             </w:r>
@@ -2276,11 +2454,25 @@
                 <w:rFonts w:ascii="Calibri" w:hAnsi="Calibri"/>
                 <w:b w:val="0"/>
                 <w:i w:val="0"/>
-                <w:color w:val="FFFFFF"/>
-                <w:sz w:val="18"/>
-              </w:rPr>
-              <w:t>Confirmation by the security company</w:t>
-            </w:r>
+                <w:color w:val="000000"/>
+                <w:sz w:val="16"/>
+              </w:rPr>
+              <w:t>Driver 2 (name, licence, ID)</w:t>
+            </w:r>
+          </w:p>
+        </w:tc>
+        <w:tc>
+          <w:tcPr>
+            <w:vAlign w:val="center"/>
+            <w:tcW w:type="pct" w:w="929"/>
+          </w:tcPr>
+          <w:p>
+            <w:pPr>
+              <w:keepNext/>
+              <w:spacing w:before="20" w:after="20"/>
+              <w:jc w:val="center"/>
+            </w:pPr>
+            <w:r/>
           </w:p>
         </w:tc>
       </w:tr>
@@ -2308,6 +2500,9 @@
         <w:gridCol w:w="1944"/>
       </w:tblGrid>
       <w:tr>
+        <w:trPr>
+          <w:cantSplit/>
+        </w:trPr>
         <w:tc>
           <w:tcPr>
             <w:shd w:val="clear" w:color="auto" w:fill="F2F2F2"/>
@@ -2316,6 +2511,7 @@
           </w:tcPr>
           <w:p>
             <w:pPr>
+              <w:keepNext/>
               <w:spacing w:before="20" w:after="20"/>
               <w:jc w:val="left"/>
             </w:pPr>
@@ -2328,7 +2524,7 @@
                 <w:color w:val="000000"/>
                 <w:sz w:val="20"/>
               </w:rPr>
-              <w:t>Возач 1 (име, дозвола, лична карта)</w:t>
+              <w:t>Возило (регистарски број)</w:t>
             </w:r>
             <w:r>
               <w:rPr>
@@ -2348,7 +2544,7 @@
                 <w:color w:val="000000"/>
                 <w:sz w:val="16"/>
               </w:rPr>
-              <w:t>Driver 1 (name, licence, ID)</w:t>
+              <w:t>Vehicle (registration)</w:t>
             </w:r>
           </w:p>
         </w:tc>
@@ -2359,6 +2555,7 @@
           </w:tcPr>
           <w:p>
             <w:pPr>
+              <w:keepNext/>
               <w:spacing w:before="20" w:after="20"/>
               <w:jc w:val="center"/>
             </w:pPr>
@@ -2373,6 +2570,7 @@
           </w:tcPr>
           <w:p>
             <w:pPr>
+              <w:keepNext/>
               <w:spacing w:before="20" w:after="20"/>
               <w:jc w:val="left"/>
             </w:pPr>
@@ -2385,7 +2583,7 @@
                 <w:color w:val="000000"/>
                 <w:sz w:val="20"/>
               </w:rPr>
-              <w:t>Возач 2 (име, дозвола, лична карта)</w:t>
+              <w:t>Сериски број на GPS-уредот</w:t>
             </w:r>
             <w:r>
               <w:rPr>
@@ -2405,7 +2603,7 @@
                 <w:color w:val="000000"/>
                 <w:sz w:val="16"/>
               </w:rPr>
-              <w:t>Driver 2 (name, licence, ID)</w:t>
+              <w:t>GPS unit serial No.</w:t>
             </w:r>
           </w:p>
         </w:tc>
@@ -2416,6 +2614,7 @@
           </w:tcPr>
           <w:p>
             <w:pPr>
+              <w:keepNext/>
               <w:spacing w:before="20" w:after="20"/>
               <w:jc w:val="center"/>
             </w:pPr>
@@ -2447,6 +2646,9 @@
         <w:gridCol w:w="1944"/>
       </w:tblGrid>
       <w:tr>
+        <w:trPr>
+          <w:cantSplit/>
+        </w:trPr>
         <w:tc>
           <w:tcPr>
             <w:shd w:val="clear" w:color="auto" w:fill="F2F2F2"/>
@@ -2455,6 +2657,7 @@
           </w:tcPr>
           <w:p>
             <w:pPr>
+              <w:keepNext/>
               <w:spacing w:before="20" w:after="20"/>
               <w:jc w:val="left"/>
             </w:pPr>
@@ -2467,7 +2670,7 @@
                 <w:color w:val="000000"/>
                 <w:sz w:val="20"/>
               </w:rPr>
-              <w:t>Возило (регистарски број)</w:t>
+              <w:t>Квалификација на возилото (код)</w:t>
             </w:r>
             <w:r>
               <w:rPr>
@@ -2487,7 +2690,7 @@
                 <w:color w:val="000000"/>
                 <w:sz w:val="16"/>
               </w:rPr>
-              <w:t>Vehicle (registration)</w:t>
+              <w:t>Vehicle qualification (code)</w:t>
             </w:r>
           </w:p>
         </w:tc>
@@ -2498,6 +2701,7 @@
           </w:tcPr>
           <w:p>
             <w:pPr>
+              <w:keepNext/>
               <w:spacing w:before="20" w:after="20"/>
               <w:jc w:val="center"/>
             </w:pPr>
@@ -2512,6 +2716,7 @@
           </w:tcPr>
           <w:p>
             <w:pPr>
+              <w:keepNext/>
               <w:spacing w:before="20" w:after="20"/>
               <w:jc w:val="left"/>
             </w:pPr>
@@ -2524,7 +2729,7 @@
                 <w:color w:val="000000"/>
                 <w:sz w:val="20"/>
               </w:rPr>
-              <w:t>Сериски број на GPS-уредот</w:t>
+              <w:t>Потврдено време на преземање</w:t>
             </w:r>
             <w:r>
               <w:rPr>
@@ -2544,7 +2749,7 @@
                 <w:color w:val="000000"/>
                 <w:sz w:val="16"/>
               </w:rPr>
-              <w:t>GPS unit serial No.</w:t>
+              <w:t>Confirmed pickup time</w:t>
             </w:r>
           </w:p>
         </w:tc>
@@ -2555,145 +2760,7 @@
           </w:tcPr>
           <w:p>
             <w:pPr>
-              <w:spacing w:before="20" w:after="20"/>
-              <w:jc w:val="center"/>
-            </w:pPr>
-            <w:r/>
-          </w:p>
-        </w:tc>
-      </w:tr>
-    </w:tbl>
-    <w:tbl>
-      <w:tblPr>
-        <w:jc w:val="center"/>
-        <w:tblLook w:firstColumn="1" w:firstRow="1" w:lastColumn="0" w:lastRow="0" w:noHBand="0" w:noVBand="1" w:val="04A0"/>
-        <w:tblLayout w:type="fixed"/>
-        <w:tblW w:type="pct" w:w="5000"/>
-        <w:tblInd w:type="dxa" w:w="0"/>
-        <w:tblBorders>
-          <w:top w:val="single" w:sz="4" w:space="0" w:color="2B547E"/>
-          <w:left w:val="single" w:sz="4" w:space="0" w:color="2B547E"/>
-          <w:bottom w:val="single" w:sz="4" w:space="0" w:color="2B547E"/>
-          <w:right w:val="single" w:sz="4" w:space="0" w:color="2B547E"/>
-          <w:insideH w:val="single" w:sz="4" w:space="0" w:color="2B547E"/>
-          <w:insideV w:val="single" w:sz="4" w:space="0" w:color="2B547E"/>
-        </w:tblBorders>
-      </w:tblPr>
-      <w:tblGrid>
-        <w:gridCol w:w="3288"/>
-        <w:gridCol w:w="1944"/>
-        <w:gridCol w:w="3288"/>
-        <w:gridCol w:w="1944"/>
-      </w:tblGrid>
-      <w:tr>
-        <w:tc>
-          <w:tcPr>
-            <w:shd w:val="clear" w:color="auto" w:fill="F2F2F2"/>
-            <w:vAlign w:val="center"/>
-            <w:tcW w:type="pct" w:w="1570"/>
-          </w:tcPr>
-          <w:p>
-            <w:pPr>
-              <w:spacing w:before="20" w:after="20"/>
-              <w:jc w:val="left"/>
-            </w:pPr>
-            <w:r/>
-            <w:r>
-              <w:rPr>
-                <w:rFonts w:ascii="Calibri" w:hAnsi="Calibri"/>
-                <w:b/>
-                <w:i w:val="0"/>
-                <w:color w:val="000000"/>
-                <w:sz w:val="20"/>
-              </w:rPr>
-              <w:t>Квалификација на возилото (код)</w:t>
-            </w:r>
-            <w:r>
-              <w:rPr>
-                <w:rFonts w:ascii="Calibri" w:hAnsi="Calibri"/>
-                <w:b w:val="0"/>
-                <w:i w:val="0"/>
-                <w:color w:val="000000"/>
-                <w:sz w:val="16"/>
-              </w:rPr>
-              <w:t xml:space="preserve"> | </w:t>
-            </w:r>
-            <w:r>
-              <w:rPr>
-                <w:rFonts w:ascii="Calibri" w:hAnsi="Calibri"/>
-                <w:b w:val="0"/>
-                <w:i w:val="0"/>
-                <w:color w:val="000000"/>
-                <w:sz w:val="16"/>
-              </w:rPr>
-              <w:t>Vehicle qualification (code)</w:t>
-            </w:r>
-          </w:p>
-        </w:tc>
-        <w:tc>
-          <w:tcPr>
-            <w:vAlign w:val="center"/>
-            <w:tcW w:type="pct" w:w="929"/>
-          </w:tcPr>
-          <w:p>
-            <w:pPr>
-              <w:spacing w:before="20" w:after="20"/>
-              <w:jc w:val="center"/>
-            </w:pPr>
-            <w:r/>
-          </w:p>
-        </w:tc>
-        <w:tc>
-          <w:tcPr>
-            <w:shd w:val="clear" w:color="auto" w:fill="F2F2F2"/>
-            <w:vAlign w:val="center"/>
-            <w:tcW w:type="pct" w:w="1570"/>
-          </w:tcPr>
-          <w:p>
-            <w:pPr>
-              <w:spacing w:before="20" w:after="20"/>
-              <w:jc w:val="left"/>
-            </w:pPr>
-            <w:r/>
-            <w:r>
-              <w:rPr>
-                <w:rFonts w:ascii="Calibri" w:hAnsi="Calibri"/>
-                <w:b/>
-                <w:i w:val="0"/>
-                <w:color w:val="000000"/>
-                <w:sz w:val="20"/>
-              </w:rPr>
-              <w:t>Потврдено време на преземање</w:t>
-            </w:r>
-            <w:r>
-              <w:rPr>
-                <w:rFonts w:ascii="Calibri" w:hAnsi="Calibri"/>
-                <w:b w:val="0"/>
-                <w:i w:val="0"/>
-                <w:color w:val="000000"/>
-                <w:sz w:val="16"/>
-              </w:rPr>
-              <w:t xml:space="preserve"> | </w:t>
-            </w:r>
-            <w:r>
-              <w:rPr>
-                <w:rFonts w:ascii="Calibri" w:hAnsi="Calibri"/>
-                <w:b w:val="0"/>
-                <w:i w:val="0"/>
-                <w:color w:val="000000"/>
-                <w:sz w:val="16"/>
-              </w:rPr>
-              <w:t>Confirmed pickup time</w:t>
-            </w:r>
-          </w:p>
-        </w:tc>
-        <w:tc>
-          <w:tcPr>
-            <w:vAlign w:val="center"/>
-            <w:tcW w:type="pct" w:w="929"/>
-          </w:tcPr>
-          <w:p>
-            <w:pPr>
+              <w:keepNext/>
               <w:spacing w:before="20" w:after="20"/>
               <w:jc w:val="center"/>
             </w:pPr>
@@ -2723,6 +2790,9 @@
         <w:gridCol w:w="7178"/>
       </w:tblGrid>
       <w:tr>
+        <w:trPr>
+          <w:cantSplit/>
+        </w:trPr>
         <w:tc>
           <w:tcPr>
             <w:shd w:val="clear" w:color="auto" w:fill="F2F2F2"/>

--- a/deliverables/inland_transport_2026-10/docx/WHSOP_003_A03.docx
+++ b/deliverables/inland_transport_2026-10/docx/WHSOP_003_A03.docx
@@ -31,7 +31,7 @@
           <w:color w:val="000000"/>
           <w:sz w:val="28"/>
         </w:rPr>
-        <w:t>Известување до договорната обезбедувачка компанија</w:t>
+        <w:t>Етикети и листи на пакување за палети и картони</w:t>
       </w:r>
       <w:r>
         <w:rPr>
@@ -51,7 +51,7 @@
           <w:color w:val="595959"/>
           <w:sz w:val="20"/>
         </w:rPr>
-        <w:t>Notification to the Contracted Security Company</w:t>
+        <w:t>Pallet and Carton Labels and Packing Lists</w:t>
       </w:r>
     </w:p>
     <w:p>
@@ -117,7 +117,7 @@
           <w:color w:val="FFFFFF"/>
           <w:sz w:val="22"/>
         </w:rPr>
-        <w:t>1 Барање</w:t>
+        <w:t>1 Упатство</w:t>
       </w:r>
       <w:r>
         <w:rPr>
@@ -137,7 +137,129 @@
           <w:color w:val="FFFFFF"/>
           <w:sz w:val="18"/>
         </w:rPr>
-        <w:t>Request</w:t>
+        <w:t>Instructions</w:t>
+      </w:r>
+    </w:p>
+    <w:p>
+      <w:pPr>
+        <w:spacing w:before="0" w:after="0" w:line="250" w:lineRule="auto"/>
+        <w:jc w:val="both"/>
+      </w:pPr>
+      <w:r>
+        <w:rPr>
+          <w:rFonts w:ascii="Calibri" w:hAnsi="Calibri"/>
+          <w:b w:val="0"/>
+          <w:i w:val="0"/>
+          <w:color w:val="000000"/>
+          <w:sz w:val="22"/>
+        </w:rPr>
+        <w:t>Системот е целосно на хартија, без бар-кодови и скенери. За секој картон се печатат една етикета и една листа на пакување; за секоја палета — две етикети (две соседни страни) и една листа на пакување. Идентификатори: палета UTID-Pnn, картон UTID-Pnn-Cnn; кесите го задржуваат производствениот идентификатор (серија и број на кеса) и не се преозначуваат.</w:t>
+      </w:r>
+      <w:r>
+        <w:rPr>
+          <w:rFonts w:ascii="Calibri" w:hAnsi="Calibri"/>
+          <w:b w:val="0"/>
+          <w:i w:val="0"/>
+          <w:color w:val="595959"/>
+          <w:sz w:val="16"/>
+        </w:rPr>
+        <w:t xml:space="preserve">  |  </w:t>
+      </w:r>
+      <w:r>
+        <w:rPr>
+          <w:rFonts w:ascii="Calibri" w:hAnsi="Calibri"/>
+          <w:b w:val="0"/>
+          <w:i/>
+          <w:color w:val="595959"/>
+          <w:sz w:val="16"/>
+        </w:rPr>
+        <w:t>The system is entirely paper-based, without barcodes or scanners. For each carton one label and one packing list are printed; for each pallet — two labels (two adjacent sides) and one packing list. Identifiers: pallet UTID-Pnn, carton UTID-Pnn-Cnn; bags keep their production identifier (batch and bag number) and are not relabelled.</w:t>
+      </w:r>
+    </w:p>
+    <w:p>
+      <w:pPr>
+        <w:spacing w:before="0" w:after="0" w:line="250" w:lineRule="auto"/>
+        <w:jc w:val="both"/>
+      </w:pPr>
+      <w:r>
+        <w:rPr>
+          <w:rFonts w:ascii="Calibri" w:hAnsi="Calibri"/>
+          <w:b w:val="0"/>
+          <w:i w:val="0"/>
+          <w:color w:val="000000"/>
+          <w:sz w:val="22"/>
+        </w:rPr>
+        <w:t>Етикетите се пополнуваат во контролираниот образец и се печатат (палета: A5, картон: A6), со големи читливи знаци; рачно дописување на етикета не е дозволено. Погрешна етикета се поништува (прецртува, „ПОНИШТЕНО“, иницијали, датум), се чува во досието и се евидентира во §6.</w:t>
+      </w:r>
+      <w:r>
+        <w:rPr>
+          <w:rFonts w:ascii="Calibri" w:hAnsi="Calibri"/>
+          <w:b w:val="0"/>
+          <w:i w:val="0"/>
+          <w:color w:val="595959"/>
+          <w:sz w:val="16"/>
+        </w:rPr>
+        <w:t xml:space="preserve">  |  </w:t>
+      </w:r>
+      <w:r>
+        <w:rPr>
+          <w:rFonts w:ascii="Calibri" w:hAnsi="Calibri"/>
+          <w:b w:val="0"/>
+          <w:i/>
+          <w:color w:val="595959"/>
+          <w:sz w:val="16"/>
+        </w:rPr>
+        <w:t>Labels are filled in the controlled template and printed (pallet: A5, carton: A6), in large legible characters; handwritten additions on a label are not allowed. A wrong label is voided (crossed out, "VOID", initials, date), kept in the file and logged in §6.</w:t>
+      </w:r>
+    </w:p>
+    <w:p>
+      <w:pPr>
+        <w:keepNext/>
+        <w:spacing w:before="0" w:after="0" w:lineRule="exact" w:line="240"/>
+      </w:pPr>
+    </w:p>
+    <w:p>
+      <w:pPr>
+        <w:spacing w:before="0" w:after="0"/>
+        <w:jc w:val="center"/>
+        <w:keepNext/>
+        <w:pBdr>
+          <w:top w:val="single" w:sz="4" w:space="2" w:color="2B547E"/>
+          <w:left w:val="single" w:sz="4" w:space="4" w:color="2B547E"/>
+          <w:bottom w:val="single" w:sz="4" w:space="2" w:color="2B547E"/>
+          <w:right w:val="single" w:sz="4" w:space="4" w:color="2B547E"/>
+        </w:pBdr>
+        <w:shd w:val="clear" w:color="auto" w:fill="2B547E"/>
+      </w:pPr>
+      <w:r>
+        <w:rPr>
+          <w:rFonts w:ascii="Calibri" w:hAnsi="Calibri"/>
+          <w:b/>
+          <w:i w:val="0"/>
+          <w:color w:val="FFFFFF"/>
+          <w:sz w:val="22"/>
+        </w:rPr>
+        <w:t>2 Етикета на палета (образец, A5)</w:t>
+      </w:r>
+      <w:r>
+        <w:rPr>
+          <w:rFonts w:ascii="Calibri" w:hAnsi="Calibri"/>
+          <w:b w:val="0"/>
+          <w:i w:val="0"/>
+          <w:color w:val="FFFFFF"/>
+          <w:sz w:val="18"/>
+        </w:rPr>
+        <w:t xml:space="preserve"> | </w:t>
+      </w:r>
+      <w:r>
+        <w:rPr>
+          <w:rFonts w:ascii="Calibri" w:hAnsi="Calibri"/>
+          <w:b w:val="0"/>
+          <w:i w:val="0"/>
+          <w:color w:val="FFFFFF"/>
+          <w:sz w:val="18"/>
+        </w:rPr>
+        <w:t>Pallet label (template, A5)</w:t>
       </w:r>
     </w:p>
     <w:p>
@@ -163,10 +285,10 @@
         </w:tblBorders>
       </w:tblPr>
       <w:tblGrid>
-        <w:gridCol w:w="2245"/>
-        <w:gridCol w:w="2466"/>
-        <w:gridCol w:w="3288"/>
-        <w:gridCol w:w="2466"/>
+        <w:gridCol w:w="884"/>
+        <w:gridCol w:w="3804"/>
+        <w:gridCol w:w="1973"/>
+        <w:gridCol w:w="3804"/>
       </w:tblGrid>
       <w:tr>
         <w:trPr>
@@ -176,7 +298,7 @@
           <w:tcPr>
             <w:shd w:val="clear" w:color="auto" w:fill="F2F2F2"/>
             <w:vAlign w:val="center"/>
-            <w:tcW w:type="pct" w:w="1072"/>
+            <w:tcW w:type="pct" w:w="422"/>
           </w:tcPr>
           <w:p>
             <w:pPr>
@@ -193,7 +315,56 @@
                 <w:color w:val="000000"/>
                 <w:sz w:val="20"/>
               </w:rPr>
-              <w:t>До (компанија)</w:t>
+              <w:t>UTID</w:t>
+            </w:r>
+          </w:p>
+        </w:tc>
+        <w:tc>
+          <w:tcPr>
+            <w:vAlign w:val="center"/>
+            <w:tcW w:type="pct" w:w="1817"/>
+          </w:tcPr>
+          <w:p>
+            <w:pPr>
+              <w:keepNext/>
+              <w:spacing w:before="20" w:after="20"/>
+              <w:jc w:val="center"/>
+            </w:pPr>
+            <w:r/>
+            <w:r>
+              <w:rPr>
+                <w:rFonts w:ascii="Calibri" w:hAnsi="Calibri"/>
+                <w:b w:val="0"/>
+                <w:i w:val="0"/>
+                <w:color w:val="000000"/>
+                <w:sz w:val="20"/>
+              </w:rPr>
+              <w:t>TR-________-___</w:t>
+            </w:r>
+          </w:p>
+        </w:tc>
+        <w:tc>
+          <w:tcPr>
+            <w:shd w:val="clear" w:color="auto" w:fill="F2F2F2"/>
+            <w:vAlign w:val="center"/>
+            <w:tcW w:type="pct" w:w="942"/>
+          </w:tcPr>
+          <w:p>
+            <w:pPr>
+              <w:keepNext/>
+              <w:spacing w:before="20" w:after="20"/>
+              <w:jc w:val="left"/>
+            </w:pPr>
+            <w:r/>
+            <w:r>
+              <w:rPr>
+                <w:rFonts w:ascii="Calibri" w:hAnsi="Calibri"/>
+                <w:b/>
+                <w:i w:val="0"/>
+                <w:color w:val="000000"/>
+                <w:sz w:val="20"/>
+              </w:rPr>
+              <w:t>ID на палета</w:t>
             </w:r>
             <w:r>
               <w:rPr>
@@ -213,81 +384,32 @@
                 <w:color w:val="000000"/>
                 <w:sz w:val="16"/>
               </w:rPr>
-              <w:t>To (company)</w:t>
-            </w:r>
-          </w:p>
-        </w:tc>
-        <w:tc>
-          <w:tcPr>
-            <w:vAlign w:val="center"/>
-            <w:tcW w:type="pct" w:w="1178"/>
-          </w:tcPr>
-          <w:p>
-            <w:pPr>
-              <w:keepNext/>
-              <w:spacing w:before="20" w:after="20"/>
-              <w:jc w:val="center"/>
-            </w:pPr>
-            <w:r/>
-          </w:p>
-        </w:tc>
-        <w:tc>
-          <w:tcPr>
-            <w:shd w:val="clear" w:color="auto" w:fill="F2F2F2"/>
-            <w:vAlign w:val="center"/>
-            <w:tcW w:type="pct" w:w="1570"/>
-          </w:tcPr>
-          <w:p>
-            <w:pPr>
-              <w:keepNext/>
-              <w:spacing w:before="20" w:after="20"/>
-              <w:jc w:val="left"/>
-            </w:pPr>
-            <w:r/>
-            <w:r>
-              <w:rPr>
-                <w:rFonts w:ascii="Calibri" w:hAnsi="Calibri"/>
-                <w:b/>
+              <w:t>Pallet ID</w:t>
+            </w:r>
+          </w:p>
+        </w:tc>
+        <w:tc>
+          <w:tcPr>
+            <w:vAlign w:val="center"/>
+            <w:tcW w:type="pct" w:w="1817"/>
+          </w:tcPr>
+          <w:p>
+            <w:pPr>
+              <w:keepNext/>
+              <w:spacing w:before="20" w:after="20"/>
+              <w:jc w:val="center"/>
+            </w:pPr>
+            <w:r/>
+            <w:r>
+              <w:rPr>
+                <w:rFonts w:ascii="Calibri" w:hAnsi="Calibri"/>
+                <w:b w:val="0"/>
                 <w:i w:val="0"/>
                 <w:color w:val="000000"/>
                 <w:sz w:val="20"/>
               </w:rPr>
-              <w:t>Број на Технички договор за квалитет</w:t>
-            </w:r>
-            <w:r>
-              <w:rPr>
-                <w:rFonts w:ascii="Calibri" w:hAnsi="Calibri"/>
-                <w:b w:val="0"/>
-                <w:i w:val="0"/>
-                <w:color w:val="000000"/>
-                <w:sz w:val="16"/>
-              </w:rPr>
-              <w:t xml:space="preserve"> | </w:t>
-            </w:r>
-            <w:r>
-              <w:rPr>
-                <w:rFonts w:ascii="Calibri" w:hAnsi="Calibri"/>
-                <w:b w:val="0"/>
-                <w:i w:val="0"/>
-                <w:color w:val="000000"/>
-                <w:sz w:val="16"/>
-              </w:rPr>
-              <w:t>Technical Quality Agreement No.</w:t>
-            </w:r>
-          </w:p>
-        </w:tc>
-        <w:tc>
-          <w:tcPr>
-            <w:vAlign w:val="center"/>
-            <w:tcW w:type="pct" w:w="1178"/>
-          </w:tcPr>
-          <w:p>
-            <w:pPr>
-              <w:keepNext/>
-              <w:spacing w:before="20" w:after="20"/>
-              <w:jc w:val="center"/>
-            </w:pPr>
-            <w:r/>
+              <w:t>TR-________-___-P__</w:t>
+            </w:r>
           </w:p>
         </w:tc>
       </w:tr>
@@ -310,9 +432,7 @@
       </w:tblPr>
       <w:tblGrid>
         <w:gridCol w:w="884"/>
-        <w:gridCol w:w="3260"/>
-        <w:gridCol w:w="3061"/>
-        <w:gridCol w:w="3260"/>
+        <w:gridCol w:w="9582"/>
       </w:tblGrid>
       <w:tr>
         <w:trPr>
@@ -339,14 +459,34 @@
                 <w:color w:val="000000"/>
                 <w:sz w:val="20"/>
               </w:rPr>
-              <w:t>UTID</w:t>
-            </w:r>
-          </w:p>
-        </w:tc>
-        <w:tc>
-          <w:tcPr>
-            <w:vAlign w:val="center"/>
-            <w:tcW w:type="pct" w:w="1557"/>
+              <w:t>Тип</w:t>
+            </w:r>
+            <w:r>
+              <w:rPr>
+                <w:rFonts w:ascii="Calibri" w:hAnsi="Calibri"/>
+                <w:b w:val="0"/>
+                <w:i w:val="0"/>
+                <w:color w:val="000000"/>
+                <w:sz w:val="16"/>
+              </w:rPr>
+              <w:t xml:space="preserve"> | </w:t>
+            </w:r>
+            <w:r>
+              <w:rPr>
+                <w:rFonts w:ascii="Calibri" w:hAnsi="Calibri"/>
+                <w:b w:val="0"/>
+                <w:i w:val="0"/>
+                <w:color w:val="000000"/>
+                <w:sz w:val="16"/>
+              </w:rPr>
+              <w:t>Type</w:t>
+            </w:r>
+          </w:p>
+        </w:tc>
+        <w:tc>
+          <w:tcPr>
+            <w:vAlign w:val="center"/>
+            <w:tcW w:type="pct" w:w="4577"/>
           </w:tcPr>
           <w:p>
             <w:pPr>
@@ -363,32 +503,7 @@
                 <w:color w:val="000000"/>
                 <w:sz w:val="20"/>
               </w:rPr>
-              <w:t>TR-________-___</w:t>
-            </w:r>
-          </w:p>
-        </w:tc>
-        <w:tc>
-          <w:tcPr>
-            <w:shd w:val="clear" w:color="auto" w:fill="F2F2F2"/>
-            <w:vAlign w:val="center"/>
-            <w:tcW w:type="pct" w:w="1462"/>
-          </w:tcPr>
-          <w:p>
-            <w:pPr>
-              <w:keepNext/>
-              <w:spacing w:before="20" w:after="20"/>
-              <w:jc w:val="left"/>
-            </w:pPr>
-            <w:r/>
-            <w:r>
-              <w:rPr>
-                <w:rFonts w:ascii="Calibri" w:hAnsi="Calibri"/>
-                <w:b/>
-                <w:i w:val="0"/>
-                <w:color w:val="000000"/>
-                <w:sz w:val="20"/>
-              </w:rPr>
-              <w:t>Датум на поднесување</w:t>
+              <w:t>☐ G — 8 картони</w:t>
             </w:r>
             <w:r>
               <w:rPr>
@@ -404,26 +519,12 @@
               <w:rPr>
                 <w:rFonts w:ascii="Calibri" w:hAnsi="Calibri"/>
                 <w:b w:val="0"/>
-                <w:i w:val="0"/>
+                <w:i/>
                 <w:color w:val="000000"/>
                 <w:sz w:val="16"/>
               </w:rPr>
-              <w:t>Date of submission</w:t>
-            </w:r>
-          </w:p>
-        </w:tc>
-        <w:tc>
-          <w:tcPr>
-            <w:vAlign w:val="center"/>
-            <w:tcW w:type="pct" w:w="1557"/>
-          </w:tcPr>
-          <w:p>
-            <w:pPr>
-              <w:keepNext/>
-              <w:spacing w:before="20" w:after="20"/>
-              <w:jc w:val="center"/>
-            </w:pPr>
-            <w:r/>
+              <w:t>L — 8 cartons   ☐ M — 4 картони | S — 4 cartons</w:t>
+            </w:r>
           </w:p>
         </w:tc>
       </w:tr>
@@ -445,10 +546,10 @@
         </w:tblBorders>
       </w:tblPr>
       <w:tblGrid>
+        <w:gridCol w:w="1156"/>
+        <w:gridCol w:w="3010"/>
         <w:gridCol w:w="3288"/>
-        <w:gridCol w:w="1944"/>
-        <w:gridCol w:w="3288"/>
-        <w:gridCol w:w="1944"/>
+        <w:gridCol w:w="3010"/>
       </w:tblGrid>
       <w:tr>
         <w:trPr>
@@ -458,6 +559,95 @@
           <w:tcPr>
             <w:shd w:val="clear" w:color="auto" w:fill="F2F2F2"/>
             <w:vAlign w:val="center"/>
+            <w:tcW w:type="pct" w:w="552"/>
+          </w:tcPr>
+          <w:p>
+            <w:pPr>
+              <w:keepNext/>
+              <w:spacing w:before="20" w:after="20"/>
+              <w:jc w:val="left"/>
+            </w:pPr>
+            <w:r/>
+            <w:r>
+              <w:rPr>
+                <w:rFonts w:ascii="Calibri" w:hAnsi="Calibri"/>
+                <w:b/>
+                <w:i w:val="0"/>
+                <w:color w:val="000000"/>
+                <w:sz w:val="20"/>
+              </w:rPr>
+              <w:t>Палета</w:t>
+            </w:r>
+            <w:r>
+              <w:rPr>
+                <w:rFonts w:ascii="Calibri" w:hAnsi="Calibri"/>
+                <w:b w:val="0"/>
+                <w:i w:val="0"/>
+                <w:color w:val="000000"/>
+                <w:sz w:val="16"/>
+              </w:rPr>
+              <w:t xml:space="preserve"> | </w:t>
+            </w:r>
+            <w:r>
+              <w:rPr>
+                <w:rFonts w:ascii="Calibri" w:hAnsi="Calibri"/>
+                <w:b w:val="0"/>
+                <w:i w:val="0"/>
+                <w:color w:val="000000"/>
+                <w:sz w:val="16"/>
+              </w:rPr>
+              <w:t>Pallet</w:t>
+            </w:r>
+          </w:p>
+        </w:tc>
+        <w:tc>
+          <w:tcPr>
+            <w:vAlign w:val="center"/>
+            <w:tcW w:type="pct" w:w="1438"/>
+          </w:tcPr>
+          <w:p>
+            <w:pPr>
+              <w:keepNext/>
+              <w:spacing w:before="20" w:after="20"/>
+              <w:jc w:val="center"/>
+            </w:pPr>
+            <w:r/>
+            <w:r>
+              <w:rPr>
+                <w:rFonts w:ascii="Calibri" w:hAnsi="Calibri"/>
+                <w:b w:val="0"/>
+                <w:i w:val="0"/>
+                <w:color w:val="000000"/>
+                <w:sz w:val="20"/>
+              </w:rPr>
+              <w:t>___ од</w:t>
+            </w:r>
+            <w:r>
+              <w:rPr>
+                <w:rFonts w:ascii="Calibri" w:hAnsi="Calibri"/>
+                <w:b w:val="0"/>
+                <w:i w:val="0"/>
+                <w:color w:val="000000"/>
+                <w:sz w:val="16"/>
+              </w:rPr>
+              <w:t xml:space="preserve"> | </w:t>
+            </w:r>
+            <w:r>
+              <w:rPr>
+                <w:rFonts w:ascii="Calibri" w:hAnsi="Calibri"/>
+                <w:b w:val="0"/>
+                <w:i/>
+                <w:color w:val="000000"/>
+                <w:sz w:val="16"/>
+              </w:rPr>
+              <w:t>of ___</w:t>
+            </w:r>
+          </w:p>
+        </w:tc>
+        <w:tc>
+          <w:tcPr>
+            <w:shd w:val="clear" w:color="auto" w:fill="F2F2F2"/>
+            <w:vAlign w:val="center"/>
             <w:tcW w:type="pct" w:w="1570"/>
           </w:tcPr>
           <w:p>
@@ -475,7 +665,7 @@
                 <w:color w:val="000000"/>
                 <w:sz w:val="20"/>
               </w:rPr>
-              <w:t>Датум и време на преземање</w:t>
+              <w:t>Број на картони / кеси</w:t>
             </w:r>
             <w:r>
               <w:rPr>
@@ -495,81 +685,32 @@
                 <w:color w:val="000000"/>
                 <w:sz w:val="16"/>
               </w:rPr>
-              <w:t>Pickup date and time</w:t>
-            </w:r>
-          </w:p>
-        </w:tc>
-        <w:tc>
-          <w:tcPr>
-            <w:vAlign w:val="center"/>
-            <w:tcW w:type="pct" w:w="929"/>
-          </w:tcPr>
-          <w:p>
-            <w:pPr>
-              <w:keepNext/>
-              <w:spacing w:before="20" w:after="20"/>
-              <w:jc w:val="center"/>
-            </w:pPr>
-            <w:r/>
-          </w:p>
-        </w:tc>
-        <w:tc>
-          <w:tcPr>
-            <w:shd w:val="clear" w:color="auto" w:fill="F2F2F2"/>
-            <w:vAlign w:val="center"/>
-            <w:tcW w:type="pct" w:w="1570"/>
-          </w:tcPr>
-          <w:p>
-            <w:pPr>
-              <w:keepNext/>
-              <w:spacing w:before="20" w:after="20"/>
-              <w:jc w:val="left"/>
-            </w:pPr>
-            <w:r/>
-            <w:r>
-              <w:rPr>
-                <w:rFonts w:ascii="Calibri" w:hAnsi="Calibri"/>
-                <w:b/>
+              <w:t>Cartons / bags</w:t>
+            </w:r>
+          </w:p>
+        </w:tc>
+        <w:tc>
+          <w:tcPr>
+            <w:vAlign w:val="center"/>
+            <w:tcW w:type="pct" w:w="1438"/>
+          </w:tcPr>
+          <w:p>
+            <w:pPr>
+              <w:keepNext/>
+              <w:spacing w:before="20" w:after="20"/>
+              <w:jc w:val="center"/>
+            </w:pPr>
+            <w:r/>
+            <w:r>
+              <w:rPr>
+                <w:rFonts w:ascii="Calibri" w:hAnsi="Calibri"/>
+                <w:b w:val="0"/>
                 <w:i w:val="0"/>
                 <w:color w:val="000000"/>
                 <w:sz w:val="20"/>
               </w:rPr>
-              <w:t>Место на преземање (објект, порта, контакт)</w:t>
-            </w:r>
-            <w:r>
-              <w:rPr>
-                <w:rFonts w:ascii="Calibri" w:hAnsi="Calibri"/>
-                <w:b w:val="0"/>
-                <w:i w:val="0"/>
-                <w:color w:val="000000"/>
-                <w:sz w:val="16"/>
-              </w:rPr>
-              <w:t xml:space="preserve"> | </w:t>
-            </w:r>
-            <w:r>
-              <w:rPr>
-                <w:rFonts w:ascii="Calibri" w:hAnsi="Calibri"/>
-                <w:b w:val="0"/>
-                <w:i w:val="0"/>
-                <w:color w:val="000000"/>
-                <w:sz w:val="16"/>
-              </w:rPr>
-              <w:t>Pickup point (building, gate, contact)</w:t>
-            </w:r>
-          </w:p>
-        </w:tc>
-        <w:tc>
-          <w:tcPr>
-            <w:vAlign w:val="center"/>
-            <w:tcW w:type="pct" w:w="929"/>
-          </w:tcPr>
-          <w:p>
-            <w:pPr>
-              <w:keepNext/>
-              <w:spacing w:before="20" w:after="20"/>
-              <w:jc w:val="center"/>
-            </w:pPr>
-            <w:r/>
+              <w:t>___ / ___</w:t>
+            </w:r>
           </w:p>
         </w:tc>
       </w:tr>
@@ -591,10 +732,8 @@
         </w:tblBorders>
       </w:tblPr>
       <w:tblGrid>
-        <w:gridCol w:w="3288"/>
-        <w:gridCol w:w="1944"/>
-        <w:gridCol w:w="3288"/>
-        <w:gridCol w:w="1944"/>
+        <w:gridCol w:w="1564"/>
+        <w:gridCol w:w="8901"/>
       </w:tblGrid>
       <w:tr>
         <w:trPr>
@@ -604,7 +743,7 @@
           <w:tcPr>
             <w:shd w:val="clear" w:color="auto" w:fill="F2F2F2"/>
             <w:vAlign w:val="center"/>
-            <w:tcW w:type="pct" w:w="1570"/>
+            <w:tcW w:type="pct" w:w="747"/>
           </w:tcPr>
           <w:p>
             <w:pPr>
@@ -621,7 +760,7 @@
                 <w:color w:val="000000"/>
                 <w:sz w:val="20"/>
               </w:rPr>
-              <w:t>Примач (адреса, контакт, телефон)</w:t>
+              <w:t>Испраќач</w:t>
             </w:r>
             <w:r>
               <w:rPr>
@@ -641,29 +780,85 @@
                 <w:color w:val="000000"/>
                 <w:sz w:val="16"/>
               </w:rPr>
-              <w:t>Consignee (address, contact, phone)</w:t>
-            </w:r>
-          </w:p>
-        </w:tc>
-        <w:tc>
-          <w:tcPr>
-            <w:vAlign w:val="center"/>
-            <w:tcW w:type="pct" w:w="929"/>
-          </w:tcPr>
-          <w:p>
-            <w:pPr>
-              <w:keepNext/>
-              <w:spacing w:before="20" w:after="20"/>
-              <w:jc w:val="center"/>
-            </w:pPr>
-            <w:r/>
-          </w:p>
-        </w:tc>
+              <w:t>Consignor</w:t>
+            </w:r>
+          </w:p>
+        </w:tc>
+        <w:tc>
+          <w:tcPr>
+            <w:vAlign w:val="center"/>
+            <w:tcW w:type="pct" w:w="4252"/>
+          </w:tcPr>
+          <w:p>
+            <w:pPr>
+              <w:keepNext/>
+              <w:spacing w:before="20" w:after="20"/>
+              <w:jc w:val="center"/>
+            </w:pPr>
+            <w:r/>
+            <w:r>
+              <w:rPr>
+                <w:rFonts w:ascii="Calibri" w:hAnsi="Calibri"/>
+                <w:b w:val="0"/>
+                <w:i w:val="0"/>
+                <w:color w:val="000000"/>
+                <w:sz w:val="20"/>
+              </w:rPr>
+              <w:t>Пјурли Плант ДООЕЛ Скопје, Којлија 1043, Петровец</w:t>
+            </w:r>
+            <w:r>
+              <w:rPr>
+                <w:rFonts w:ascii="Calibri" w:hAnsi="Calibri"/>
+                <w:b w:val="0"/>
+                <w:i w:val="0"/>
+                <w:color w:val="000000"/>
+                <w:sz w:val="16"/>
+              </w:rPr>
+              <w:t xml:space="preserve"> | </w:t>
+            </w:r>
+            <w:r>
+              <w:rPr>
+                <w:rFonts w:ascii="Calibri" w:hAnsi="Calibri"/>
+                <w:b w:val="0"/>
+                <w:i/>
+                <w:color w:val="000000"/>
+                <w:sz w:val="16"/>
+              </w:rPr>
+              <w:t>Purely Plant DOOEL Skopje, Kojlija 1043, Petrovec</w:t>
+            </w:r>
+          </w:p>
+        </w:tc>
+      </w:tr>
+    </w:tbl>
+    <w:tbl>
+      <w:tblPr>
+        <w:jc w:val="center"/>
+        <w:tblLook w:firstColumn="1" w:firstRow="1" w:lastColumn="0" w:lastRow="0" w:noHBand="0" w:noVBand="1" w:val="04A0"/>
+        <w:tblLayout w:type="fixed"/>
+        <w:tblW w:type="pct" w:w="5000"/>
+        <w:tblInd w:type="dxa" w:w="0"/>
+        <w:tblBorders>
+          <w:top w:val="single" w:sz="4" w:space="0" w:color="2B547E"/>
+          <w:left w:val="single" w:sz="4" w:space="0" w:color="2B547E"/>
+          <w:bottom w:val="single" w:sz="4" w:space="0" w:color="2B547E"/>
+          <w:right w:val="single" w:sz="4" w:space="0" w:color="2B547E"/>
+          <w:insideH w:val="single" w:sz="4" w:space="0" w:color="2B547E"/>
+          <w:insideV w:val="single" w:sz="4" w:space="0" w:color="2B547E"/>
+        </w:tblBorders>
+      </w:tblPr>
+      <w:tblGrid>
+        <w:gridCol w:w="1564"/>
+        <w:gridCol w:w="8901"/>
+      </w:tblGrid>
+      <w:tr>
+        <w:trPr>
+          <w:cantSplit/>
+        </w:trPr>
         <w:tc>
           <w:tcPr>
             <w:shd w:val="clear" w:color="auto" w:fill="F2F2F2"/>
             <w:vAlign w:val="center"/>
-            <w:tcW w:type="pct" w:w="1570"/>
+            <w:tcW w:type="pct" w:w="747"/>
           </w:tcPr>
           <w:p>
             <w:pPr>
@@ -680,7 +875,7 @@
                 <w:color w:val="000000"/>
                 <w:sz w:val="20"/>
               </w:rPr>
-              <w:t>Рута (код QASOP_0XX_A06)</w:t>
+              <w:t>Примач</w:t>
             </w:r>
             <w:r>
               <w:rPr>
@@ -700,14 +895,822 @@
                 <w:color w:val="000000"/>
                 <w:sz w:val="16"/>
               </w:rPr>
-              <w:t>Lane (code QASOP_0XX_A06)</w:t>
-            </w:r>
-          </w:p>
-        </w:tc>
-        <w:tc>
-          <w:tcPr>
-            <w:vAlign w:val="center"/>
-            <w:tcW w:type="pct" w:w="929"/>
+              <w:t>Consignee</w:t>
+            </w:r>
+          </w:p>
+        </w:tc>
+        <w:tc>
+          <w:tcPr>
+            <w:vAlign w:val="center"/>
+            <w:tcW w:type="pct" w:w="4252"/>
+          </w:tcPr>
+          <w:p>
+            <w:pPr>
+              <w:keepNext/>
+              <w:spacing w:before="20" w:after="20"/>
+              <w:jc w:val="center"/>
+            </w:pPr>
+            <w:r/>
+          </w:p>
+        </w:tc>
+      </w:tr>
+    </w:tbl>
+    <w:tbl>
+      <w:tblPr>
+        <w:jc w:val="center"/>
+        <w:tblLook w:firstColumn="1" w:firstRow="1" w:lastColumn="0" w:lastRow="0" w:noHBand="0" w:noVBand="1" w:val="04A0"/>
+        <w:tblLayout w:type="fixed"/>
+        <w:tblW w:type="pct" w:w="5000"/>
+        <w:tblInd w:type="dxa" w:w="0"/>
+        <w:tblBorders>
+          <w:top w:val="single" w:sz="4" w:space="0" w:color="2B547E"/>
+          <w:left w:val="single" w:sz="4" w:space="0" w:color="2B547E"/>
+          <w:bottom w:val="single" w:sz="4" w:space="0" w:color="2B547E"/>
+          <w:right w:val="single" w:sz="4" w:space="0" w:color="2B547E"/>
+          <w:insideH w:val="single" w:sz="4" w:space="0" w:color="2B547E"/>
+          <w:insideV w:val="single" w:sz="4" w:space="0" w:color="2B547E"/>
+        </w:tblBorders>
+      </w:tblPr>
+      <w:tblGrid>
+        <w:gridCol w:w="2789"/>
+        <w:gridCol w:w="7677"/>
+      </w:tblGrid>
+      <w:tr>
+        <w:trPr>
+          <w:cantSplit/>
+        </w:trPr>
+        <w:tc>
+          <w:tcPr>
+            <w:shd w:val="clear" w:color="auto" w:fill="F2F2F2"/>
+            <w:vAlign w:val="center"/>
+            <w:tcW w:type="pct" w:w="1332"/>
+          </w:tcPr>
+          <w:p>
+            <w:pPr>
+              <w:keepNext/>
+              <w:spacing w:before="20" w:after="20"/>
+              <w:jc w:val="left"/>
+            </w:pPr>
+            <w:r/>
+            <w:r>
+              <w:rPr>
+                <w:rFonts w:ascii="Calibri" w:hAnsi="Calibri"/>
+                <w:b/>
+                <w:i w:val="0"/>
+                <w:color w:val="000000"/>
+                <w:sz w:val="20"/>
+              </w:rPr>
+              <w:t>Услови на чување</w:t>
+            </w:r>
+            <w:r>
+              <w:rPr>
+                <w:rFonts w:ascii="Calibri" w:hAnsi="Calibri"/>
+                <w:b w:val="0"/>
+                <w:i w:val="0"/>
+                <w:color w:val="000000"/>
+                <w:sz w:val="16"/>
+              </w:rPr>
+              <w:t xml:space="preserve"> | </w:t>
+            </w:r>
+            <w:r>
+              <w:rPr>
+                <w:rFonts w:ascii="Calibri" w:hAnsi="Calibri"/>
+                <w:b w:val="0"/>
+                <w:i w:val="0"/>
+                <w:color w:val="000000"/>
+                <w:sz w:val="16"/>
+              </w:rPr>
+              <w:t>Storage conditions</w:t>
+            </w:r>
+          </w:p>
+        </w:tc>
+        <w:tc>
+          <w:tcPr>
+            <w:vAlign w:val="center"/>
+            <w:tcW w:type="pct" w:w="3667"/>
+          </w:tcPr>
+          <w:p>
+            <w:pPr>
+              <w:keepNext/>
+              <w:spacing w:before="20" w:after="20"/>
+              <w:jc w:val="center"/>
+            </w:pPr>
+            <w:r/>
+            <w:r>
+              <w:rPr>
+                <w:rFonts w:ascii="Calibri" w:hAnsi="Calibri"/>
+                <w:b w:val="0"/>
+                <w:i w:val="0"/>
+                <w:color w:val="000000"/>
+                <w:sz w:val="20"/>
+              </w:rPr>
+              <w:t>15–25 °C, RH ≤ 60 %, заштита од влага</w:t>
+            </w:r>
+            <w:r>
+              <w:rPr>
+                <w:rFonts w:ascii="Calibri" w:hAnsi="Calibri"/>
+                <w:b w:val="0"/>
+                <w:i w:val="0"/>
+                <w:color w:val="000000"/>
+                <w:sz w:val="16"/>
+              </w:rPr>
+              <w:t xml:space="preserve"> | </w:t>
+            </w:r>
+            <w:r>
+              <w:rPr>
+                <w:rFonts w:ascii="Calibri" w:hAnsi="Calibri"/>
+                <w:b w:val="0"/>
+                <w:i/>
+                <w:color w:val="000000"/>
+                <w:sz w:val="16"/>
+              </w:rPr>
+              <w:t>protect from moisture</w:t>
+            </w:r>
+          </w:p>
+        </w:tc>
+      </w:tr>
+    </w:tbl>
+    <w:tbl>
+      <w:tblPr>
+        <w:jc w:val="center"/>
+        <w:tblLook w:firstColumn="1" w:firstRow="1" w:lastColumn="0" w:lastRow="0" w:noHBand="0" w:noVBand="1" w:val="04A0"/>
+        <w:tblLayout w:type="fixed"/>
+        <w:tblW w:type="pct" w:w="5000"/>
+        <w:tblInd w:type="dxa" w:w="0"/>
+        <w:tblBorders>
+          <w:top w:val="single" w:sz="4" w:space="0" w:color="2B547E"/>
+          <w:left w:val="single" w:sz="4" w:space="0" w:color="2B547E"/>
+          <w:bottom w:val="single" w:sz="4" w:space="0" w:color="2B547E"/>
+          <w:right w:val="single" w:sz="4" w:space="0" w:color="2B547E"/>
+          <w:insideH w:val="single" w:sz="4" w:space="0" w:color="2B547E"/>
+          <w:insideV w:val="single" w:sz="4" w:space="0" w:color="2B547E"/>
+        </w:tblBorders>
+      </w:tblPr>
+      <w:tblGrid>
+        <w:gridCol w:w="2925"/>
+        <w:gridCol w:w="7541"/>
+      </w:tblGrid>
+      <w:tr>
+        <w:trPr>
+          <w:cantSplit/>
+        </w:trPr>
+        <w:tc>
+          <w:tcPr>
+            <w:shd w:val="clear" w:color="auto" w:fill="F2F2F2"/>
+            <w:vAlign w:val="center"/>
+            <w:tcW w:type="pct" w:w="1397"/>
+          </w:tcPr>
+          <w:p>
+            <w:pPr>
+              <w:spacing w:before="20" w:after="20"/>
+              <w:jc w:val="left"/>
+            </w:pPr>
+            <w:r/>
+            <w:r>
+              <w:rPr>
+                <w:rFonts w:ascii="Calibri" w:hAnsi="Calibri"/>
+                <w:b/>
+                <w:i w:val="0"/>
+                <w:color w:val="000000"/>
+                <w:sz w:val="20"/>
+              </w:rPr>
+              <w:t>Број за итни случаи</w:t>
+            </w:r>
+            <w:r>
+              <w:rPr>
+                <w:rFonts w:ascii="Calibri" w:hAnsi="Calibri"/>
+                <w:b w:val="0"/>
+                <w:i w:val="0"/>
+                <w:color w:val="000000"/>
+                <w:sz w:val="16"/>
+              </w:rPr>
+              <w:t xml:space="preserve"> | </w:t>
+            </w:r>
+            <w:r>
+              <w:rPr>
+                <w:rFonts w:ascii="Calibri" w:hAnsi="Calibri"/>
+                <w:b w:val="0"/>
+                <w:i w:val="0"/>
+                <w:color w:val="000000"/>
+                <w:sz w:val="16"/>
+              </w:rPr>
+              <w:t>Emergency number</w:t>
+            </w:r>
+          </w:p>
+        </w:tc>
+        <w:tc>
+          <w:tcPr>
+            <w:vAlign w:val="center"/>
+            <w:tcW w:type="pct" w:w="3602"/>
+          </w:tcPr>
+          <w:p>
+            <w:pPr>
+              <w:spacing w:before="20" w:after="20"/>
+              <w:jc w:val="center"/>
+            </w:pPr>
+            <w:r/>
+          </w:p>
+        </w:tc>
+      </w:tr>
+    </w:tbl>
+    <w:p>
+      <w:pPr>
+        <w:keepNext/>
+        <w:spacing w:before="0" w:after="0" w:lineRule="exact" w:line="80"/>
+      </w:pPr>
+    </w:p>
+    <w:p>
+      <w:pPr>
+        <w:spacing w:before="0" w:after="0" w:line="250" w:lineRule="auto"/>
+        <w:jc w:val="both"/>
+      </w:pPr>
+      <w:r>
+        <w:rPr>
+          <w:rFonts w:ascii="Calibri" w:hAnsi="Calibri"/>
+          <w:b w:val="0"/>
+          <w:i w:val="0"/>
+          <w:color w:val="000000"/>
+          <w:sz w:val="22"/>
+        </w:rPr>
+        <w:t>ПРАТКА ПОД КОНТРОЛА — САМО ОВЛАСТЕН ТРАНСПОРТ</w:t>
+      </w:r>
+      <w:r>
+        <w:rPr>
+          <w:rFonts w:ascii="Calibri" w:hAnsi="Calibri"/>
+          <w:b w:val="0"/>
+          <w:i w:val="0"/>
+          <w:color w:val="595959"/>
+          <w:sz w:val="16"/>
+        </w:rPr>
+        <w:t xml:space="preserve">  |  </w:t>
+      </w:r>
+      <w:r>
+        <w:rPr>
+          <w:rFonts w:ascii="Calibri" w:hAnsi="Calibri"/>
+          <w:b w:val="0"/>
+          <w:i/>
+          <w:color w:val="595959"/>
+          <w:sz w:val="16"/>
+        </w:rPr>
+        <w:t>CONTROLLED CONSIGNMENT — AUTHORISED TRANSPORT ONLY</w:t>
+      </w:r>
+    </w:p>
+    <w:p>
+      <w:pPr>
+        <w:keepNext/>
+        <w:spacing w:before="0" w:after="0" w:lineRule="exact" w:line="240"/>
+      </w:pPr>
+    </w:p>
+    <w:p>
+      <w:pPr>
+        <w:spacing w:before="0" w:after="0"/>
+        <w:jc w:val="center"/>
+        <w:keepNext/>
+        <w:pBdr>
+          <w:top w:val="single" w:sz="4" w:space="2" w:color="2B547E"/>
+          <w:left w:val="single" w:sz="4" w:space="4" w:color="2B547E"/>
+          <w:bottom w:val="single" w:sz="4" w:space="2" w:color="2B547E"/>
+          <w:right w:val="single" w:sz="4" w:space="4" w:color="2B547E"/>
+        </w:pBdr>
+        <w:shd w:val="clear" w:color="auto" w:fill="2B547E"/>
+      </w:pPr>
+      <w:r>
+        <w:rPr>
+          <w:rFonts w:ascii="Calibri" w:hAnsi="Calibri"/>
+          <w:b/>
+          <w:i w:val="0"/>
+          <w:color w:val="FFFFFF"/>
+          <w:sz w:val="22"/>
+        </w:rPr>
+        <w:t>3 Етикета на картон (образец, A6)</w:t>
+      </w:r>
+      <w:r>
+        <w:rPr>
+          <w:rFonts w:ascii="Calibri" w:hAnsi="Calibri"/>
+          <w:b w:val="0"/>
+          <w:i w:val="0"/>
+          <w:color w:val="FFFFFF"/>
+          <w:sz w:val="18"/>
+        </w:rPr>
+        <w:t xml:space="preserve"> | </w:t>
+      </w:r>
+      <w:r>
+        <w:rPr>
+          <w:rFonts w:ascii="Calibri" w:hAnsi="Calibri"/>
+          <w:b w:val="0"/>
+          <w:i w:val="0"/>
+          <w:color w:val="FFFFFF"/>
+          <w:sz w:val="18"/>
+        </w:rPr>
+        <w:t>Carton label (template, A6)</w:t>
+      </w:r>
+    </w:p>
+    <w:p>
+      <w:pPr>
+        <w:keepNext/>
+        <w:spacing w:before="0" w:after="0" w:lineRule="exact" w:line="40"/>
+      </w:pPr>
+    </w:p>
+    <w:tbl>
+      <w:tblPr>
+        <w:jc w:val="center"/>
+        <w:tblLook w:firstColumn="1" w:firstRow="1" w:lastColumn="0" w:lastRow="0" w:noHBand="0" w:noVBand="1" w:val="04A0"/>
+        <w:tblLayout w:type="fixed"/>
+        <w:tblW w:type="pct" w:w="5000"/>
+        <w:tblInd w:type="dxa" w:w="0"/>
+        <w:tblBorders>
+          <w:top w:val="single" w:sz="4" w:space="0" w:color="2B547E"/>
+          <w:left w:val="single" w:sz="4" w:space="0" w:color="2B547E"/>
+          <w:bottom w:val="single" w:sz="4" w:space="0" w:color="2B547E"/>
+          <w:right w:val="single" w:sz="4" w:space="0" w:color="2B547E"/>
+          <w:insideH w:val="single" w:sz="4" w:space="0" w:color="2B547E"/>
+          <w:insideV w:val="single" w:sz="4" w:space="0" w:color="2B547E"/>
+        </w:tblBorders>
+      </w:tblPr>
+      <w:tblGrid>
+        <w:gridCol w:w="1973"/>
+        <w:gridCol w:w="8493"/>
+      </w:tblGrid>
+      <w:tr>
+        <w:trPr>
+          <w:cantSplit/>
+        </w:trPr>
+        <w:tc>
+          <w:tcPr>
+            <w:shd w:val="clear" w:color="auto" w:fill="F2F2F2"/>
+            <w:vAlign w:val="center"/>
+            <w:tcW w:type="pct" w:w="942"/>
+          </w:tcPr>
+          <w:p>
+            <w:pPr>
+              <w:keepNext/>
+              <w:spacing w:before="20" w:after="20"/>
+              <w:jc w:val="left"/>
+            </w:pPr>
+            <w:r/>
+            <w:r>
+              <w:rPr>
+                <w:rFonts w:ascii="Calibri" w:hAnsi="Calibri"/>
+                <w:b/>
+                <w:i w:val="0"/>
+                <w:color w:val="000000"/>
+                <w:sz w:val="20"/>
+              </w:rPr>
+              <w:t>ID на картон</w:t>
+            </w:r>
+            <w:r>
+              <w:rPr>
+                <w:rFonts w:ascii="Calibri" w:hAnsi="Calibri"/>
+                <w:b w:val="0"/>
+                <w:i w:val="0"/>
+                <w:color w:val="000000"/>
+                <w:sz w:val="16"/>
+              </w:rPr>
+              <w:t xml:space="preserve"> | </w:t>
+            </w:r>
+            <w:r>
+              <w:rPr>
+                <w:rFonts w:ascii="Calibri" w:hAnsi="Calibri"/>
+                <w:b w:val="0"/>
+                <w:i w:val="0"/>
+                <w:color w:val="000000"/>
+                <w:sz w:val="16"/>
+              </w:rPr>
+              <w:t>Carton ID</w:t>
+            </w:r>
+          </w:p>
+        </w:tc>
+        <w:tc>
+          <w:tcPr>
+            <w:vAlign w:val="center"/>
+            <w:tcW w:type="pct" w:w="4057"/>
+          </w:tcPr>
+          <w:p>
+            <w:pPr>
+              <w:keepNext/>
+              <w:spacing w:before="20" w:after="20"/>
+              <w:jc w:val="center"/>
+            </w:pPr>
+            <w:r/>
+            <w:r>
+              <w:rPr>
+                <w:rFonts w:ascii="Calibri" w:hAnsi="Calibri"/>
+                <w:b w:val="0"/>
+                <w:i w:val="0"/>
+                <w:color w:val="000000"/>
+                <w:sz w:val="20"/>
+              </w:rPr>
+              <w:t>TR-________-___-P__-C__</w:t>
+            </w:r>
+          </w:p>
+        </w:tc>
+      </w:tr>
+    </w:tbl>
+    <w:tbl>
+      <w:tblPr>
+        <w:jc w:val="center"/>
+        <w:tblLook w:firstColumn="1" w:firstRow="1" w:lastColumn="0" w:lastRow="0" w:noHBand="0" w:noVBand="1" w:val="04A0"/>
+        <w:tblLayout w:type="fixed"/>
+        <w:tblW w:type="pct" w:w="5000"/>
+        <w:tblInd w:type="dxa" w:w="0"/>
+        <w:tblBorders>
+          <w:top w:val="single" w:sz="4" w:space="0" w:color="2B547E"/>
+          <w:left w:val="single" w:sz="4" w:space="0" w:color="2B547E"/>
+          <w:bottom w:val="single" w:sz="4" w:space="0" w:color="2B547E"/>
+          <w:right w:val="single" w:sz="4" w:space="0" w:color="2B547E"/>
+          <w:insideH w:val="single" w:sz="4" w:space="0" w:color="2B547E"/>
+          <w:insideV w:val="single" w:sz="4" w:space="0" w:color="2B547E"/>
+        </w:tblBorders>
+      </w:tblPr>
+      <w:tblGrid>
+        <w:gridCol w:w="1156"/>
+        <w:gridCol w:w="9310"/>
+      </w:tblGrid>
+      <w:tr>
+        <w:trPr>
+          <w:cantSplit/>
+        </w:trPr>
+        <w:tc>
+          <w:tcPr>
+            <w:shd w:val="clear" w:color="auto" w:fill="F2F2F2"/>
+            <w:vAlign w:val="center"/>
+            <w:tcW w:type="pct" w:w="552"/>
+          </w:tcPr>
+          <w:p>
+            <w:pPr>
+              <w:keepNext/>
+              <w:spacing w:before="20" w:after="20"/>
+              <w:jc w:val="left"/>
+            </w:pPr>
+            <w:r/>
+            <w:r>
+              <w:rPr>
+                <w:rFonts w:ascii="Calibri" w:hAnsi="Calibri"/>
+                <w:b/>
+                <w:i w:val="0"/>
+                <w:color w:val="000000"/>
+                <w:sz w:val="20"/>
+              </w:rPr>
+              <w:t>Картон</w:t>
+            </w:r>
+            <w:r>
+              <w:rPr>
+                <w:rFonts w:ascii="Calibri" w:hAnsi="Calibri"/>
+                <w:b w:val="0"/>
+                <w:i w:val="0"/>
+                <w:color w:val="000000"/>
+                <w:sz w:val="16"/>
+              </w:rPr>
+              <w:t xml:space="preserve"> | </w:t>
+            </w:r>
+            <w:r>
+              <w:rPr>
+                <w:rFonts w:ascii="Calibri" w:hAnsi="Calibri"/>
+                <w:b w:val="0"/>
+                <w:i w:val="0"/>
+                <w:color w:val="000000"/>
+                <w:sz w:val="16"/>
+              </w:rPr>
+              <w:t>Carton</w:t>
+            </w:r>
+          </w:p>
+        </w:tc>
+        <w:tc>
+          <w:tcPr>
+            <w:vAlign w:val="center"/>
+            <w:tcW w:type="pct" w:w="4447"/>
+          </w:tcPr>
+          <w:p>
+            <w:pPr>
+              <w:keepNext/>
+              <w:spacing w:before="20" w:after="20"/>
+              <w:jc w:val="center"/>
+            </w:pPr>
+            <w:r/>
+            <w:r>
+              <w:rPr>
+                <w:rFonts w:ascii="Calibri" w:hAnsi="Calibri"/>
+                <w:b w:val="0"/>
+                <w:i w:val="0"/>
+                <w:color w:val="000000"/>
+                <w:sz w:val="20"/>
+              </w:rPr>
+              <w:t>___ од</w:t>
+            </w:r>
+            <w:r>
+              <w:rPr>
+                <w:rFonts w:ascii="Calibri" w:hAnsi="Calibri"/>
+                <w:b w:val="0"/>
+                <w:i w:val="0"/>
+                <w:color w:val="000000"/>
+                <w:sz w:val="16"/>
+              </w:rPr>
+              <w:t xml:space="preserve"> | </w:t>
+            </w:r>
+            <w:r>
+              <w:rPr>
+                <w:rFonts w:ascii="Calibri" w:hAnsi="Calibri"/>
+                <w:b w:val="0"/>
+                <w:i/>
+                <w:color w:val="000000"/>
+                <w:sz w:val="16"/>
+              </w:rPr>
+              <w:t>of ___ (на палетата | on the pallet)</w:t>
+            </w:r>
+          </w:p>
+        </w:tc>
+      </w:tr>
+    </w:tbl>
+    <w:tbl>
+      <w:tblPr>
+        <w:jc w:val="center"/>
+        <w:tblLook w:firstColumn="1" w:firstRow="1" w:lastColumn="0" w:lastRow="0" w:noHBand="0" w:noVBand="1" w:val="04A0"/>
+        <w:tblLayout w:type="fixed"/>
+        <w:tblW w:type="pct" w:w="5000"/>
+        <w:tblInd w:type="dxa" w:w="0"/>
+        <w:tblBorders>
+          <w:top w:val="single" w:sz="4" w:space="0" w:color="2B547E"/>
+          <w:left w:val="single" w:sz="4" w:space="0" w:color="2B547E"/>
+          <w:bottom w:val="single" w:sz="4" w:space="0" w:color="2B547E"/>
+          <w:right w:val="single" w:sz="4" w:space="0" w:color="2B547E"/>
+          <w:insideH w:val="single" w:sz="4" w:space="0" w:color="2B547E"/>
+          <w:insideV w:val="single" w:sz="4" w:space="0" w:color="2B547E"/>
+        </w:tblBorders>
+      </w:tblPr>
+      <w:tblGrid>
+        <w:gridCol w:w="1156"/>
+        <w:gridCol w:w="3532"/>
+        <w:gridCol w:w="2245"/>
+        <w:gridCol w:w="3532"/>
+      </w:tblGrid>
+      <w:tr>
+        <w:trPr>
+          <w:cantSplit/>
+        </w:trPr>
+        <w:tc>
+          <w:tcPr>
+            <w:shd w:val="clear" w:color="auto" w:fill="F2F2F2"/>
+            <w:vAlign w:val="center"/>
+            <w:tcW w:type="pct" w:w="552"/>
+          </w:tcPr>
+          <w:p>
+            <w:pPr>
+              <w:keepNext/>
+              <w:spacing w:before="20" w:after="20"/>
+              <w:jc w:val="left"/>
+            </w:pPr>
+            <w:r/>
+            <w:r>
+              <w:rPr>
+                <w:rFonts w:ascii="Calibri" w:hAnsi="Calibri"/>
+                <w:b/>
+                <w:i w:val="0"/>
+                <w:color w:val="000000"/>
+                <w:sz w:val="20"/>
+              </w:rPr>
+              <w:t>Серија</w:t>
+            </w:r>
+            <w:r>
+              <w:rPr>
+                <w:rFonts w:ascii="Calibri" w:hAnsi="Calibri"/>
+                <w:b w:val="0"/>
+                <w:i w:val="0"/>
+                <w:color w:val="000000"/>
+                <w:sz w:val="16"/>
+              </w:rPr>
+              <w:t xml:space="preserve"> | </w:t>
+            </w:r>
+            <w:r>
+              <w:rPr>
+                <w:rFonts w:ascii="Calibri" w:hAnsi="Calibri"/>
+                <w:b w:val="0"/>
+                <w:i w:val="0"/>
+                <w:color w:val="000000"/>
+                <w:sz w:val="16"/>
+              </w:rPr>
+              <w:t>Batch</w:t>
+            </w:r>
+          </w:p>
+        </w:tc>
+        <w:tc>
+          <w:tcPr>
+            <w:vAlign w:val="center"/>
+            <w:tcW w:type="pct" w:w="1687"/>
+          </w:tcPr>
+          <w:p>
+            <w:pPr>
+              <w:keepNext/>
+              <w:spacing w:before="20" w:after="20"/>
+              <w:jc w:val="center"/>
+            </w:pPr>
+            <w:r/>
+          </w:p>
+        </w:tc>
+        <w:tc>
+          <w:tcPr>
+            <w:shd w:val="clear" w:color="auto" w:fill="F2F2F2"/>
+            <w:vAlign w:val="center"/>
+            <w:tcW w:type="pct" w:w="1072"/>
+          </w:tcPr>
+          <w:p>
+            <w:pPr>
+              <w:keepNext/>
+              <w:spacing w:before="20" w:after="20"/>
+              <w:jc w:val="left"/>
+            </w:pPr>
+            <w:r/>
+            <w:r>
+              <w:rPr>
+                <w:rFonts w:ascii="Calibri" w:hAnsi="Calibri"/>
+                <w:b/>
+                <w:i w:val="0"/>
+                <w:color w:val="000000"/>
+                <w:sz w:val="20"/>
+              </w:rPr>
+              <w:t>Број на кеси</w:t>
+            </w:r>
+            <w:r>
+              <w:rPr>
+                <w:rFonts w:ascii="Calibri" w:hAnsi="Calibri"/>
+                <w:b w:val="0"/>
+                <w:i w:val="0"/>
+                <w:color w:val="000000"/>
+                <w:sz w:val="16"/>
+              </w:rPr>
+              <w:t xml:space="preserve"> | </w:t>
+            </w:r>
+            <w:r>
+              <w:rPr>
+                <w:rFonts w:ascii="Calibri" w:hAnsi="Calibri"/>
+                <w:b w:val="0"/>
+                <w:i w:val="0"/>
+                <w:color w:val="000000"/>
+                <w:sz w:val="16"/>
+              </w:rPr>
+              <w:t>Number of bags</w:t>
+            </w:r>
+          </w:p>
+        </w:tc>
+        <w:tc>
+          <w:tcPr>
+            <w:vAlign w:val="center"/>
+            <w:tcW w:type="pct" w:w="1687"/>
+          </w:tcPr>
+          <w:p>
+            <w:pPr>
+              <w:keepNext/>
+              <w:spacing w:before="20" w:after="20"/>
+              <w:jc w:val="center"/>
+            </w:pPr>
+            <w:r/>
+            <w:r>
+              <w:rPr>
+                <w:rFonts w:ascii="Calibri" w:hAnsi="Calibri"/>
+                <w:b w:val="0"/>
+                <w:i w:val="0"/>
+                <w:color w:val="000000"/>
+                <w:sz w:val="20"/>
+              </w:rPr>
+              <w:t>10</w:t>
+            </w:r>
+          </w:p>
+        </w:tc>
+      </w:tr>
+    </w:tbl>
+    <w:tbl>
+      <w:tblPr>
+        <w:jc w:val="center"/>
+        <w:tblLook w:firstColumn="1" w:firstRow="1" w:lastColumn="0" w:lastRow="0" w:noHBand="0" w:noVBand="1" w:val="04A0"/>
+        <w:tblLayout w:type="fixed"/>
+        <w:tblW w:type="pct" w:w="5000"/>
+        <w:tblInd w:type="dxa" w:w="0"/>
+        <w:tblBorders>
+          <w:top w:val="single" w:sz="4" w:space="0" w:color="2B547E"/>
+          <w:left w:val="single" w:sz="4" w:space="0" w:color="2B547E"/>
+          <w:bottom w:val="single" w:sz="4" w:space="0" w:color="2B547E"/>
+          <w:right w:val="single" w:sz="4" w:space="0" w:color="2B547E"/>
+          <w:insideH w:val="single" w:sz="4" w:space="0" w:color="2B547E"/>
+          <w:insideV w:val="single" w:sz="4" w:space="0" w:color="2B547E"/>
+        </w:tblBorders>
+      </w:tblPr>
+      <w:tblGrid>
+        <w:gridCol w:w="2789"/>
+        <w:gridCol w:w="2783"/>
+        <w:gridCol w:w="2109"/>
+        <w:gridCol w:w="2783"/>
+      </w:tblGrid>
+      <w:tr>
+        <w:trPr>
+          <w:cantSplit/>
+        </w:trPr>
+        <w:tc>
+          <w:tcPr>
+            <w:shd w:val="clear" w:color="auto" w:fill="F2F2F2"/>
+            <w:vAlign w:val="center"/>
+            <w:tcW w:type="pct" w:w="1332"/>
+          </w:tcPr>
+          <w:p>
+            <w:pPr>
+              <w:keepNext/>
+              <w:spacing w:before="20" w:after="20"/>
+              <w:jc w:val="left"/>
+            </w:pPr>
+            <w:r/>
+            <w:r>
+              <w:rPr>
+                <w:rFonts w:ascii="Calibri" w:hAnsi="Calibri"/>
+                <w:b/>
+                <w:i w:val="0"/>
+                <w:color w:val="000000"/>
+                <w:sz w:val="20"/>
+              </w:rPr>
+              <w:t>Кеси бр. (од–до)</w:t>
+            </w:r>
+            <w:r>
+              <w:rPr>
+                <w:rFonts w:ascii="Calibri" w:hAnsi="Calibri"/>
+                <w:b w:val="0"/>
+                <w:i w:val="0"/>
+                <w:color w:val="000000"/>
+                <w:sz w:val="16"/>
+              </w:rPr>
+              <w:t xml:space="preserve"> | </w:t>
+            </w:r>
+            <w:r>
+              <w:rPr>
+                <w:rFonts w:ascii="Calibri" w:hAnsi="Calibri"/>
+                <w:b w:val="0"/>
+                <w:i w:val="0"/>
+                <w:color w:val="000000"/>
+                <w:sz w:val="16"/>
+              </w:rPr>
+              <w:t>Bags No. (from–to)</w:t>
+            </w:r>
+          </w:p>
+        </w:tc>
+        <w:tc>
+          <w:tcPr>
+            <w:vAlign w:val="center"/>
+            <w:tcW w:type="pct" w:w="1329"/>
+          </w:tcPr>
+          <w:p>
+            <w:pPr>
+              <w:keepNext/>
+              <w:spacing w:before="20" w:after="20"/>
+              <w:jc w:val="center"/>
+            </w:pPr>
+            <w:r/>
+          </w:p>
+        </w:tc>
+        <w:tc>
+          <w:tcPr>
+            <w:shd w:val="clear" w:color="auto" w:fill="F2F2F2"/>
+            <w:vAlign w:val="center"/>
+            <w:tcW w:type="pct" w:w="1007"/>
+          </w:tcPr>
+          <w:p>
+            <w:pPr>
+              <w:keepNext/>
+              <w:spacing w:before="20" w:after="20"/>
+              <w:jc w:val="left"/>
+            </w:pPr>
+            <w:r/>
+            <w:r>
+              <w:rPr>
+                <w:rFonts w:ascii="Calibri" w:hAnsi="Calibri"/>
+                <w:b/>
+                <w:i w:val="0"/>
+                <w:color w:val="000000"/>
+                <w:sz w:val="20"/>
+              </w:rPr>
+              <w:t>Нето маса (g)</w:t>
+            </w:r>
+            <w:r>
+              <w:rPr>
+                <w:rFonts w:ascii="Calibri" w:hAnsi="Calibri"/>
+                <w:b w:val="0"/>
+                <w:i w:val="0"/>
+                <w:color w:val="000000"/>
+                <w:sz w:val="16"/>
+              </w:rPr>
+              <w:t xml:space="preserve"> | </w:t>
+            </w:r>
+            <w:r>
+              <w:rPr>
+                <w:rFonts w:ascii="Calibri" w:hAnsi="Calibri"/>
+                <w:b w:val="0"/>
+                <w:i w:val="0"/>
+                <w:color w:val="000000"/>
+                <w:sz w:val="16"/>
+              </w:rPr>
+              <w:t>Net mass (g)</w:t>
+            </w:r>
+          </w:p>
+        </w:tc>
+        <w:tc>
+          <w:tcPr>
+            <w:vAlign w:val="center"/>
+            <w:tcW w:type="pct" w:w="1329"/>
           </w:tcPr>
           <w:p>
             <w:pPr>
@@ -738,7 +1741,9 @@
       </w:tblPr>
       <w:tblGrid>
         <w:gridCol w:w="3197"/>
-        <w:gridCol w:w="7268"/>
+        <w:gridCol w:w="1990"/>
+        <w:gridCol w:w="3288"/>
+        <w:gridCol w:w="1990"/>
       </w:tblGrid>
       <w:tr>
         <w:trPr>
@@ -764,7 +1769,7 @@
                 <w:color w:val="000000"/>
                 <w:sz w:val="20"/>
               </w:rPr>
-              <w:t>Очекувано времетраење</w:t>
+              <w:t>Безбедносна лента бр.</w:t>
             </w:r>
             <w:r>
               <w:rPr>
@@ -784,14 +1789,71 @@
                 <w:color w:val="000000"/>
                 <w:sz w:val="16"/>
               </w:rPr>
-              <w:t>Expected duration</w:t>
-            </w:r>
-          </w:p>
-        </w:tc>
-        <w:tc>
-          <w:tcPr>
-            <w:vAlign w:val="center"/>
-            <w:tcW w:type="pct" w:w="3472"/>
+              <w:t>Security tape No.</w:t>
+            </w:r>
+          </w:p>
+        </w:tc>
+        <w:tc>
+          <w:tcPr>
+            <w:vAlign w:val="center"/>
+            <w:tcW w:type="pct" w:w="950"/>
+          </w:tcPr>
+          <w:p>
+            <w:pPr>
+              <w:spacing w:before="20" w:after="20"/>
+              <w:jc w:val="center"/>
+            </w:pPr>
+            <w:r/>
+          </w:p>
+        </w:tc>
+        <w:tc>
+          <w:tcPr>
+            <w:shd w:val="clear" w:color="auto" w:fill="F2F2F2"/>
+            <w:vAlign w:val="center"/>
+            <w:tcW w:type="pct" w:w="1570"/>
+          </w:tcPr>
+          <w:p>
+            <w:pPr>
+              <w:spacing w:before="20" w:after="20"/>
+              <w:jc w:val="left"/>
+            </w:pPr>
+            <w:r/>
+            <w:r>
+              <w:rPr>
+                <w:rFonts w:ascii="Calibri" w:hAnsi="Calibri"/>
+                <w:b/>
+                <w:i w:val="0"/>
+                <w:color w:val="000000"/>
+                <w:sz w:val="20"/>
+              </w:rPr>
+              <w:t>Спакувал / проверил (иницијали)</w:t>
+            </w:r>
+            <w:r>
+              <w:rPr>
+                <w:rFonts w:ascii="Calibri" w:hAnsi="Calibri"/>
+                <w:b w:val="0"/>
+                <w:i w:val="0"/>
+                <w:color w:val="000000"/>
+                <w:sz w:val="16"/>
+              </w:rPr>
+              <w:t xml:space="preserve"> | </w:t>
+            </w:r>
+            <w:r>
+              <w:rPr>
+                <w:rFonts w:ascii="Calibri" w:hAnsi="Calibri"/>
+                <w:b w:val="0"/>
+                <w:i w:val="0"/>
+                <w:color w:val="000000"/>
+                <w:sz w:val="16"/>
+              </w:rPr>
+              <w:t>Packed / verified (initials)</w:t>
+            </w:r>
+          </w:p>
+        </w:tc>
+        <w:tc>
+          <w:tcPr>
+            <w:vAlign w:val="center"/>
+            <w:tcW w:type="pct" w:w="950"/>
           </w:tcPr>
           <w:p>
             <w:pPr>
@@ -830,7 +1892,7 @@
           <w:color w:val="FFFFFF"/>
           <w:sz w:val="22"/>
         </w:rPr>
-        <w:t>2 Пратка</w:t>
+        <w:t>4 Листа на пакување на картон</w:t>
       </w:r>
       <w:r>
         <w:rPr>
@@ -850,7 +1912,7 @@
           <w:color w:val="FFFFFF"/>
           <w:sz w:val="18"/>
         </w:rPr>
-        <w:t>Consignment</w:t>
+        <w:t>Carton packing list</w:t>
       </w:r>
     </w:p>
     <w:p>
@@ -876,10 +1938,8 @@
         </w:tblBorders>
       </w:tblPr>
       <w:tblGrid>
-        <w:gridCol w:w="3061"/>
-        <w:gridCol w:w="2511"/>
-        <w:gridCol w:w="2381"/>
-        <w:gridCol w:w="2511"/>
+        <w:gridCol w:w="1973"/>
+        <w:gridCol w:w="8493"/>
       </w:tblGrid>
       <w:tr>
         <w:trPr>
@@ -889,7 +1949,7 @@
           <w:tcPr>
             <w:shd w:val="clear" w:color="auto" w:fill="F2F2F2"/>
             <w:vAlign w:val="center"/>
-            <w:tcW w:type="pct" w:w="1462"/>
+            <w:tcW w:type="pct" w:w="942"/>
           </w:tcPr>
           <w:p>
             <w:pPr>
@@ -906,7 +1966,7 @@
                 <w:color w:val="000000"/>
                 <w:sz w:val="20"/>
               </w:rPr>
-              <w:t>Број на контејнери</w:t>
+              <w:t>ID на картон</w:t>
             </w:r>
             <w:r>
               <w:rPr>
@@ -926,81 +1986,32 @@
                 <w:color w:val="000000"/>
                 <w:sz w:val="16"/>
               </w:rPr>
-              <w:t>Number of containers</w:t>
-            </w:r>
-          </w:p>
-        </w:tc>
-        <w:tc>
-          <w:tcPr>
-            <w:vAlign w:val="center"/>
-            <w:tcW w:type="pct" w:w="1199"/>
-          </w:tcPr>
-          <w:p>
-            <w:pPr>
-              <w:keepNext/>
-              <w:spacing w:before="20" w:after="20"/>
-              <w:jc w:val="center"/>
-            </w:pPr>
-            <w:r/>
-          </w:p>
-        </w:tc>
-        <w:tc>
-          <w:tcPr>
-            <w:shd w:val="clear" w:color="auto" w:fill="F2F2F2"/>
-            <w:vAlign w:val="center"/>
-            <w:tcW w:type="pct" w:w="1137"/>
-          </w:tcPr>
-          <w:p>
-            <w:pPr>
-              <w:keepNext/>
-              <w:spacing w:before="20" w:after="20"/>
-              <w:jc w:val="left"/>
-            </w:pPr>
-            <w:r/>
-            <w:r>
-              <w:rPr>
-                <w:rFonts w:ascii="Calibri" w:hAnsi="Calibri"/>
-                <w:b/>
+              <w:t>Carton ID</w:t>
+            </w:r>
+          </w:p>
+        </w:tc>
+        <w:tc>
+          <w:tcPr>
+            <w:vAlign w:val="center"/>
+            <w:tcW w:type="pct" w:w="4057"/>
+          </w:tcPr>
+          <w:p>
+            <w:pPr>
+              <w:keepNext/>
+              <w:spacing w:before="20" w:after="20"/>
+              <w:jc w:val="center"/>
+            </w:pPr>
+            <w:r/>
+            <w:r>
+              <w:rPr>
+                <w:rFonts w:ascii="Calibri" w:hAnsi="Calibri"/>
+                <w:b w:val="0"/>
                 <w:i w:val="0"/>
                 <w:color w:val="000000"/>
                 <w:sz w:val="20"/>
               </w:rPr>
-              <w:t>Бруто маса (kg)</w:t>
-            </w:r>
-            <w:r>
-              <w:rPr>
-                <w:rFonts w:ascii="Calibri" w:hAnsi="Calibri"/>
-                <w:b w:val="0"/>
-                <w:i w:val="0"/>
-                <w:color w:val="000000"/>
-                <w:sz w:val="16"/>
-              </w:rPr>
-              <w:t xml:space="preserve"> | </w:t>
-            </w:r>
-            <w:r>
-              <w:rPr>
-                <w:rFonts w:ascii="Calibri" w:hAnsi="Calibri"/>
-                <w:b w:val="0"/>
-                <w:i w:val="0"/>
-                <w:color w:val="000000"/>
-                <w:sz w:val="16"/>
-              </w:rPr>
-              <w:t>Gross mass (kg)</w:t>
-            </w:r>
-          </w:p>
-        </w:tc>
-        <w:tc>
-          <w:tcPr>
-            <w:vAlign w:val="center"/>
-            <w:tcW w:type="pct" w:w="1199"/>
-          </w:tcPr>
-          <w:p>
-            <w:pPr>
-              <w:keepNext/>
-              <w:spacing w:before="20" w:after="20"/>
-              <w:jc w:val="center"/>
-            </w:pPr>
-            <w:r/>
+              <w:t>TR-________-___-P__-C__</w:t>
+            </w:r>
           </w:p>
         </w:tc>
       </w:tr>
@@ -1022,8 +2033,8 @@
         </w:tblBorders>
       </w:tblPr>
       <w:tblGrid>
-        <w:gridCol w:w="2925"/>
-        <w:gridCol w:w="7541"/>
+        <w:gridCol w:w="1020"/>
+        <w:gridCol w:w="9446"/>
       </w:tblGrid>
       <w:tr>
         <w:trPr>
@@ -1033,7 +2044,7 @@
           <w:tcPr>
             <w:shd w:val="clear" w:color="auto" w:fill="F2F2F2"/>
             <w:vAlign w:val="center"/>
-            <w:tcW w:type="pct" w:w="1397"/>
+            <w:tcW w:type="pct" w:w="487"/>
           </w:tcPr>
           <w:p>
             <w:pPr>
@@ -1049,7 +2060,7 @@
                 <w:color w:val="000000"/>
                 <w:sz w:val="20"/>
               </w:rPr>
-              <w:t>Димензии на товарот</w:t>
+              <w:t>Датум</w:t>
             </w:r>
             <w:r>
               <w:rPr>
@@ -1069,14 +2080,1594 @@
                 <w:color w:val="000000"/>
                 <w:sz w:val="16"/>
               </w:rPr>
-              <w:t>Load dimensions</w:t>
-            </w:r>
-          </w:p>
-        </w:tc>
-        <w:tc>
-          <w:tcPr>
-            <w:vAlign w:val="center"/>
-            <w:tcW w:type="pct" w:w="3602"/>
+              <w:t>Date</w:t>
+            </w:r>
+          </w:p>
+        </w:tc>
+        <w:tc>
+          <w:tcPr>
+            <w:vAlign w:val="center"/>
+            <w:tcW w:type="pct" w:w="4512"/>
+          </w:tcPr>
+          <w:p>
+            <w:pPr>
+              <w:spacing w:before="20" w:after="20"/>
+              <w:jc w:val="center"/>
+            </w:pPr>
+            <w:r/>
+          </w:p>
+        </w:tc>
+      </w:tr>
+    </w:tbl>
+    <w:p>
+      <w:pPr>
+        <w:keepNext/>
+        <w:spacing w:before="0" w:after="0" w:lineRule="exact" w:line="120"/>
+      </w:pPr>
+    </w:p>
+    <w:tbl>
+      <w:tblPr>
+        <w:tblLook w:firstColumn="1" w:firstRow="1" w:lastColumn="0" w:lastRow="0" w:noHBand="0" w:noVBand="1" w:val="04A0"/>
+        <w:tblLayout w:type="fixed"/>
+        <w:tblW w:type="dxa" w:w="10466"/>
+        <w:tblInd w:type="dxa" w:w="0"/>
+        <w:jc w:val="center"/>
+        <w:tblBorders>
+          <w:top w:val="single" w:sz="4" w:space="0" w:color="2B547E"/>
+          <w:left w:val="single" w:sz="4" w:space="0" w:color="2B547E"/>
+          <w:bottom w:val="single" w:sz="4" w:space="0" w:color="2B547E"/>
+          <w:right w:val="single" w:sz="4" w:space="0" w:color="2B547E"/>
+          <w:insideH w:val="single" w:sz="4" w:space="0" w:color="2B547E"/>
+          <w:insideV w:val="single" w:sz="4" w:space="0" w:color="2B547E"/>
+        </w:tblBorders>
+      </w:tblPr>
+      <w:tblGrid>
+        <w:gridCol w:w="1716"/>
+        <w:gridCol w:w="1660"/>
+        <w:gridCol w:w="1868"/>
+        <w:gridCol w:w="2136"/>
+        <w:gridCol w:w="3084"/>
+      </w:tblGrid>
+      <w:tr>
+        <w:trPr>
+          <w:tblHeader w:val="true"/>
+          <w:cantSplit/>
+        </w:trPr>
+        <w:tc>
+          <w:tcPr>
+            <w:shd w:val="clear" w:color="auto" w:fill="2B547E"/>
+            <w:vAlign w:val="center"/>
+            <w:tcW w:type="dxa" w:w="1716"/>
+          </w:tcPr>
+          <w:p>
+            <w:pPr>
+              <w:keepNext/>
+              <w:spacing w:before="20" w:after="20"/>
+              <w:jc w:val="center"/>
+            </w:pPr>
+            <w:r/>
+            <w:r>
+              <w:rPr>
+                <w:rFonts w:ascii="Calibri" w:hAnsi="Calibri"/>
+                <w:b/>
+                <w:i w:val="0"/>
+                <w:color w:val="FFFFFF"/>
+                <w:sz w:val="18"/>
+              </w:rPr>
+              <w:t>№</w:t>
+            </w:r>
+          </w:p>
+        </w:tc>
+        <w:tc>
+          <w:tcPr>
+            <w:shd w:val="clear" w:color="auto" w:fill="2B547E"/>
+            <w:vAlign w:val="center"/>
+            <w:tcW w:type="dxa" w:w="1660"/>
+          </w:tcPr>
+          <w:p>
+            <w:pPr>
+              <w:keepNext/>
+              <w:spacing w:before="20" w:after="20"/>
+              <w:jc w:val="center"/>
+            </w:pPr>
+            <w:r/>
+            <w:r>
+              <w:rPr>
+                <w:rFonts w:ascii="Calibri" w:hAnsi="Calibri"/>
+                <w:b/>
+                <w:i w:val="0"/>
+                <w:color w:val="FFFFFF"/>
+                <w:sz w:val="18"/>
+              </w:rPr>
+              <w:t>Серија</w:t>
+            </w:r>
+            <w:r>
+              <w:rPr>
+                <w:rFonts w:ascii="Calibri" w:hAnsi="Calibri"/>
+                <w:b w:val="0"/>
+                <w:i w:val="0"/>
+                <w:color w:val="FFFFFF"/>
+                <w:sz w:val="14"/>
+              </w:rPr>
+              <w:t xml:space="preserve"> | </w:t>
+            </w:r>
+            <w:r>
+              <w:rPr>
+                <w:rFonts w:ascii="Calibri" w:hAnsi="Calibri"/>
+                <w:b w:val="0"/>
+                <w:i w:val="0"/>
+                <w:color w:val="FFFFFF"/>
+                <w:sz w:val="14"/>
+              </w:rPr>
+              <w:t>Batch</w:t>
+            </w:r>
+          </w:p>
+        </w:tc>
+        <w:tc>
+          <w:tcPr>
+            <w:shd w:val="clear" w:color="auto" w:fill="2B547E"/>
+            <w:vAlign w:val="center"/>
+            <w:tcW w:type="dxa" w:w="1868"/>
+          </w:tcPr>
+          <w:p>
+            <w:pPr>
+              <w:keepNext/>
+              <w:spacing w:before="20" w:after="20"/>
+              <w:jc w:val="center"/>
+            </w:pPr>
+            <w:r/>
+            <w:r>
+              <w:rPr>
+                <w:rFonts w:ascii="Calibri" w:hAnsi="Calibri"/>
+                <w:b/>
+                <w:i w:val="0"/>
+                <w:color w:val="FFFFFF"/>
+                <w:sz w:val="18"/>
+              </w:rPr>
+              <w:t>Број на кеса</w:t>
+            </w:r>
+            <w:r>
+              <w:rPr>
+                <w:rFonts w:ascii="Calibri" w:hAnsi="Calibri"/>
+                <w:b w:val="0"/>
+                <w:i w:val="0"/>
+                <w:color w:val="FFFFFF"/>
+                <w:sz w:val="14"/>
+              </w:rPr>
+              <w:t xml:space="preserve"> | </w:t>
+            </w:r>
+            <w:r>
+              <w:rPr>
+                <w:rFonts w:ascii="Calibri" w:hAnsi="Calibri"/>
+                <w:b w:val="0"/>
+                <w:i w:val="0"/>
+                <w:color w:val="FFFFFF"/>
+                <w:sz w:val="14"/>
+              </w:rPr>
+              <w:t>Bag No.</w:t>
+            </w:r>
+          </w:p>
+        </w:tc>
+        <w:tc>
+          <w:tcPr>
+            <w:shd w:val="clear" w:color="auto" w:fill="2B547E"/>
+            <w:vAlign w:val="center"/>
+            <w:tcW w:type="dxa" w:w="2136"/>
+          </w:tcPr>
+          <w:p>
+            <w:pPr>
+              <w:keepNext/>
+              <w:spacing w:before="20" w:after="20"/>
+              <w:jc w:val="center"/>
+            </w:pPr>
+            <w:r/>
+            <w:r>
+              <w:rPr>
+                <w:rFonts w:ascii="Calibri" w:hAnsi="Calibri"/>
+                <w:b/>
+                <w:i w:val="0"/>
+                <w:color w:val="FFFFFF"/>
+                <w:sz w:val="18"/>
+              </w:rPr>
+              <w:t>Нето маса (g)</w:t>
+            </w:r>
+            <w:r>
+              <w:rPr>
+                <w:rFonts w:ascii="Calibri" w:hAnsi="Calibri"/>
+                <w:b w:val="0"/>
+                <w:i w:val="0"/>
+                <w:color w:val="FFFFFF"/>
+                <w:sz w:val="14"/>
+              </w:rPr>
+              <w:t xml:space="preserve"> | </w:t>
+            </w:r>
+            <w:r>
+              <w:rPr>
+                <w:rFonts w:ascii="Calibri" w:hAnsi="Calibri"/>
+                <w:b w:val="0"/>
+                <w:i w:val="0"/>
+                <w:color w:val="FFFFFF"/>
+                <w:sz w:val="14"/>
+              </w:rPr>
+              <w:t>Net mass (g)</w:t>
+            </w:r>
+          </w:p>
+        </w:tc>
+        <w:tc>
+          <w:tcPr>
+            <w:shd w:val="clear" w:color="auto" w:fill="2B547E"/>
+            <w:vAlign w:val="center"/>
+            <w:tcW w:type="dxa" w:w="3084"/>
+          </w:tcPr>
+          <w:p>
+            <w:pPr>
+              <w:keepNext/>
+              <w:spacing w:before="20" w:after="20"/>
+              <w:jc w:val="center"/>
+            </w:pPr>
+            <w:r/>
+            <w:r>
+              <w:rPr>
+                <w:rFonts w:ascii="Calibri" w:hAnsi="Calibri"/>
+                <w:b/>
+                <w:i w:val="0"/>
+                <w:color w:val="FFFFFF"/>
+                <w:sz w:val="18"/>
+              </w:rPr>
+              <w:t>Кесата е цела и затворена</w:t>
+            </w:r>
+            <w:r>
+              <w:rPr>
+                <w:rFonts w:ascii="Calibri" w:hAnsi="Calibri"/>
+                <w:b w:val="0"/>
+                <w:i w:val="0"/>
+                <w:color w:val="FFFFFF"/>
+                <w:sz w:val="14"/>
+              </w:rPr>
+              <w:t xml:space="preserve"> | </w:t>
+            </w:r>
+            <w:r>
+              <w:rPr>
+                <w:rFonts w:ascii="Calibri" w:hAnsi="Calibri"/>
+                <w:b w:val="0"/>
+                <w:i w:val="0"/>
+                <w:color w:val="FFFFFF"/>
+                <w:sz w:val="14"/>
+              </w:rPr>
+              <w:t>Bag intact and closed</w:t>
+            </w:r>
+          </w:p>
+        </w:tc>
+      </w:tr>
+      <w:tr>
+        <w:trPr>
+          <w:cantSplit/>
+        </w:trPr>
+        <w:tc>
+          <w:tcPr>
+            <w:shd w:val="clear" w:color="auto" w:fill="F2F2F2"/>
+            <w:vAlign w:val="center"/>
+            <w:tcW w:type="dxa" w:w="1716"/>
+          </w:tcPr>
+          <w:p>
+            <w:pPr>
+              <w:keepNext/>
+              <w:spacing w:before="20" w:after="20"/>
+              <w:jc w:val="center"/>
+            </w:pPr>
+            <w:r/>
+            <w:r>
+              <w:rPr>
+                <w:rFonts w:ascii="Calibri" w:hAnsi="Calibri"/>
+                <w:b w:val="0"/>
+                <w:i w:val="0"/>
+                <w:color w:val="000000"/>
+                <w:sz w:val="18"/>
+              </w:rPr>
+              <w:t>1</w:t>
+            </w:r>
+          </w:p>
+        </w:tc>
+        <w:tc>
+          <w:tcPr>
+            <w:vAlign w:val="center"/>
+            <w:tcW w:type="dxa" w:w="1660"/>
+          </w:tcPr>
+          <w:p>
+            <w:pPr>
+              <w:keepNext/>
+              <w:spacing w:before="20" w:after="20"/>
+              <w:jc w:val="center"/>
+            </w:pPr>
+            <w:r/>
+          </w:p>
+        </w:tc>
+        <w:tc>
+          <w:tcPr>
+            <w:vAlign w:val="center"/>
+            <w:tcW w:type="dxa" w:w="1868"/>
+          </w:tcPr>
+          <w:p>
+            <w:pPr>
+              <w:keepNext/>
+              <w:spacing w:before="20" w:after="20"/>
+              <w:jc w:val="center"/>
+            </w:pPr>
+            <w:r/>
+          </w:p>
+        </w:tc>
+        <w:tc>
+          <w:tcPr>
+            <w:vAlign w:val="center"/>
+            <w:tcW w:type="dxa" w:w="2136"/>
+          </w:tcPr>
+          <w:p>
+            <w:pPr>
+              <w:keepNext/>
+              <w:spacing w:before="20" w:after="20"/>
+              <w:jc w:val="center"/>
+            </w:pPr>
+            <w:r/>
+          </w:p>
+        </w:tc>
+        <w:tc>
+          <w:tcPr>
+            <w:vAlign w:val="center"/>
+            <w:tcW w:type="dxa" w:w="3084"/>
+          </w:tcPr>
+          <w:p>
+            <w:pPr>
+              <w:keepNext/>
+              <w:spacing w:before="20" w:after="20"/>
+              <w:jc w:val="center"/>
+            </w:pPr>
+            <w:r/>
+          </w:p>
+        </w:tc>
+      </w:tr>
+      <w:tr>
+        <w:trPr>
+          <w:cantSplit/>
+        </w:trPr>
+        <w:tc>
+          <w:tcPr>
+            <w:shd w:val="clear" w:color="auto" w:fill="F2F2F2"/>
+            <w:vAlign w:val="center"/>
+            <w:tcW w:type="dxa" w:w="1716"/>
+          </w:tcPr>
+          <w:p>
+            <w:pPr>
+              <w:keepNext/>
+              <w:spacing w:before="20" w:after="20"/>
+              <w:jc w:val="center"/>
+            </w:pPr>
+            <w:r/>
+            <w:r>
+              <w:rPr>
+                <w:rFonts w:ascii="Calibri" w:hAnsi="Calibri"/>
+                <w:b w:val="0"/>
+                <w:i w:val="0"/>
+                <w:color w:val="000000"/>
+                <w:sz w:val="18"/>
+              </w:rPr>
+              <w:t>2</w:t>
+            </w:r>
+          </w:p>
+        </w:tc>
+        <w:tc>
+          <w:tcPr>
+            <w:shd w:val="clear" w:color="auto" w:fill="F7FAFC"/>
+            <w:vAlign w:val="center"/>
+            <w:tcW w:type="dxa" w:w="1660"/>
+          </w:tcPr>
+          <w:p>
+            <w:pPr>
+              <w:keepNext/>
+              <w:spacing w:before="20" w:after="20"/>
+              <w:jc w:val="center"/>
+            </w:pPr>
+            <w:r/>
+          </w:p>
+        </w:tc>
+        <w:tc>
+          <w:tcPr>
+            <w:shd w:val="clear" w:color="auto" w:fill="F7FAFC"/>
+            <w:vAlign w:val="center"/>
+            <w:tcW w:type="dxa" w:w="1868"/>
+          </w:tcPr>
+          <w:p>
+            <w:pPr>
+              <w:keepNext/>
+              <w:spacing w:before="20" w:after="20"/>
+              <w:jc w:val="center"/>
+            </w:pPr>
+            <w:r/>
+          </w:p>
+        </w:tc>
+        <w:tc>
+          <w:tcPr>
+            <w:shd w:val="clear" w:color="auto" w:fill="F7FAFC"/>
+            <w:vAlign w:val="center"/>
+            <w:tcW w:type="dxa" w:w="2136"/>
+          </w:tcPr>
+          <w:p>
+            <w:pPr>
+              <w:keepNext/>
+              <w:spacing w:before="20" w:after="20"/>
+              <w:jc w:val="center"/>
+            </w:pPr>
+            <w:r/>
+          </w:p>
+        </w:tc>
+        <w:tc>
+          <w:tcPr>
+            <w:shd w:val="clear" w:color="auto" w:fill="F7FAFC"/>
+            <w:vAlign w:val="center"/>
+            <w:tcW w:type="dxa" w:w="3084"/>
+          </w:tcPr>
+          <w:p>
+            <w:pPr>
+              <w:keepNext/>
+              <w:spacing w:before="20" w:after="20"/>
+              <w:jc w:val="center"/>
+            </w:pPr>
+            <w:r/>
+          </w:p>
+        </w:tc>
+      </w:tr>
+      <w:tr>
+        <w:trPr>
+          <w:cantSplit/>
+        </w:trPr>
+        <w:tc>
+          <w:tcPr>
+            <w:shd w:val="clear" w:color="auto" w:fill="F2F2F2"/>
+            <w:vAlign w:val="center"/>
+            <w:tcW w:type="dxa" w:w="1716"/>
+          </w:tcPr>
+          <w:p>
+            <w:pPr>
+              <w:spacing w:before="20" w:after="20"/>
+              <w:jc w:val="center"/>
+            </w:pPr>
+            <w:r/>
+            <w:r>
+              <w:rPr>
+                <w:rFonts w:ascii="Calibri" w:hAnsi="Calibri"/>
+                <w:b w:val="0"/>
+                <w:i w:val="0"/>
+                <w:color w:val="000000"/>
+                <w:sz w:val="18"/>
+              </w:rPr>
+              <w:t>3</w:t>
+            </w:r>
+          </w:p>
+        </w:tc>
+        <w:tc>
+          <w:tcPr>
+            <w:vAlign w:val="center"/>
+            <w:tcW w:type="dxa" w:w="1660"/>
+          </w:tcPr>
+          <w:p>
+            <w:pPr>
+              <w:spacing w:before="20" w:after="20"/>
+              <w:jc w:val="center"/>
+            </w:pPr>
+            <w:r/>
+          </w:p>
+        </w:tc>
+        <w:tc>
+          <w:tcPr>
+            <w:vAlign w:val="center"/>
+            <w:tcW w:type="dxa" w:w="1868"/>
+          </w:tcPr>
+          <w:p>
+            <w:pPr>
+              <w:spacing w:before="20" w:after="20"/>
+              <w:jc w:val="center"/>
+            </w:pPr>
+            <w:r/>
+          </w:p>
+        </w:tc>
+        <w:tc>
+          <w:tcPr>
+            <w:vAlign w:val="center"/>
+            <w:tcW w:type="dxa" w:w="2136"/>
+          </w:tcPr>
+          <w:p>
+            <w:pPr>
+              <w:spacing w:before="20" w:after="20"/>
+              <w:jc w:val="center"/>
+            </w:pPr>
+            <w:r/>
+          </w:p>
+        </w:tc>
+        <w:tc>
+          <w:tcPr>
+            <w:vAlign w:val="center"/>
+            <w:tcW w:type="dxa" w:w="3084"/>
+          </w:tcPr>
+          <w:p>
+            <w:pPr>
+              <w:spacing w:before="20" w:after="20"/>
+              <w:jc w:val="center"/>
+            </w:pPr>
+            <w:r/>
+          </w:p>
+        </w:tc>
+      </w:tr>
+      <w:tr>
+        <w:trPr>
+          <w:cantSplit/>
+        </w:trPr>
+        <w:tc>
+          <w:tcPr>
+            <w:shd w:val="clear" w:color="auto" w:fill="F2F2F2"/>
+            <w:vAlign w:val="center"/>
+            <w:tcW w:type="dxa" w:w="1716"/>
+          </w:tcPr>
+          <w:p>
+            <w:pPr>
+              <w:spacing w:before="20" w:after="20"/>
+              <w:jc w:val="center"/>
+            </w:pPr>
+            <w:r/>
+            <w:r>
+              <w:rPr>
+                <w:rFonts w:ascii="Calibri" w:hAnsi="Calibri"/>
+                <w:b w:val="0"/>
+                <w:i w:val="0"/>
+                <w:color w:val="000000"/>
+                <w:sz w:val="18"/>
+              </w:rPr>
+              <w:t>4</w:t>
+            </w:r>
+          </w:p>
+        </w:tc>
+        <w:tc>
+          <w:tcPr>
+            <w:shd w:val="clear" w:color="auto" w:fill="F7FAFC"/>
+            <w:vAlign w:val="center"/>
+            <w:tcW w:type="dxa" w:w="1660"/>
+          </w:tcPr>
+          <w:p>
+            <w:pPr>
+              <w:spacing w:before="20" w:after="20"/>
+              <w:jc w:val="center"/>
+            </w:pPr>
+            <w:r/>
+          </w:p>
+        </w:tc>
+        <w:tc>
+          <w:tcPr>
+            <w:shd w:val="clear" w:color="auto" w:fill="F7FAFC"/>
+            <w:vAlign w:val="center"/>
+            <w:tcW w:type="dxa" w:w="1868"/>
+          </w:tcPr>
+          <w:p>
+            <w:pPr>
+              <w:spacing w:before="20" w:after="20"/>
+              <w:jc w:val="center"/>
+            </w:pPr>
+            <w:r/>
+          </w:p>
+        </w:tc>
+        <w:tc>
+          <w:tcPr>
+            <w:shd w:val="clear" w:color="auto" w:fill="F7FAFC"/>
+            <w:vAlign w:val="center"/>
+            <w:tcW w:type="dxa" w:w="2136"/>
+          </w:tcPr>
+          <w:p>
+            <w:pPr>
+              <w:spacing w:before="20" w:after="20"/>
+              <w:jc w:val="center"/>
+            </w:pPr>
+            <w:r/>
+          </w:p>
+        </w:tc>
+        <w:tc>
+          <w:tcPr>
+            <w:shd w:val="clear" w:color="auto" w:fill="F7FAFC"/>
+            <w:vAlign w:val="center"/>
+            <w:tcW w:type="dxa" w:w="3084"/>
+          </w:tcPr>
+          <w:p>
+            <w:pPr>
+              <w:spacing w:before="20" w:after="20"/>
+              <w:jc w:val="center"/>
+            </w:pPr>
+            <w:r/>
+          </w:p>
+        </w:tc>
+      </w:tr>
+      <w:tr>
+        <w:trPr>
+          <w:cantSplit/>
+        </w:trPr>
+        <w:tc>
+          <w:tcPr>
+            <w:shd w:val="clear" w:color="auto" w:fill="F2F2F2"/>
+            <w:vAlign w:val="center"/>
+            <w:tcW w:type="dxa" w:w="1716"/>
+          </w:tcPr>
+          <w:p>
+            <w:pPr>
+              <w:spacing w:before="20" w:after="20"/>
+              <w:jc w:val="center"/>
+            </w:pPr>
+            <w:r/>
+            <w:r>
+              <w:rPr>
+                <w:rFonts w:ascii="Calibri" w:hAnsi="Calibri"/>
+                <w:b w:val="0"/>
+                <w:i w:val="0"/>
+                <w:color w:val="000000"/>
+                <w:sz w:val="18"/>
+              </w:rPr>
+              <w:t>5</w:t>
+            </w:r>
+          </w:p>
+        </w:tc>
+        <w:tc>
+          <w:tcPr>
+            <w:vAlign w:val="center"/>
+            <w:tcW w:type="dxa" w:w="1660"/>
+          </w:tcPr>
+          <w:p>
+            <w:pPr>
+              <w:spacing w:before="20" w:after="20"/>
+              <w:jc w:val="center"/>
+            </w:pPr>
+            <w:r/>
+          </w:p>
+        </w:tc>
+        <w:tc>
+          <w:tcPr>
+            <w:vAlign w:val="center"/>
+            <w:tcW w:type="dxa" w:w="1868"/>
+          </w:tcPr>
+          <w:p>
+            <w:pPr>
+              <w:spacing w:before="20" w:after="20"/>
+              <w:jc w:val="center"/>
+            </w:pPr>
+            <w:r/>
+          </w:p>
+        </w:tc>
+        <w:tc>
+          <w:tcPr>
+            <w:vAlign w:val="center"/>
+            <w:tcW w:type="dxa" w:w="2136"/>
+          </w:tcPr>
+          <w:p>
+            <w:pPr>
+              <w:spacing w:before="20" w:after="20"/>
+              <w:jc w:val="center"/>
+            </w:pPr>
+            <w:r/>
+          </w:p>
+        </w:tc>
+        <w:tc>
+          <w:tcPr>
+            <w:vAlign w:val="center"/>
+            <w:tcW w:type="dxa" w:w="3084"/>
+          </w:tcPr>
+          <w:p>
+            <w:pPr>
+              <w:spacing w:before="20" w:after="20"/>
+              <w:jc w:val="center"/>
+            </w:pPr>
+            <w:r/>
+          </w:p>
+        </w:tc>
+      </w:tr>
+      <w:tr>
+        <w:trPr>
+          <w:cantSplit/>
+        </w:trPr>
+        <w:tc>
+          <w:tcPr>
+            <w:shd w:val="clear" w:color="auto" w:fill="F2F2F2"/>
+            <w:vAlign w:val="center"/>
+            <w:tcW w:type="dxa" w:w="1716"/>
+          </w:tcPr>
+          <w:p>
+            <w:pPr>
+              <w:spacing w:before="20" w:after="20"/>
+              <w:jc w:val="center"/>
+            </w:pPr>
+            <w:r/>
+            <w:r>
+              <w:rPr>
+                <w:rFonts w:ascii="Calibri" w:hAnsi="Calibri"/>
+                <w:b w:val="0"/>
+                <w:i w:val="0"/>
+                <w:color w:val="000000"/>
+                <w:sz w:val="18"/>
+              </w:rPr>
+              <w:t>6</w:t>
+            </w:r>
+          </w:p>
+        </w:tc>
+        <w:tc>
+          <w:tcPr>
+            <w:shd w:val="clear" w:color="auto" w:fill="F7FAFC"/>
+            <w:vAlign w:val="center"/>
+            <w:tcW w:type="dxa" w:w="1660"/>
+          </w:tcPr>
+          <w:p>
+            <w:pPr>
+              <w:spacing w:before="20" w:after="20"/>
+              <w:jc w:val="center"/>
+            </w:pPr>
+            <w:r/>
+          </w:p>
+        </w:tc>
+        <w:tc>
+          <w:tcPr>
+            <w:shd w:val="clear" w:color="auto" w:fill="F7FAFC"/>
+            <w:vAlign w:val="center"/>
+            <w:tcW w:type="dxa" w:w="1868"/>
+          </w:tcPr>
+          <w:p>
+            <w:pPr>
+              <w:spacing w:before="20" w:after="20"/>
+              <w:jc w:val="center"/>
+            </w:pPr>
+            <w:r/>
+          </w:p>
+        </w:tc>
+        <w:tc>
+          <w:tcPr>
+            <w:shd w:val="clear" w:color="auto" w:fill="F7FAFC"/>
+            <w:vAlign w:val="center"/>
+            <w:tcW w:type="dxa" w:w="2136"/>
+          </w:tcPr>
+          <w:p>
+            <w:pPr>
+              <w:spacing w:before="20" w:after="20"/>
+              <w:jc w:val="center"/>
+            </w:pPr>
+            <w:r/>
+          </w:p>
+        </w:tc>
+        <w:tc>
+          <w:tcPr>
+            <w:shd w:val="clear" w:color="auto" w:fill="F7FAFC"/>
+            <w:vAlign w:val="center"/>
+            <w:tcW w:type="dxa" w:w="3084"/>
+          </w:tcPr>
+          <w:p>
+            <w:pPr>
+              <w:spacing w:before="20" w:after="20"/>
+              <w:jc w:val="center"/>
+            </w:pPr>
+            <w:r/>
+          </w:p>
+        </w:tc>
+      </w:tr>
+      <w:tr>
+        <w:trPr>
+          <w:cantSplit/>
+        </w:trPr>
+        <w:tc>
+          <w:tcPr>
+            <w:shd w:val="clear" w:color="auto" w:fill="F2F2F2"/>
+            <w:vAlign w:val="center"/>
+            <w:tcW w:type="dxa" w:w="1716"/>
+          </w:tcPr>
+          <w:p>
+            <w:pPr>
+              <w:spacing w:before="20" w:after="20"/>
+              <w:jc w:val="center"/>
+            </w:pPr>
+            <w:r/>
+            <w:r>
+              <w:rPr>
+                <w:rFonts w:ascii="Calibri" w:hAnsi="Calibri"/>
+                <w:b w:val="0"/>
+                <w:i w:val="0"/>
+                <w:color w:val="000000"/>
+                <w:sz w:val="18"/>
+              </w:rPr>
+              <w:t>7</w:t>
+            </w:r>
+          </w:p>
+        </w:tc>
+        <w:tc>
+          <w:tcPr>
+            <w:vAlign w:val="center"/>
+            <w:tcW w:type="dxa" w:w="1660"/>
+          </w:tcPr>
+          <w:p>
+            <w:pPr>
+              <w:spacing w:before="20" w:after="20"/>
+              <w:jc w:val="center"/>
+            </w:pPr>
+            <w:r/>
+          </w:p>
+        </w:tc>
+        <w:tc>
+          <w:tcPr>
+            <w:vAlign w:val="center"/>
+            <w:tcW w:type="dxa" w:w="1868"/>
+          </w:tcPr>
+          <w:p>
+            <w:pPr>
+              <w:spacing w:before="20" w:after="20"/>
+              <w:jc w:val="center"/>
+            </w:pPr>
+            <w:r/>
+          </w:p>
+        </w:tc>
+        <w:tc>
+          <w:tcPr>
+            <w:vAlign w:val="center"/>
+            <w:tcW w:type="dxa" w:w="2136"/>
+          </w:tcPr>
+          <w:p>
+            <w:pPr>
+              <w:spacing w:before="20" w:after="20"/>
+              <w:jc w:val="center"/>
+            </w:pPr>
+            <w:r/>
+          </w:p>
+        </w:tc>
+        <w:tc>
+          <w:tcPr>
+            <w:vAlign w:val="center"/>
+            <w:tcW w:type="dxa" w:w="3084"/>
+          </w:tcPr>
+          <w:p>
+            <w:pPr>
+              <w:spacing w:before="20" w:after="20"/>
+              <w:jc w:val="center"/>
+            </w:pPr>
+            <w:r/>
+          </w:p>
+        </w:tc>
+      </w:tr>
+      <w:tr>
+        <w:trPr>
+          <w:cantSplit/>
+        </w:trPr>
+        <w:tc>
+          <w:tcPr>
+            <w:shd w:val="clear" w:color="auto" w:fill="F2F2F2"/>
+            <w:vAlign w:val="center"/>
+            <w:tcW w:type="dxa" w:w="1716"/>
+          </w:tcPr>
+          <w:p>
+            <w:pPr>
+              <w:spacing w:before="20" w:after="20"/>
+              <w:jc w:val="center"/>
+            </w:pPr>
+            <w:r/>
+            <w:r>
+              <w:rPr>
+                <w:rFonts w:ascii="Calibri" w:hAnsi="Calibri"/>
+                <w:b w:val="0"/>
+                <w:i w:val="0"/>
+                <w:color w:val="000000"/>
+                <w:sz w:val="18"/>
+              </w:rPr>
+              <w:t>8</w:t>
+            </w:r>
+          </w:p>
+        </w:tc>
+        <w:tc>
+          <w:tcPr>
+            <w:shd w:val="clear" w:color="auto" w:fill="F7FAFC"/>
+            <w:vAlign w:val="center"/>
+            <w:tcW w:type="dxa" w:w="1660"/>
+          </w:tcPr>
+          <w:p>
+            <w:pPr>
+              <w:spacing w:before="20" w:after="20"/>
+              <w:jc w:val="center"/>
+            </w:pPr>
+            <w:r/>
+          </w:p>
+        </w:tc>
+        <w:tc>
+          <w:tcPr>
+            <w:shd w:val="clear" w:color="auto" w:fill="F7FAFC"/>
+            <w:vAlign w:val="center"/>
+            <w:tcW w:type="dxa" w:w="1868"/>
+          </w:tcPr>
+          <w:p>
+            <w:pPr>
+              <w:spacing w:before="20" w:after="20"/>
+              <w:jc w:val="center"/>
+            </w:pPr>
+            <w:r/>
+          </w:p>
+        </w:tc>
+        <w:tc>
+          <w:tcPr>
+            <w:shd w:val="clear" w:color="auto" w:fill="F7FAFC"/>
+            <w:vAlign w:val="center"/>
+            <w:tcW w:type="dxa" w:w="2136"/>
+          </w:tcPr>
+          <w:p>
+            <w:pPr>
+              <w:spacing w:before="20" w:after="20"/>
+              <w:jc w:val="center"/>
+            </w:pPr>
+            <w:r/>
+          </w:p>
+        </w:tc>
+        <w:tc>
+          <w:tcPr>
+            <w:shd w:val="clear" w:color="auto" w:fill="F7FAFC"/>
+            <w:vAlign w:val="center"/>
+            <w:tcW w:type="dxa" w:w="3084"/>
+          </w:tcPr>
+          <w:p>
+            <w:pPr>
+              <w:spacing w:before="20" w:after="20"/>
+              <w:jc w:val="center"/>
+            </w:pPr>
+            <w:r/>
+          </w:p>
+        </w:tc>
+      </w:tr>
+      <w:tr>
+        <w:trPr>
+          <w:cantSplit/>
+        </w:trPr>
+        <w:tc>
+          <w:tcPr>
+            <w:shd w:val="clear" w:color="auto" w:fill="F2F2F2"/>
+            <w:vAlign w:val="center"/>
+            <w:tcW w:type="dxa" w:w="1716"/>
+          </w:tcPr>
+          <w:p>
+            <w:pPr>
+              <w:spacing w:before="20" w:after="20"/>
+              <w:jc w:val="center"/>
+            </w:pPr>
+            <w:r/>
+            <w:r>
+              <w:rPr>
+                <w:rFonts w:ascii="Calibri" w:hAnsi="Calibri"/>
+                <w:b w:val="0"/>
+                <w:i w:val="0"/>
+                <w:color w:val="000000"/>
+                <w:sz w:val="18"/>
+              </w:rPr>
+              <w:t>9</w:t>
+            </w:r>
+          </w:p>
+        </w:tc>
+        <w:tc>
+          <w:tcPr>
+            <w:vAlign w:val="center"/>
+            <w:tcW w:type="dxa" w:w="1660"/>
+          </w:tcPr>
+          <w:p>
+            <w:pPr>
+              <w:spacing w:before="20" w:after="20"/>
+              <w:jc w:val="center"/>
+            </w:pPr>
+            <w:r/>
+          </w:p>
+        </w:tc>
+        <w:tc>
+          <w:tcPr>
+            <w:vAlign w:val="center"/>
+            <w:tcW w:type="dxa" w:w="1868"/>
+          </w:tcPr>
+          <w:p>
+            <w:pPr>
+              <w:spacing w:before="20" w:after="20"/>
+              <w:jc w:val="center"/>
+            </w:pPr>
+            <w:r/>
+          </w:p>
+        </w:tc>
+        <w:tc>
+          <w:tcPr>
+            <w:vAlign w:val="center"/>
+            <w:tcW w:type="dxa" w:w="2136"/>
+          </w:tcPr>
+          <w:p>
+            <w:pPr>
+              <w:spacing w:before="20" w:after="20"/>
+              <w:jc w:val="center"/>
+            </w:pPr>
+            <w:r/>
+          </w:p>
+        </w:tc>
+        <w:tc>
+          <w:tcPr>
+            <w:vAlign w:val="center"/>
+            <w:tcW w:type="dxa" w:w="3084"/>
+          </w:tcPr>
+          <w:p>
+            <w:pPr>
+              <w:spacing w:before="20" w:after="20"/>
+              <w:jc w:val="center"/>
+            </w:pPr>
+            <w:r/>
+          </w:p>
+        </w:tc>
+      </w:tr>
+      <w:tr>
+        <w:trPr>
+          <w:cantSplit/>
+        </w:trPr>
+        <w:tc>
+          <w:tcPr>
+            <w:shd w:val="clear" w:color="auto" w:fill="F2F2F2"/>
+            <w:vAlign w:val="center"/>
+            <w:tcW w:type="dxa" w:w="1716"/>
+          </w:tcPr>
+          <w:p>
+            <w:pPr>
+              <w:spacing w:before="20" w:after="20"/>
+              <w:jc w:val="center"/>
+            </w:pPr>
+            <w:r/>
+            <w:r>
+              <w:rPr>
+                <w:rFonts w:ascii="Calibri" w:hAnsi="Calibri"/>
+                <w:b w:val="0"/>
+                <w:i w:val="0"/>
+                <w:color w:val="000000"/>
+                <w:sz w:val="18"/>
+              </w:rPr>
+              <w:t>10</w:t>
+            </w:r>
+          </w:p>
+        </w:tc>
+        <w:tc>
+          <w:tcPr>
+            <w:shd w:val="clear" w:color="auto" w:fill="F7FAFC"/>
+            <w:vAlign w:val="center"/>
+            <w:tcW w:type="dxa" w:w="1660"/>
+          </w:tcPr>
+          <w:p>
+            <w:pPr>
+              <w:spacing w:before="20" w:after="20"/>
+              <w:jc w:val="center"/>
+            </w:pPr>
+            <w:r/>
+          </w:p>
+        </w:tc>
+        <w:tc>
+          <w:tcPr>
+            <w:shd w:val="clear" w:color="auto" w:fill="F7FAFC"/>
+            <w:vAlign w:val="center"/>
+            <w:tcW w:type="dxa" w:w="1868"/>
+          </w:tcPr>
+          <w:p>
+            <w:pPr>
+              <w:spacing w:before="20" w:after="20"/>
+              <w:jc w:val="center"/>
+            </w:pPr>
+            <w:r/>
+          </w:p>
+        </w:tc>
+        <w:tc>
+          <w:tcPr>
+            <w:shd w:val="clear" w:color="auto" w:fill="F7FAFC"/>
+            <w:vAlign w:val="center"/>
+            <w:tcW w:type="dxa" w:w="2136"/>
+          </w:tcPr>
+          <w:p>
+            <w:pPr>
+              <w:spacing w:before="20" w:after="20"/>
+              <w:jc w:val="center"/>
+            </w:pPr>
+            <w:r/>
+          </w:p>
+        </w:tc>
+        <w:tc>
+          <w:tcPr>
+            <w:shd w:val="clear" w:color="auto" w:fill="F7FAFC"/>
+            <w:vAlign w:val="center"/>
+            <w:tcW w:type="dxa" w:w="3084"/>
+          </w:tcPr>
+          <w:p>
+            <w:pPr>
+              <w:spacing w:before="20" w:after="20"/>
+              <w:jc w:val="center"/>
+            </w:pPr>
+            <w:r/>
+          </w:p>
+        </w:tc>
+      </w:tr>
+      <w:tr>
+        <w:trPr>
+          <w:cantSplit/>
+        </w:trPr>
+        <w:tc>
+          <w:tcPr>
+            <w:shd w:val="clear" w:color="auto" w:fill="F2F2F2"/>
+            <w:vAlign w:val="center"/>
+            <w:tcW w:type="dxa" w:w="1716"/>
+          </w:tcPr>
+          <w:p>
+            <w:pPr>
+              <w:spacing w:before="20" w:after="20"/>
+              <w:jc w:val="center"/>
+            </w:pPr>
+            <w:r/>
+            <w:r>
+              <w:rPr>
+                <w:rFonts w:ascii="Calibri" w:hAnsi="Calibri"/>
+                <w:b w:val="0"/>
+                <w:i w:val="0"/>
+                <w:color w:val="000000"/>
+                <w:sz w:val="18"/>
+              </w:rPr>
+              <w:t>Вкупно</w:t>
+            </w:r>
+            <w:r>
+              <w:rPr>
+                <w:rFonts w:ascii="Calibri" w:hAnsi="Calibri"/>
+                <w:b w:val="0"/>
+                <w:i w:val="0"/>
+                <w:color w:val="000000"/>
+                <w:sz w:val="14"/>
+              </w:rPr>
+              <w:t xml:space="preserve"> | </w:t>
+            </w:r>
+            <w:r>
+              <w:rPr>
+                <w:rFonts w:ascii="Calibri" w:hAnsi="Calibri"/>
+                <w:b w:val="0"/>
+                <w:i/>
+                <w:color w:val="000000"/>
+                <w:sz w:val="14"/>
+              </w:rPr>
+              <w:t>Total</w:t>
+            </w:r>
+          </w:p>
+        </w:tc>
+        <w:tc>
+          <w:tcPr>
+            <w:vAlign w:val="center"/>
+            <w:tcW w:type="dxa" w:w="1660"/>
+          </w:tcPr>
+          <w:p>
+            <w:pPr>
+              <w:spacing w:before="20" w:after="20"/>
+              <w:jc w:val="center"/>
+            </w:pPr>
+            <w:r/>
+          </w:p>
+        </w:tc>
+        <w:tc>
+          <w:tcPr>
+            <w:vAlign w:val="center"/>
+            <w:tcW w:type="dxa" w:w="1868"/>
+          </w:tcPr>
+          <w:p>
+            <w:pPr>
+              <w:spacing w:before="20" w:after="20"/>
+              <w:jc w:val="center"/>
+            </w:pPr>
+            <w:r/>
+          </w:p>
+        </w:tc>
+        <w:tc>
+          <w:tcPr>
+            <w:vAlign w:val="center"/>
+            <w:tcW w:type="dxa" w:w="2136"/>
+          </w:tcPr>
+          <w:p>
+            <w:pPr>
+              <w:spacing w:before="20" w:after="20"/>
+              <w:jc w:val="center"/>
+            </w:pPr>
+            <w:r/>
+          </w:p>
+        </w:tc>
+        <w:tc>
+          <w:tcPr>
+            <w:vAlign w:val="center"/>
+            <w:tcW w:type="dxa" w:w="3084"/>
+          </w:tcPr>
+          <w:p>
+            <w:pPr>
+              <w:spacing w:before="20" w:after="20"/>
+              <w:jc w:val="center"/>
+            </w:pPr>
+            <w:r/>
+          </w:p>
+        </w:tc>
+      </w:tr>
+    </w:tbl>
+    <w:p>
+      <w:pPr>
+        <w:keepNext/>
+        <w:spacing w:before="0" w:after="0" w:lineRule="exact" w:line="120"/>
+      </w:pPr>
+    </w:p>
+    <w:tbl>
+      <w:tblPr>
+        <w:tblLook w:firstColumn="1" w:firstRow="1" w:lastColumn="0" w:lastRow="0" w:noHBand="0" w:noVBand="1" w:val="04A0"/>
+        <w:tblLayout w:type="fixed"/>
+        <w:tblW w:type="dxa" w:w="10466"/>
+        <w:tblInd w:type="dxa" w:w="0"/>
+        <w:jc w:val="center"/>
+        <w:tblBorders>
+          <w:top w:val="single" w:sz="4" w:space="0" w:color="2B547E"/>
+          <w:left w:val="single" w:sz="4" w:space="0" w:color="2B547E"/>
+          <w:bottom w:val="single" w:sz="4" w:space="0" w:color="2B547E"/>
+          <w:right w:val="single" w:sz="4" w:space="0" w:color="2B547E"/>
+          <w:insideH w:val="single" w:sz="4" w:space="0" w:color="2B547E"/>
+          <w:insideV w:val="single" w:sz="4" w:space="0" w:color="2B547E"/>
+        </w:tblBorders>
+      </w:tblPr>
+      <w:tblGrid>
+        <w:gridCol w:w="3889"/>
+        <w:gridCol w:w="2948"/>
+        <w:gridCol w:w="1474"/>
+        <w:gridCol w:w="2154"/>
+      </w:tblGrid>
+      <w:tr>
+        <w:trPr>
+          <w:tblHeader w:val="true"/>
+          <w:cantSplit/>
+        </w:trPr>
+        <w:tc>
+          <w:tcPr>
+            <w:shd w:val="clear" w:color="auto" w:fill="2B547E"/>
+            <w:vAlign w:val="center"/>
+            <w:tcW w:type="dxa" w:w="3889"/>
+          </w:tcPr>
+          <w:p>
+            <w:pPr>
+              <w:keepNext/>
+              <w:spacing w:before="20" w:after="20"/>
+              <w:jc w:val="center"/>
+            </w:pPr>
+            <w:r/>
+            <w:r>
+              <w:rPr>
+                <w:rFonts w:ascii="Calibri" w:hAnsi="Calibri"/>
+                <w:b/>
+                <w:i w:val="0"/>
+                <w:color w:val="FFFFFF"/>
+                <w:sz w:val="18"/>
+              </w:rPr>
+              <w:t>Улога</w:t>
+            </w:r>
+            <w:r>
+              <w:rPr>
+                <w:rFonts w:ascii="Calibri" w:hAnsi="Calibri"/>
+                <w:b w:val="0"/>
+                <w:i w:val="0"/>
+                <w:color w:val="FFFFFF"/>
+                <w:sz w:val="14"/>
+              </w:rPr>
+              <w:t xml:space="preserve"> | </w:t>
+            </w:r>
+            <w:r>
+              <w:rPr>
+                <w:rFonts w:ascii="Calibri" w:hAnsi="Calibri"/>
+                <w:b w:val="0"/>
+                <w:i w:val="0"/>
+                <w:color w:val="FFFFFF"/>
+                <w:sz w:val="14"/>
+              </w:rPr>
+              <w:t>Role</w:t>
+            </w:r>
+          </w:p>
+        </w:tc>
+        <w:tc>
+          <w:tcPr>
+            <w:shd w:val="clear" w:color="auto" w:fill="2B547E"/>
+            <w:vAlign w:val="center"/>
+            <w:tcW w:type="dxa" w:w="2948"/>
+          </w:tcPr>
+          <w:p>
+            <w:pPr>
+              <w:keepNext/>
+              <w:spacing w:before="20" w:after="20"/>
+              <w:jc w:val="center"/>
+            </w:pPr>
+            <w:r/>
+            <w:r>
+              <w:rPr>
+                <w:rFonts w:ascii="Calibri" w:hAnsi="Calibri"/>
+                <w:b/>
+                <w:i w:val="0"/>
+                <w:color w:val="FFFFFF"/>
+                <w:sz w:val="18"/>
+              </w:rPr>
+              <w:t>Име</w:t>
+            </w:r>
+            <w:r>
+              <w:rPr>
+                <w:rFonts w:ascii="Calibri" w:hAnsi="Calibri"/>
+                <w:b w:val="0"/>
+                <w:i w:val="0"/>
+                <w:color w:val="FFFFFF"/>
+                <w:sz w:val="14"/>
+              </w:rPr>
+              <w:t xml:space="preserve"> | </w:t>
+            </w:r>
+            <w:r>
+              <w:rPr>
+                <w:rFonts w:ascii="Calibri" w:hAnsi="Calibri"/>
+                <w:b w:val="0"/>
+                <w:i w:val="0"/>
+                <w:color w:val="FFFFFF"/>
+                <w:sz w:val="14"/>
+              </w:rPr>
+              <w:t>Name</w:t>
+            </w:r>
+          </w:p>
+        </w:tc>
+        <w:tc>
+          <w:tcPr>
+            <w:shd w:val="clear" w:color="auto" w:fill="2B547E"/>
+            <w:vAlign w:val="center"/>
+            <w:tcW w:type="dxa" w:w="1474"/>
+          </w:tcPr>
+          <w:p>
+            <w:pPr>
+              <w:keepNext/>
+              <w:spacing w:before="20" w:after="20"/>
+              <w:jc w:val="center"/>
+            </w:pPr>
+            <w:r/>
+            <w:r>
+              <w:rPr>
+                <w:rFonts w:ascii="Calibri" w:hAnsi="Calibri"/>
+                <w:b/>
+                <w:i w:val="0"/>
+                <w:color w:val="FFFFFF"/>
+                <w:sz w:val="18"/>
+              </w:rPr>
+              <w:t>Датум/време</w:t>
+            </w:r>
+            <w:r>
+              <w:rPr>
+                <w:rFonts w:ascii="Calibri" w:hAnsi="Calibri"/>
+                <w:b w:val="0"/>
+                <w:i w:val="0"/>
+                <w:color w:val="FFFFFF"/>
+                <w:sz w:val="14"/>
+              </w:rPr>
+              <w:t xml:space="preserve"> | </w:t>
+            </w:r>
+            <w:r>
+              <w:rPr>
+                <w:rFonts w:ascii="Calibri" w:hAnsi="Calibri"/>
+                <w:b w:val="0"/>
+                <w:i w:val="0"/>
+                <w:color w:val="FFFFFF"/>
+                <w:sz w:val="14"/>
+              </w:rPr>
+              <w:t>Date/time</w:t>
+            </w:r>
+          </w:p>
+        </w:tc>
+        <w:tc>
+          <w:tcPr>
+            <w:shd w:val="clear" w:color="auto" w:fill="2B547E"/>
+            <w:vAlign w:val="center"/>
+            <w:tcW w:type="dxa" w:w="2154"/>
+          </w:tcPr>
+          <w:p>
+            <w:pPr>
+              <w:keepNext/>
+              <w:spacing w:before="20" w:after="20"/>
+              <w:jc w:val="center"/>
+            </w:pPr>
+            <w:r/>
+            <w:r>
+              <w:rPr>
+                <w:rFonts w:ascii="Calibri" w:hAnsi="Calibri"/>
+                <w:b/>
+                <w:i w:val="0"/>
+                <w:color w:val="FFFFFF"/>
+                <w:sz w:val="18"/>
+              </w:rPr>
+              <w:t>Потпис</w:t>
+            </w:r>
+            <w:r>
+              <w:rPr>
+                <w:rFonts w:ascii="Calibri" w:hAnsi="Calibri"/>
+                <w:b w:val="0"/>
+                <w:i w:val="0"/>
+                <w:color w:val="FFFFFF"/>
+                <w:sz w:val="14"/>
+              </w:rPr>
+              <w:t xml:space="preserve"> | </w:t>
+            </w:r>
+            <w:r>
+              <w:rPr>
+                <w:rFonts w:ascii="Calibri" w:hAnsi="Calibri"/>
+                <w:b w:val="0"/>
+                <w:i w:val="0"/>
+                <w:color w:val="FFFFFF"/>
+                <w:sz w:val="14"/>
+              </w:rPr>
+              <w:t>Signature</w:t>
+            </w:r>
+          </w:p>
+        </w:tc>
+      </w:tr>
+      <w:tr>
+        <w:trPr>
+          <w:cantSplit/>
+        </w:trPr>
+        <w:tc>
+          <w:tcPr>
+            <w:shd w:val="clear" w:color="auto" w:fill="F2F2F2"/>
+            <w:vAlign w:val="center"/>
+            <w:tcW w:type="dxa" w:w="3889"/>
+          </w:tcPr>
+          <w:p>
+            <w:pPr>
+              <w:keepNext/>
+              <w:spacing w:before="20" w:after="20"/>
+              <w:jc w:val="center"/>
+            </w:pPr>
+            <w:r/>
+            <w:r>
+              <w:rPr>
+                <w:rFonts w:ascii="Calibri" w:hAnsi="Calibri"/>
+                <w:b w:val="0"/>
+                <w:i w:val="0"/>
+                <w:color w:val="000000"/>
+                <w:sz w:val="18"/>
+              </w:rPr>
+              <w:t>Спакувал</w:t>
+            </w:r>
+            <w:r>
+              <w:rPr>
+                <w:rFonts w:ascii="Calibri" w:hAnsi="Calibri"/>
+                <w:b w:val="0"/>
+                <w:i w:val="0"/>
+                <w:color w:val="000000"/>
+                <w:sz w:val="14"/>
+              </w:rPr>
+              <w:t xml:space="preserve"> | </w:t>
+            </w:r>
+            <w:r>
+              <w:rPr>
+                <w:rFonts w:ascii="Calibri" w:hAnsi="Calibri"/>
+                <w:b w:val="0"/>
+                <w:i/>
+                <w:color w:val="000000"/>
+                <w:sz w:val="14"/>
+              </w:rPr>
+              <w:t>Packed by</w:t>
+            </w:r>
+          </w:p>
+        </w:tc>
+        <w:tc>
+          <w:tcPr>
+            <w:vAlign w:val="center"/>
+            <w:tcW w:type="dxa" w:w="2948"/>
+          </w:tcPr>
+          <w:p>
+            <w:pPr>
+              <w:keepNext/>
+              <w:spacing w:before="20" w:after="20"/>
+              <w:jc w:val="center"/>
+            </w:pPr>
+            <w:r/>
+          </w:p>
+        </w:tc>
+        <w:tc>
+          <w:tcPr>
+            <w:vAlign w:val="center"/>
+            <w:tcW w:type="dxa" w:w="1474"/>
+          </w:tcPr>
+          <w:p>
+            <w:pPr>
+              <w:keepNext/>
+              <w:spacing w:before="20" w:after="20"/>
+              <w:jc w:val="center"/>
+            </w:pPr>
+            <w:r/>
+          </w:p>
+        </w:tc>
+        <w:tc>
+          <w:tcPr>
+            <w:vAlign w:val="center"/>
+            <w:tcW w:type="dxa" w:w="2154"/>
+          </w:tcPr>
+          <w:p>
+            <w:pPr>
+              <w:keepNext/>
+              <w:spacing w:before="20" w:after="20"/>
+              <w:jc w:val="center"/>
+            </w:pPr>
+            <w:r/>
+          </w:p>
+        </w:tc>
+      </w:tr>
+      <w:tr>
+        <w:trPr>
+          <w:cantSplit/>
+        </w:trPr>
+        <w:tc>
+          <w:tcPr>
+            <w:shd w:val="clear" w:color="auto" w:fill="F2F2F2"/>
+            <w:vAlign w:val="center"/>
+            <w:tcW w:type="dxa" w:w="3889"/>
+          </w:tcPr>
+          <w:p>
+            <w:pPr>
+              <w:spacing w:before="20" w:after="20"/>
+              <w:jc w:val="center"/>
+            </w:pPr>
+            <w:r/>
+            <w:r>
+              <w:rPr>
+                <w:rFonts w:ascii="Calibri" w:hAnsi="Calibri"/>
+                <w:b w:val="0"/>
+                <w:i w:val="0"/>
+                <w:color w:val="000000"/>
+                <w:sz w:val="18"/>
+              </w:rPr>
+              <w:t>Независно проверил</w:t>
+            </w:r>
+            <w:r>
+              <w:rPr>
+                <w:rFonts w:ascii="Calibri" w:hAnsi="Calibri"/>
+                <w:b w:val="0"/>
+                <w:i w:val="0"/>
+                <w:color w:val="000000"/>
+                <w:sz w:val="14"/>
+              </w:rPr>
+              <w:t xml:space="preserve"> | </w:t>
+            </w:r>
+            <w:r>
+              <w:rPr>
+                <w:rFonts w:ascii="Calibri" w:hAnsi="Calibri"/>
+                <w:b w:val="0"/>
+                <w:i/>
+                <w:color w:val="000000"/>
+                <w:sz w:val="14"/>
+              </w:rPr>
+              <w:t>Independently verified by</w:t>
+            </w:r>
+          </w:p>
+        </w:tc>
+        <w:tc>
+          <w:tcPr>
+            <w:shd w:val="clear" w:color="auto" w:fill="F7FAFC"/>
+            <w:vAlign w:val="center"/>
+            <w:tcW w:type="dxa" w:w="2948"/>
+          </w:tcPr>
+          <w:p>
+            <w:pPr>
+              <w:spacing w:before="20" w:after="20"/>
+              <w:jc w:val="center"/>
+            </w:pPr>
+            <w:r/>
+          </w:p>
+        </w:tc>
+        <w:tc>
+          <w:tcPr>
+            <w:shd w:val="clear" w:color="auto" w:fill="F7FAFC"/>
+            <w:vAlign w:val="center"/>
+            <w:tcW w:type="dxa" w:w="1474"/>
+          </w:tcPr>
+          <w:p>
+            <w:pPr>
+              <w:spacing w:before="20" w:after="20"/>
+              <w:jc w:val="center"/>
+            </w:pPr>
+            <w:r/>
+          </w:p>
+        </w:tc>
+        <w:tc>
+          <w:tcPr>
+            <w:shd w:val="clear" w:color="auto" w:fill="F7FAFC"/>
+            <w:vAlign w:val="center"/>
+            <w:tcW w:type="dxa" w:w="2154"/>
           </w:tcPr>
           <w:p>
             <w:pPr>
@@ -1115,7 +3706,7 @@
           <w:color w:val="FFFFFF"/>
           <w:sz w:val="22"/>
         </w:rPr>
-        <w:t>3 Посебни барања</w:t>
+        <w:t>5 Листа на пакување на палета</w:t>
       </w:r>
       <w:r>
         <w:rPr>
@@ -1135,7 +3726,7 @@
           <w:color w:val="FFFFFF"/>
           <w:sz w:val="18"/>
         </w:rPr>
-        <w:t>Special requirements</w:t>
+        <w:t>Pallet packing list</w:t>
       </w:r>
     </w:p>
     <w:p>
@@ -1161,262 +3752,489 @@
         </w:tblBorders>
       </w:tblPr>
       <w:tblGrid>
-        <w:gridCol w:w="623"/>
-        <w:gridCol w:w="4467"/>
-        <w:gridCol w:w="283"/>
-        <w:gridCol w:w="623"/>
-        <w:gridCol w:w="4467"/>
+        <w:gridCol w:w="1973"/>
+        <w:gridCol w:w="3804"/>
+        <w:gridCol w:w="884"/>
+        <w:gridCol w:w="3804"/>
       </w:tblGrid>
       <w:tr>
-        <w:tc>
-          <w:tcPr>
-            <w:vAlign w:val="center"/>
-            <w:tcW w:type="pct" w:w="297"/>
-          </w:tcPr>
-          <w:p>
-            <w:pPr>
-              <w:spacing w:before="20" w:after="20"/>
-              <w:jc w:val="center"/>
-            </w:pPr>
-            <w:r/>
-            <w:r>
-              <w:rPr>
-                <w:rFonts w:ascii="Calibri" w:hAnsi="Calibri"/>
-                <w:b w:val="0"/>
-                <w:i w:val="0"/>
-                <w:color w:val="000000"/>
-                <w:sz w:val="24"/>
-              </w:rPr>
-              <w:t>☐</w:t>
-            </w:r>
-          </w:p>
-        </w:tc>
-        <w:tc>
-          <w:tcPr>
-            <w:vAlign w:val="center"/>
-            <w:tcW w:type="pct" w:w="2134"/>
-          </w:tcPr>
-          <w:p>
-            <w:pPr>
-              <w:spacing w:before="20" w:after="20"/>
-              <w:jc w:val="center"/>
-            </w:pPr>
-            <w:r/>
-            <w:r>
-              <w:rPr>
-                <w:rFonts w:ascii="Calibri" w:hAnsi="Calibri"/>
-                <w:b w:val="0"/>
-                <w:i w:val="0"/>
-                <w:color w:val="000000"/>
-                <w:sz w:val="24"/>
-              </w:rPr>
-              <w:t>15–25 °C, RH ≤ 60 %</w:t>
-            </w:r>
-          </w:p>
-        </w:tc>
-        <w:tc>
-          <w:tcPr>
-            <w:vAlign w:val="center"/>
-            <w:tcW w:type="pct" w:w="135"/>
-            <w:tcBorders>
-              <w:top w:val="nil"/>
-              <w:left w:val="nil"/>
-              <w:bottom w:val="nil"/>
-              <w:right w:val="nil"/>
-            </w:tcBorders>
-          </w:tcPr>
-          <w:p>
-            <w:pPr>
-              <w:spacing w:before="20" w:after="20"/>
-              <w:jc w:val="center"/>
-            </w:pPr>
-            <w:r/>
-          </w:p>
-        </w:tc>
-        <w:tc>
-          <w:tcPr>
-            <w:vAlign w:val="center"/>
-            <w:tcW w:type="pct" w:w="297"/>
-          </w:tcPr>
-          <w:p>
-            <w:pPr>
-              <w:spacing w:before="20" w:after="20"/>
-              <w:jc w:val="center"/>
-            </w:pPr>
-            <w:r/>
-            <w:r>
-              <w:rPr>
-                <w:rFonts w:ascii="Calibri" w:hAnsi="Calibri"/>
-                <w:b w:val="0"/>
-                <w:i w:val="0"/>
-                <w:color w:val="000000"/>
-                <w:sz w:val="24"/>
-              </w:rPr>
-              <w:t>☐</w:t>
-            </w:r>
-          </w:p>
-        </w:tc>
-        <w:tc>
-          <w:tcPr>
-            <w:vAlign w:val="center"/>
-            <w:tcW w:type="pct" w:w="2134"/>
-          </w:tcPr>
-          <w:p>
-            <w:pPr>
-              <w:spacing w:before="20" w:after="20"/>
-              <w:jc w:val="center"/>
-            </w:pPr>
-            <w:r/>
-            <w:r>
-              <w:rPr>
-                <w:rFonts w:ascii="Calibri" w:hAnsi="Calibri"/>
-                <w:b w:val="0"/>
-                <w:i w:val="0"/>
-                <w:color w:val="000000"/>
-                <w:sz w:val="24"/>
-              </w:rPr>
-              <w:t>5–20 °C</w:t>
+        <w:trPr>
+          <w:cantSplit/>
+        </w:trPr>
+        <w:tc>
+          <w:tcPr>
+            <w:shd w:val="clear" w:color="auto" w:fill="F2F2F2"/>
+            <w:vAlign w:val="center"/>
+            <w:tcW w:type="pct" w:w="942"/>
+          </w:tcPr>
+          <w:p>
+            <w:pPr>
+              <w:keepNext/>
+              <w:spacing w:before="20" w:after="20"/>
+              <w:jc w:val="left"/>
+            </w:pPr>
+            <w:r/>
+            <w:r>
+              <w:rPr>
+                <w:rFonts w:ascii="Calibri" w:hAnsi="Calibri"/>
+                <w:b/>
+                <w:i w:val="0"/>
+                <w:color w:val="000000"/>
+                <w:sz w:val="20"/>
+              </w:rPr>
+              <w:t>ID на палета</w:t>
+            </w:r>
+            <w:r>
+              <w:rPr>
+                <w:rFonts w:ascii="Calibri" w:hAnsi="Calibri"/>
+                <w:b w:val="0"/>
+                <w:i w:val="0"/>
+                <w:color w:val="000000"/>
+                <w:sz w:val="16"/>
+              </w:rPr>
+              <w:t xml:space="preserve"> | </w:t>
+            </w:r>
+            <w:r>
+              <w:rPr>
+                <w:rFonts w:ascii="Calibri" w:hAnsi="Calibri"/>
+                <w:b w:val="0"/>
+                <w:i w:val="0"/>
+                <w:color w:val="000000"/>
+                <w:sz w:val="16"/>
+              </w:rPr>
+              <w:t>Pallet ID</w:t>
+            </w:r>
+          </w:p>
+        </w:tc>
+        <w:tc>
+          <w:tcPr>
+            <w:vAlign w:val="center"/>
+            <w:tcW w:type="pct" w:w="1817"/>
+          </w:tcPr>
+          <w:p>
+            <w:pPr>
+              <w:keepNext/>
+              <w:spacing w:before="20" w:after="20"/>
+              <w:jc w:val="center"/>
+            </w:pPr>
+            <w:r/>
+            <w:r>
+              <w:rPr>
+                <w:rFonts w:ascii="Calibri" w:hAnsi="Calibri"/>
+                <w:b w:val="0"/>
+                <w:i w:val="0"/>
+                <w:color w:val="000000"/>
+                <w:sz w:val="20"/>
+              </w:rPr>
+              <w:t>TR-________-___-P__</w:t>
+            </w:r>
+          </w:p>
+        </w:tc>
+        <w:tc>
+          <w:tcPr>
+            <w:shd w:val="clear" w:color="auto" w:fill="F2F2F2"/>
+            <w:vAlign w:val="center"/>
+            <w:tcW w:type="pct" w:w="422"/>
+          </w:tcPr>
+          <w:p>
+            <w:pPr>
+              <w:keepNext/>
+              <w:spacing w:before="20" w:after="20"/>
+              <w:jc w:val="left"/>
+            </w:pPr>
+            <w:r/>
+            <w:r>
+              <w:rPr>
+                <w:rFonts w:ascii="Calibri" w:hAnsi="Calibri"/>
+                <w:b/>
+                <w:i w:val="0"/>
+                <w:color w:val="000000"/>
+                <w:sz w:val="20"/>
+              </w:rPr>
+              <w:t>Тип</w:t>
+            </w:r>
+            <w:r>
+              <w:rPr>
+                <w:rFonts w:ascii="Calibri" w:hAnsi="Calibri"/>
+                <w:b w:val="0"/>
+                <w:i w:val="0"/>
+                <w:color w:val="000000"/>
+                <w:sz w:val="16"/>
+              </w:rPr>
+              <w:t xml:space="preserve"> | </w:t>
+            </w:r>
+            <w:r>
+              <w:rPr>
+                <w:rFonts w:ascii="Calibri" w:hAnsi="Calibri"/>
+                <w:b w:val="0"/>
+                <w:i w:val="0"/>
+                <w:color w:val="000000"/>
+                <w:sz w:val="16"/>
+              </w:rPr>
+              <w:t>Type</w:t>
+            </w:r>
+          </w:p>
+        </w:tc>
+        <w:tc>
+          <w:tcPr>
+            <w:vAlign w:val="center"/>
+            <w:tcW w:type="pct" w:w="1817"/>
+          </w:tcPr>
+          <w:p>
+            <w:pPr>
+              <w:keepNext/>
+              <w:spacing w:before="20" w:after="20"/>
+              <w:jc w:val="center"/>
+            </w:pPr>
+            <w:r/>
+            <w:r>
+              <w:rPr>
+                <w:rFonts w:ascii="Calibri" w:hAnsi="Calibri"/>
+                <w:b w:val="0"/>
+                <w:i w:val="0"/>
+                <w:color w:val="000000"/>
+                <w:sz w:val="20"/>
+              </w:rPr>
+              <w:t>☐ G</w:t>
+            </w:r>
+            <w:r>
+              <w:rPr>
+                <w:rFonts w:ascii="Calibri" w:hAnsi="Calibri"/>
+                <w:b w:val="0"/>
+                <w:i w:val="0"/>
+                <w:color w:val="000000"/>
+                <w:sz w:val="16"/>
+              </w:rPr>
+              <w:t xml:space="preserve"> | </w:t>
+            </w:r>
+            <w:r>
+              <w:rPr>
+                <w:rFonts w:ascii="Calibri" w:hAnsi="Calibri"/>
+                <w:b w:val="0"/>
+                <w:i/>
+                <w:color w:val="000000"/>
+                <w:sz w:val="16"/>
+              </w:rPr>
+              <w:t>L   ☐ M | S</w:t>
             </w:r>
           </w:p>
         </w:tc>
       </w:tr>
+    </w:tbl>
+    <w:tbl>
+      <w:tblPr>
+        <w:jc w:val="center"/>
+        <w:tblLook w:firstColumn="1" w:firstRow="1" w:lastColumn="0" w:lastRow="0" w:noHBand="0" w:noVBand="1" w:val="04A0"/>
+        <w:tblLayout w:type="fixed"/>
+        <w:tblW w:type="pct" w:w="5000"/>
+        <w:tblInd w:type="dxa" w:w="0"/>
+        <w:tblBorders>
+          <w:top w:val="single" w:sz="4" w:space="0" w:color="2B547E"/>
+          <w:left w:val="single" w:sz="4" w:space="0" w:color="2B547E"/>
+          <w:bottom w:val="single" w:sz="4" w:space="0" w:color="2B547E"/>
+          <w:right w:val="single" w:sz="4" w:space="0" w:color="2B547E"/>
+          <w:insideH w:val="single" w:sz="4" w:space="0" w:color="2B547E"/>
+          <w:insideV w:val="single" w:sz="4" w:space="0" w:color="2B547E"/>
+        </w:tblBorders>
+      </w:tblPr>
+      <w:tblGrid>
+        <w:gridCol w:w="3288"/>
+        <w:gridCol w:w="1944"/>
+        <w:gridCol w:w="3288"/>
+        <w:gridCol w:w="1944"/>
+      </w:tblGrid>
       <w:tr>
-        <w:tc>
-          <w:tcPr>
-            <w:vAlign w:val="center"/>
-            <w:tcW w:type="pct" w:w="297"/>
-          </w:tcPr>
-          <w:p>
-            <w:pPr>
-              <w:spacing w:before="20" w:after="20"/>
-              <w:jc w:val="center"/>
-            </w:pPr>
-            <w:r/>
-            <w:r>
-              <w:rPr>
-                <w:rFonts w:ascii="Calibri" w:hAnsi="Calibri"/>
-                <w:b w:val="0"/>
-                <w:i w:val="0"/>
-                <w:color w:val="000000"/>
-                <w:sz w:val="24"/>
-              </w:rPr>
-              <w:t>☐</w:t>
-            </w:r>
-          </w:p>
-        </w:tc>
-        <w:tc>
-          <w:tcPr>
-            <w:vAlign w:val="center"/>
-            <w:tcW w:type="pct" w:w="2134"/>
-          </w:tcPr>
-          <w:p>
-            <w:pPr>
-              <w:spacing w:before="20" w:after="20"/>
-              <w:jc w:val="center"/>
-            </w:pPr>
-            <w:r/>
-            <w:r>
-              <w:rPr>
-                <w:rFonts w:ascii="Calibri" w:hAnsi="Calibri"/>
-                <w:b w:val="0"/>
-                <w:i w:val="0"/>
-                <w:color w:val="000000"/>
-                <w:sz w:val="24"/>
-              </w:rPr>
-              <w:t>+2 до +8 °C</w:t>
-            </w:r>
-            <w:r>
-              <w:rPr>
-                <w:rFonts w:ascii="Calibri" w:hAnsi="Calibri"/>
-                <w:b w:val="0"/>
+        <w:trPr>
+          <w:cantSplit/>
+        </w:trPr>
+        <w:tc>
+          <w:tcPr>
+            <w:shd w:val="clear" w:color="auto" w:fill="F2F2F2"/>
+            <w:vAlign w:val="center"/>
+            <w:tcW w:type="pct" w:w="1570"/>
+          </w:tcPr>
+          <w:p>
+            <w:pPr>
+              <w:keepNext/>
+              <w:spacing w:before="20" w:after="20"/>
+              <w:jc w:val="left"/>
+            </w:pPr>
+            <w:r/>
+            <w:r>
+              <w:rPr>
+                <w:rFonts w:ascii="Calibri" w:hAnsi="Calibri"/>
+                <w:b/>
                 <w:i w:val="0"/>
                 <w:color w:val="000000"/>
                 <w:sz w:val="20"/>
               </w:rPr>
+              <w:t>Логер за еднократна употреба (сериски број)</w:t>
+            </w:r>
+            <w:r>
+              <w:rPr>
+                <w:rFonts w:ascii="Calibri" w:hAnsi="Calibri"/>
+                <w:b w:val="0"/>
+                <w:i w:val="0"/>
+                <w:color w:val="000000"/>
+                <w:sz w:val="16"/>
+              </w:rPr>
               <w:t xml:space="preserve"> | </w:t>
             </w:r>
             <w:r>
               <w:rPr>
                 <w:rFonts w:ascii="Calibri" w:hAnsi="Calibri"/>
                 <w:b w:val="0"/>
+                <w:i w:val="0"/>
+                <w:color w:val="000000"/>
+                <w:sz w:val="16"/>
+              </w:rPr>
+              <w:t>Single-use logger (serial No.)</w:t>
+            </w:r>
+          </w:p>
+        </w:tc>
+        <w:tc>
+          <w:tcPr>
+            <w:vAlign w:val="center"/>
+            <w:tcW w:type="pct" w:w="929"/>
+          </w:tcPr>
+          <w:p>
+            <w:pPr>
+              <w:keepNext/>
+              <w:spacing w:before="20" w:after="20"/>
+              <w:jc w:val="center"/>
+            </w:pPr>
+            <w:r/>
+          </w:p>
+        </w:tc>
+        <w:tc>
+          <w:tcPr>
+            <w:shd w:val="clear" w:color="auto" w:fill="F2F2F2"/>
+            <w:vAlign w:val="center"/>
+            <w:tcW w:type="pct" w:w="1570"/>
+          </w:tcPr>
+          <w:p>
+            <w:pPr>
+              <w:keepNext/>
+              <w:spacing w:before="20" w:after="20"/>
+              <w:jc w:val="left"/>
+            </w:pPr>
+            <w:r/>
+            <w:r>
+              <w:rPr>
+                <w:rFonts w:ascii="Calibri" w:hAnsi="Calibri"/>
+                <w:b/>
+                <w:i w:val="0"/>
+                <w:color w:val="000000"/>
+                <w:sz w:val="20"/>
+              </w:rPr>
+              <w:t>Логер активиран (време)</w:t>
+            </w:r>
+            <w:r>
+              <w:rPr>
+                <w:rFonts w:ascii="Calibri" w:hAnsi="Calibri"/>
+                <w:b w:val="0"/>
+                <w:i w:val="0"/>
+                <w:color w:val="000000"/>
+                <w:sz w:val="16"/>
+              </w:rPr>
+              <w:t xml:space="preserve"> | </w:t>
+            </w:r>
+            <w:r>
+              <w:rPr>
+                <w:rFonts w:ascii="Calibri" w:hAnsi="Calibri"/>
+                <w:b w:val="0"/>
+                <w:i w:val="0"/>
+                <w:color w:val="000000"/>
+                <w:sz w:val="16"/>
+              </w:rPr>
+              <w:t>Logger started (time)</w:t>
+            </w:r>
+          </w:p>
+        </w:tc>
+        <w:tc>
+          <w:tcPr>
+            <w:vAlign w:val="center"/>
+            <w:tcW w:type="pct" w:w="929"/>
+          </w:tcPr>
+          <w:p>
+            <w:pPr>
+              <w:keepNext/>
+              <w:spacing w:before="20" w:after="20"/>
+              <w:jc w:val="center"/>
+            </w:pPr>
+            <w:r/>
+          </w:p>
+        </w:tc>
+      </w:tr>
+    </w:tbl>
+    <w:tbl>
+      <w:tblPr>
+        <w:jc w:val="center"/>
+        <w:tblLook w:firstColumn="1" w:firstRow="1" w:lastColumn="0" w:lastRow="0" w:noHBand="0" w:noVBand="1" w:val="04A0"/>
+        <w:tblLayout w:type="fixed"/>
+        <w:tblW w:type="pct" w:w="5000"/>
+        <w:tblInd w:type="dxa" w:w="0"/>
+        <w:tblBorders>
+          <w:top w:val="single" w:sz="4" w:space="0" w:color="2B547E"/>
+          <w:left w:val="single" w:sz="4" w:space="0" w:color="2B547E"/>
+          <w:bottom w:val="single" w:sz="4" w:space="0" w:color="2B547E"/>
+          <w:right w:val="single" w:sz="4" w:space="0" w:color="2B547E"/>
+          <w:insideH w:val="single" w:sz="4" w:space="0" w:color="2B547E"/>
+          <w:insideV w:val="single" w:sz="4" w:space="0" w:color="2B547E"/>
+        </w:tblBorders>
+      </w:tblPr>
+      <w:tblGrid>
+        <w:gridCol w:w="2925"/>
+        <w:gridCol w:w="7541"/>
+      </w:tblGrid>
+      <w:tr>
+        <w:trPr>
+          <w:cantSplit/>
+        </w:trPr>
+        <w:tc>
+          <w:tcPr>
+            <w:shd w:val="clear" w:color="auto" w:fill="F2F2F2"/>
+            <w:vAlign w:val="center"/>
+            <w:tcW w:type="pct" w:w="1397"/>
+          </w:tcPr>
+          <w:p>
+            <w:pPr>
+              <w:keepNext/>
+              <w:spacing w:before="20" w:after="20"/>
+              <w:jc w:val="left"/>
+            </w:pPr>
+            <w:r/>
+            <w:r>
+              <w:rPr>
+                <w:rFonts w:ascii="Calibri" w:hAnsi="Calibri"/>
+                <w:b/>
+                <w:i w:val="0"/>
+                <w:color w:val="000000"/>
+                <w:sz w:val="20"/>
+              </w:rPr>
+              <w:t>Позиција на логерот</w:t>
+            </w:r>
+            <w:r>
+              <w:rPr>
+                <w:rFonts w:ascii="Calibri" w:hAnsi="Calibri"/>
+                <w:b w:val="0"/>
+                <w:i w:val="0"/>
+                <w:color w:val="000000"/>
+                <w:sz w:val="16"/>
+              </w:rPr>
+              <w:t xml:space="preserve"> | </w:t>
+            </w:r>
+            <w:r>
+              <w:rPr>
+                <w:rFonts w:ascii="Calibri" w:hAnsi="Calibri"/>
+                <w:b w:val="0"/>
+                <w:i w:val="0"/>
+                <w:color w:val="000000"/>
+                <w:sz w:val="16"/>
+              </w:rPr>
+              <w:t>Logger position</w:t>
+            </w:r>
+          </w:p>
+        </w:tc>
+        <w:tc>
+          <w:tcPr>
+            <w:vAlign w:val="center"/>
+            <w:tcW w:type="pct" w:w="3602"/>
+          </w:tcPr>
+          <w:p>
+            <w:pPr>
+              <w:keepNext/>
+              <w:spacing w:before="20" w:after="20"/>
+              <w:jc w:val="center"/>
+            </w:pPr>
+            <w:r/>
+            <w:r>
+              <w:rPr>
+                <w:rFonts w:ascii="Calibri" w:hAnsi="Calibri"/>
+                <w:b w:val="0"/>
+                <w:i w:val="0"/>
+                <w:color w:val="000000"/>
+                <w:sz w:val="20"/>
+              </w:rPr>
+              <w:t>горен слој, агол кон вратите</w:t>
+            </w:r>
+            <w:r>
+              <w:rPr>
+                <w:rFonts w:ascii="Calibri" w:hAnsi="Calibri"/>
+                <w:b w:val="0"/>
+                <w:i w:val="0"/>
+                <w:color w:val="000000"/>
+                <w:sz w:val="16"/>
+              </w:rPr>
+              <w:t xml:space="preserve"> | </w:t>
+            </w:r>
+            <w:r>
+              <w:rPr>
+                <w:rFonts w:ascii="Calibri" w:hAnsi="Calibri"/>
+                <w:b w:val="0"/>
                 <w:i/>
                 <w:color w:val="000000"/>
+                <w:sz w:val="16"/>
+              </w:rPr>
+              <w:t>top layer, corner facing the doors</w:t>
+            </w:r>
+          </w:p>
+        </w:tc>
+      </w:tr>
+    </w:tbl>
+    <w:tbl>
+      <w:tblPr>
+        <w:jc w:val="center"/>
+        <w:tblLook w:firstColumn="1" w:firstRow="1" w:lastColumn="0" w:lastRow="0" w:noHBand="0" w:noVBand="1" w:val="04A0"/>
+        <w:tblLayout w:type="fixed"/>
+        <w:tblW w:type="pct" w:w="5000"/>
+        <w:tblInd w:type="dxa" w:w="0"/>
+        <w:tblBorders>
+          <w:top w:val="single" w:sz="4" w:space="0" w:color="2B547E"/>
+          <w:left w:val="single" w:sz="4" w:space="0" w:color="2B547E"/>
+          <w:bottom w:val="single" w:sz="4" w:space="0" w:color="2B547E"/>
+          <w:right w:val="single" w:sz="4" w:space="0" w:color="2B547E"/>
+          <w:insideH w:val="single" w:sz="4" w:space="0" w:color="2B547E"/>
+          <w:insideV w:val="single" w:sz="4" w:space="0" w:color="2B547E"/>
+        </w:tblBorders>
+      </w:tblPr>
+      <w:tblGrid>
+        <w:gridCol w:w="3288"/>
+        <w:gridCol w:w="7178"/>
+      </w:tblGrid>
+      <w:tr>
+        <w:trPr>
+          <w:cantSplit/>
+        </w:trPr>
+        <w:tc>
+          <w:tcPr>
+            <w:shd w:val="clear" w:color="auto" w:fill="F2F2F2"/>
+            <w:vAlign w:val="center"/>
+            <w:tcW w:type="pct" w:w="1570"/>
+          </w:tcPr>
+          <w:p>
+            <w:pPr>
+              <w:spacing w:before="20" w:after="20"/>
+              <w:jc w:val="left"/>
+            </w:pPr>
+            <w:r/>
+            <w:r>
+              <w:rPr>
+                <w:rFonts w:ascii="Calibri" w:hAnsi="Calibri"/>
+                <w:b/>
+                <w:i w:val="0"/>
+                <w:color w:val="000000"/>
                 <w:sz w:val="20"/>
               </w:rPr>
-              <w:t>+2 to +8 °C</w:t>
-            </w:r>
-          </w:p>
-        </w:tc>
-        <w:tc>
-          <w:tcPr>
-            <w:vAlign w:val="center"/>
-            <w:tcW w:type="pct" w:w="135"/>
-            <w:tcBorders>
-              <w:top w:val="nil"/>
-              <w:left w:val="nil"/>
-              <w:bottom w:val="nil"/>
-              <w:right w:val="nil"/>
-            </w:tcBorders>
-          </w:tcPr>
-          <w:p>
-            <w:pPr>
-              <w:spacing w:before="20" w:after="20"/>
-              <w:jc w:val="center"/>
-            </w:pPr>
-            <w:r/>
-          </w:p>
-        </w:tc>
-        <w:tc>
-          <w:tcPr>
-            <w:vAlign w:val="center"/>
-            <w:tcW w:type="pct" w:w="297"/>
-          </w:tcPr>
-          <w:p>
-            <w:pPr>
-              <w:spacing w:before="20" w:after="20"/>
-              <w:jc w:val="center"/>
-            </w:pPr>
-            <w:r/>
-            <w:r>
-              <w:rPr>
-                <w:rFonts w:ascii="Calibri" w:hAnsi="Calibri"/>
-                <w:b w:val="0"/>
-                <w:i w:val="0"/>
-                <w:color w:val="000000"/>
-                <w:sz w:val="24"/>
-              </w:rPr>
-              <w:t>☐</w:t>
-            </w:r>
-          </w:p>
-        </w:tc>
-        <w:tc>
-          <w:tcPr>
-            <w:vAlign w:val="center"/>
-            <w:tcW w:type="pct" w:w="2134"/>
-          </w:tcPr>
-          <w:p>
-            <w:pPr>
-              <w:spacing w:before="20" w:after="20"/>
-              <w:jc w:val="center"/>
-            </w:pPr>
-            <w:r/>
-            <w:r>
-              <w:rPr>
-                <w:rFonts w:ascii="Calibri" w:hAnsi="Calibri"/>
-                <w:b w:val="0"/>
-                <w:i w:val="0"/>
-                <w:color w:val="000000"/>
-                <w:sz w:val="24"/>
-              </w:rPr>
-              <w:t>не е критична</w:t>
-            </w:r>
-            <w:r>
-              <w:rPr>
-                <w:rFonts w:ascii="Calibri" w:hAnsi="Calibri"/>
-                <w:b w:val="0"/>
-                <w:i w:val="0"/>
-                <w:color w:val="000000"/>
-                <w:sz w:val="20"/>
+              <w:t>Лента на завиткувањето бр.</w:t>
+            </w:r>
+            <w:r>
+              <w:rPr>
+                <w:rFonts w:ascii="Calibri" w:hAnsi="Calibri"/>
+                <w:b w:val="0"/>
+                <w:i w:val="0"/>
+                <w:color w:val="000000"/>
+                <w:sz w:val="16"/>
               </w:rPr>
               <w:t xml:space="preserve"> | </w:t>
             </w:r>
@@ -1424,12 +4242,25 @@
               <w:rPr>
                 <w:rFonts w:ascii="Calibri" w:hAnsi="Calibri"/>
                 <w:b w:val="0"/>
-                <w:i/>
-                <w:color w:val="000000"/>
-                <w:sz w:val="20"/>
-              </w:rPr>
-              <w:t>not critical</w:t>
-            </w:r>
+                <w:i w:val="0"/>
+                <w:color w:val="000000"/>
+                <w:sz w:val="16"/>
+              </w:rPr>
+              <w:t>Wrap tape No.</w:t>
+            </w:r>
+          </w:p>
+        </w:tc>
+        <w:tc>
+          <w:tcPr>
+            <w:vAlign w:val="center"/>
+            <w:tcW w:type="pct" w:w="3429"/>
+          </w:tcPr>
+          <w:p>
+            <w:pPr>
+              <w:spacing w:before="20" w:after="20"/>
+              <w:jc w:val="center"/>
+            </w:pPr>
+            <w:r/>
           </w:p>
         </w:tc>
       </w:tr>
@@ -1457,8 +4288,12 @@
         </w:tblBorders>
       </w:tblPr>
       <w:tblGrid>
-        <w:gridCol w:w="6779"/>
-        <w:gridCol w:w="3686"/>
+        <w:gridCol w:w="2342"/>
+        <w:gridCol w:w="1913"/>
+        <w:gridCol w:w="1510"/>
+        <w:gridCol w:w="1188"/>
+        <w:gridCol w:w="1863"/>
+        <w:gridCol w:w="1647"/>
       </w:tblGrid>
       <w:tr>
         <w:trPr>
@@ -1469,7 +4304,7 @@
           <w:tcPr>
             <w:shd w:val="clear" w:color="auto" w:fill="2B547E"/>
             <w:vAlign w:val="center"/>
-            <w:tcW w:type="dxa" w:w="6779"/>
+            <w:tcW w:type="dxa" w:w="2342"/>
           </w:tcPr>
           <w:p>
             <w:pPr>
@@ -1486,7 +4321,32 @@
                 <w:color w:val="FFFFFF"/>
                 <w:sz w:val="18"/>
               </w:rPr>
-              <w:t>Барање</w:t>
+              <w:t>№</w:t>
+            </w:r>
+          </w:p>
+        </w:tc>
+        <w:tc>
+          <w:tcPr>
+            <w:shd w:val="clear" w:color="auto" w:fill="2B547E"/>
+            <w:vAlign w:val="center"/>
+            <w:tcW w:type="dxa" w:w="1913"/>
+          </w:tcPr>
+          <w:p>
+            <w:pPr>
+              <w:keepNext/>
+              <w:spacing w:before="20" w:after="20"/>
+              <w:jc w:val="center"/>
+            </w:pPr>
+            <w:r/>
+            <w:r>
+              <w:rPr>
+                <w:rFonts w:ascii="Calibri" w:hAnsi="Calibri"/>
+                <w:b/>
+                <w:i w:val="0"/>
+                <w:color w:val="FFFFFF"/>
+                <w:sz w:val="18"/>
+              </w:rPr>
+              <w:t>ID на картон</w:t>
             </w:r>
             <w:r>
               <w:rPr>
@@ -1506,7 +4366,7 @@
                 <w:color w:val="FFFFFF"/>
                 <w:sz w:val="14"/>
               </w:rPr>
-              <w:t>Requirement</w:t>
+              <w:t>Carton ID</w:t>
             </w:r>
           </w:p>
         </w:tc>
@@ -1514,7 +4374,7 @@
           <w:tcPr>
             <w:shd w:val="clear" w:color="auto" w:fill="2B547E"/>
             <w:vAlign w:val="center"/>
-            <w:tcW w:type="dxa" w:w="3686"/>
+            <w:tcW w:type="dxa" w:w="1510"/>
           </w:tcPr>
           <w:p>
             <w:pPr>
@@ -1531,7 +4391,7 @@
                 <w:color w:val="FFFFFF"/>
                 <w:sz w:val="18"/>
               </w:rPr>
-              <w:t>Потребно</w:t>
+              <w:t>Серија</w:t>
             </w:r>
             <w:r>
               <w:rPr>
@@ -1551,7 +4411,142 @@
                 <w:color w:val="FFFFFF"/>
                 <w:sz w:val="14"/>
               </w:rPr>
-              <w:t>Required</w:t>
+              <w:t>Batch</w:t>
+            </w:r>
+          </w:p>
+        </w:tc>
+        <w:tc>
+          <w:tcPr>
+            <w:shd w:val="clear" w:color="auto" w:fill="2B547E"/>
+            <w:vAlign w:val="center"/>
+            <w:tcW w:type="dxa" w:w="1188"/>
+          </w:tcPr>
+          <w:p>
+            <w:pPr>
+              <w:keepNext/>
+              <w:spacing w:before="20" w:after="20"/>
+              <w:jc w:val="center"/>
+            </w:pPr>
+            <w:r/>
+            <w:r>
+              <w:rPr>
+                <w:rFonts w:ascii="Calibri" w:hAnsi="Calibri"/>
+                <w:b/>
+                <w:i w:val="0"/>
+                <w:color w:val="FFFFFF"/>
+                <w:sz w:val="18"/>
+              </w:rPr>
+              <w:t>Кеси</w:t>
+            </w:r>
+            <w:r>
+              <w:rPr>
+                <w:rFonts w:ascii="Calibri" w:hAnsi="Calibri"/>
+                <w:b w:val="0"/>
+                <w:i w:val="0"/>
+                <w:color w:val="FFFFFF"/>
+                <w:sz w:val="14"/>
+              </w:rPr>
+              <w:t xml:space="preserve"> | </w:t>
+            </w:r>
+            <w:r>
+              <w:rPr>
+                <w:rFonts w:ascii="Calibri" w:hAnsi="Calibri"/>
+                <w:b w:val="0"/>
+                <w:i w:val="0"/>
+                <w:color w:val="FFFFFF"/>
+                <w:sz w:val="14"/>
+              </w:rPr>
+              <w:t>Bags</w:t>
+            </w:r>
+          </w:p>
+        </w:tc>
+        <w:tc>
+          <w:tcPr>
+            <w:shd w:val="clear" w:color="auto" w:fill="2B547E"/>
+            <w:vAlign w:val="center"/>
+            <w:tcW w:type="dxa" w:w="1863"/>
+          </w:tcPr>
+          <w:p>
+            <w:pPr>
+              <w:keepNext/>
+              <w:spacing w:before="20" w:after="20"/>
+              <w:jc w:val="center"/>
+            </w:pPr>
+            <w:r/>
+            <w:r>
+              <w:rPr>
+                <w:rFonts w:ascii="Calibri" w:hAnsi="Calibri"/>
+                <w:b/>
+                <w:i w:val="0"/>
+                <w:color w:val="FFFFFF"/>
+                <w:sz w:val="18"/>
+              </w:rPr>
+              <w:t>Нето маса (g)</w:t>
+            </w:r>
+            <w:r>
+              <w:rPr>
+                <w:rFonts w:ascii="Calibri" w:hAnsi="Calibri"/>
+                <w:b w:val="0"/>
+                <w:i w:val="0"/>
+                <w:color w:val="FFFFFF"/>
+                <w:sz w:val="14"/>
+              </w:rPr>
+              <w:t xml:space="preserve"> | </w:t>
+            </w:r>
+            <w:r>
+              <w:rPr>
+                <w:rFonts w:ascii="Calibri" w:hAnsi="Calibri"/>
+                <w:b w:val="0"/>
+                <w:i w:val="0"/>
+                <w:color w:val="FFFFFF"/>
+                <w:sz w:val="14"/>
+              </w:rPr>
+              <w:t>Net mass (g)</w:t>
+            </w:r>
+          </w:p>
+        </w:tc>
+        <w:tc>
+          <w:tcPr>
+            <w:shd w:val="clear" w:color="auto" w:fill="2B547E"/>
+            <w:vAlign w:val="center"/>
+            <w:tcW w:type="dxa" w:w="1647"/>
+          </w:tcPr>
+          <w:p>
+            <w:pPr>
+              <w:keepNext/>
+              <w:spacing w:before="20" w:after="20"/>
+              <w:jc w:val="center"/>
+            </w:pPr>
+            <w:r/>
+            <w:r>
+              <w:rPr>
+                <w:rFonts w:ascii="Calibri" w:hAnsi="Calibri"/>
+                <w:b/>
+                <w:i w:val="0"/>
+                <w:color w:val="FFFFFF"/>
+                <w:sz w:val="18"/>
+              </w:rPr>
+              <w:t>Лента бр.</w:t>
+            </w:r>
+            <w:r>
+              <w:rPr>
+                <w:rFonts w:ascii="Calibri" w:hAnsi="Calibri"/>
+                <w:b w:val="0"/>
+                <w:i w:val="0"/>
+                <w:color w:val="FFFFFF"/>
+                <w:sz w:val="14"/>
+              </w:rPr>
+              <w:t xml:space="preserve"> | </w:t>
+            </w:r>
+            <w:r>
+              <w:rPr>
+                <w:rFonts w:ascii="Calibri" w:hAnsi="Calibri"/>
+                <w:b w:val="0"/>
+                <w:i w:val="0"/>
+                <w:color w:val="FFFFFF"/>
+                <w:sz w:val="14"/>
+              </w:rPr>
+              <w:t>Tape No.</w:t>
             </w:r>
           </w:p>
         </w:tc>
@@ -1564,7 +4559,7 @@
           <w:tcPr>
             <w:shd w:val="clear" w:color="auto" w:fill="F2F2F2"/>
             <w:vAlign w:val="center"/>
-            <w:tcW w:type="dxa" w:w="6779"/>
+            <w:tcW w:type="dxa" w:w="2342"/>
           </w:tcPr>
           <w:p>
             <w:pPr>
@@ -1581,72 +4576,78 @@
                 <w:color w:val="000000"/>
                 <w:sz w:val="18"/>
               </w:rPr>
-              <w:t>GPS следење во реално време</w:t>
-            </w:r>
-            <w:r>
-              <w:rPr>
-                <w:rFonts w:ascii="Calibri" w:hAnsi="Calibri"/>
-                <w:b w:val="0"/>
-                <w:i w:val="0"/>
-                <w:color w:val="000000"/>
-                <w:sz w:val="14"/>
-              </w:rPr>
-              <w:t xml:space="preserve"> | </w:t>
-            </w:r>
-            <w:r>
-              <w:rPr>
-                <w:rFonts w:ascii="Calibri" w:hAnsi="Calibri"/>
-                <w:b w:val="0"/>
-                <w:i/>
-                <w:color w:val="000000"/>
-                <w:sz w:val="14"/>
-              </w:rPr>
-              <w:t>Real-time GPS tracking</w:t>
-            </w:r>
-          </w:p>
-        </w:tc>
-        <w:tc>
-          <w:tcPr>
-            <w:vAlign w:val="center"/>
-            <w:tcW w:type="dxa" w:w="3686"/>
-          </w:tcPr>
-          <w:p>
-            <w:pPr>
-              <w:keepNext/>
-              <w:spacing w:before="20" w:after="20"/>
-              <w:jc w:val="center"/>
-            </w:pPr>
-            <w:r/>
-            <w:r>
-              <w:rPr>
-                <w:rFonts w:ascii="Calibri" w:hAnsi="Calibri"/>
-                <w:b w:val="0"/>
-                <w:i w:val="0"/>
-                <w:color w:val="000000"/>
-                <w:sz w:val="18"/>
-              </w:rPr>
-              <w:t>☐ Да</w:t>
-            </w:r>
-            <w:r>
-              <w:rPr>
-                <w:rFonts w:ascii="Calibri" w:hAnsi="Calibri"/>
-                <w:b w:val="0"/>
-                <w:i w:val="0"/>
-                <w:color w:val="000000"/>
-                <w:sz w:val="14"/>
-              </w:rPr>
-              <w:t xml:space="preserve"> | </w:t>
-            </w:r>
-            <w:r>
-              <w:rPr>
-                <w:rFonts w:ascii="Calibri" w:hAnsi="Calibri"/>
-                <w:b w:val="0"/>
-                <w:i/>
-                <w:color w:val="000000"/>
-                <w:sz w:val="14"/>
-              </w:rPr>
-              <w:t>Yes</w:t>
-            </w:r>
+              <w:t>C01</w:t>
+            </w:r>
+          </w:p>
+        </w:tc>
+        <w:tc>
+          <w:tcPr>
+            <w:vAlign w:val="center"/>
+            <w:tcW w:type="dxa" w:w="1913"/>
+          </w:tcPr>
+          <w:p>
+            <w:pPr>
+              <w:keepNext/>
+              <w:spacing w:before="20" w:after="20"/>
+              <w:jc w:val="center"/>
+            </w:pPr>
+            <w:r/>
+          </w:p>
+        </w:tc>
+        <w:tc>
+          <w:tcPr>
+            <w:vAlign w:val="center"/>
+            <w:tcW w:type="dxa" w:w="1510"/>
+          </w:tcPr>
+          <w:p>
+            <w:pPr>
+              <w:keepNext/>
+              <w:spacing w:before="20" w:after="20"/>
+              <w:jc w:val="center"/>
+            </w:pPr>
+            <w:r/>
+          </w:p>
+        </w:tc>
+        <w:tc>
+          <w:tcPr>
+            <w:vAlign w:val="center"/>
+            <w:tcW w:type="dxa" w:w="1188"/>
+          </w:tcPr>
+          <w:p>
+            <w:pPr>
+              <w:keepNext/>
+              <w:spacing w:before="20" w:after="20"/>
+              <w:jc w:val="center"/>
+            </w:pPr>
+            <w:r/>
+          </w:p>
+        </w:tc>
+        <w:tc>
+          <w:tcPr>
+            <w:vAlign w:val="center"/>
+            <w:tcW w:type="dxa" w:w="1863"/>
+          </w:tcPr>
+          <w:p>
+            <w:pPr>
+              <w:keepNext/>
+              <w:spacing w:before="20" w:after="20"/>
+              <w:jc w:val="center"/>
+            </w:pPr>
+            <w:r/>
+          </w:p>
+        </w:tc>
+        <w:tc>
+          <w:tcPr>
+            <w:vAlign w:val="center"/>
+            <w:tcW w:type="dxa" w:w="1647"/>
+          </w:tcPr>
+          <w:p>
+            <w:pPr>
+              <w:keepNext/>
+              <w:spacing w:before="20" w:after="20"/>
+              <w:jc w:val="center"/>
+            </w:pPr>
+            <w:r/>
           </w:p>
         </w:tc>
       </w:tr>
@@ -1658,7 +4659,7 @@
           <w:tcPr>
             <w:shd w:val="clear" w:color="auto" w:fill="F2F2F2"/>
             <w:vAlign w:val="center"/>
-            <w:tcW w:type="dxa" w:w="6779"/>
+            <w:tcW w:type="dxa" w:w="2342"/>
           </w:tcPr>
           <w:p>
             <w:pPr>
@@ -1675,27 +4676,7 @@
                 <w:color w:val="000000"/>
                 <w:sz w:val="18"/>
               </w:rPr>
-              <w:t>Двочлена посада</w:t>
-            </w:r>
-            <w:r>
-              <w:rPr>
-                <w:rFonts w:ascii="Calibri" w:hAnsi="Calibri"/>
-                <w:b w:val="0"/>
-                <w:i w:val="0"/>
-                <w:color w:val="000000"/>
-                <w:sz w:val="14"/>
-              </w:rPr>
-              <w:t xml:space="preserve"> | </w:t>
-            </w:r>
-            <w:r>
-              <w:rPr>
-                <w:rFonts w:ascii="Calibri" w:hAnsi="Calibri"/>
-                <w:b w:val="0"/>
-                <w:i/>
-                <w:color w:val="000000"/>
-                <w:sz w:val="14"/>
-              </w:rPr>
-              <w:t>Two-person crew</w:t>
+              <w:t>C02</w:t>
             </w:r>
           </w:p>
         </w:tc>
@@ -1703,45 +4684,75 @@
           <w:tcPr>
             <w:shd w:val="clear" w:color="auto" w:fill="F7FAFC"/>
             <w:vAlign w:val="center"/>
-            <w:tcW w:type="dxa" w:w="3686"/>
-          </w:tcPr>
-          <w:p>
-            <w:pPr>
-              <w:keepNext/>
-              <w:spacing w:before="20" w:after="20"/>
-              <w:jc w:val="center"/>
-            </w:pPr>
-            <w:r/>
-            <w:r>
-              <w:rPr>
-                <w:rFonts w:ascii="Calibri" w:hAnsi="Calibri"/>
-                <w:b w:val="0"/>
-                <w:i w:val="0"/>
-                <w:color w:val="000000"/>
-                <w:sz w:val="18"/>
-              </w:rPr>
-              <w:t>☐ Да</w:t>
-            </w:r>
-            <w:r>
-              <w:rPr>
-                <w:rFonts w:ascii="Calibri" w:hAnsi="Calibri"/>
-                <w:b w:val="0"/>
-                <w:i w:val="0"/>
-                <w:color w:val="000000"/>
-                <w:sz w:val="14"/>
-              </w:rPr>
-              <w:t xml:space="preserve"> | </w:t>
-            </w:r>
-            <w:r>
-              <w:rPr>
-                <w:rFonts w:ascii="Calibri" w:hAnsi="Calibri"/>
-                <w:b w:val="0"/>
-                <w:i/>
-                <w:color w:val="000000"/>
-                <w:sz w:val="14"/>
-              </w:rPr>
-              <w:t>Yes</w:t>
-            </w:r>
+            <w:tcW w:type="dxa" w:w="1913"/>
+          </w:tcPr>
+          <w:p>
+            <w:pPr>
+              <w:keepNext/>
+              <w:spacing w:before="20" w:after="20"/>
+              <w:jc w:val="center"/>
+            </w:pPr>
+            <w:r/>
+          </w:p>
+        </w:tc>
+        <w:tc>
+          <w:tcPr>
+            <w:shd w:val="clear" w:color="auto" w:fill="F7FAFC"/>
+            <w:vAlign w:val="center"/>
+            <w:tcW w:type="dxa" w:w="1510"/>
+          </w:tcPr>
+          <w:p>
+            <w:pPr>
+              <w:keepNext/>
+              <w:spacing w:before="20" w:after="20"/>
+              <w:jc w:val="center"/>
+            </w:pPr>
+            <w:r/>
+          </w:p>
+        </w:tc>
+        <w:tc>
+          <w:tcPr>
+            <w:shd w:val="clear" w:color="auto" w:fill="F7FAFC"/>
+            <w:vAlign w:val="center"/>
+            <w:tcW w:type="dxa" w:w="1188"/>
+          </w:tcPr>
+          <w:p>
+            <w:pPr>
+              <w:keepNext/>
+              <w:spacing w:before="20" w:after="20"/>
+              <w:jc w:val="center"/>
+            </w:pPr>
+            <w:r/>
+          </w:p>
+        </w:tc>
+        <w:tc>
+          <w:tcPr>
+            <w:shd w:val="clear" w:color="auto" w:fill="F7FAFC"/>
+            <w:vAlign w:val="center"/>
+            <w:tcW w:type="dxa" w:w="1863"/>
+          </w:tcPr>
+          <w:p>
+            <w:pPr>
+              <w:keepNext/>
+              <w:spacing w:before="20" w:after="20"/>
+              <w:jc w:val="center"/>
+            </w:pPr>
+            <w:r/>
+          </w:p>
+        </w:tc>
+        <w:tc>
+          <w:tcPr>
+            <w:shd w:val="clear" w:color="auto" w:fill="F7FAFC"/>
+            <w:vAlign w:val="center"/>
+            <w:tcW w:type="dxa" w:w="1647"/>
+          </w:tcPr>
+          <w:p>
+            <w:pPr>
+              <w:keepNext/>
+              <w:spacing w:before="20" w:after="20"/>
+              <w:jc w:val="center"/>
+            </w:pPr>
+            <w:r/>
           </w:p>
         </w:tc>
       </w:tr>
@@ -1753,11 +4764,10 @@
           <w:tcPr>
             <w:shd w:val="clear" w:color="auto" w:fill="F2F2F2"/>
             <w:vAlign w:val="center"/>
-            <w:tcW w:type="dxa" w:w="6779"/>
-          </w:tcPr>
-          <w:p>
-            <w:pPr>
-              <w:keepNext/>
+            <w:tcW w:type="dxa" w:w="2342"/>
+          </w:tcPr>
+          <w:p>
+            <w:pPr>
               <w:spacing w:before="20" w:after="20"/>
               <w:jc w:val="center"/>
             </w:pPr>
@@ -1770,72 +4780,73 @@
                 <w:color w:val="000000"/>
                 <w:sz w:val="18"/>
               </w:rPr>
-              <w:t>Неозначено, заклучливо возило</w:t>
-            </w:r>
-            <w:r>
-              <w:rPr>
-                <w:rFonts w:ascii="Calibri" w:hAnsi="Calibri"/>
-                <w:b w:val="0"/>
-                <w:i w:val="0"/>
-                <w:color w:val="000000"/>
-                <w:sz w:val="14"/>
-              </w:rPr>
-              <w:t xml:space="preserve"> | </w:t>
-            </w:r>
-            <w:r>
-              <w:rPr>
-                <w:rFonts w:ascii="Calibri" w:hAnsi="Calibri"/>
-                <w:b w:val="0"/>
-                <w:i/>
-                <w:color w:val="000000"/>
-                <w:sz w:val="14"/>
-              </w:rPr>
-              <w:t>Unmarked, lockable vehicle</w:t>
-            </w:r>
-          </w:p>
-        </w:tc>
-        <w:tc>
-          <w:tcPr>
-            <w:vAlign w:val="center"/>
-            <w:tcW w:type="dxa" w:w="3686"/>
-          </w:tcPr>
-          <w:p>
-            <w:pPr>
-              <w:keepNext/>
-              <w:spacing w:before="20" w:after="20"/>
-              <w:jc w:val="center"/>
-            </w:pPr>
-            <w:r/>
-            <w:r>
-              <w:rPr>
-                <w:rFonts w:ascii="Calibri" w:hAnsi="Calibri"/>
-                <w:b w:val="0"/>
-                <w:i w:val="0"/>
-                <w:color w:val="000000"/>
-                <w:sz w:val="18"/>
-              </w:rPr>
-              <w:t>☐ Да</w:t>
-            </w:r>
-            <w:r>
-              <w:rPr>
-                <w:rFonts w:ascii="Calibri" w:hAnsi="Calibri"/>
-                <w:b w:val="0"/>
-                <w:i w:val="0"/>
-                <w:color w:val="000000"/>
-                <w:sz w:val="14"/>
-              </w:rPr>
-              <w:t xml:space="preserve"> | </w:t>
-            </w:r>
-            <w:r>
-              <w:rPr>
-                <w:rFonts w:ascii="Calibri" w:hAnsi="Calibri"/>
-                <w:b w:val="0"/>
-                <w:i/>
-                <w:color w:val="000000"/>
-                <w:sz w:val="14"/>
-              </w:rPr>
-              <w:t>Yes</w:t>
-            </w:r>
+              <w:t>C03</w:t>
+            </w:r>
+          </w:p>
+        </w:tc>
+        <w:tc>
+          <w:tcPr>
+            <w:vAlign w:val="center"/>
+            <w:tcW w:type="dxa" w:w="1913"/>
+          </w:tcPr>
+          <w:p>
+            <w:pPr>
+              <w:spacing w:before="20" w:after="20"/>
+              <w:jc w:val="center"/>
+            </w:pPr>
+            <w:r/>
+          </w:p>
+        </w:tc>
+        <w:tc>
+          <w:tcPr>
+            <w:vAlign w:val="center"/>
+            <w:tcW w:type="dxa" w:w="1510"/>
+          </w:tcPr>
+          <w:p>
+            <w:pPr>
+              <w:spacing w:before="20" w:after="20"/>
+              <w:jc w:val="center"/>
+            </w:pPr>
+            <w:r/>
+          </w:p>
+        </w:tc>
+        <w:tc>
+          <w:tcPr>
+            <w:vAlign w:val="center"/>
+            <w:tcW w:type="dxa" w:w="1188"/>
+          </w:tcPr>
+          <w:p>
+            <w:pPr>
+              <w:spacing w:before="20" w:after="20"/>
+              <w:jc w:val="center"/>
+            </w:pPr>
+            <w:r/>
+          </w:p>
+        </w:tc>
+        <w:tc>
+          <w:tcPr>
+            <w:vAlign w:val="center"/>
+            <w:tcW w:type="dxa" w:w="1863"/>
+          </w:tcPr>
+          <w:p>
+            <w:pPr>
+              <w:spacing w:before="20" w:after="20"/>
+              <w:jc w:val="center"/>
+            </w:pPr>
+            <w:r/>
+          </w:p>
+        </w:tc>
+        <w:tc>
+          <w:tcPr>
+            <w:vAlign w:val="center"/>
+            <w:tcW w:type="dxa" w:w="1647"/>
+          </w:tcPr>
+          <w:p>
+            <w:pPr>
+              <w:spacing w:before="20" w:after="20"/>
+              <w:jc w:val="center"/>
+            </w:pPr>
+            <w:r/>
           </w:p>
         </w:tc>
       </w:tr>
@@ -1847,11 +4858,10 @@
           <w:tcPr>
             <w:shd w:val="clear" w:color="auto" w:fill="F2F2F2"/>
             <w:vAlign w:val="center"/>
-            <w:tcW w:type="dxa" w:w="6779"/>
-          </w:tcPr>
-          <w:p>
-            <w:pPr>
-              <w:keepNext/>
+            <w:tcW w:type="dxa" w:w="2342"/>
+          </w:tcPr>
+          <w:p>
+            <w:pPr>
               <w:spacing w:before="20" w:after="20"/>
               <w:jc w:val="center"/>
             </w:pPr>
@@ -1864,27 +4874,7 @@
                 <w:color w:val="000000"/>
                 <w:sz w:val="18"/>
               </w:rPr>
-              <w:t>Климатизација предкондиционирана 30 мин</w:t>
-            </w:r>
-            <w:r>
-              <w:rPr>
-                <w:rFonts w:ascii="Calibri" w:hAnsi="Calibri"/>
-                <w:b w:val="0"/>
-                <w:i w:val="0"/>
-                <w:color w:val="000000"/>
-                <w:sz w:val="14"/>
-              </w:rPr>
-              <w:t xml:space="preserve"> | </w:t>
-            </w:r>
-            <w:r>
-              <w:rPr>
-                <w:rFonts w:ascii="Calibri" w:hAnsi="Calibri"/>
-                <w:b w:val="0"/>
-                <w:i/>
-                <w:color w:val="000000"/>
-                <w:sz w:val="14"/>
-              </w:rPr>
-              <w:t>Climate control pre-conditioned 30 min</w:t>
+              <w:t>C04</w:t>
             </w:r>
           </w:p>
         </w:tc>
@@ -1892,45 +4882,70 @@
           <w:tcPr>
             <w:shd w:val="clear" w:color="auto" w:fill="F7FAFC"/>
             <w:vAlign w:val="center"/>
-            <w:tcW w:type="dxa" w:w="3686"/>
-          </w:tcPr>
-          <w:p>
-            <w:pPr>
-              <w:keepNext/>
-              <w:spacing w:before="20" w:after="20"/>
-              <w:jc w:val="center"/>
-            </w:pPr>
-            <w:r/>
-            <w:r>
-              <w:rPr>
-                <w:rFonts w:ascii="Calibri" w:hAnsi="Calibri"/>
-                <w:b w:val="0"/>
-                <w:i w:val="0"/>
-                <w:color w:val="000000"/>
-                <w:sz w:val="18"/>
-              </w:rPr>
-              <w:t>☐ Да</w:t>
-            </w:r>
-            <w:r>
-              <w:rPr>
-                <w:rFonts w:ascii="Calibri" w:hAnsi="Calibri"/>
-                <w:b w:val="0"/>
-                <w:i w:val="0"/>
-                <w:color w:val="000000"/>
-                <w:sz w:val="14"/>
-              </w:rPr>
-              <w:t xml:space="preserve"> | </w:t>
-            </w:r>
-            <w:r>
-              <w:rPr>
-                <w:rFonts w:ascii="Calibri" w:hAnsi="Calibri"/>
-                <w:b w:val="0"/>
-                <w:i/>
-                <w:color w:val="000000"/>
-                <w:sz w:val="14"/>
-              </w:rPr>
-              <w:t>Yes  ☐ N/A</w:t>
-            </w:r>
+            <w:tcW w:type="dxa" w:w="1913"/>
+          </w:tcPr>
+          <w:p>
+            <w:pPr>
+              <w:spacing w:before="20" w:after="20"/>
+              <w:jc w:val="center"/>
+            </w:pPr>
+            <w:r/>
+          </w:p>
+        </w:tc>
+        <w:tc>
+          <w:tcPr>
+            <w:shd w:val="clear" w:color="auto" w:fill="F7FAFC"/>
+            <w:vAlign w:val="center"/>
+            <w:tcW w:type="dxa" w:w="1510"/>
+          </w:tcPr>
+          <w:p>
+            <w:pPr>
+              <w:spacing w:before="20" w:after="20"/>
+              <w:jc w:val="center"/>
+            </w:pPr>
+            <w:r/>
+          </w:p>
+        </w:tc>
+        <w:tc>
+          <w:tcPr>
+            <w:shd w:val="clear" w:color="auto" w:fill="F7FAFC"/>
+            <w:vAlign w:val="center"/>
+            <w:tcW w:type="dxa" w:w="1188"/>
+          </w:tcPr>
+          <w:p>
+            <w:pPr>
+              <w:spacing w:before="20" w:after="20"/>
+              <w:jc w:val="center"/>
+            </w:pPr>
+            <w:r/>
+          </w:p>
+        </w:tc>
+        <w:tc>
+          <w:tcPr>
+            <w:shd w:val="clear" w:color="auto" w:fill="F7FAFC"/>
+            <w:vAlign w:val="center"/>
+            <w:tcW w:type="dxa" w:w="1863"/>
+          </w:tcPr>
+          <w:p>
+            <w:pPr>
+              <w:spacing w:before="20" w:after="20"/>
+              <w:jc w:val="center"/>
+            </w:pPr>
+            <w:r/>
+          </w:p>
+        </w:tc>
+        <w:tc>
+          <w:tcPr>
+            <w:shd w:val="clear" w:color="auto" w:fill="F7FAFC"/>
+            <w:vAlign w:val="center"/>
+            <w:tcW w:type="dxa" w:w="1647"/>
+          </w:tcPr>
+          <w:p>
+            <w:pPr>
+              <w:spacing w:before="20" w:after="20"/>
+              <w:jc w:val="center"/>
+            </w:pPr>
+            <w:r/>
           </w:p>
         </w:tc>
       </w:tr>
@@ -1942,11 +4957,10 @@
           <w:tcPr>
             <w:shd w:val="clear" w:color="auto" w:fill="F2F2F2"/>
             <w:vAlign w:val="center"/>
-            <w:tcW w:type="dxa" w:w="6779"/>
-          </w:tcPr>
-          <w:p>
-            <w:pPr>
-              <w:keepNext/>
+            <w:tcW w:type="dxa" w:w="2342"/>
+          </w:tcPr>
+          <w:p>
+            <w:pPr>
               <w:spacing w:before="20" w:after="20"/>
               <w:jc w:val="center"/>
             </w:pPr>
@@ -1959,72 +4973,73 @@
                 <w:color w:val="000000"/>
                 <w:sz w:val="18"/>
               </w:rPr>
-              <w:t>Полициска придружба (според TRA)</w:t>
-            </w:r>
-            <w:r>
-              <w:rPr>
-                <w:rFonts w:ascii="Calibri" w:hAnsi="Calibri"/>
-                <w:b w:val="0"/>
-                <w:i w:val="0"/>
-                <w:color w:val="000000"/>
-                <w:sz w:val="14"/>
-              </w:rPr>
-              <w:t xml:space="preserve"> | </w:t>
-            </w:r>
-            <w:r>
-              <w:rPr>
-                <w:rFonts w:ascii="Calibri" w:hAnsi="Calibri"/>
-                <w:b w:val="0"/>
-                <w:i/>
-                <w:color w:val="000000"/>
-                <w:sz w:val="14"/>
-              </w:rPr>
-              <w:t>Police escort (per TRA)</w:t>
-            </w:r>
-          </w:p>
-        </w:tc>
-        <w:tc>
-          <w:tcPr>
-            <w:vAlign w:val="center"/>
-            <w:tcW w:type="dxa" w:w="3686"/>
-          </w:tcPr>
-          <w:p>
-            <w:pPr>
-              <w:keepNext/>
-              <w:spacing w:before="20" w:after="20"/>
-              <w:jc w:val="center"/>
-            </w:pPr>
-            <w:r/>
-            <w:r>
-              <w:rPr>
-                <w:rFonts w:ascii="Calibri" w:hAnsi="Calibri"/>
-                <w:b w:val="0"/>
-                <w:i w:val="0"/>
-                <w:color w:val="000000"/>
-                <w:sz w:val="18"/>
-              </w:rPr>
-              <w:t>☐ Да</w:t>
-            </w:r>
-            <w:r>
-              <w:rPr>
-                <w:rFonts w:ascii="Calibri" w:hAnsi="Calibri"/>
-                <w:b w:val="0"/>
-                <w:i w:val="0"/>
-                <w:color w:val="000000"/>
-                <w:sz w:val="14"/>
-              </w:rPr>
-              <w:t xml:space="preserve"> | </w:t>
-            </w:r>
-            <w:r>
-              <w:rPr>
-                <w:rFonts w:ascii="Calibri" w:hAnsi="Calibri"/>
-                <w:b w:val="0"/>
-                <w:i/>
-                <w:color w:val="000000"/>
-                <w:sz w:val="14"/>
-              </w:rPr>
-              <w:t>Yes  ☐ Не~~No</w:t>
-            </w:r>
+              <w:t>C05 (само G | L only)</w:t>
+            </w:r>
+          </w:p>
+        </w:tc>
+        <w:tc>
+          <w:tcPr>
+            <w:vAlign w:val="center"/>
+            <w:tcW w:type="dxa" w:w="1913"/>
+          </w:tcPr>
+          <w:p>
+            <w:pPr>
+              <w:spacing w:before="20" w:after="20"/>
+              <w:jc w:val="center"/>
+            </w:pPr>
+            <w:r/>
+          </w:p>
+        </w:tc>
+        <w:tc>
+          <w:tcPr>
+            <w:vAlign w:val="center"/>
+            <w:tcW w:type="dxa" w:w="1510"/>
+          </w:tcPr>
+          <w:p>
+            <w:pPr>
+              <w:spacing w:before="20" w:after="20"/>
+              <w:jc w:val="center"/>
+            </w:pPr>
+            <w:r/>
+          </w:p>
+        </w:tc>
+        <w:tc>
+          <w:tcPr>
+            <w:vAlign w:val="center"/>
+            <w:tcW w:type="dxa" w:w="1188"/>
+          </w:tcPr>
+          <w:p>
+            <w:pPr>
+              <w:spacing w:before="20" w:after="20"/>
+              <w:jc w:val="center"/>
+            </w:pPr>
+            <w:r/>
+          </w:p>
+        </w:tc>
+        <w:tc>
+          <w:tcPr>
+            <w:vAlign w:val="center"/>
+            <w:tcW w:type="dxa" w:w="1863"/>
+          </w:tcPr>
+          <w:p>
+            <w:pPr>
+              <w:spacing w:before="20" w:after="20"/>
+              <w:jc w:val="center"/>
+            </w:pPr>
+            <w:r/>
+          </w:p>
+        </w:tc>
+        <w:tc>
+          <w:tcPr>
+            <w:vAlign w:val="center"/>
+            <w:tcW w:type="dxa" w:w="1647"/>
+          </w:tcPr>
+          <w:p>
+            <w:pPr>
+              <w:spacing w:before="20" w:after="20"/>
+              <w:jc w:val="center"/>
+            </w:pPr>
+            <w:r/>
           </w:p>
         </w:tc>
       </w:tr>
@@ -2036,7 +5051,7 @@
           <w:tcPr>
             <w:shd w:val="clear" w:color="auto" w:fill="F2F2F2"/>
             <w:vAlign w:val="center"/>
-            <w:tcW w:type="dxa" w:w="6779"/>
+            <w:tcW w:type="dxa" w:w="2342"/>
           </w:tcPr>
           <w:p>
             <w:pPr>
@@ -2052,7 +5067,299 @@
                 <w:color w:val="000000"/>
                 <w:sz w:val="18"/>
               </w:rPr>
-              <w:t>Итна испорака</w:t>
+              <w:t>C06 (само G | L only)</w:t>
+            </w:r>
+          </w:p>
+        </w:tc>
+        <w:tc>
+          <w:tcPr>
+            <w:shd w:val="clear" w:color="auto" w:fill="F7FAFC"/>
+            <w:vAlign w:val="center"/>
+            <w:tcW w:type="dxa" w:w="1913"/>
+          </w:tcPr>
+          <w:p>
+            <w:pPr>
+              <w:spacing w:before="20" w:after="20"/>
+              <w:jc w:val="center"/>
+            </w:pPr>
+            <w:r/>
+          </w:p>
+        </w:tc>
+        <w:tc>
+          <w:tcPr>
+            <w:shd w:val="clear" w:color="auto" w:fill="F7FAFC"/>
+            <w:vAlign w:val="center"/>
+            <w:tcW w:type="dxa" w:w="1510"/>
+          </w:tcPr>
+          <w:p>
+            <w:pPr>
+              <w:spacing w:before="20" w:after="20"/>
+              <w:jc w:val="center"/>
+            </w:pPr>
+            <w:r/>
+          </w:p>
+        </w:tc>
+        <w:tc>
+          <w:tcPr>
+            <w:shd w:val="clear" w:color="auto" w:fill="F7FAFC"/>
+            <w:vAlign w:val="center"/>
+            <w:tcW w:type="dxa" w:w="1188"/>
+          </w:tcPr>
+          <w:p>
+            <w:pPr>
+              <w:spacing w:before="20" w:after="20"/>
+              <w:jc w:val="center"/>
+            </w:pPr>
+            <w:r/>
+          </w:p>
+        </w:tc>
+        <w:tc>
+          <w:tcPr>
+            <w:shd w:val="clear" w:color="auto" w:fill="F7FAFC"/>
+            <w:vAlign w:val="center"/>
+            <w:tcW w:type="dxa" w:w="1863"/>
+          </w:tcPr>
+          <w:p>
+            <w:pPr>
+              <w:spacing w:before="20" w:after="20"/>
+              <w:jc w:val="center"/>
+            </w:pPr>
+            <w:r/>
+          </w:p>
+        </w:tc>
+        <w:tc>
+          <w:tcPr>
+            <w:shd w:val="clear" w:color="auto" w:fill="F7FAFC"/>
+            <w:vAlign w:val="center"/>
+            <w:tcW w:type="dxa" w:w="1647"/>
+          </w:tcPr>
+          <w:p>
+            <w:pPr>
+              <w:spacing w:before="20" w:after="20"/>
+              <w:jc w:val="center"/>
+            </w:pPr>
+            <w:r/>
+          </w:p>
+        </w:tc>
+      </w:tr>
+      <w:tr>
+        <w:trPr>
+          <w:cantSplit/>
+        </w:trPr>
+        <w:tc>
+          <w:tcPr>
+            <w:shd w:val="clear" w:color="auto" w:fill="F2F2F2"/>
+            <w:vAlign w:val="center"/>
+            <w:tcW w:type="dxa" w:w="2342"/>
+          </w:tcPr>
+          <w:p>
+            <w:pPr>
+              <w:spacing w:before="20" w:after="20"/>
+              <w:jc w:val="center"/>
+            </w:pPr>
+            <w:r/>
+            <w:r>
+              <w:rPr>
+                <w:rFonts w:ascii="Calibri" w:hAnsi="Calibri"/>
+                <w:b w:val="0"/>
+                <w:i w:val="0"/>
+                <w:color w:val="000000"/>
+                <w:sz w:val="18"/>
+              </w:rPr>
+              <w:t>C07 (само G | L only)</w:t>
+            </w:r>
+          </w:p>
+        </w:tc>
+        <w:tc>
+          <w:tcPr>
+            <w:vAlign w:val="center"/>
+            <w:tcW w:type="dxa" w:w="1913"/>
+          </w:tcPr>
+          <w:p>
+            <w:pPr>
+              <w:spacing w:before="20" w:after="20"/>
+              <w:jc w:val="center"/>
+            </w:pPr>
+            <w:r/>
+          </w:p>
+        </w:tc>
+        <w:tc>
+          <w:tcPr>
+            <w:vAlign w:val="center"/>
+            <w:tcW w:type="dxa" w:w="1510"/>
+          </w:tcPr>
+          <w:p>
+            <w:pPr>
+              <w:spacing w:before="20" w:after="20"/>
+              <w:jc w:val="center"/>
+            </w:pPr>
+            <w:r/>
+          </w:p>
+        </w:tc>
+        <w:tc>
+          <w:tcPr>
+            <w:vAlign w:val="center"/>
+            <w:tcW w:type="dxa" w:w="1188"/>
+          </w:tcPr>
+          <w:p>
+            <w:pPr>
+              <w:spacing w:before="20" w:after="20"/>
+              <w:jc w:val="center"/>
+            </w:pPr>
+            <w:r/>
+          </w:p>
+        </w:tc>
+        <w:tc>
+          <w:tcPr>
+            <w:vAlign w:val="center"/>
+            <w:tcW w:type="dxa" w:w="1863"/>
+          </w:tcPr>
+          <w:p>
+            <w:pPr>
+              <w:spacing w:before="20" w:after="20"/>
+              <w:jc w:val="center"/>
+            </w:pPr>
+            <w:r/>
+          </w:p>
+        </w:tc>
+        <w:tc>
+          <w:tcPr>
+            <w:vAlign w:val="center"/>
+            <w:tcW w:type="dxa" w:w="1647"/>
+          </w:tcPr>
+          <w:p>
+            <w:pPr>
+              <w:spacing w:before="20" w:after="20"/>
+              <w:jc w:val="center"/>
+            </w:pPr>
+            <w:r/>
+          </w:p>
+        </w:tc>
+      </w:tr>
+      <w:tr>
+        <w:trPr>
+          <w:cantSplit/>
+        </w:trPr>
+        <w:tc>
+          <w:tcPr>
+            <w:shd w:val="clear" w:color="auto" w:fill="F2F2F2"/>
+            <w:vAlign w:val="center"/>
+            <w:tcW w:type="dxa" w:w="2342"/>
+          </w:tcPr>
+          <w:p>
+            <w:pPr>
+              <w:spacing w:before="20" w:after="20"/>
+              <w:jc w:val="center"/>
+            </w:pPr>
+            <w:r/>
+            <w:r>
+              <w:rPr>
+                <w:rFonts w:ascii="Calibri" w:hAnsi="Calibri"/>
+                <w:b w:val="0"/>
+                <w:i w:val="0"/>
+                <w:color w:val="000000"/>
+                <w:sz w:val="18"/>
+              </w:rPr>
+              <w:t>C08 (само G | L only)</w:t>
+            </w:r>
+          </w:p>
+        </w:tc>
+        <w:tc>
+          <w:tcPr>
+            <w:shd w:val="clear" w:color="auto" w:fill="F7FAFC"/>
+            <w:vAlign w:val="center"/>
+            <w:tcW w:type="dxa" w:w="1913"/>
+          </w:tcPr>
+          <w:p>
+            <w:pPr>
+              <w:spacing w:before="20" w:after="20"/>
+              <w:jc w:val="center"/>
+            </w:pPr>
+            <w:r/>
+          </w:p>
+        </w:tc>
+        <w:tc>
+          <w:tcPr>
+            <w:shd w:val="clear" w:color="auto" w:fill="F7FAFC"/>
+            <w:vAlign w:val="center"/>
+            <w:tcW w:type="dxa" w:w="1510"/>
+          </w:tcPr>
+          <w:p>
+            <w:pPr>
+              <w:spacing w:before="20" w:after="20"/>
+              <w:jc w:val="center"/>
+            </w:pPr>
+            <w:r/>
+          </w:p>
+        </w:tc>
+        <w:tc>
+          <w:tcPr>
+            <w:shd w:val="clear" w:color="auto" w:fill="F7FAFC"/>
+            <w:vAlign w:val="center"/>
+            <w:tcW w:type="dxa" w:w="1188"/>
+          </w:tcPr>
+          <w:p>
+            <w:pPr>
+              <w:spacing w:before="20" w:after="20"/>
+              <w:jc w:val="center"/>
+            </w:pPr>
+            <w:r/>
+          </w:p>
+        </w:tc>
+        <w:tc>
+          <w:tcPr>
+            <w:shd w:val="clear" w:color="auto" w:fill="F7FAFC"/>
+            <w:vAlign w:val="center"/>
+            <w:tcW w:type="dxa" w:w="1863"/>
+          </w:tcPr>
+          <w:p>
+            <w:pPr>
+              <w:spacing w:before="20" w:after="20"/>
+              <w:jc w:val="center"/>
+            </w:pPr>
+            <w:r/>
+          </w:p>
+        </w:tc>
+        <w:tc>
+          <w:tcPr>
+            <w:shd w:val="clear" w:color="auto" w:fill="F7FAFC"/>
+            <w:vAlign w:val="center"/>
+            <w:tcW w:type="dxa" w:w="1647"/>
+          </w:tcPr>
+          <w:p>
+            <w:pPr>
+              <w:spacing w:before="20" w:after="20"/>
+              <w:jc w:val="center"/>
+            </w:pPr>
+            <w:r/>
+          </w:p>
+        </w:tc>
+      </w:tr>
+      <w:tr>
+        <w:trPr>
+          <w:cantSplit/>
+        </w:trPr>
+        <w:tc>
+          <w:tcPr>
+            <w:shd w:val="clear" w:color="auto" w:fill="F2F2F2"/>
+            <w:vAlign w:val="center"/>
+            <w:tcW w:type="dxa" w:w="2342"/>
+          </w:tcPr>
+          <w:p>
+            <w:pPr>
+              <w:spacing w:before="20" w:after="20"/>
+              <w:jc w:val="center"/>
+            </w:pPr>
+            <w:r/>
+            <w:r>
+              <w:rPr>
+                <w:rFonts w:ascii="Calibri" w:hAnsi="Calibri"/>
+                <w:b w:val="0"/>
+                <w:i w:val="0"/>
+                <w:color w:val="000000"/>
+                <w:sz w:val="18"/>
+              </w:rPr>
+              <w:t>Вкупно</w:t>
             </w:r>
             <w:r>
               <w:rPr>
@@ -2072,52 +5379,73 @@
                 <w:color w:val="000000"/>
                 <w:sz w:val="14"/>
               </w:rPr>
-              <w:t>Time-critical delivery</w:t>
-            </w:r>
-          </w:p>
-        </w:tc>
-        <w:tc>
-          <w:tcPr>
-            <w:shd w:val="clear" w:color="auto" w:fill="F7FAFC"/>
-            <w:vAlign w:val="center"/>
-            <w:tcW w:type="dxa" w:w="3686"/>
-          </w:tcPr>
-          <w:p>
-            <w:pPr>
-              <w:spacing w:before="20" w:after="20"/>
-              <w:jc w:val="center"/>
-            </w:pPr>
-            <w:r/>
-            <w:r>
-              <w:rPr>
-                <w:rFonts w:ascii="Calibri" w:hAnsi="Calibri"/>
-                <w:b w:val="0"/>
-                <w:i w:val="0"/>
-                <w:color w:val="000000"/>
-                <w:sz w:val="18"/>
-              </w:rPr>
-              <w:t>☐ Да</w:t>
-            </w:r>
-            <w:r>
-              <w:rPr>
-                <w:rFonts w:ascii="Calibri" w:hAnsi="Calibri"/>
-                <w:b w:val="0"/>
-                <w:i w:val="0"/>
-                <w:color w:val="000000"/>
-                <w:sz w:val="14"/>
-              </w:rPr>
-              <w:t xml:space="preserve"> | </w:t>
-            </w:r>
-            <w:r>
-              <w:rPr>
-                <w:rFonts w:ascii="Calibri" w:hAnsi="Calibri"/>
-                <w:b w:val="0"/>
-                <w:i/>
-                <w:color w:val="000000"/>
-                <w:sz w:val="14"/>
-              </w:rPr>
-              <w:t>Yes  ☐ Не~~No</w:t>
-            </w:r>
+              <w:t>Total</w:t>
+            </w:r>
+          </w:p>
+        </w:tc>
+        <w:tc>
+          <w:tcPr>
+            <w:vAlign w:val="center"/>
+            <w:tcW w:type="dxa" w:w="1913"/>
+          </w:tcPr>
+          <w:p>
+            <w:pPr>
+              <w:spacing w:before="20" w:after="20"/>
+              <w:jc w:val="center"/>
+            </w:pPr>
+            <w:r/>
+          </w:p>
+        </w:tc>
+        <w:tc>
+          <w:tcPr>
+            <w:vAlign w:val="center"/>
+            <w:tcW w:type="dxa" w:w="1510"/>
+          </w:tcPr>
+          <w:p>
+            <w:pPr>
+              <w:spacing w:before="20" w:after="20"/>
+              <w:jc w:val="center"/>
+            </w:pPr>
+            <w:r/>
+          </w:p>
+        </w:tc>
+        <w:tc>
+          <w:tcPr>
+            <w:vAlign w:val="center"/>
+            <w:tcW w:type="dxa" w:w="1188"/>
+          </w:tcPr>
+          <w:p>
+            <w:pPr>
+              <w:spacing w:before="20" w:after="20"/>
+              <w:jc w:val="center"/>
+            </w:pPr>
+            <w:r/>
+          </w:p>
+        </w:tc>
+        <w:tc>
+          <w:tcPr>
+            <w:vAlign w:val="center"/>
+            <w:tcW w:type="dxa" w:w="1863"/>
+          </w:tcPr>
+          <w:p>
+            <w:pPr>
+              <w:spacing w:before="20" w:after="20"/>
+              <w:jc w:val="center"/>
+            </w:pPr>
+            <w:r/>
+          </w:p>
+        </w:tc>
+        <w:tc>
+          <w:tcPr>
+            <w:vAlign w:val="center"/>
+            <w:tcW w:type="dxa" w:w="1647"/>
+          </w:tcPr>
+          <w:p>
+            <w:pPr>
+              <w:spacing w:before="20" w:after="20"/>
+              <w:jc w:val="center"/>
+            </w:pPr>
+            <w:r/>
           </w:p>
         </w:tc>
       </w:tr>
@@ -2145,24 +5473,27 @@
         </w:tblBorders>
       </w:tblPr>
       <w:tblGrid>
-        <w:gridCol w:w="3676"/>
-        <w:gridCol w:w="6790"/>
+        <w:gridCol w:w="3889"/>
+        <w:gridCol w:w="2948"/>
+        <w:gridCol w:w="1474"/>
+        <w:gridCol w:w="2154"/>
       </w:tblGrid>
       <w:tr>
         <w:trPr>
+          <w:tblHeader w:val="true"/>
           <w:cantSplit/>
         </w:trPr>
         <w:tc>
           <w:tcPr>
-            <w:shd w:val="clear" w:color="auto" w:fill="F2F2F2"/>
-            <w:vAlign w:val="center"/>
-            <w:tcW w:type="dxa" w:w="3676"/>
-          </w:tcPr>
-          <w:p>
-            <w:pPr>
-              <w:keepNext/>
-              <w:spacing w:before="20" w:after="20"/>
-              <w:jc w:val="left"/>
+            <w:shd w:val="clear" w:color="auto" w:fill="2B547E"/>
+            <w:vAlign w:val="center"/>
+            <w:tcW w:type="dxa" w:w="3889"/>
+          </w:tcPr>
+          <w:p>
+            <w:pPr>
+              <w:keepNext/>
+              <w:spacing w:before="20" w:after="20"/>
+              <w:jc w:val="center"/>
             </w:pPr>
             <w:r/>
             <w:r>
@@ -2170,18 +5501,18 @@
                 <w:rFonts w:ascii="Calibri" w:hAnsi="Calibri"/>
                 <w:b/>
                 <w:i w:val="0"/>
-                <w:color w:val="000000"/>
-                <w:sz w:val="20"/>
-              </w:rPr>
-              <w:t>Контакт за итни случаи 24/7 (Пјурли Плант)</w:t>
-            </w:r>
-            <w:r>
-              <w:rPr>
-                <w:rFonts w:ascii="Calibri" w:hAnsi="Calibri"/>
-                <w:b w:val="0"/>
-                <w:i w:val="0"/>
-                <w:color w:val="000000"/>
-                <w:sz w:val="16"/>
+                <w:color w:val="FFFFFF"/>
+                <w:sz w:val="18"/>
+              </w:rPr>
+              <w:t>Улога</w:t>
+            </w:r>
+            <w:r>
+              <w:rPr>
+                <w:rFonts w:ascii="Calibri" w:hAnsi="Calibri"/>
+                <w:b w:val="0"/>
+                <w:i w:val="0"/>
+                <w:color w:val="FFFFFF"/>
+                <w:sz w:val="14"/>
               </w:rPr>
               <w:t xml:space="preserve"> | </w:t>
             </w:r>
@@ -2190,25 +5521,146 @@
                 <w:rFonts w:ascii="Calibri" w:hAnsi="Calibri"/>
                 <w:b w:val="0"/>
                 <w:i w:val="0"/>
-                <w:color w:val="000000"/>
-                <w:sz w:val="16"/>
-              </w:rPr>
-              <w:t>24/7 emergency contact (Purely Plant)</w:t>
-            </w:r>
-          </w:p>
-        </w:tc>
-        <w:tc>
-          <w:tcPr>
-            <w:vAlign w:val="center"/>
-            <w:tcW w:type="dxa" w:w="6790"/>
-          </w:tcPr>
-          <w:p>
-            <w:pPr>
-              <w:keepNext/>
-              <w:spacing w:before="20" w:after="20"/>
-              <w:jc w:val="center"/>
-            </w:pPr>
-            <w:r/>
+                <w:color w:val="FFFFFF"/>
+                <w:sz w:val="14"/>
+              </w:rPr>
+              <w:t>Role</w:t>
+            </w:r>
+          </w:p>
+        </w:tc>
+        <w:tc>
+          <w:tcPr>
+            <w:shd w:val="clear" w:color="auto" w:fill="2B547E"/>
+            <w:vAlign w:val="center"/>
+            <w:tcW w:type="dxa" w:w="2948"/>
+          </w:tcPr>
+          <w:p>
+            <w:pPr>
+              <w:keepNext/>
+              <w:spacing w:before="20" w:after="20"/>
+              <w:jc w:val="center"/>
+            </w:pPr>
+            <w:r/>
+            <w:r>
+              <w:rPr>
+                <w:rFonts w:ascii="Calibri" w:hAnsi="Calibri"/>
+                <w:b/>
+                <w:i w:val="0"/>
+                <w:color w:val="FFFFFF"/>
+                <w:sz w:val="18"/>
+              </w:rPr>
+              <w:t>Име</w:t>
+            </w:r>
+            <w:r>
+              <w:rPr>
+                <w:rFonts w:ascii="Calibri" w:hAnsi="Calibri"/>
+                <w:b w:val="0"/>
+                <w:i w:val="0"/>
+                <w:color w:val="FFFFFF"/>
+                <w:sz w:val="14"/>
+              </w:rPr>
+              <w:t xml:space="preserve"> | </w:t>
+            </w:r>
+            <w:r>
+              <w:rPr>
+                <w:rFonts w:ascii="Calibri" w:hAnsi="Calibri"/>
+                <w:b w:val="0"/>
+                <w:i w:val="0"/>
+                <w:color w:val="FFFFFF"/>
+                <w:sz w:val="14"/>
+              </w:rPr>
+              <w:t>Name</w:t>
+            </w:r>
+          </w:p>
+        </w:tc>
+        <w:tc>
+          <w:tcPr>
+            <w:shd w:val="clear" w:color="auto" w:fill="2B547E"/>
+            <w:vAlign w:val="center"/>
+            <w:tcW w:type="dxa" w:w="1474"/>
+          </w:tcPr>
+          <w:p>
+            <w:pPr>
+              <w:keepNext/>
+              <w:spacing w:before="20" w:after="20"/>
+              <w:jc w:val="center"/>
+            </w:pPr>
+            <w:r/>
+            <w:r>
+              <w:rPr>
+                <w:rFonts w:ascii="Calibri" w:hAnsi="Calibri"/>
+                <w:b/>
+                <w:i w:val="0"/>
+                <w:color w:val="FFFFFF"/>
+                <w:sz w:val="18"/>
+              </w:rPr>
+              <w:t>Датум/време</w:t>
+            </w:r>
+            <w:r>
+              <w:rPr>
+                <w:rFonts w:ascii="Calibri" w:hAnsi="Calibri"/>
+                <w:b w:val="0"/>
+                <w:i w:val="0"/>
+                <w:color w:val="FFFFFF"/>
+                <w:sz w:val="14"/>
+              </w:rPr>
+              <w:t xml:space="preserve"> | </w:t>
+            </w:r>
+            <w:r>
+              <w:rPr>
+                <w:rFonts w:ascii="Calibri" w:hAnsi="Calibri"/>
+                <w:b w:val="0"/>
+                <w:i w:val="0"/>
+                <w:color w:val="FFFFFF"/>
+                <w:sz w:val="14"/>
+              </w:rPr>
+              <w:t>Date/time</w:t>
+            </w:r>
+          </w:p>
+        </w:tc>
+        <w:tc>
+          <w:tcPr>
+            <w:shd w:val="clear" w:color="auto" w:fill="2B547E"/>
+            <w:vAlign w:val="center"/>
+            <w:tcW w:type="dxa" w:w="2154"/>
+          </w:tcPr>
+          <w:p>
+            <w:pPr>
+              <w:keepNext/>
+              <w:spacing w:before="20" w:after="20"/>
+              <w:jc w:val="center"/>
+            </w:pPr>
+            <w:r/>
+            <w:r>
+              <w:rPr>
+                <w:rFonts w:ascii="Calibri" w:hAnsi="Calibri"/>
+                <w:b/>
+                <w:i w:val="0"/>
+                <w:color w:val="FFFFFF"/>
+                <w:sz w:val="18"/>
+              </w:rPr>
+              <w:t>Потпис</w:t>
+            </w:r>
+            <w:r>
+              <w:rPr>
+                <w:rFonts w:ascii="Calibri" w:hAnsi="Calibri"/>
+                <w:b w:val="0"/>
+                <w:i w:val="0"/>
+                <w:color w:val="FFFFFF"/>
+                <w:sz w:val="14"/>
+              </w:rPr>
+              <w:t xml:space="preserve"> | </w:t>
+            </w:r>
+            <w:r>
+              <w:rPr>
+                <w:rFonts w:ascii="Calibri" w:hAnsi="Calibri"/>
+                <w:b w:val="0"/>
+                <w:i w:val="0"/>
+                <w:color w:val="FFFFFF"/>
+                <w:sz w:val="14"/>
+              </w:rPr>
+              <w:t>Signature</w:t>
+            </w:r>
           </w:p>
         </w:tc>
       </w:tr>
@@ -2220,31 +5672,32 @@
           <w:tcPr>
             <w:shd w:val="clear" w:color="auto" w:fill="F2F2F2"/>
             <w:vAlign w:val="center"/>
-            <w:tcW w:type="dxa" w:w="3676"/>
-          </w:tcPr>
-          <w:p>
-            <w:pPr>
-              <w:spacing w:before="20" w:after="20"/>
-              <w:jc w:val="left"/>
-            </w:pPr>
-            <w:r/>
-            <w:r>
-              <w:rPr>
-                <w:rFonts w:ascii="Calibri" w:hAnsi="Calibri"/>
-                <w:b/>
-                <w:i w:val="0"/>
-                <w:color w:val="000000"/>
-                <w:sz w:val="20"/>
-              </w:rPr>
-              <w:t>Поднесува (Обезбедување) — име, потпис</w:t>
-            </w:r>
-            <w:r>
-              <w:rPr>
-                <w:rFonts w:ascii="Calibri" w:hAnsi="Calibri"/>
-                <w:b w:val="0"/>
-                <w:i w:val="0"/>
-                <w:color w:val="000000"/>
-                <w:sz w:val="16"/>
+            <w:tcW w:type="dxa" w:w="3889"/>
+          </w:tcPr>
+          <w:p>
+            <w:pPr>
+              <w:keepNext/>
+              <w:spacing w:before="20" w:after="20"/>
+              <w:jc w:val="center"/>
+            </w:pPr>
+            <w:r/>
+            <w:r>
+              <w:rPr>
+                <w:rFonts w:ascii="Calibri" w:hAnsi="Calibri"/>
+                <w:b w:val="0"/>
+                <w:i w:val="0"/>
+                <w:color w:val="000000"/>
+                <w:sz w:val="18"/>
+              </w:rPr>
+              <w:t>Формирал и завиткал палетата</w:t>
+            </w:r>
+            <w:r>
+              <w:rPr>
+                <w:rFonts w:ascii="Calibri" w:hAnsi="Calibri"/>
+                <w:b w:val="0"/>
+                <w:i w:val="0"/>
+                <w:color w:val="000000"/>
+                <w:sz w:val="14"/>
               </w:rPr>
               <w:t xml:space="preserve"> | </w:t>
             </w:r>
@@ -2252,18 +5705,138 @@
               <w:rPr>
                 <w:rFonts w:ascii="Calibri" w:hAnsi="Calibri"/>
                 <w:b w:val="0"/>
-                <w:i w:val="0"/>
-                <w:color w:val="000000"/>
-                <w:sz w:val="16"/>
-              </w:rPr>
-              <w:t>Submitted by (Security) — name, signature</w:t>
-            </w:r>
-          </w:p>
-        </w:tc>
-        <w:tc>
-          <w:tcPr>
-            <w:vAlign w:val="center"/>
-            <w:tcW w:type="dxa" w:w="6790"/>
+                <w:i/>
+                <w:color w:val="000000"/>
+                <w:sz w:val="14"/>
+              </w:rPr>
+              <w:t>Built and wrapped the pallet</w:t>
+            </w:r>
+          </w:p>
+        </w:tc>
+        <w:tc>
+          <w:tcPr>
+            <w:vAlign w:val="center"/>
+            <w:tcW w:type="dxa" w:w="2948"/>
+          </w:tcPr>
+          <w:p>
+            <w:pPr>
+              <w:keepNext/>
+              <w:spacing w:before="20" w:after="20"/>
+              <w:jc w:val="center"/>
+            </w:pPr>
+            <w:r/>
+          </w:p>
+        </w:tc>
+        <w:tc>
+          <w:tcPr>
+            <w:vAlign w:val="center"/>
+            <w:tcW w:type="dxa" w:w="1474"/>
+          </w:tcPr>
+          <w:p>
+            <w:pPr>
+              <w:keepNext/>
+              <w:spacing w:before="20" w:after="20"/>
+              <w:jc w:val="center"/>
+            </w:pPr>
+            <w:r/>
+          </w:p>
+        </w:tc>
+        <w:tc>
+          <w:tcPr>
+            <w:vAlign w:val="center"/>
+            <w:tcW w:type="dxa" w:w="2154"/>
+          </w:tcPr>
+          <w:p>
+            <w:pPr>
+              <w:keepNext/>
+              <w:spacing w:before="20" w:after="20"/>
+              <w:jc w:val="center"/>
+            </w:pPr>
+            <w:r/>
+          </w:p>
+        </w:tc>
+      </w:tr>
+      <w:tr>
+        <w:trPr>
+          <w:cantSplit/>
+        </w:trPr>
+        <w:tc>
+          <w:tcPr>
+            <w:shd w:val="clear" w:color="auto" w:fill="F2F2F2"/>
+            <w:vAlign w:val="center"/>
+            <w:tcW w:type="dxa" w:w="3889"/>
+          </w:tcPr>
+          <w:p>
+            <w:pPr>
+              <w:spacing w:before="20" w:after="20"/>
+              <w:jc w:val="center"/>
+            </w:pPr>
+            <w:r/>
+            <w:r>
+              <w:rPr>
+                <w:rFonts w:ascii="Calibri" w:hAnsi="Calibri"/>
+                <w:b w:val="0"/>
+                <w:i w:val="0"/>
+                <w:color w:val="000000"/>
+                <w:sz w:val="18"/>
+              </w:rPr>
+              <w:t>Независно проверил (етикети = листи на пакување)</w:t>
+            </w:r>
+            <w:r>
+              <w:rPr>
+                <w:rFonts w:ascii="Calibri" w:hAnsi="Calibri"/>
+                <w:b w:val="0"/>
+                <w:i w:val="0"/>
+                <w:color w:val="000000"/>
+                <w:sz w:val="14"/>
+              </w:rPr>
+              <w:t xml:space="preserve"> | </w:t>
+            </w:r>
+            <w:r>
+              <w:rPr>
+                <w:rFonts w:ascii="Calibri" w:hAnsi="Calibri"/>
+                <w:b w:val="0"/>
+                <w:i/>
+                <w:color w:val="000000"/>
+                <w:sz w:val="14"/>
+              </w:rPr>
+              <w:t>Independently verified (labels = packing lists)</w:t>
+            </w:r>
+          </w:p>
+        </w:tc>
+        <w:tc>
+          <w:tcPr>
+            <w:shd w:val="clear" w:color="auto" w:fill="F7FAFC"/>
+            <w:vAlign w:val="center"/>
+            <w:tcW w:type="dxa" w:w="2948"/>
+          </w:tcPr>
+          <w:p>
+            <w:pPr>
+              <w:spacing w:before="20" w:after="20"/>
+              <w:jc w:val="center"/>
+            </w:pPr>
+            <w:r/>
+          </w:p>
+        </w:tc>
+        <w:tc>
+          <w:tcPr>
+            <w:shd w:val="clear" w:color="auto" w:fill="F7FAFC"/>
+            <w:vAlign w:val="center"/>
+            <w:tcW w:type="dxa" w:w="1474"/>
+          </w:tcPr>
+          <w:p>
+            <w:pPr>
+              <w:spacing w:before="20" w:after="20"/>
+              <w:jc w:val="center"/>
+            </w:pPr>
+            <w:r/>
+          </w:p>
+        </w:tc>
+        <w:tc>
+          <w:tcPr>
+            <w:shd w:val="clear" w:color="auto" w:fill="F7FAFC"/>
+            <w:vAlign w:val="center"/>
+            <w:tcW w:type="dxa" w:w="2154"/>
           </w:tcPr>
           <w:p>
             <w:pPr>
@@ -2302,7 +5875,7 @@
           <w:color w:val="FFFFFF"/>
           <w:sz w:val="22"/>
         </w:rPr>
-        <w:t>4 Потврда од обезбедувачката компанија</w:t>
+        <w:t>6 Поништени етикети</w:t>
       </w:r>
       <w:r>
         <w:rPr>
@@ -2322,7 +5895,7 @@
           <w:color w:val="FFFFFF"/>
           <w:sz w:val="18"/>
         </w:rPr>
-        <w:t>Confirmation by the security company</w:t>
+        <w:t>Voided labels</w:t>
       </w:r>
     </w:p>
     <w:p>
@@ -2333,11 +5906,11 @@
     </w:p>
     <w:tbl>
       <w:tblPr>
-        <w:jc w:val="center"/>
         <w:tblLook w:firstColumn="1" w:firstRow="1" w:lastColumn="0" w:lastRow="0" w:noHBand="0" w:noVBand="1" w:val="04A0"/>
         <w:tblLayout w:type="fixed"/>
-        <w:tblW w:type="pct" w:w="5000"/>
+        <w:tblW w:type="dxa" w:w="10466"/>
         <w:tblInd w:type="dxa" w:w="0"/>
+        <w:jc w:val="center"/>
         <w:tblBorders>
           <w:top w:val="single" w:sz="4" w:space="0" w:color="2B547E"/>
           <w:left w:val="single" w:sz="4" w:space="0" w:color="2B547E"/>
@@ -2348,123 +5921,307 @@
         </w:tblBorders>
       </w:tblPr>
       <w:tblGrid>
-        <w:gridCol w:w="3288"/>
-        <w:gridCol w:w="1944"/>
-        <w:gridCol w:w="3288"/>
-        <w:gridCol w:w="1944"/>
+        <w:gridCol w:w="1474"/>
+        <w:gridCol w:w="2063"/>
+        <w:gridCol w:w="1323"/>
+        <w:gridCol w:w="2802"/>
+        <w:gridCol w:w="2802"/>
       </w:tblGrid>
+      <w:tr>
+        <w:trPr>
+          <w:tblHeader w:val="true"/>
+          <w:cantSplit/>
+        </w:trPr>
+        <w:tc>
+          <w:tcPr>
+            <w:shd w:val="clear" w:color="auto" w:fill="2B547E"/>
+            <w:vAlign w:val="center"/>
+            <w:tcW w:type="dxa" w:w="1474"/>
+          </w:tcPr>
+          <w:p>
+            <w:pPr>
+              <w:keepNext/>
+              <w:spacing w:before="20" w:after="20"/>
+              <w:jc w:val="center"/>
+            </w:pPr>
+            <w:r/>
+            <w:r>
+              <w:rPr>
+                <w:rFonts w:ascii="Calibri" w:hAnsi="Calibri"/>
+                <w:b/>
+                <w:i w:val="0"/>
+                <w:color w:val="FFFFFF"/>
+                <w:sz w:val="18"/>
+              </w:rPr>
+              <w:t>Датум</w:t>
+            </w:r>
+            <w:r>
+              <w:rPr>
+                <w:rFonts w:ascii="Calibri" w:hAnsi="Calibri"/>
+                <w:b w:val="0"/>
+                <w:i w:val="0"/>
+                <w:color w:val="FFFFFF"/>
+                <w:sz w:val="14"/>
+              </w:rPr>
+              <w:t xml:space="preserve"> | </w:t>
+            </w:r>
+            <w:r>
+              <w:rPr>
+                <w:rFonts w:ascii="Calibri" w:hAnsi="Calibri"/>
+                <w:b w:val="0"/>
+                <w:i w:val="0"/>
+                <w:color w:val="FFFFFF"/>
+                <w:sz w:val="14"/>
+              </w:rPr>
+              <w:t>Date</w:t>
+            </w:r>
+          </w:p>
+        </w:tc>
+        <w:tc>
+          <w:tcPr>
+            <w:shd w:val="clear" w:color="auto" w:fill="2B547E"/>
+            <w:vAlign w:val="center"/>
+            <w:tcW w:type="dxa" w:w="2063"/>
+          </w:tcPr>
+          <w:p>
+            <w:pPr>
+              <w:keepNext/>
+              <w:spacing w:before="20" w:after="20"/>
+              <w:jc w:val="center"/>
+            </w:pPr>
+            <w:r/>
+            <w:r>
+              <w:rPr>
+                <w:rFonts w:ascii="Calibri" w:hAnsi="Calibri"/>
+                <w:b/>
+                <w:i w:val="0"/>
+                <w:color w:val="FFFFFF"/>
+                <w:sz w:val="18"/>
+              </w:rPr>
+              <w:t>ID на етикетата</w:t>
+            </w:r>
+            <w:r>
+              <w:rPr>
+                <w:rFonts w:ascii="Calibri" w:hAnsi="Calibri"/>
+                <w:b w:val="0"/>
+                <w:i w:val="0"/>
+                <w:color w:val="FFFFFF"/>
+                <w:sz w:val="14"/>
+              </w:rPr>
+              <w:t xml:space="preserve"> | </w:t>
+            </w:r>
+            <w:r>
+              <w:rPr>
+                <w:rFonts w:ascii="Calibri" w:hAnsi="Calibri"/>
+                <w:b w:val="0"/>
+                <w:i w:val="0"/>
+                <w:color w:val="FFFFFF"/>
+                <w:sz w:val="14"/>
+              </w:rPr>
+              <w:t>Label ID</w:t>
+            </w:r>
+          </w:p>
+        </w:tc>
+        <w:tc>
+          <w:tcPr>
+            <w:shd w:val="clear" w:color="auto" w:fill="2B547E"/>
+            <w:vAlign w:val="center"/>
+            <w:tcW w:type="dxa" w:w="1323"/>
+          </w:tcPr>
+          <w:p>
+            <w:pPr>
+              <w:keepNext/>
+              <w:spacing w:before="20" w:after="20"/>
+              <w:jc w:val="center"/>
+            </w:pPr>
+            <w:r/>
+            <w:r>
+              <w:rPr>
+                <w:rFonts w:ascii="Calibri" w:hAnsi="Calibri"/>
+                <w:b/>
+                <w:i w:val="0"/>
+                <w:color w:val="FFFFFF"/>
+                <w:sz w:val="18"/>
+              </w:rPr>
+              <w:t>Причина</w:t>
+            </w:r>
+            <w:r>
+              <w:rPr>
+                <w:rFonts w:ascii="Calibri" w:hAnsi="Calibri"/>
+                <w:b w:val="0"/>
+                <w:i w:val="0"/>
+                <w:color w:val="FFFFFF"/>
+                <w:sz w:val="14"/>
+              </w:rPr>
+              <w:t xml:space="preserve"> | </w:t>
+            </w:r>
+            <w:r>
+              <w:rPr>
+                <w:rFonts w:ascii="Calibri" w:hAnsi="Calibri"/>
+                <w:b w:val="0"/>
+                <w:i w:val="0"/>
+                <w:color w:val="FFFFFF"/>
+                <w:sz w:val="14"/>
+              </w:rPr>
+              <w:t>Reason</w:t>
+            </w:r>
+          </w:p>
+        </w:tc>
+        <w:tc>
+          <w:tcPr>
+            <w:shd w:val="clear" w:color="auto" w:fill="2B547E"/>
+            <w:vAlign w:val="center"/>
+            <w:tcW w:type="dxa" w:w="2802"/>
+          </w:tcPr>
+          <w:p>
+            <w:pPr>
+              <w:keepNext/>
+              <w:spacing w:before="20" w:after="20"/>
+              <w:jc w:val="center"/>
+            </w:pPr>
+            <w:r/>
+            <w:r>
+              <w:rPr>
+                <w:rFonts w:ascii="Calibri" w:hAnsi="Calibri"/>
+                <w:b/>
+                <w:i w:val="0"/>
+                <w:color w:val="FFFFFF"/>
+                <w:sz w:val="18"/>
+              </w:rPr>
+              <w:t>Поништил (иницијали)</w:t>
+            </w:r>
+            <w:r>
+              <w:rPr>
+                <w:rFonts w:ascii="Calibri" w:hAnsi="Calibri"/>
+                <w:b w:val="0"/>
+                <w:i w:val="0"/>
+                <w:color w:val="FFFFFF"/>
+                <w:sz w:val="14"/>
+              </w:rPr>
+              <w:t xml:space="preserve"> | </w:t>
+            </w:r>
+            <w:r>
+              <w:rPr>
+                <w:rFonts w:ascii="Calibri" w:hAnsi="Calibri"/>
+                <w:b w:val="0"/>
+                <w:i w:val="0"/>
+                <w:color w:val="FFFFFF"/>
+                <w:sz w:val="14"/>
+              </w:rPr>
+              <w:t>Voided by (initials)</w:t>
+            </w:r>
+          </w:p>
+        </w:tc>
+        <w:tc>
+          <w:tcPr>
+            <w:shd w:val="clear" w:color="auto" w:fill="2B547E"/>
+            <w:vAlign w:val="center"/>
+            <w:tcW w:type="dxa" w:w="2802"/>
+          </w:tcPr>
+          <w:p>
+            <w:pPr>
+              <w:keepNext/>
+              <w:spacing w:before="20" w:after="20"/>
+              <w:jc w:val="center"/>
+            </w:pPr>
+            <w:r/>
+            <w:r>
+              <w:rPr>
+                <w:rFonts w:ascii="Calibri" w:hAnsi="Calibri"/>
+                <w:b/>
+                <w:i w:val="0"/>
+                <w:color w:val="FFFFFF"/>
+                <w:sz w:val="18"/>
+              </w:rPr>
+              <w:t>Нова етикета отпечатена</w:t>
+            </w:r>
+            <w:r>
+              <w:rPr>
+                <w:rFonts w:ascii="Calibri" w:hAnsi="Calibri"/>
+                <w:b w:val="0"/>
+                <w:i w:val="0"/>
+                <w:color w:val="FFFFFF"/>
+                <w:sz w:val="14"/>
+              </w:rPr>
+              <w:t xml:space="preserve"> | </w:t>
+            </w:r>
+            <w:r>
+              <w:rPr>
+                <w:rFonts w:ascii="Calibri" w:hAnsi="Calibri"/>
+                <w:b w:val="0"/>
+                <w:i w:val="0"/>
+                <w:color w:val="FFFFFF"/>
+                <w:sz w:val="14"/>
+              </w:rPr>
+              <w:t>New label printed</w:t>
+            </w:r>
+          </w:p>
+        </w:tc>
+      </w:tr>
       <w:tr>
         <w:trPr>
           <w:cantSplit/>
         </w:trPr>
         <w:tc>
           <w:tcPr>
-            <w:shd w:val="clear" w:color="auto" w:fill="F2F2F2"/>
-            <w:vAlign w:val="center"/>
-            <w:tcW w:type="pct" w:w="1570"/>
-          </w:tcPr>
-          <w:p>
-            <w:pPr>
-              <w:keepNext/>
-              <w:spacing w:before="20" w:after="20"/>
-              <w:jc w:val="left"/>
-            </w:pPr>
-            <w:r/>
-            <w:r>
-              <w:rPr>
-                <w:rFonts w:ascii="Calibri" w:hAnsi="Calibri"/>
-                <w:b/>
-                <w:i w:val="0"/>
-                <w:color w:val="000000"/>
-                <w:sz w:val="20"/>
-              </w:rPr>
-              <w:t>Возач 1 (име, дозвола, лична карта)</w:t>
-            </w:r>
-            <w:r>
-              <w:rPr>
-                <w:rFonts w:ascii="Calibri" w:hAnsi="Calibri"/>
-                <w:b w:val="0"/>
-                <w:i w:val="0"/>
-                <w:color w:val="000000"/>
-                <w:sz w:val="16"/>
-              </w:rPr>
-              <w:t xml:space="preserve"> | </w:t>
-            </w:r>
-            <w:r>
-              <w:rPr>
-                <w:rFonts w:ascii="Calibri" w:hAnsi="Calibri"/>
-                <w:b w:val="0"/>
-                <w:i w:val="0"/>
-                <w:color w:val="000000"/>
-                <w:sz w:val="16"/>
-              </w:rPr>
-              <w:t>Driver 1 (name, licence, ID)</w:t>
-            </w:r>
-          </w:p>
-        </w:tc>
-        <w:tc>
-          <w:tcPr>
-            <w:vAlign w:val="center"/>
-            <w:tcW w:type="pct" w:w="929"/>
-          </w:tcPr>
-          <w:p>
-            <w:pPr>
-              <w:keepNext/>
-              <w:spacing w:before="20" w:after="20"/>
-              <w:jc w:val="center"/>
-            </w:pPr>
-            <w:r/>
-          </w:p>
-        </w:tc>
-        <w:tc>
-          <w:tcPr>
-            <w:shd w:val="clear" w:color="auto" w:fill="F2F2F2"/>
-            <w:vAlign w:val="center"/>
-            <w:tcW w:type="pct" w:w="1570"/>
-          </w:tcPr>
-          <w:p>
-            <w:pPr>
-              <w:keepNext/>
-              <w:spacing w:before="20" w:after="20"/>
-              <w:jc w:val="left"/>
-            </w:pPr>
-            <w:r/>
-            <w:r>
-              <w:rPr>
-                <w:rFonts w:ascii="Calibri" w:hAnsi="Calibri"/>
-                <w:b/>
-                <w:i w:val="0"/>
-                <w:color w:val="000000"/>
-                <w:sz w:val="20"/>
-              </w:rPr>
-              <w:t>Возач 2 (име, дозвола, лична карта)</w:t>
-            </w:r>
-            <w:r>
-              <w:rPr>
-                <w:rFonts w:ascii="Calibri" w:hAnsi="Calibri"/>
-                <w:b w:val="0"/>
-                <w:i w:val="0"/>
-                <w:color w:val="000000"/>
-                <w:sz w:val="16"/>
-              </w:rPr>
-              <w:t xml:space="preserve"> | </w:t>
-            </w:r>
-            <w:r>
-              <w:rPr>
-                <w:rFonts w:ascii="Calibri" w:hAnsi="Calibri"/>
-                <w:b w:val="0"/>
-                <w:i w:val="0"/>
-                <w:color w:val="000000"/>
-                <w:sz w:val="16"/>
-              </w:rPr>
-              <w:t>Driver 2 (name, licence, ID)</w:t>
-            </w:r>
-          </w:p>
-        </w:tc>
-        <w:tc>
-          <w:tcPr>
-            <w:vAlign w:val="center"/>
-            <w:tcW w:type="pct" w:w="929"/>
+            <w:vAlign w:val="center"/>
+            <w:tcW w:type="dxa" w:w="1474"/>
+          </w:tcPr>
+          <w:p>
+            <w:pPr>
+              <w:keepNext/>
+              <w:spacing w:before="20" w:after="20"/>
+              <w:jc w:val="center"/>
+            </w:pPr>
+            <w:r/>
+          </w:p>
+        </w:tc>
+        <w:tc>
+          <w:tcPr>
+            <w:vAlign w:val="center"/>
+            <w:tcW w:type="dxa" w:w="2063"/>
+          </w:tcPr>
+          <w:p>
+            <w:pPr>
+              <w:keepNext/>
+              <w:spacing w:before="20" w:after="20"/>
+              <w:jc w:val="center"/>
+            </w:pPr>
+            <w:r/>
+          </w:p>
+        </w:tc>
+        <w:tc>
+          <w:tcPr>
+            <w:vAlign w:val="center"/>
+            <w:tcW w:type="dxa" w:w="1323"/>
+          </w:tcPr>
+          <w:p>
+            <w:pPr>
+              <w:keepNext/>
+              <w:spacing w:before="20" w:after="20"/>
+              <w:jc w:val="center"/>
+            </w:pPr>
+            <w:r/>
+          </w:p>
+        </w:tc>
+        <w:tc>
+          <w:tcPr>
+            <w:vAlign w:val="center"/>
+            <w:tcW w:type="dxa" w:w="2802"/>
+          </w:tcPr>
+          <w:p>
+            <w:pPr>
+              <w:keepNext/>
+              <w:spacing w:before="20" w:after="20"/>
+              <w:jc w:val="center"/>
+            </w:pPr>
+            <w:r/>
+          </w:p>
+        </w:tc>
+        <w:tc>
+          <w:tcPr>
+            <w:vAlign w:val="center"/>
+            <w:tcW w:type="dxa" w:w="2802"/>
           </w:tcPr>
           <w:p>
             <w:pPr>
@@ -2476,141 +6233,75 @@
           </w:p>
         </w:tc>
       </w:tr>
-    </w:tbl>
-    <w:tbl>
-      <w:tblPr>
-        <w:jc w:val="center"/>
-        <w:tblLook w:firstColumn="1" w:firstRow="1" w:lastColumn="0" w:lastRow="0" w:noHBand="0" w:noVBand="1" w:val="04A0"/>
-        <w:tblLayout w:type="fixed"/>
-        <w:tblW w:type="pct" w:w="5000"/>
-        <w:tblInd w:type="dxa" w:w="0"/>
-        <w:tblBorders>
-          <w:top w:val="single" w:sz="4" w:space="0" w:color="2B547E"/>
-          <w:left w:val="single" w:sz="4" w:space="0" w:color="2B547E"/>
-          <w:bottom w:val="single" w:sz="4" w:space="0" w:color="2B547E"/>
-          <w:right w:val="single" w:sz="4" w:space="0" w:color="2B547E"/>
-          <w:insideH w:val="single" w:sz="4" w:space="0" w:color="2B547E"/>
-          <w:insideV w:val="single" w:sz="4" w:space="0" w:color="2B547E"/>
-        </w:tblBorders>
-      </w:tblPr>
-      <w:tblGrid>
-        <w:gridCol w:w="3288"/>
-        <w:gridCol w:w="1944"/>
-        <w:gridCol w:w="3288"/>
-        <w:gridCol w:w="1944"/>
-      </w:tblGrid>
       <w:tr>
         <w:trPr>
           <w:cantSplit/>
         </w:trPr>
         <w:tc>
           <w:tcPr>
-            <w:shd w:val="clear" w:color="auto" w:fill="F2F2F2"/>
-            <w:vAlign w:val="center"/>
-            <w:tcW w:type="pct" w:w="1570"/>
-          </w:tcPr>
-          <w:p>
-            <w:pPr>
-              <w:keepNext/>
-              <w:spacing w:before="20" w:after="20"/>
-              <w:jc w:val="left"/>
-            </w:pPr>
-            <w:r/>
-            <w:r>
-              <w:rPr>
-                <w:rFonts w:ascii="Calibri" w:hAnsi="Calibri"/>
-                <w:b/>
-                <w:i w:val="0"/>
-                <w:color w:val="000000"/>
-                <w:sz w:val="20"/>
-              </w:rPr>
-              <w:t>Возило (регистарски број)</w:t>
-            </w:r>
-            <w:r>
-              <w:rPr>
-                <w:rFonts w:ascii="Calibri" w:hAnsi="Calibri"/>
-                <w:b w:val="0"/>
-                <w:i w:val="0"/>
-                <w:color w:val="000000"/>
-                <w:sz w:val="16"/>
-              </w:rPr>
-              <w:t xml:space="preserve"> | </w:t>
-            </w:r>
-            <w:r>
-              <w:rPr>
-                <w:rFonts w:ascii="Calibri" w:hAnsi="Calibri"/>
-                <w:b w:val="0"/>
-                <w:i w:val="0"/>
-                <w:color w:val="000000"/>
-                <w:sz w:val="16"/>
-              </w:rPr>
-              <w:t>Vehicle (registration)</w:t>
-            </w:r>
-          </w:p>
-        </w:tc>
-        <w:tc>
-          <w:tcPr>
-            <w:vAlign w:val="center"/>
-            <w:tcW w:type="pct" w:w="929"/>
-          </w:tcPr>
-          <w:p>
-            <w:pPr>
-              <w:keepNext/>
-              <w:spacing w:before="20" w:after="20"/>
-              <w:jc w:val="center"/>
-            </w:pPr>
-            <w:r/>
-          </w:p>
-        </w:tc>
-        <w:tc>
-          <w:tcPr>
-            <w:shd w:val="clear" w:color="auto" w:fill="F2F2F2"/>
-            <w:vAlign w:val="center"/>
-            <w:tcW w:type="pct" w:w="1570"/>
-          </w:tcPr>
-          <w:p>
-            <w:pPr>
-              <w:keepNext/>
-              <w:spacing w:before="20" w:after="20"/>
-              <w:jc w:val="left"/>
-            </w:pPr>
-            <w:r/>
-            <w:r>
-              <w:rPr>
-                <w:rFonts w:ascii="Calibri" w:hAnsi="Calibri"/>
-                <w:b/>
-                <w:i w:val="0"/>
-                <w:color w:val="000000"/>
-                <w:sz w:val="20"/>
-              </w:rPr>
-              <w:t>Сериски број на GPS-уредот</w:t>
-            </w:r>
-            <w:r>
-              <w:rPr>
-                <w:rFonts w:ascii="Calibri" w:hAnsi="Calibri"/>
-                <w:b w:val="0"/>
-                <w:i w:val="0"/>
-                <w:color w:val="000000"/>
-                <w:sz w:val="16"/>
-              </w:rPr>
-              <w:t xml:space="preserve"> | </w:t>
-            </w:r>
-            <w:r>
-              <w:rPr>
-                <w:rFonts w:ascii="Calibri" w:hAnsi="Calibri"/>
-                <w:b w:val="0"/>
-                <w:i w:val="0"/>
-                <w:color w:val="000000"/>
-                <w:sz w:val="16"/>
-              </w:rPr>
-              <w:t>GPS unit serial No.</w:t>
-            </w:r>
-          </w:p>
-        </w:tc>
-        <w:tc>
-          <w:tcPr>
-            <w:vAlign w:val="center"/>
-            <w:tcW w:type="pct" w:w="929"/>
+            <w:shd w:val="clear" w:color="auto" w:fill="F7FAFC"/>
+            <w:vAlign w:val="center"/>
+            <w:tcW w:type="dxa" w:w="1474"/>
+          </w:tcPr>
+          <w:p>
+            <w:pPr>
+              <w:keepNext/>
+              <w:spacing w:before="20" w:after="20"/>
+              <w:jc w:val="center"/>
+            </w:pPr>
+            <w:r/>
+          </w:p>
+        </w:tc>
+        <w:tc>
+          <w:tcPr>
+            <w:shd w:val="clear" w:color="auto" w:fill="F7FAFC"/>
+            <w:vAlign w:val="center"/>
+            <w:tcW w:type="dxa" w:w="2063"/>
+          </w:tcPr>
+          <w:p>
+            <w:pPr>
+              <w:keepNext/>
+              <w:spacing w:before="20" w:after="20"/>
+              <w:jc w:val="center"/>
+            </w:pPr>
+            <w:r/>
+          </w:p>
+        </w:tc>
+        <w:tc>
+          <w:tcPr>
+            <w:shd w:val="clear" w:color="auto" w:fill="F7FAFC"/>
+            <w:vAlign w:val="center"/>
+            <w:tcW w:type="dxa" w:w="1323"/>
+          </w:tcPr>
+          <w:p>
+            <w:pPr>
+              <w:keepNext/>
+              <w:spacing w:before="20" w:after="20"/>
+              <w:jc w:val="center"/>
+            </w:pPr>
+            <w:r/>
+          </w:p>
+        </w:tc>
+        <w:tc>
+          <w:tcPr>
+            <w:shd w:val="clear" w:color="auto" w:fill="F7FAFC"/>
+            <w:vAlign w:val="center"/>
+            <w:tcW w:type="dxa" w:w="2802"/>
+          </w:tcPr>
+          <w:p>
+            <w:pPr>
+              <w:keepNext/>
+              <w:spacing w:before="20" w:after="20"/>
+              <w:jc w:val="center"/>
+            </w:pPr>
+            <w:r/>
+          </w:p>
+        </w:tc>
+        <w:tc>
+          <w:tcPr>
+            <w:shd w:val="clear" w:color="auto" w:fill="F7FAFC"/>
+            <w:vAlign w:val="center"/>
+            <w:tcW w:type="dxa" w:w="2802"/>
           </w:tcPr>
           <w:p>
             <w:pPr>
@@ -2622,225 +6313,66 @@
           </w:p>
         </w:tc>
       </w:tr>
-    </w:tbl>
-    <w:tbl>
-      <w:tblPr>
-        <w:jc w:val="center"/>
-        <w:tblLook w:firstColumn="1" w:firstRow="1" w:lastColumn="0" w:lastRow="0" w:noHBand="0" w:noVBand="1" w:val="04A0"/>
-        <w:tblLayout w:type="fixed"/>
-        <w:tblW w:type="pct" w:w="5000"/>
-        <w:tblInd w:type="dxa" w:w="0"/>
-        <w:tblBorders>
-          <w:top w:val="single" w:sz="4" w:space="0" w:color="2B547E"/>
-          <w:left w:val="single" w:sz="4" w:space="0" w:color="2B547E"/>
-          <w:bottom w:val="single" w:sz="4" w:space="0" w:color="2B547E"/>
-          <w:right w:val="single" w:sz="4" w:space="0" w:color="2B547E"/>
-          <w:insideH w:val="single" w:sz="4" w:space="0" w:color="2B547E"/>
-          <w:insideV w:val="single" w:sz="4" w:space="0" w:color="2B547E"/>
-        </w:tblBorders>
-      </w:tblPr>
-      <w:tblGrid>
-        <w:gridCol w:w="3288"/>
-        <w:gridCol w:w="1944"/>
-        <w:gridCol w:w="3288"/>
-        <w:gridCol w:w="1944"/>
-      </w:tblGrid>
       <w:tr>
         <w:trPr>
           <w:cantSplit/>
         </w:trPr>
         <w:tc>
           <w:tcPr>
-            <w:shd w:val="clear" w:color="auto" w:fill="F2F2F2"/>
-            <w:vAlign w:val="center"/>
-            <w:tcW w:type="pct" w:w="1570"/>
-          </w:tcPr>
-          <w:p>
-            <w:pPr>
-              <w:keepNext/>
-              <w:spacing w:before="20" w:after="20"/>
-              <w:jc w:val="left"/>
-            </w:pPr>
-            <w:r/>
-            <w:r>
-              <w:rPr>
-                <w:rFonts w:ascii="Calibri" w:hAnsi="Calibri"/>
-                <w:b/>
-                <w:i w:val="0"/>
-                <w:color w:val="000000"/>
-                <w:sz w:val="20"/>
-              </w:rPr>
-              <w:t>Квалификација на возилото (код)</w:t>
-            </w:r>
-            <w:r>
-              <w:rPr>
-                <w:rFonts w:ascii="Calibri" w:hAnsi="Calibri"/>
-                <w:b w:val="0"/>
-                <w:i w:val="0"/>
-                <w:color w:val="000000"/>
-                <w:sz w:val="16"/>
-              </w:rPr>
-              <w:t xml:space="preserve"> | </w:t>
-            </w:r>
-            <w:r>
-              <w:rPr>
-                <w:rFonts w:ascii="Calibri" w:hAnsi="Calibri"/>
-                <w:b w:val="0"/>
-                <w:i w:val="0"/>
-                <w:color w:val="000000"/>
-                <w:sz w:val="16"/>
-              </w:rPr>
-              <w:t>Vehicle qualification (code)</w:t>
-            </w:r>
-          </w:p>
-        </w:tc>
-        <w:tc>
-          <w:tcPr>
-            <w:vAlign w:val="center"/>
-            <w:tcW w:type="pct" w:w="929"/>
-          </w:tcPr>
-          <w:p>
-            <w:pPr>
-              <w:keepNext/>
-              <w:spacing w:before="20" w:after="20"/>
-              <w:jc w:val="center"/>
-            </w:pPr>
-            <w:r/>
-          </w:p>
-        </w:tc>
-        <w:tc>
-          <w:tcPr>
-            <w:shd w:val="clear" w:color="auto" w:fill="F2F2F2"/>
-            <w:vAlign w:val="center"/>
-            <w:tcW w:type="pct" w:w="1570"/>
-          </w:tcPr>
-          <w:p>
-            <w:pPr>
-              <w:keepNext/>
-              <w:spacing w:before="20" w:after="20"/>
-              <w:jc w:val="left"/>
-            </w:pPr>
-            <w:r/>
-            <w:r>
-              <w:rPr>
-                <w:rFonts w:ascii="Calibri" w:hAnsi="Calibri"/>
-                <w:b/>
-                <w:i w:val="0"/>
-                <w:color w:val="000000"/>
-                <w:sz w:val="20"/>
-              </w:rPr>
-              <w:t>Потврдено време на преземање</w:t>
-            </w:r>
-            <w:r>
-              <w:rPr>
-                <w:rFonts w:ascii="Calibri" w:hAnsi="Calibri"/>
-                <w:b w:val="0"/>
-                <w:i w:val="0"/>
-                <w:color w:val="000000"/>
-                <w:sz w:val="16"/>
-              </w:rPr>
-              <w:t xml:space="preserve"> | </w:t>
-            </w:r>
-            <w:r>
-              <w:rPr>
-                <w:rFonts w:ascii="Calibri" w:hAnsi="Calibri"/>
-                <w:b w:val="0"/>
-                <w:i w:val="0"/>
-                <w:color w:val="000000"/>
-                <w:sz w:val="16"/>
-              </w:rPr>
-              <w:t>Confirmed pickup time</w:t>
-            </w:r>
-          </w:p>
-        </w:tc>
-        <w:tc>
-          <w:tcPr>
-            <w:vAlign w:val="center"/>
-            <w:tcW w:type="pct" w:w="929"/>
-          </w:tcPr>
-          <w:p>
-            <w:pPr>
-              <w:keepNext/>
-              <w:spacing w:before="20" w:after="20"/>
-              <w:jc w:val="center"/>
-            </w:pPr>
-            <w:r/>
-          </w:p>
-        </w:tc>
-      </w:tr>
-    </w:tbl>
-    <w:tbl>
-      <w:tblPr>
-        <w:jc w:val="center"/>
-        <w:tblLook w:firstColumn="1" w:firstRow="1" w:lastColumn="0" w:lastRow="0" w:noHBand="0" w:noVBand="1" w:val="04A0"/>
-        <w:tblLayout w:type="fixed"/>
-        <w:tblW w:type="pct" w:w="5000"/>
-        <w:tblInd w:type="dxa" w:w="0"/>
-        <w:tblBorders>
-          <w:top w:val="single" w:sz="4" w:space="0" w:color="2B547E"/>
-          <w:left w:val="single" w:sz="4" w:space="0" w:color="2B547E"/>
-          <w:bottom w:val="single" w:sz="4" w:space="0" w:color="2B547E"/>
-          <w:right w:val="single" w:sz="4" w:space="0" w:color="2B547E"/>
-          <w:insideH w:val="single" w:sz="4" w:space="0" w:color="2B547E"/>
-          <w:insideV w:val="single" w:sz="4" w:space="0" w:color="2B547E"/>
-        </w:tblBorders>
-      </w:tblPr>
-      <w:tblGrid>
-        <w:gridCol w:w="3288"/>
-        <w:gridCol w:w="7178"/>
-      </w:tblGrid>
-      <w:tr>
-        <w:trPr>
-          <w:cantSplit/>
-        </w:trPr>
-        <w:tc>
-          <w:tcPr>
-            <w:shd w:val="clear" w:color="auto" w:fill="F2F2F2"/>
-            <w:vAlign w:val="center"/>
-            <w:tcW w:type="pct" w:w="1570"/>
-          </w:tcPr>
-          <w:p>
-            <w:pPr>
-              <w:spacing w:before="20" w:after="20"/>
-              <w:jc w:val="left"/>
-            </w:pPr>
-            <w:r/>
-            <w:r>
-              <w:rPr>
-                <w:rFonts w:ascii="Calibri" w:hAnsi="Calibri"/>
-                <w:b/>
-                <w:i w:val="0"/>
-                <w:color w:val="000000"/>
-                <w:sz w:val="20"/>
-              </w:rPr>
-              <w:t>Потврдил (име, потпис, датум)</w:t>
-            </w:r>
-            <w:r>
-              <w:rPr>
-                <w:rFonts w:ascii="Calibri" w:hAnsi="Calibri"/>
-                <w:b w:val="0"/>
-                <w:i w:val="0"/>
-                <w:color w:val="000000"/>
-                <w:sz w:val="16"/>
-              </w:rPr>
-              <w:t xml:space="preserve"> | </w:t>
-            </w:r>
-            <w:r>
-              <w:rPr>
-                <w:rFonts w:ascii="Calibri" w:hAnsi="Calibri"/>
-                <w:b w:val="0"/>
-                <w:i w:val="0"/>
-                <w:color w:val="000000"/>
-                <w:sz w:val="16"/>
-              </w:rPr>
-              <w:t>Confirmed by (name, signature, date)</w:t>
-            </w:r>
-          </w:p>
-        </w:tc>
-        <w:tc>
-          <w:tcPr>
-            <w:vAlign w:val="center"/>
-            <w:tcW w:type="pct" w:w="3429"/>
+            <w:vAlign w:val="center"/>
+            <w:tcW w:type="dxa" w:w="1474"/>
+          </w:tcPr>
+          <w:p>
+            <w:pPr>
+              <w:spacing w:before="20" w:after="20"/>
+              <w:jc w:val="center"/>
+            </w:pPr>
+            <w:r/>
+          </w:p>
+        </w:tc>
+        <w:tc>
+          <w:tcPr>
+            <w:vAlign w:val="center"/>
+            <w:tcW w:type="dxa" w:w="2063"/>
+          </w:tcPr>
+          <w:p>
+            <w:pPr>
+              <w:spacing w:before="20" w:after="20"/>
+              <w:jc w:val="center"/>
+            </w:pPr>
+            <w:r/>
+          </w:p>
+        </w:tc>
+        <w:tc>
+          <w:tcPr>
+            <w:vAlign w:val="center"/>
+            <w:tcW w:type="dxa" w:w="1323"/>
+          </w:tcPr>
+          <w:p>
+            <w:pPr>
+              <w:spacing w:before="20" w:after="20"/>
+              <w:jc w:val="center"/>
+            </w:pPr>
+            <w:r/>
+          </w:p>
+        </w:tc>
+        <w:tc>
+          <w:tcPr>
+            <w:vAlign w:val="center"/>
+            <w:tcW w:type="dxa" w:w="2802"/>
+          </w:tcPr>
+          <w:p>
+            <w:pPr>
+              <w:spacing w:before="20" w:after="20"/>
+              <w:jc w:val="center"/>
+            </w:pPr>
+            <w:r/>
+          </w:p>
+        </w:tc>
+        <w:tc>
+          <w:tcPr>
+            <w:vAlign w:val="center"/>
+            <w:tcW w:type="dxa" w:w="2802"/>
           </w:tcPr>
           <w:p>
             <w:pPr>
@@ -3234,7 +6766,7 @@
               <w:szCs w:val="28"/>
               <w:lang w:val="mk-MK"/>
             </w:rPr>
-            <w:t>Известување до договорната обезбедувачка компанија</w:t>
+            <w:t>Етикети и листи на пакување за палети и картони</w:t>
           </w:r>
           <w:r>
             <w:rPr>
@@ -3274,7 +6806,7 @@
             <w:rPr>
               <w:rFonts w:ascii="Arial Narrow" w:hAnsi="Arial Narrow" w:cs="Arial Narrow"/>
             </w:rPr>
-            <w:t>Notification to the Contracted Security Company</w:t>
+            <w:t>Pallet and Carton Labels and Packing Lists</w:t>
           </w:r>
         </w:p>
       </w:tc>

--- a/deliverables/inland_transport_2026-10/docx/WHSOP_003_A03.docx
+++ b/deliverables/inland_transport_2026-10/docx/WHSOP_003_A03.docx
@@ -214,7 +214,7 @@
     </w:p>
     <w:p>
       <w:pPr>
-        <w:keepNext/>
+        <w:keepNext w:val="0"/>
         <w:spacing w:before="0" w:after="0" w:lineRule="exact" w:line="240"/>
       </w:pPr>
     </w:p>
@@ -1115,7 +1115,7 @@
     </w:tbl>
     <w:p>
       <w:pPr>
-        <w:keepNext/>
+        <w:keepNext w:val="0"/>
         <w:spacing w:before="0" w:after="0" w:lineRule="exact" w:line="80"/>
       </w:pPr>
     </w:p>
@@ -1157,7 +1157,7 @@
     </w:p>
     <w:p>
       <w:pPr>
-        <w:keepNext/>
+        <w:keepNext w:val="0"/>
         <w:spacing w:before="0" w:after="0" w:lineRule="exact" w:line="240"/>
       </w:pPr>
     </w:p>
@@ -1867,7 +1867,7 @@
     </w:tbl>
     <w:p>
       <w:pPr>
-        <w:keepNext/>
+        <w:keepNext w:val="0"/>
         <w:spacing w:before="0" w:after="0" w:lineRule="exact" w:line="240"/>
       </w:pPr>
     </w:p>
@@ -2101,7 +2101,7 @@
     </w:tbl>
     <w:p>
       <w:pPr>
-        <w:keepNext/>
+        <w:keepNext w:val="0"/>
         <w:spacing w:before="0" w:after="0" w:lineRule="exact" w:line="120"/>
       </w:pPr>
     </w:p>
@@ -3283,7 +3283,7 @@
     </w:tbl>
     <w:p>
       <w:pPr>
-        <w:keepNext/>
+        <w:keepNext w:val="0"/>
         <w:spacing w:before="0" w:after="0" w:lineRule="exact" w:line="120"/>
       </w:pPr>
     </w:p>
@@ -3681,7 +3681,7 @@
     </w:tbl>
     <w:p>
       <w:pPr>
-        <w:keepNext/>
+        <w:keepNext w:val="0"/>
         <w:spacing w:before="0" w:after="0" w:lineRule="exact" w:line="240"/>
       </w:pPr>
     </w:p>
@@ -4267,7 +4267,7 @@
     </w:tbl>
     <w:p>
       <w:pPr>
-        <w:keepNext/>
+        <w:keepNext w:val="0"/>
         <w:spacing w:before="0" w:after="0" w:lineRule="exact" w:line="120"/>
       </w:pPr>
     </w:p>
@@ -5452,7 +5452,7 @@
     </w:tbl>
     <w:p>
       <w:pPr>
-        <w:keepNext/>
+        <w:keepNext w:val="0"/>
         <w:spacing w:before="0" w:after="0" w:lineRule="exact" w:line="120"/>
       </w:pPr>
     </w:p>
@@ -5850,7 +5850,7 @@
     </w:tbl>
     <w:p>
       <w:pPr>
-        <w:keepNext/>
+        <w:keepNext w:val="0"/>
         <w:spacing w:before="0" w:after="0" w:lineRule="exact" w:line="240"/>
       </w:pPr>
     </w:p>

--- a/deliverables/inland_transport_2026-10/docx/WHSOP_003_A03.docx
+++ b/deliverables/inland_transport_2026-10/docx/WHSOP_003_A03.docx
@@ -302,7 +302,6 @@
           </w:tcPr>
           <w:p>
             <w:pPr>
-              <w:keepNext/>
               <w:spacing w:before="20" w:after="20"/>
               <w:jc w:val="left"/>
             </w:pPr>
@@ -326,7 +325,6 @@
           </w:tcPr>
           <w:p>
             <w:pPr>
-              <w:keepNext/>
               <w:spacing w:before="20" w:after="20"/>
               <w:jc w:val="center"/>
             </w:pPr>
@@ -351,7 +349,6 @@
           </w:tcPr>
           <w:p>
             <w:pPr>
-              <w:keepNext/>
               <w:spacing w:before="20" w:after="20"/>
               <w:jc w:val="left"/>
             </w:pPr>
@@ -395,7 +392,6 @@
           </w:tcPr>
           <w:p>
             <w:pPr>
-              <w:keepNext/>
               <w:spacing w:before="20" w:after="20"/>
               <w:jc w:val="center"/>
             </w:pPr>
@@ -446,7 +442,6 @@
           </w:tcPr>
           <w:p>
             <w:pPr>
-              <w:keepNext/>
               <w:spacing w:before="20" w:after="20"/>
               <w:jc w:val="left"/>
             </w:pPr>
@@ -490,7 +485,6 @@
           </w:tcPr>
           <w:p>
             <w:pPr>
-              <w:keepNext/>
               <w:spacing w:before="20" w:after="20"/>
               <w:jc w:val="center"/>
             </w:pPr>
@@ -563,7 +557,6 @@
           </w:tcPr>
           <w:p>
             <w:pPr>
-              <w:keepNext/>
               <w:spacing w:before="20" w:after="20"/>
               <w:jc w:val="left"/>
             </w:pPr>
@@ -607,7 +600,6 @@
           </w:tcPr>
           <w:p>
             <w:pPr>
-              <w:keepNext/>
               <w:spacing w:before="20" w:after="20"/>
               <w:jc w:val="center"/>
             </w:pPr>
@@ -652,7 +644,6 @@
           </w:tcPr>
           <w:p>
             <w:pPr>
-              <w:keepNext/>
               <w:spacing w:before="20" w:after="20"/>
               <w:jc w:val="left"/>
             </w:pPr>
@@ -696,7 +687,6 @@
           </w:tcPr>
           <w:p>
             <w:pPr>
-              <w:keepNext/>
               <w:spacing w:before="20" w:after="20"/>
               <w:jc w:val="center"/>
             </w:pPr>
@@ -747,7 +737,6 @@
           </w:tcPr>
           <w:p>
             <w:pPr>
-              <w:keepNext/>
               <w:spacing w:before="20" w:after="20"/>
               <w:jc w:val="left"/>
             </w:pPr>
@@ -791,7 +780,6 @@
           </w:tcPr>
           <w:p>
             <w:pPr>
-              <w:keepNext/>
               <w:spacing w:before="20" w:after="20"/>
               <w:jc w:val="center"/>
             </w:pPr>
@@ -862,7 +850,6 @@
           </w:tcPr>
           <w:p>
             <w:pPr>
-              <w:keepNext/>
               <w:spacing w:before="20" w:after="20"/>
               <w:jc w:val="left"/>
             </w:pPr>
@@ -906,7 +893,6 @@
           </w:tcPr>
           <w:p>
             <w:pPr>
-              <w:keepNext/>
               <w:spacing w:before="20" w:after="20"/>
               <w:jc w:val="center"/>
             </w:pPr>
@@ -947,7 +933,6 @@
           </w:tcPr>
           <w:p>
             <w:pPr>
-              <w:keepNext/>
               <w:spacing w:before="20" w:after="20"/>
               <w:jc w:val="left"/>
             </w:pPr>
@@ -991,7 +976,6 @@
           </w:tcPr>
           <w:p>
             <w:pPr>
-              <w:keepNext/>
               <w:spacing w:before="20" w:after="20"/>
               <w:jc w:val="center"/>
             </w:pPr>
@@ -6373,6 +6357,1569 @@
           <w:tcPr>
             <w:vAlign w:val="center"/>
             <w:tcW w:type="dxa" w:w="2802"/>
+          </w:tcPr>
+          <w:p>
+            <w:pPr>
+              <w:spacing w:before="20" w:after="20"/>
+              <w:jc w:val="center"/>
+            </w:pPr>
+            <w:r/>
+          </w:p>
+        </w:tc>
+      </w:tr>
+    </w:tbl>
+    <w:p>
+      <w:pPr>
+        <w:keepNext w:val="0"/>
+        <w:spacing w:before="0" w:after="0" w:lineRule="exact" w:line="240"/>
+      </w:pPr>
+    </w:p>
+    <w:p>
+      <w:pPr>
+        <w:spacing w:before="0" w:after="0"/>
+        <w:jc w:val="center"/>
+        <w:keepNext/>
+        <w:pBdr>
+          <w:top w:val="single" w:sz="4" w:space="2" w:color="2B547E"/>
+          <w:left w:val="single" w:sz="4" w:space="4" w:color="2B547E"/>
+          <w:bottom w:val="single" w:sz="4" w:space="2" w:color="2B547E"/>
+          <w:right w:val="single" w:sz="4" w:space="4" w:color="2B547E"/>
+        </w:pBdr>
+        <w:shd w:val="clear" w:color="auto" w:fill="2B547E"/>
+      </w:pPr>
+      <w:r>
+        <w:rPr>
+          <w:rFonts w:ascii="Calibri" w:hAnsi="Calibri"/>
+          <w:b/>
+          <w:i w:val="0"/>
+          <w:color w:val="FFFFFF"/>
+          <w:sz w:val="22"/>
+        </w:rPr>
+        <w:t>7 Листа на ретенциони мостри за купувачот и продавачот на мало</w:t>
+      </w:r>
+      <w:r>
+        <w:rPr>
+          <w:rFonts w:ascii="Calibri" w:hAnsi="Calibri"/>
+          <w:b w:val="0"/>
+          <w:i w:val="0"/>
+          <w:color w:val="FFFFFF"/>
+          <w:sz w:val="18"/>
+        </w:rPr>
+        <w:t xml:space="preserve"> | </w:t>
+      </w:r>
+      <w:r>
+        <w:rPr>
+          <w:rFonts w:ascii="Calibri" w:hAnsi="Calibri"/>
+          <w:b w:val="0"/>
+          <w:i w:val="0"/>
+          <w:color w:val="FFFFFF"/>
+          <w:sz w:val="18"/>
+        </w:rPr>
+        <w:t>Retention-sample list for the buyer and the retailer</w:t>
+      </w:r>
+    </w:p>
+    <w:p>
+      <w:pPr>
+        <w:keepNext/>
+        <w:spacing w:before="0" w:after="0" w:lineRule="exact" w:line="40"/>
+      </w:pPr>
+    </w:p>
+    <w:tbl>
+      <w:tblPr>
+        <w:jc w:val="center"/>
+        <w:tblLook w:firstColumn="1" w:firstRow="1" w:lastColumn="0" w:lastRow="0" w:noHBand="0" w:noVBand="1" w:val="04A0"/>
+        <w:tblLayout w:type="fixed"/>
+        <w:tblW w:type="pct" w:w="5000"/>
+        <w:tblInd w:type="dxa" w:w="0"/>
+        <w:tblBorders>
+          <w:top w:val="single" w:sz="4" w:space="0" w:color="2B547E"/>
+          <w:left w:val="single" w:sz="4" w:space="0" w:color="2B547E"/>
+          <w:bottom w:val="single" w:sz="4" w:space="0" w:color="2B547E"/>
+          <w:right w:val="single" w:sz="4" w:space="0" w:color="2B547E"/>
+          <w:insideH w:val="single" w:sz="4" w:space="0" w:color="2B547E"/>
+          <w:insideV w:val="single" w:sz="4" w:space="0" w:color="2B547E"/>
+        </w:tblBorders>
+      </w:tblPr>
+      <w:tblGrid>
+        <w:gridCol w:w="3197"/>
+        <w:gridCol w:w="7268"/>
+      </w:tblGrid>
+      <w:tr>
+        <w:trPr>
+          <w:cantSplit/>
+        </w:trPr>
+        <w:tc>
+          <w:tcPr>
+            <w:shd w:val="clear" w:color="auto" w:fill="F2F2F2"/>
+            <w:vAlign w:val="center"/>
+            <w:tcW w:type="pct" w:w="1527"/>
+          </w:tcPr>
+          <w:p>
+            <w:pPr>
+              <w:keepNext/>
+              <w:spacing w:before="20" w:after="20"/>
+              <w:jc w:val="left"/>
+            </w:pPr>
+            <w:r/>
+            <w:r>
+              <w:rPr>
+                <w:rFonts w:ascii="Calibri" w:hAnsi="Calibri"/>
+                <w:b/>
+                <w:i w:val="0"/>
+                <w:color w:val="000000"/>
+                <w:sz w:val="20"/>
+              </w:rPr>
+              <w:t>Картон за мостри (ID)</w:t>
+            </w:r>
+            <w:r>
+              <w:rPr>
+                <w:rFonts w:ascii="Calibri" w:hAnsi="Calibri"/>
+                <w:b w:val="0"/>
+                <w:i w:val="0"/>
+                <w:color w:val="000000"/>
+                <w:sz w:val="16"/>
+              </w:rPr>
+              <w:t xml:space="preserve"> | </w:t>
+            </w:r>
+            <w:r>
+              <w:rPr>
+                <w:rFonts w:ascii="Calibri" w:hAnsi="Calibri"/>
+                <w:b w:val="0"/>
+                <w:i w:val="0"/>
+                <w:color w:val="000000"/>
+                <w:sz w:val="16"/>
+              </w:rPr>
+              <w:t>Sample carton (ID)</w:t>
+            </w:r>
+          </w:p>
+        </w:tc>
+        <w:tc>
+          <w:tcPr>
+            <w:vAlign w:val="center"/>
+            <w:tcW w:type="pct" w:w="3472"/>
+          </w:tcPr>
+          <w:p>
+            <w:pPr>
+              <w:keepNext/>
+              <w:spacing w:before="20" w:after="20"/>
+              <w:jc w:val="center"/>
+            </w:pPr>
+            <w:r/>
+            <w:r>
+              <w:rPr>
+                <w:rFonts w:ascii="Calibri" w:hAnsi="Calibri"/>
+                <w:b w:val="0"/>
+                <w:i w:val="0"/>
+                <w:color w:val="000000"/>
+                <w:sz w:val="20"/>
+              </w:rPr>
+              <w:t>TR-________-___-RS</w:t>
+            </w:r>
+          </w:p>
+        </w:tc>
+      </w:tr>
+    </w:tbl>
+    <w:tbl>
+      <w:tblPr>
+        <w:jc w:val="center"/>
+        <w:tblLook w:firstColumn="1" w:firstRow="1" w:lastColumn="0" w:lastRow="0" w:noHBand="0" w:noVBand="1" w:val="04A0"/>
+        <w:tblLayout w:type="fixed"/>
+        <w:tblW w:type="pct" w:w="5000"/>
+        <w:tblInd w:type="dxa" w:w="0"/>
+        <w:tblBorders>
+          <w:top w:val="single" w:sz="4" w:space="0" w:color="2B547E"/>
+          <w:left w:val="single" w:sz="4" w:space="0" w:color="2B547E"/>
+          <w:bottom w:val="single" w:sz="4" w:space="0" w:color="2B547E"/>
+          <w:right w:val="single" w:sz="4" w:space="0" w:color="2B547E"/>
+          <w:insideH w:val="single" w:sz="4" w:space="0" w:color="2B547E"/>
+          <w:insideV w:val="single" w:sz="4" w:space="0" w:color="2B547E"/>
+        </w:tblBorders>
+      </w:tblPr>
+      <w:tblGrid>
+        <w:gridCol w:w="3197"/>
+        <w:gridCol w:w="7268"/>
+      </w:tblGrid>
+      <w:tr>
+        <w:trPr>
+          <w:cantSplit/>
+        </w:trPr>
+        <w:tc>
+          <w:tcPr>
+            <w:shd w:val="clear" w:color="auto" w:fill="F2F2F2"/>
+            <w:vAlign w:val="center"/>
+            <w:tcW w:type="pct" w:w="1527"/>
+          </w:tcPr>
+          <w:p>
+            <w:pPr>
+              <w:spacing w:before="20" w:after="20"/>
+              <w:jc w:val="left"/>
+            </w:pPr>
+            <w:r/>
+            <w:r>
+              <w:rPr>
+                <w:rFonts w:ascii="Calibri" w:hAnsi="Calibri"/>
+                <w:b/>
+                <w:i w:val="0"/>
+                <w:color w:val="000000"/>
+                <w:sz w:val="20"/>
+              </w:rPr>
+              <w:t>Безбедносна лента бр.</w:t>
+            </w:r>
+            <w:r>
+              <w:rPr>
+                <w:rFonts w:ascii="Calibri" w:hAnsi="Calibri"/>
+                <w:b w:val="0"/>
+                <w:i w:val="0"/>
+                <w:color w:val="000000"/>
+                <w:sz w:val="16"/>
+              </w:rPr>
+              <w:t xml:space="preserve"> | </w:t>
+            </w:r>
+            <w:r>
+              <w:rPr>
+                <w:rFonts w:ascii="Calibri" w:hAnsi="Calibri"/>
+                <w:b w:val="0"/>
+                <w:i w:val="0"/>
+                <w:color w:val="000000"/>
+                <w:sz w:val="16"/>
+              </w:rPr>
+              <w:t>Security tape No.</w:t>
+            </w:r>
+          </w:p>
+        </w:tc>
+        <w:tc>
+          <w:tcPr>
+            <w:vAlign w:val="center"/>
+            <w:tcW w:type="pct" w:w="3472"/>
+          </w:tcPr>
+          <w:p>
+            <w:pPr>
+              <w:spacing w:before="20" w:after="20"/>
+              <w:jc w:val="center"/>
+            </w:pPr>
+            <w:r/>
+          </w:p>
+        </w:tc>
+      </w:tr>
+    </w:tbl>
+    <w:p>
+      <w:pPr>
+        <w:keepNext w:val="0"/>
+        <w:spacing w:before="0" w:after="0" w:lineRule="exact" w:line="120"/>
+      </w:pPr>
+    </w:p>
+    <w:tbl>
+      <w:tblPr>
+        <w:tblLook w:firstColumn="1" w:firstRow="1" w:lastColumn="0" w:lastRow="0" w:noHBand="0" w:noVBand="1" w:val="04A0"/>
+        <w:tblLayout w:type="fixed"/>
+        <w:tblW w:type="dxa" w:w="10466"/>
+        <w:tblInd w:type="dxa" w:w="0"/>
+        <w:jc w:val="center"/>
+        <w:tblBorders>
+          <w:top w:val="single" w:sz="4" w:space="0" w:color="2B547E"/>
+          <w:left w:val="single" w:sz="4" w:space="0" w:color="2B547E"/>
+          <w:bottom w:val="single" w:sz="4" w:space="0" w:color="2B547E"/>
+          <w:right w:val="single" w:sz="4" w:space="0" w:color="2B547E"/>
+          <w:insideH w:val="single" w:sz="4" w:space="0" w:color="2B547E"/>
+          <w:insideV w:val="single" w:sz="4" w:space="0" w:color="2B547E"/>
+        </w:tblBorders>
+      </w:tblPr>
+      <w:tblGrid>
+        <w:gridCol w:w="1621"/>
+        <w:gridCol w:w="1226"/>
+        <w:gridCol w:w="3020"/>
+        <w:gridCol w:w="1864"/>
+        <w:gridCol w:w="1345"/>
+        <w:gridCol w:w="1388"/>
+      </w:tblGrid>
+      <w:tr>
+        <w:trPr>
+          <w:tblHeader w:val="true"/>
+          <w:cantSplit/>
+        </w:trPr>
+        <w:tc>
+          <w:tcPr>
+            <w:shd w:val="clear" w:color="auto" w:fill="2B547E"/>
+            <w:vAlign w:val="center"/>
+            <w:tcW w:type="dxa" w:w="1621"/>
+          </w:tcPr>
+          <w:p>
+            <w:pPr>
+              <w:keepNext/>
+              <w:spacing w:before="20" w:after="20"/>
+              <w:jc w:val="center"/>
+            </w:pPr>
+            <w:r/>
+            <w:r>
+              <w:rPr>
+                <w:rFonts w:ascii="Calibri" w:hAnsi="Calibri"/>
+                <w:b/>
+                <w:i w:val="0"/>
+                <w:color w:val="FFFFFF"/>
+                <w:sz w:val="18"/>
+              </w:rPr>
+              <w:t>№</w:t>
+            </w:r>
+          </w:p>
+        </w:tc>
+        <w:tc>
+          <w:tcPr>
+            <w:shd w:val="clear" w:color="auto" w:fill="2B547E"/>
+            <w:vAlign w:val="center"/>
+            <w:tcW w:type="dxa" w:w="1226"/>
+          </w:tcPr>
+          <w:p>
+            <w:pPr>
+              <w:keepNext/>
+              <w:spacing w:before="20" w:after="20"/>
+              <w:jc w:val="center"/>
+            </w:pPr>
+            <w:r/>
+            <w:r>
+              <w:rPr>
+                <w:rFonts w:ascii="Calibri" w:hAnsi="Calibri"/>
+                <w:b/>
+                <w:i w:val="0"/>
+                <w:color w:val="FFFFFF"/>
+                <w:sz w:val="18"/>
+              </w:rPr>
+              <w:t>Серија</w:t>
+            </w:r>
+            <w:r>
+              <w:rPr>
+                <w:rFonts w:ascii="Calibri" w:hAnsi="Calibri"/>
+                <w:b w:val="0"/>
+                <w:i w:val="0"/>
+                <w:color w:val="FFFFFF"/>
+                <w:sz w:val="14"/>
+              </w:rPr>
+              <w:t xml:space="preserve"> | </w:t>
+            </w:r>
+            <w:r>
+              <w:rPr>
+                <w:rFonts w:ascii="Calibri" w:hAnsi="Calibri"/>
+                <w:b w:val="0"/>
+                <w:i w:val="0"/>
+                <w:color w:val="FFFFFF"/>
+                <w:sz w:val="14"/>
+              </w:rPr>
+              <w:t>Batch</w:t>
+            </w:r>
+          </w:p>
+        </w:tc>
+        <w:tc>
+          <w:tcPr>
+            <w:shd w:val="clear" w:color="auto" w:fill="2B547E"/>
+            <w:vAlign w:val="center"/>
+            <w:tcW w:type="dxa" w:w="3020"/>
+          </w:tcPr>
+          <w:p>
+            <w:pPr>
+              <w:keepNext/>
+              <w:spacing w:before="20" w:after="20"/>
+              <w:jc w:val="center"/>
+            </w:pPr>
+            <w:r/>
+            <w:r>
+              <w:rPr>
+                <w:rFonts w:ascii="Calibri" w:hAnsi="Calibri"/>
+                <w:b/>
+                <w:i w:val="0"/>
+                <w:color w:val="FFFFFF"/>
+                <w:sz w:val="18"/>
+              </w:rPr>
+              <w:t>За</w:t>
+            </w:r>
+            <w:r>
+              <w:rPr>
+                <w:rFonts w:ascii="Calibri" w:hAnsi="Calibri"/>
+                <w:b w:val="0"/>
+                <w:i w:val="0"/>
+                <w:color w:val="FFFFFF"/>
+                <w:sz w:val="14"/>
+              </w:rPr>
+              <w:t xml:space="preserve"> | </w:t>
+            </w:r>
+            <w:r>
+              <w:rPr>
+                <w:rFonts w:ascii="Calibri" w:hAnsi="Calibri"/>
+                <w:b w:val="0"/>
+                <w:i w:val="0"/>
+                <w:color w:val="FFFFFF"/>
+                <w:sz w:val="14"/>
+              </w:rPr>
+              <w:t>For</w:t>
+            </w:r>
+          </w:p>
+        </w:tc>
+        <w:tc>
+          <w:tcPr>
+            <w:shd w:val="clear" w:color="auto" w:fill="2B547E"/>
+            <w:vAlign w:val="center"/>
+            <w:tcW w:type="dxa" w:w="1864"/>
+          </w:tcPr>
+          <w:p>
+            <w:pPr>
+              <w:keepNext/>
+              <w:spacing w:before="20" w:after="20"/>
+              <w:jc w:val="center"/>
+            </w:pPr>
+            <w:r/>
+            <w:r>
+              <w:rPr>
+                <w:rFonts w:ascii="Calibri" w:hAnsi="Calibri"/>
+                <w:b/>
+                <w:i w:val="0"/>
+                <w:color w:val="FFFFFF"/>
+                <w:sz w:val="18"/>
+              </w:rPr>
+              <w:t>Контејнер бр.</w:t>
+            </w:r>
+            <w:r>
+              <w:rPr>
+                <w:rFonts w:ascii="Calibri" w:hAnsi="Calibri"/>
+                <w:b w:val="0"/>
+                <w:i w:val="0"/>
+                <w:color w:val="FFFFFF"/>
+                <w:sz w:val="14"/>
+              </w:rPr>
+              <w:t xml:space="preserve"> | </w:t>
+            </w:r>
+            <w:r>
+              <w:rPr>
+                <w:rFonts w:ascii="Calibri" w:hAnsi="Calibri"/>
+                <w:b w:val="0"/>
+                <w:i w:val="0"/>
+                <w:color w:val="FFFFFF"/>
+                <w:sz w:val="14"/>
+              </w:rPr>
+              <w:t>Container No.</w:t>
+            </w:r>
+          </w:p>
+        </w:tc>
+        <w:tc>
+          <w:tcPr>
+            <w:shd w:val="clear" w:color="auto" w:fill="2B547E"/>
+            <w:vAlign w:val="center"/>
+            <w:tcW w:type="dxa" w:w="1345"/>
+          </w:tcPr>
+          <w:p>
+            <w:pPr>
+              <w:keepNext/>
+              <w:spacing w:before="20" w:after="20"/>
+              <w:jc w:val="center"/>
+            </w:pPr>
+            <w:r/>
+            <w:r>
+              <w:rPr>
+                <w:rFonts w:ascii="Calibri" w:hAnsi="Calibri"/>
+                <w:b/>
+                <w:i w:val="0"/>
+                <w:color w:val="FFFFFF"/>
+                <w:sz w:val="18"/>
+              </w:rPr>
+              <w:t>Нето маса (g)</w:t>
+            </w:r>
+            <w:r>
+              <w:rPr>
+                <w:rFonts w:ascii="Calibri" w:hAnsi="Calibri"/>
+                <w:b w:val="0"/>
+                <w:i w:val="0"/>
+                <w:color w:val="FFFFFF"/>
+                <w:sz w:val="14"/>
+              </w:rPr>
+              <w:t xml:space="preserve"> | </w:t>
+            </w:r>
+            <w:r>
+              <w:rPr>
+                <w:rFonts w:ascii="Calibri" w:hAnsi="Calibri"/>
+                <w:b w:val="0"/>
+                <w:i w:val="0"/>
+                <w:color w:val="FFFFFF"/>
+                <w:sz w:val="14"/>
+              </w:rPr>
+              <w:t>Net mass (g)</w:t>
+            </w:r>
+          </w:p>
+        </w:tc>
+        <w:tc>
+          <w:tcPr>
+            <w:shd w:val="clear" w:color="auto" w:fill="2B547E"/>
+            <w:vAlign w:val="center"/>
+            <w:tcW w:type="dxa" w:w="1388"/>
+          </w:tcPr>
+          <w:p>
+            <w:pPr>
+              <w:keepNext/>
+              <w:spacing w:before="20" w:after="20"/>
+              <w:jc w:val="center"/>
+            </w:pPr>
+            <w:r/>
+            <w:r>
+              <w:rPr>
+                <w:rFonts w:ascii="Calibri" w:hAnsi="Calibri"/>
+                <w:b/>
+                <w:i w:val="0"/>
+                <w:color w:val="FFFFFF"/>
+                <w:sz w:val="18"/>
+              </w:rPr>
+              <w:t>Пломба бр.</w:t>
+            </w:r>
+            <w:r>
+              <w:rPr>
+                <w:rFonts w:ascii="Calibri" w:hAnsi="Calibri"/>
+                <w:b w:val="0"/>
+                <w:i w:val="0"/>
+                <w:color w:val="FFFFFF"/>
+                <w:sz w:val="14"/>
+              </w:rPr>
+              <w:t xml:space="preserve"> | </w:t>
+            </w:r>
+            <w:r>
+              <w:rPr>
+                <w:rFonts w:ascii="Calibri" w:hAnsi="Calibri"/>
+                <w:b w:val="0"/>
+                <w:i w:val="0"/>
+                <w:color w:val="FFFFFF"/>
+                <w:sz w:val="14"/>
+              </w:rPr>
+              <w:t>Seal No.</w:t>
+            </w:r>
+          </w:p>
+        </w:tc>
+      </w:tr>
+      <w:tr>
+        <w:trPr>
+          <w:cantSplit/>
+        </w:trPr>
+        <w:tc>
+          <w:tcPr>
+            <w:shd w:val="clear" w:color="auto" w:fill="F2F2F2"/>
+            <w:vAlign w:val="center"/>
+            <w:tcW w:type="dxa" w:w="1621"/>
+          </w:tcPr>
+          <w:p>
+            <w:pPr>
+              <w:keepNext/>
+              <w:spacing w:before="20" w:after="20"/>
+              <w:jc w:val="center"/>
+            </w:pPr>
+            <w:r/>
+            <w:r>
+              <w:rPr>
+                <w:rFonts w:ascii="Calibri" w:hAnsi="Calibri"/>
+                <w:b w:val="0"/>
+                <w:i w:val="0"/>
+                <w:color w:val="000000"/>
+                <w:sz w:val="18"/>
+              </w:rPr>
+              <w:t>1</w:t>
+            </w:r>
+          </w:p>
+        </w:tc>
+        <w:tc>
+          <w:tcPr>
+            <w:vAlign w:val="center"/>
+            <w:tcW w:type="dxa" w:w="1226"/>
+          </w:tcPr>
+          <w:p>
+            <w:pPr>
+              <w:keepNext/>
+              <w:spacing w:before="20" w:after="20"/>
+              <w:jc w:val="center"/>
+            </w:pPr>
+            <w:r/>
+          </w:p>
+        </w:tc>
+        <w:tc>
+          <w:tcPr>
+            <w:vAlign w:val="center"/>
+            <w:tcW w:type="dxa" w:w="3020"/>
+          </w:tcPr>
+          <w:p>
+            <w:pPr>
+              <w:keepNext/>
+              <w:spacing w:before="20" w:after="20"/>
+              <w:jc w:val="center"/>
+            </w:pPr>
+            <w:r/>
+            <w:r>
+              <w:rPr>
+                <w:rFonts w:ascii="Calibri" w:hAnsi="Calibri"/>
+                <w:b w:val="0"/>
+                <w:i w:val="0"/>
+                <w:color w:val="000000"/>
+                <w:sz w:val="18"/>
+              </w:rPr>
+              <w:t>купувач</w:t>
+            </w:r>
+            <w:r>
+              <w:rPr>
+                <w:rFonts w:ascii="Calibri" w:hAnsi="Calibri"/>
+                <w:b w:val="0"/>
+                <w:i w:val="0"/>
+                <w:color w:val="000000"/>
+                <w:sz w:val="14"/>
+              </w:rPr>
+              <w:t xml:space="preserve"> | </w:t>
+            </w:r>
+            <w:r>
+              <w:rPr>
+                <w:rFonts w:ascii="Calibri" w:hAnsi="Calibri"/>
+                <w:b w:val="0"/>
+                <w:i/>
+                <w:color w:val="000000"/>
+                <w:sz w:val="14"/>
+              </w:rPr>
+              <w:t>buyer</w:t>
+            </w:r>
+          </w:p>
+        </w:tc>
+        <w:tc>
+          <w:tcPr>
+            <w:vAlign w:val="center"/>
+            <w:tcW w:type="dxa" w:w="1864"/>
+          </w:tcPr>
+          <w:p>
+            <w:pPr>
+              <w:keepNext/>
+              <w:spacing w:before="20" w:after="20"/>
+              <w:jc w:val="center"/>
+            </w:pPr>
+            <w:r/>
+          </w:p>
+        </w:tc>
+        <w:tc>
+          <w:tcPr>
+            <w:vAlign w:val="center"/>
+            <w:tcW w:type="dxa" w:w="1345"/>
+          </w:tcPr>
+          <w:p>
+            <w:pPr>
+              <w:keepNext/>
+              <w:spacing w:before="20" w:after="20"/>
+              <w:jc w:val="center"/>
+            </w:pPr>
+            <w:r/>
+          </w:p>
+        </w:tc>
+        <w:tc>
+          <w:tcPr>
+            <w:vAlign w:val="center"/>
+            <w:tcW w:type="dxa" w:w="1388"/>
+          </w:tcPr>
+          <w:p>
+            <w:pPr>
+              <w:keepNext/>
+              <w:spacing w:before="20" w:after="20"/>
+              <w:jc w:val="center"/>
+            </w:pPr>
+            <w:r/>
+          </w:p>
+        </w:tc>
+      </w:tr>
+      <w:tr>
+        <w:trPr>
+          <w:cantSplit/>
+        </w:trPr>
+        <w:tc>
+          <w:tcPr>
+            <w:shd w:val="clear" w:color="auto" w:fill="F2F2F2"/>
+            <w:vAlign w:val="center"/>
+            <w:tcW w:type="dxa" w:w="1621"/>
+          </w:tcPr>
+          <w:p>
+            <w:pPr>
+              <w:keepNext/>
+              <w:spacing w:before="20" w:after="20"/>
+              <w:jc w:val="center"/>
+            </w:pPr>
+            <w:r/>
+            <w:r>
+              <w:rPr>
+                <w:rFonts w:ascii="Calibri" w:hAnsi="Calibri"/>
+                <w:b w:val="0"/>
+                <w:i w:val="0"/>
+                <w:color w:val="000000"/>
+                <w:sz w:val="18"/>
+              </w:rPr>
+              <w:t>2</w:t>
+            </w:r>
+          </w:p>
+        </w:tc>
+        <w:tc>
+          <w:tcPr>
+            <w:shd w:val="clear" w:color="auto" w:fill="F7FAFC"/>
+            <w:vAlign w:val="center"/>
+            <w:tcW w:type="dxa" w:w="1226"/>
+          </w:tcPr>
+          <w:p>
+            <w:pPr>
+              <w:keepNext/>
+              <w:spacing w:before="20" w:after="20"/>
+              <w:jc w:val="center"/>
+            </w:pPr>
+            <w:r/>
+          </w:p>
+        </w:tc>
+        <w:tc>
+          <w:tcPr>
+            <w:shd w:val="clear" w:color="auto" w:fill="F7FAFC"/>
+            <w:vAlign w:val="center"/>
+            <w:tcW w:type="dxa" w:w="3020"/>
+          </w:tcPr>
+          <w:p>
+            <w:pPr>
+              <w:keepNext/>
+              <w:spacing w:before="20" w:after="20"/>
+              <w:jc w:val="center"/>
+            </w:pPr>
+            <w:r/>
+            <w:r>
+              <w:rPr>
+                <w:rFonts w:ascii="Calibri" w:hAnsi="Calibri"/>
+                <w:b w:val="0"/>
+                <w:i w:val="0"/>
+                <w:color w:val="000000"/>
+                <w:sz w:val="18"/>
+              </w:rPr>
+              <w:t>продавач на мало</w:t>
+            </w:r>
+            <w:r>
+              <w:rPr>
+                <w:rFonts w:ascii="Calibri" w:hAnsi="Calibri"/>
+                <w:b w:val="0"/>
+                <w:i w:val="0"/>
+                <w:color w:val="000000"/>
+                <w:sz w:val="14"/>
+              </w:rPr>
+              <w:t xml:space="preserve"> | </w:t>
+            </w:r>
+            <w:r>
+              <w:rPr>
+                <w:rFonts w:ascii="Calibri" w:hAnsi="Calibri"/>
+                <w:b w:val="0"/>
+                <w:i/>
+                <w:color w:val="000000"/>
+                <w:sz w:val="14"/>
+              </w:rPr>
+              <w:t>retailer</w:t>
+            </w:r>
+          </w:p>
+        </w:tc>
+        <w:tc>
+          <w:tcPr>
+            <w:shd w:val="clear" w:color="auto" w:fill="F7FAFC"/>
+            <w:vAlign w:val="center"/>
+            <w:tcW w:type="dxa" w:w="1864"/>
+          </w:tcPr>
+          <w:p>
+            <w:pPr>
+              <w:keepNext/>
+              <w:spacing w:before="20" w:after="20"/>
+              <w:jc w:val="center"/>
+            </w:pPr>
+            <w:r/>
+          </w:p>
+        </w:tc>
+        <w:tc>
+          <w:tcPr>
+            <w:shd w:val="clear" w:color="auto" w:fill="F7FAFC"/>
+            <w:vAlign w:val="center"/>
+            <w:tcW w:type="dxa" w:w="1345"/>
+          </w:tcPr>
+          <w:p>
+            <w:pPr>
+              <w:keepNext/>
+              <w:spacing w:before="20" w:after="20"/>
+              <w:jc w:val="center"/>
+            </w:pPr>
+            <w:r/>
+          </w:p>
+        </w:tc>
+        <w:tc>
+          <w:tcPr>
+            <w:shd w:val="clear" w:color="auto" w:fill="F7FAFC"/>
+            <w:vAlign w:val="center"/>
+            <w:tcW w:type="dxa" w:w="1388"/>
+          </w:tcPr>
+          <w:p>
+            <w:pPr>
+              <w:keepNext/>
+              <w:spacing w:before="20" w:after="20"/>
+              <w:jc w:val="center"/>
+            </w:pPr>
+            <w:r/>
+          </w:p>
+        </w:tc>
+      </w:tr>
+      <w:tr>
+        <w:trPr>
+          <w:cantSplit/>
+        </w:trPr>
+        <w:tc>
+          <w:tcPr>
+            <w:shd w:val="clear" w:color="auto" w:fill="F2F2F2"/>
+            <w:vAlign w:val="center"/>
+            <w:tcW w:type="dxa" w:w="1621"/>
+          </w:tcPr>
+          <w:p>
+            <w:pPr>
+              <w:keepNext/>
+              <w:spacing w:before="20" w:after="20"/>
+              <w:jc w:val="center"/>
+            </w:pPr>
+            <w:r/>
+            <w:r>
+              <w:rPr>
+                <w:rFonts w:ascii="Calibri" w:hAnsi="Calibri"/>
+                <w:b w:val="0"/>
+                <w:i w:val="0"/>
+                <w:color w:val="000000"/>
+                <w:sz w:val="18"/>
+              </w:rPr>
+              <w:t>3</w:t>
+            </w:r>
+          </w:p>
+        </w:tc>
+        <w:tc>
+          <w:tcPr>
+            <w:vAlign w:val="center"/>
+            <w:tcW w:type="dxa" w:w="1226"/>
+          </w:tcPr>
+          <w:p>
+            <w:pPr>
+              <w:keepNext/>
+              <w:spacing w:before="20" w:after="20"/>
+              <w:jc w:val="center"/>
+            </w:pPr>
+            <w:r/>
+          </w:p>
+        </w:tc>
+        <w:tc>
+          <w:tcPr>
+            <w:vAlign w:val="center"/>
+            <w:tcW w:type="dxa" w:w="3020"/>
+          </w:tcPr>
+          <w:p>
+            <w:pPr>
+              <w:keepNext/>
+              <w:spacing w:before="20" w:after="20"/>
+              <w:jc w:val="center"/>
+            </w:pPr>
+            <w:r/>
+            <w:r>
+              <w:rPr>
+                <w:rFonts w:ascii="Calibri" w:hAnsi="Calibri"/>
+                <w:b w:val="0"/>
+                <w:i w:val="0"/>
+                <w:color w:val="000000"/>
+                <w:sz w:val="18"/>
+              </w:rPr>
+              <w:t>купувач</w:t>
+            </w:r>
+            <w:r>
+              <w:rPr>
+                <w:rFonts w:ascii="Calibri" w:hAnsi="Calibri"/>
+                <w:b w:val="0"/>
+                <w:i w:val="0"/>
+                <w:color w:val="000000"/>
+                <w:sz w:val="14"/>
+              </w:rPr>
+              <w:t xml:space="preserve"> | </w:t>
+            </w:r>
+            <w:r>
+              <w:rPr>
+                <w:rFonts w:ascii="Calibri" w:hAnsi="Calibri"/>
+                <w:b w:val="0"/>
+                <w:i/>
+                <w:color w:val="000000"/>
+                <w:sz w:val="14"/>
+              </w:rPr>
+              <w:t>buyer</w:t>
+            </w:r>
+          </w:p>
+        </w:tc>
+        <w:tc>
+          <w:tcPr>
+            <w:vAlign w:val="center"/>
+            <w:tcW w:type="dxa" w:w="1864"/>
+          </w:tcPr>
+          <w:p>
+            <w:pPr>
+              <w:keepNext/>
+              <w:spacing w:before="20" w:after="20"/>
+              <w:jc w:val="center"/>
+            </w:pPr>
+            <w:r/>
+          </w:p>
+        </w:tc>
+        <w:tc>
+          <w:tcPr>
+            <w:vAlign w:val="center"/>
+            <w:tcW w:type="dxa" w:w="1345"/>
+          </w:tcPr>
+          <w:p>
+            <w:pPr>
+              <w:keepNext/>
+              <w:spacing w:before="20" w:after="20"/>
+              <w:jc w:val="center"/>
+            </w:pPr>
+            <w:r/>
+          </w:p>
+        </w:tc>
+        <w:tc>
+          <w:tcPr>
+            <w:vAlign w:val="center"/>
+            <w:tcW w:type="dxa" w:w="1388"/>
+          </w:tcPr>
+          <w:p>
+            <w:pPr>
+              <w:keepNext/>
+              <w:spacing w:before="20" w:after="20"/>
+              <w:jc w:val="center"/>
+            </w:pPr>
+            <w:r/>
+          </w:p>
+        </w:tc>
+      </w:tr>
+      <w:tr>
+        <w:trPr>
+          <w:cantSplit/>
+        </w:trPr>
+        <w:tc>
+          <w:tcPr>
+            <w:shd w:val="clear" w:color="auto" w:fill="F2F2F2"/>
+            <w:vAlign w:val="center"/>
+            <w:tcW w:type="dxa" w:w="1621"/>
+          </w:tcPr>
+          <w:p>
+            <w:pPr>
+              <w:keepNext/>
+              <w:spacing w:before="20" w:after="20"/>
+              <w:jc w:val="center"/>
+            </w:pPr>
+            <w:r/>
+            <w:r>
+              <w:rPr>
+                <w:rFonts w:ascii="Calibri" w:hAnsi="Calibri"/>
+                <w:b w:val="0"/>
+                <w:i w:val="0"/>
+                <w:color w:val="000000"/>
+                <w:sz w:val="18"/>
+              </w:rPr>
+              <w:t>4</w:t>
+            </w:r>
+          </w:p>
+        </w:tc>
+        <w:tc>
+          <w:tcPr>
+            <w:shd w:val="clear" w:color="auto" w:fill="F7FAFC"/>
+            <w:vAlign w:val="center"/>
+            <w:tcW w:type="dxa" w:w="1226"/>
+          </w:tcPr>
+          <w:p>
+            <w:pPr>
+              <w:keepNext/>
+              <w:spacing w:before="20" w:after="20"/>
+              <w:jc w:val="center"/>
+            </w:pPr>
+            <w:r/>
+          </w:p>
+        </w:tc>
+        <w:tc>
+          <w:tcPr>
+            <w:shd w:val="clear" w:color="auto" w:fill="F7FAFC"/>
+            <w:vAlign w:val="center"/>
+            <w:tcW w:type="dxa" w:w="3020"/>
+          </w:tcPr>
+          <w:p>
+            <w:pPr>
+              <w:keepNext/>
+              <w:spacing w:before="20" w:after="20"/>
+              <w:jc w:val="center"/>
+            </w:pPr>
+            <w:r/>
+            <w:r>
+              <w:rPr>
+                <w:rFonts w:ascii="Calibri" w:hAnsi="Calibri"/>
+                <w:b w:val="0"/>
+                <w:i w:val="0"/>
+                <w:color w:val="000000"/>
+                <w:sz w:val="18"/>
+              </w:rPr>
+              <w:t>продавач на мало</w:t>
+            </w:r>
+            <w:r>
+              <w:rPr>
+                <w:rFonts w:ascii="Calibri" w:hAnsi="Calibri"/>
+                <w:b w:val="0"/>
+                <w:i w:val="0"/>
+                <w:color w:val="000000"/>
+                <w:sz w:val="14"/>
+              </w:rPr>
+              <w:t xml:space="preserve"> | </w:t>
+            </w:r>
+            <w:r>
+              <w:rPr>
+                <w:rFonts w:ascii="Calibri" w:hAnsi="Calibri"/>
+                <w:b w:val="0"/>
+                <w:i/>
+                <w:color w:val="000000"/>
+                <w:sz w:val="14"/>
+              </w:rPr>
+              <w:t>retailer</w:t>
+            </w:r>
+          </w:p>
+        </w:tc>
+        <w:tc>
+          <w:tcPr>
+            <w:shd w:val="clear" w:color="auto" w:fill="F7FAFC"/>
+            <w:vAlign w:val="center"/>
+            <w:tcW w:type="dxa" w:w="1864"/>
+          </w:tcPr>
+          <w:p>
+            <w:pPr>
+              <w:keepNext/>
+              <w:spacing w:before="20" w:after="20"/>
+              <w:jc w:val="center"/>
+            </w:pPr>
+            <w:r/>
+          </w:p>
+        </w:tc>
+        <w:tc>
+          <w:tcPr>
+            <w:shd w:val="clear" w:color="auto" w:fill="F7FAFC"/>
+            <w:vAlign w:val="center"/>
+            <w:tcW w:type="dxa" w:w="1345"/>
+          </w:tcPr>
+          <w:p>
+            <w:pPr>
+              <w:keepNext/>
+              <w:spacing w:before="20" w:after="20"/>
+              <w:jc w:val="center"/>
+            </w:pPr>
+            <w:r/>
+          </w:p>
+        </w:tc>
+        <w:tc>
+          <w:tcPr>
+            <w:shd w:val="clear" w:color="auto" w:fill="F7FAFC"/>
+            <w:vAlign w:val="center"/>
+            <w:tcW w:type="dxa" w:w="1388"/>
+          </w:tcPr>
+          <w:p>
+            <w:pPr>
+              <w:keepNext/>
+              <w:spacing w:before="20" w:after="20"/>
+              <w:jc w:val="center"/>
+            </w:pPr>
+            <w:r/>
+          </w:p>
+        </w:tc>
+      </w:tr>
+      <w:tr>
+        <w:trPr>
+          <w:cantSplit/>
+        </w:trPr>
+        <w:tc>
+          <w:tcPr>
+            <w:shd w:val="clear" w:color="auto" w:fill="F2F2F2"/>
+            <w:vAlign w:val="center"/>
+            <w:tcW w:type="dxa" w:w="1621"/>
+          </w:tcPr>
+          <w:p>
+            <w:pPr>
+              <w:spacing w:before="20" w:after="20"/>
+              <w:jc w:val="center"/>
+            </w:pPr>
+            <w:r/>
+            <w:r>
+              <w:rPr>
+                <w:rFonts w:ascii="Calibri" w:hAnsi="Calibri"/>
+                <w:b w:val="0"/>
+                <w:i w:val="0"/>
+                <w:color w:val="000000"/>
+                <w:sz w:val="18"/>
+              </w:rPr>
+              <w:t>Вкупно</w:t>
+            </w:r>
+            <w:r>
+              <w:rPr>
+                <w:rFonts w:ascii="Calibri" w:hAnsi="Calibri"/>
+                <w:b w:val="0"/>
+                <w:i w:val="0"/>
+                <w:color w:val="000000"/>
+                <w:sz w:val="14"/>
+              </w:rPr>
+              <w:t xml:space="preserve"> | </w:t>
+            </w:r>
+            <w:r>
+              <w:rPr>
+                <w:rFonts w:ascii="Calibri" w:hAnsi="Calibri"/>
+                <w:b w:val="0"/>
+                <w:i/>
+                <w:color w:val="000000"/>
+                <w:sz w:val="14"/>
+              </w:rPr>
+              <w:t>Total</w:t>
+            </w:r>
+          </w:p>
+        </w:tc>
+        <w:tc>
+          <w:tcPr>
+            <w:vAlign w:val="center"/>
+            <w:tcW w:type="dxa" w:w="1226"/>
+          </w:tcPr>
+          <w:p>
+            <w:pPr>
+              <w:spacing w:before="20" w:after="20"/>
+              <w:jc w:val="center"/>
+            </w:pPr>
+            <w:r/>
+          </w:p>
+        </w:tc>
+        <w:tc>
+          <w:tcPr>
+            <w:vAlign w:val="center"/>
+            <w:tcW w:type="dxa" w:w="3020"/>
+          </w:tcPr>
+          <w:p>
+            <w:pPr>
+              <w:spacing w:before="20" w:after="20"/>
+              <w:jc w:val="center"/>
+            </w:pPr>
+            <w:r/>
+          </w:p>
+        </w:tc>
+        <w:tc>
+          <w:tcPr>
+            <w:vAlign w:val="center"/>
+            <w:tcW w:type="dxa" w:w="1864"/>
+          </w:tcPr>
+          <w:p>
+            <w:pPr>
+              <w:spacing w:before="20" w:after="20"/>
+              <w:jc w:val="center"/>
+            </w:pPr>
+            <w:r/>
+          </w:p>
+        </w:tc>
+        <w:tc>
+          <w:tcPr>
+            <w:vAlign w:val="center"/>
+            <w:tcW w:type="dxa" w:w="1345"/>
+          </w:tcPr>
+          <w:p>
+            <w:pPr>
+              <w:spacing w:before="20" w:after="20"/>
+              <w:jc w:val="center"/>
+            </w:pPr>
+            <w:r/>
+          </w:p>
+        </w:tc>
+        <w:tc>
+          <w:tcPr>
+            <w:vAlign w:val="center"/>
+            <w:tcW w:type="dxa" w:w="1388"/>
+          </w:tcPr>
+          <w:p>
+            <w:pPr>
+              <w:spacing w:before="20" w:after="20"/>
+              <w:jc w:val="center"/>
+            </w:pPr>
+            <w:r/>
+          </w:p>
+        </w:tc>
+      </w:tr>
+    </w:tbl>
+    <w:p>
+      <w:pPr>
+        <w:keepNext w:val="0"/>
+        <w:spacing w:before="0" w:after="0" w:lineRule="exact" w:line="120"/>
+      </w:pPr>
+    </w:p>
+    <w:tbl>
+      <w:tblPr>
+        <w:tblLook w:firstColumn="1" w:firstRow="1" w:lastColumn="0" w:lastRow="0" w:noHBand="0" w:noVBand="1" w:val="04A0"/>
+        <w:tblLayout w:type="fixed"/>
+        <w:tblW w:type="dxa" w:w="10466"/>
+        <w:tblInd w:type="dxa" w:w="0"/>
+        <w:jc w:val="center"/>
+        <w:tblBorders>
+          <w:top w:val="single" w:sz="4" w:space="0" w:color="2B547E"/>
+          <w:left w:val="single" w:sz="4" w:space="0" w:color="2B547E"/>
+          <w:bottom w:val="single" w:sz="4" w:space="0" w:color="2B547E"/>
+          <w:right w:val="single" w:sz="4" w:space="0" w:color="2B547E"/>
+          <w:insideH w:val="single" w:sz="4" w:space="0" w:color="2B547E"/>
+          <w:insideV w:val="single" w:sz="4" w:space="0" w:color="2B547E"/>
+        </w:tblBorders>
+      </w:tblPr>
+      <w:tblGrid>
+        <w:gridCol w:w="3889"/>
+        <w:gridCol w:w="2948"/>
+        <w:gridCol w:w="1474"/>
+        <w:gridCol w:w="2154"/>
+      </w:tblGrid>
+      <w:tr>
+        <w:trPr>
+          <w:tblHeader w:val="true"/>
+          <w:cantSplit/>
+        </w:trPr>
+        <w:tc>
+          <w:tcPr>
+            <w:shd w:val="clear" w:color="auto" w:fill="2B547E"/>
+            <w:vAlign w:val="center"/>
+            <w:tcW w:type="dxa" w:w="3889"/>
+          </w:tcPr>
+          <w:p>
+            <w:pPr>
+              <w:keepNext/>
+              <w:spacing w:before="20" w:after="20"/>
+              <w:jc w:val="center"/>
+            </w:pPr>
+            <w:r/>
+            <w:r>
+              <w:rPr>
+                <w:rFonts w:ascii="Calibri" w:hAnsi="Calibri"/>
+                <w:b/>
+                <w:i w:val="0"/>
+                <w:color w:val="FFFFFF"/>
+                <w:sz w:val="18"/>
+              </w:rPr>
+              <w:t>Улога</w:t>
+            </w:r>
+            <w:r>
+              <w:rPr>
+                <w:rFonts w:ascii="Calibri" w:hAnsi="Calibri"/>
+                <w:b w:val="0"/>
+                <w:i w:val="0"/>
+                <w:color w:val="FFFFFF"/>
+                <w:sz w:val="14"/>
+              </w:rPr>
+              <w:t xml:space="preserve"> | </w:t>
+            </w:r>
+            <w:r>
+              <w:rPr>
+                <w:rFonts w:ascii="Calibri" w:hAnsi="Calibri"/>
+                <w:b w:val="0"/>
+                <w:i w:val="0"/>
+                <w:color w:val="FFFFFF"/>
+                <w:sz w:val="14"/>
+              </w:rPr>
+              <w:t>Role</w:t>
+            </w:r>
+          </w:p>
+        </w:tc>
+        <w:tc>
+          <w:tcPr>
+            <w:shd w:val="clear" w:color="auto" w:fill="2B547E"/>
+            <w:vAlign w:val="center"/>
+            <w:tcW w:type="dxa" w:w="2948"/>
+          </w:tcPr>
+          <w:p>
+            <w:pPr>
+              <w:keepNext/>
+              <w:spacing w:before="20" w:after="20"/>
+              <w:jc w:val="center"/>
+            </w:pPr>
+            <w:r/>
+            <w:r>
+              <w:rPr>
+                <w:rFonts w:ascii="Calibri" w:hAnsi="Calibri"/>
+                <w:b/>
+                <w:i w:val="0"/>
+                <w:color w:val="FFFFFF"/>
+                <w:sz w:val="18"/>
+              </w:rPr>
+              <w:t>Име</w:t>
+            </w:r>
+            <w:r>
+              <w:rPr>
+                <w:rFonts w:ascii="Calibri" w:hAnsi="Calibri"/>
+                <w:b w:val="0"/>
+                <w:i w:val="0"/>
+                <w:color w:val="FFFFFF"/>
+                <w:sz w:val="14"/>
+              </w:rPr>
+              <w:t xml:space="preserve"> | </w:t>
+            </w:r>
+            <w:r>
+              <w:rPr>
+                <w:rFonts w:ascii="Calibri" w:hAnsi="Calibri"/>
+                <w:b w:val="0"/>
+                <w:i w:val="0"/>
+                <w:color w:val="FFFFFF"/>
+                <w:sz w:val="14"/>
+              </w:rPr>
+              <w:t>Name</w:t>
+            </w:r>
+          </w:p>
+        </w:tc>
+        <w:tc>
+          <w:tcPr>
+            <w:shd w:val="clear" w:color="auto" w:fill="2B547E"/>
+            <w:vAlign w:val="center"/>
+            <w:tcW w:type="dxa" w:w="1474"/>
+          </w:tcPr>
+          <w:p>
+            <w:pPr>
+              <w:keepNext/>
+              <w:spacing w:before="20" w:after="20"/>
+              <w:jc w:val="center"/>
+            </w:pPr>
+            <w:r/>
+            <w:r>
+              <w:rPr>
+                <w:rFonts w:ascii="Calibri" w:hAnsi="Calibri"/>
+                <w:b/>
+                <w:i w:val="0"/>
+                <w:color w:val="FFFFFF"/>
+                <w:sz w:val="18"/>
+              </w:rPr>
+              <w:t>Датум/време</w:t>
+            </w:r>
+            <w:r>
+              <w:rPr>
+                <w:rFonts w:ascii="Calibri" w:hAnsi="Calibri"/>
+                <w:b w:val="0"/>
+                <w:i w:val="0"/>
+                <w:color w:val="FFFFFF"/>
+                <w:sz w:val="14"/>
+              </w:rPr>
+              <w:t xml:space="preserve"> | </w:t>
+            </w:r>
+            <w:r>
+              <w:rPr>
+                <w:rFonts w:ascii="Calibri" w:hAnsi="Calibri"/>
+                <w:b w:val="0"/>
+                <w:i w:val="0"/>
+                <w:color w:val="FFFFFF"/>
+                <w:sz w:val="14"/>
+              </w:rPr>
+              <w:t>Date/time</w:t>
+            </w:r>
+          </w:p>
+        </w:tc>
+        <w:tc>
+          <w:tcPr>
+            <w:shd w:val="clear" w:color="auto" w:fill="2B547E"/>
+            <w:vAlign w:val="center"/>
+            <w:tcW w:type="dxa" w:w="2154"/>
+          </w:tcPr>
+          <w:p>
+            <w:pPr>
+              <w:keepNext/>
+              <w:spacing w:before="20" w:after="20"/>
+              <w:jc w:val="center"/>
+            </w:pPr>
+            <w:r/>
+            <w:r>
+              <w:rPr>
+                <w:rFonts w:ascii="Calibri" w:hAnsi="Calibri"/>
+                <w:b/>
+                <w:i w:val="0"/>
+                <w:color w:val="FFFFFF"/>
+                <w:sz w:val="18"/>
+              </w:rPr>
+              <w:t>Потпис</w:t>
+            </w:r>
+            <w:r>
+              <w:rPr>
+                <w:rFonts w:ascii="Calibri" w:hAnsi="Calibri"/>
+                <w:b w:val="0"/>
+                <w:i w:val="0"/>
+                <w:color w:val="FFFFFF"/>
+                <w:sz w:val="14"/>
+              </w:rPr>
+              <w:t xml:space="preserve"> | </w:t>
+            </w:r>
+            <w:r>
+              <w:rPr>
+                <w:rFonts w:ascii="Calibri" w:hAnsi="Calibri"/>
+                <w:b w:val="0"/>
+                <w:i w:val="0"/>
+                <w:color w:val="FFFFFF"/>
+                <w:sz w:val="14"/>
+              </w:rPr>
+              <w:t>Signature</w:t>
+            </w:r>
+          </w:p>
+        </w:tc>
+      </w:tr>
+      <w:tr>
+        <w:trPr>
+          <w:cantSplit/>
+        </w:trPr>
+        <w:tc>
+          <w:tcPr>
+            <w:shd w:val="clear" w:color="auto" w:fill="F2F2F2"/>
+            <w:vAlign w:val="center"/>
+            <w:tcW w:type="dxa" w:w="3889"/>
+          </w:tcPr>
+          <w:p>
+            <w:pPr>
+              <w:keepNext/>
+              <w:spacing w:before="20" w:after="20"/>
+              <w:jc w:val="center"/>
+            </w:pPr>
+            <w:r/>
+            <w:r>
+              <w:rPr>
+                <w:rFonts w:ascii="Calibri" w:hAnsi="Calibri"/>
+                <w:b w:val="0"/>
+                <w:i w:val="0"/>
+                <w:color w:val="000000"/>
+                <w:sz w:val="18"/>
+              </w:rPr>
+              <w:t>Подготвил (КК)</w:t>
+            </w:r>
+            <w:r>
+              <w:rPr>
+                <w:rFonts w:ascii="Calibri" w:hAnsi="Calibri"/>
+                <w:b w:val="0"/>
+                <w:i w:val="0"/>
+                <w:color w:val="000000"/>
+                <w:sz w:val="14"/>
+              </w:rPr>
+              <w:t xml:space="preserve"> | </w:t>
+            </w:r>
+            <w:r>
+              <w:rPr>
+                <w:rFonts w:ascii="Calibri" w:hAnsi="Calibri"/>
+                <w:b w:val="0"/>
+                <w:i/>
+                <w:color w:val="000000"/>
+                <w:sz w:val="14"/>
+              </w:rPr>
+              <w:t>Prepared (QC)</w:t>
+            </w:r>
+          </w:p>
+        </w:tc>
+        <w:tc>
+          <w:tcPr>
+            <w:vAlign w:val="center"/>
+            <w:tcW w:type="dxa" w:w="2948"/>
+          </w:tcPr>
+          <w:p>
+            <w:pPr>
+              <w:keepNext/>
+              <w:spacing w:before="20" w:after="20"/>
+              <w:jc w:val="center"/>
+            </w:pPr>
+            <w:r/>
+          </w:p>
+        </w:tc>
+        <w:tc>
+          <w:tcPr>
+            <w:vAlign w:val="center"/>
+            <w:tcW w:type="dxa" w:w="1474"/>
+          </w:tcPr>
+          <w:p>
+            <w:pPr>
+              <w:keepNext/>
+              <w:spacing w:before="20" w:after="20"/>
+              <w:jc w:val="center"/>
+            </w:pPr>
+            <w:r/>
+          </w:p>
+        </w:tc>
+        <w:tc>
+          <w:tcPr>
+            <w:vAlign w:val="center"/>
+            <w:tcW w:type="dxa" w:w="2154"/>
+          </w:tcPr>
+          <w:p>
+            <w:pPr>
+              <w:keepNext/>
+              <w:spacing w:before="20" w:after="20"/>
+              <w:jc w:val="center"/>
+            </w:pPr>
+            <w:r/>
+          </w:p>
+        </w:tc>
+      </w:tr>
+      <w:tr>
+        <w:trPr>
+          <w:cantSplit/>
+        </w:trPr>
+        <w:tc>
+          <w:tcPr>
+            <w:shd w:val="clear" w:color="auto" w:fill="F2F2F2"/>
+            <w:vAlign w:val="center"/>
+            <w:tcW w:type="dxa" w:w="3889"/>
+          </w:tcPr>
+          <w:p>
+            <w:pPr>
+              <w:spacing w:before="20" w:after="20"/>
+              <w:jc w:val="center"/>
+            </w:pPr>
+            <w:r/>
+            <w:r>
+              <w:rPr>
+                <w:rFonts w:ascii="Calibri" w:hAnsi="Calibri"/>
+                <w:b w:val="0"/>
+                <w:i w:val="0"/>
+                <w:color w:val="000000"/>
+                <w:sz w:val="18"/>
+              </w:rPr>
+              <w:t>Независно проверил</w:t>
+            </w:r>
+            <w:r>
+              <w:rPr>
+                <w:rFonts w:ascii="Calibri" w:hAnsi="Calibri"/>
+                <w:b w:val="0"/>
+                <w:i w:val="0"/>
+                <w:color w:val="000000"/>
+                <w:sz w:val="14"/>
+              </w:rPr>
+              <w:t xml:space="preserve"> | </w:t>
+            </w:r>
+            <w:r>
+              <w:rPr>
+                <w:rFonts w:ascii="Calibri" w:hAnsi="Calibri"/>
+                <w:b w:val="0"/>
+                <w:i/>
+                <w:color w:val="000000"/>
+                <w:sz w:val="14"/>
+              </w:rPr>
+              <w:t>Independently verified</w:t>
+            </w:r>
+          </w:p>
+        </w:tc>
+        <w:tc>
+          <w:tcPr>
+            <w:shd w:val="clear" w:color="auto" w:fill="F7FAFC"/>
+            <w:vAlign w:val="center"/>
+            <w:tcW w:type="dxa" w:w="2948"/>
+          </w:tcPr>
+          <w:p>
+            <w:pPr>
+              <w:spacing w:before="20" w:after="20"/>
+              <w:jc w:val="center"/>
+            </w:pPr>
+            <w:r/>
+          </w:p>
+        </w:tc>
+        <w:tc>
+          <w:tcPr>
+            <w:shd w:val="clear" w:color="auto" w:fill="F7FAFC"/>
+            <w:vAlign w:val="center"/>
+            <w:tcW w:type="dxa" w:w="1474"/>
+          </w:tcPr>
+          <w:p>
+            <w:pPr>
+              <w:spacing w:before="20" w:after="20"/>
+              <w:jc w:val="center"/>
+            </w:pPr>
+            <w:r/>
+          </w:p>
+        </w:tc>
+        <w:tc>
+          <w:tcPr>
+            <w:shd w:val="clear" w:color="auto" w:fill="F7FAFC"/>
+            <w:vAlign w:val="center"/>
+            <w:tcW w:type="dxa" w:w="2154"/>
           </w:tcPr>
           <w:p>
             <w:pPr>

--- a/deliverables/inland_transport_2026-10/docx/WHSOP_003_A03.docx
+++ b/deliverables/inland_transport_2026-10/docx/WHSOP_003_A03.docx
@@ -189,7 +189,7 @@
           <w:color w:val="000000"/>
           <w:sz w:val="22"/>
         </w:rPr>
-        <w:t>Етикетите се пополнуваат во контролираниот образец и се печатат (палета: A5, картон: A6), со големи читливи знаци; рачно дописување на етикета не е дозволено. Погрешна етикета се поништува (прецртува, „ПОНИШТЕНО“, иницијали, датум), се чува во досието и се евидентира во §6.</w:t>
+        <w:t>Етикетите се пополнуваат и се печатат од контролираниот документ — образец за етикети наведен во §2 (палета: A5, картон: A6), со големи читливи знаци; рачно дописување на етикета не е дозволено. Од секој вид етикета еден испечатен примерок се лепи во соодветното поле во §3. Погрешна етикета се поништува (прецртува, „ПОНИШТЕНО“, иницијали, датум), се чува во досието и се евидентира во §6.</w:t>
       </w:r>
       <w:r>
         <w:rPr>
@@ -209,7 +209,7 @@
           <w:color w:val="595959"/>
           <w:sz w:val="16"/>
         </w:rPr>
-        <w:t>Labels are filled in the controlled template and printed (pallet: A5, carton: A6), in large legible characters; handwritten additions on a label are not allowed. A wrong label is voided (crossed out, "VOID", initials, date), kept in the file and logged in §6.</w:t>
+        <w:t>Labels are filled in and printed from the controlled label-template document listed in §2 (pallet: A5, carton: A6), in large legible characters; handwritten additions on a label are not allowed. One printed specimen of each label type is affixed in its space in §3. A wrong label is voided (crossed out, "VOID", initials, date), kept in the file and logged in §6.</w:t>
       </w:r>
     </w:p>
     <w:p>
@@ -239,7 +239,7 @@
           <w:color w:val="FFFFFF"/>
           <w:sz w:val="22"/>
         </w:rPr>
-        <w:t>2 Етикета на палета (образец, A5)</w:t>
+        <w:t>2 Образци за етикети</w:t>
       </w:r>
       <w:r>
         <w:rPr>
@@ -259,852 +259,12 @@
           <w:color w:val="FFFFFF"/>
           <w:sz w:val="18"/>
         </w:rPr>
-        <w:t>Pallet label (template, A5)</w:t>
+        <w:t>Label templates</w:t>
       </w:r>
     </w:p>
     <w:p>
       <w:pPr>
         <w:keepNext/>
-        <w:spacing w:before="0" w:after="0" w:lineRule="exact" w:line="40"/>
-      </w:pPr>
-    </w:p>
-    <w:tbl>
-      <w:tblPr>
-        <w:jc w:val="center"/>
-        <w:tblLook w:firstColumn="1" w:firstRow="1" w:lastColumn="0" w:lastRow="0" w:noHBand="0" w:noVBand="1" w:val="04A0"/>
-        <w:tblLayout w:type="fixed"/>
-        <w:tblW w:type="pct" w:w="5000"/>
-        <w:tblInd w:type="dxa" w:w="0"/>
-        <w:tblBorders>
-          <w:top w:val="single" w:sz="4" w:space="0" w:color="2B547E"/>
-          <w:left w:val="single" w:sz="4" w:space="0" w:color="2B547E"/>
-          <w:bottom w:val="single" w:sz="4" w:space="0" w:color="2B547E"/>
-          <w:right w:val="single" w:sz="4" w:space="0" w:color="2B547E"/>
-          <w:insideH w:val="single" w:sz="4" w:space="0" w:color="2B547E"/>
-          <w:insideV w:val="single" w:sz="4" w:space="0" w:color="2B547E"/>
-        </w:tblBorders>
-      </w:tblPr>
-      <w:tblGrid>
-        <w:gridCol w:w="884"/>
-        <w:gridCol w:w="3804"/>
-        <w:gridCol w:w="1973"/>
-        <w:gridCol w:w="3804"/>
-      </w:tblGrid>
-      <w:tr>
-        <w:trPr>
-          <w:cantSplit/>
-        </w:trPr>
-        <w:tc>
-          <w:tcPr>
-            <w:shd w:val="clear" w:color="auto" w:fill="F2F2F2"/>
-            <w:vAlign w:val="center"/>
-            <w:tcW w:type="pct" w:w="422"/>
-          </w:tcPr>
-          <w:p>
-            <w:pPr>
-              <w:spacing w:before="20" w:after="20"/>
-              <w:jc w:val="left"/>
-            </w:pPr>
-            <w:r/>
-            <w:r>
-              <w:rPr>
-                <w:rFonts w:ascii="Calibri" w:hAnsi="Calibri"/>
-                <w:b/>
-                <w:i w:val="0"/>
-                <w:color w:val="000000"/>
-                <w:sz w:val="20"/>
-              </w:rPr>
-              <w:t>UTID</w:t>
-            </w:r>
-          </w:p>
-        </w:tc>
-        <w:tc>
-          <w:tcPr>
-            <w:vAlign w:val="center"/>
-            <w:tcW w:type="pct" w:w="1817"/>
-          </w:tcPr>
-          <w:p>
-            <w:pPr>
-              <w:spacing w:before="20" w:after="20"/>
-              <w:jc w:val="center"/>
-            </w:pPr>
-            <w:r/>
-            <w:r>
-              <w:rPr>
-                <w:rFonts w:ascii="Calibri" w:hAnsi="Calibri"/>
-                <w:b w:val="0"/>
-                <w:i w:val="0"/>
-                <w:color w:val="000000"/>
-                <w:sz w:val="20"/>
-              </w:rPr>
-              <w:t>TR-________-___</w:t>
-            </w:r>
-          </w:p>
-        </w:tc>
-        <w:tc>
-          <w:tcPr>
-            <w:shd w:val="clear" w:color="auto" w:fill="F2F2F2"/>
-            <w:vAlign w:val="center"/>
-            <w:tcW w:type="pct" w:w="942"/>
-          </w:tcPr>
-          <w:p>
-            <w:pPr>
-              <w:spacing w:before="20" w:after="20"/>
-              <w:jc w:val="left"/>
-            </w:pPr>
-            <w:r/>
-            <w:r>
-              <w:rPr>
-                <w:rFonts w:ascii="Calibri" w:hAnsi="Calibri"/>
-                <w:b/>
-                <w:i w:val="0"/>
-                <w:color w:val="000000"/>
-                <w:sz w:val="20"/>
-              </w:rPr>
-              <w:t>ID на палета</w:t>
-            </w:r>
-            <w:r>
-              <w:rPr>
-                <w:rFonts w:ascii="Calibri" w:hAnsi="Calibri"/>
-                <w:b w:val="0"/>
-                <w:i w:val="0"/>
-                <w:color w:val="000000"/>
-                <w:sz w:val="16"/>
-              </w:rPr>
-              <w:t xml:space="preserve"> | </w:t>
-            </w:r>
-            <w:r>
-              <w:rPr>
-                <w:rFonts w:ascii="Calibri" w:hAnsi="Calibri"/>
-                <w:b w:val="0"/>
-                <w:i w:val="0"/>
-                <w:color w:val="000000"/>
-                <w:sz w:val="16"/>
-              </w:rPr>
-              <w:t>Pallet ID</w:t>
-            </w:r>
-          </w:p>
-        </w:tc>
-        <w:tc>
-          <w:tcPr>
-            <w:vAlign w:val="center"/>
-            <w:tcW w:type="pct" w:w="1817"/>
-          </w:tcPr>
-          <w:p>
-            <w:pPr>
-              <w:spacing w:before="20" w:after="20"/>
-              <w:jc w:val="center"/>
-            </w:pPr>
-            <w:r/>
-            <w:r>
-              <w:rPr>
-                <w:rFonts w:ascii="Calibri" w:hAnsi="Calibri"/>
-                <w:b w:val="0"/>
-                <w:i w:val="0"/>
-                <w:color w:val="000000"/>
-                <w:sz w:val="20"/>
-              </w:rPr>
-              <w:t>TR-________-___-P__</w:t>
-            </w:r>
-          </w:p>
-        </w:tc>
-      </w:tr>
-    </w:tbl>
-    <w:tbl>
-      <w:tblPr>
-        <w:jc w:val="center"/>
-        <w:tblLook w:firstColumn="1" w:firstRow="1" w:lastColumn="0" w:lastRow="0" w:noHBand="0" w:noVBand="1" w:val="04A0"/>
-        <w:tblLayout w:type="fixed"/>
-        <w:tblW w:type="pct" w:w="5000"/>
-        <w:tblInd w:type="dxa" w:w="0"/>
-        <w:tblBorders>
-          <w:top w:val="single" w:sz="4" w:space="0" w:color="2B547E"/>
-          <w:left w:val="single" w:sz="4" w:space="0" w:color="2B547E"/>
-          <w:bottom w:val="single" w:sz="4" w:space="0" w:color="2B547E"/>
-          <w:right w:val="single" w:sz="4" w:space="0" w:color="2B547E"/>
-          <w:insideH w:val="single" w:sz="4" w:space="0" w:color="2B547E"/>
-          <w:insideV w:val="single" w:sz="4" w:space="0" w:color="2B547E"/>
-        </w:tblBorders>
-      </w:tblPr>
-      <w:tblGrid>
-        <w:gridCol w:w="884"/>
-        <w:gridCol w:w="9582"/>
-      </w:tblGrid>
-      <w:tr>
-        <w:trPr>
-          <w:cantSplit/>
-        </w:trPr>
-        <w:tc>
-          <w:tcPr>
-            <w:shd w:val="clear" w:color="auto" w:fill="F2F2F2"/>
-            <w:vAlign w:val="center"/>
-            <w:tcW w:type="pct" w:w="422"/>
-          </w:tcPr>
-          <w:p>
-            <w:pPr>
-              <w:spacing w:before="20" w:after="20"/>
-              <w:jc w:val="left"/>
-            </w:pPr>
-            <w:r/>
-            <w:r>
-              <w:rPr>
-                <w:rFonts w:ascii="Calibri" w:hAnsi="Calibri"/>
-                <w:b/>
-                <w:i w:val="0"/>
-                <w:color w:val="000000"/>
-                <w:sz w:val="20"/>
-              </w:rPr>
-              <w:t>Тип</w:t>
-            </w:r>
-            <w:r>
-              <w:rPr>
-                <w:rFonts w:ascii="Calibri" w:hAnsi="Calibri"/>
-                <w:b w:val="0"/>
-                <w:i w:val="0"/>
-                <w:color w:val="000000"/>
-                <w:sz w:val="16"/>
-              </w:rPr>
-              <w:t xml:space="preserve"> | </w:t>
-            </w:r>
-            <w:r>
-              <w:rPr>
-                <w:rFonts w:ascii="Calibri" w:hAnsi="Calibri"/>
-                <w:b w:val="0"/>
-                <w:i w:val="0"/>
-                <w:color w:val="000000"/>
-                <w:sz w:val="16"/>
-              </w:rPr>
-              <w:t>Type</w:t>
-            </w:r>
-          </w:p>
-        </w:tc>
-        <w:tc>
-          <w:tcPr>
-            <w:vAlign w:val="center"/>
-            <w:tcW w:type="pct" w:w="4577"/>
-          </w:tcPr>
-          <w:p>
-            <w:pPr>
-              <w:spacing w:before="20" w:after="20"/>
-              <w:jc w:val="center"/>
-            </w:pPr>
-            <w:r/>
-            <w:r>
-              <w:rPr>
-                <w:rFonts w:ascii="Calibri" w:hAnsi="Calibri"/>
-                <w:b w:val="0"/>
-                <w:i w:val="0"/>
-                <w:color w:val="000000"/>
-                <w:sz w:val="20"/>
-              </w:rPr>
-              <w:t>☐ G — 8 картони</w:t>
-            </w:r>
-            <w:r>
-              <w:rPr>
-                <w:rFonts w:ascii="Calibri" w:hAnsi="Calibri"/>
-                <w:b w:val="0"/>
-                <w:i w:val="0"/>
-                <w:color w:val="000000"/>
-                <w:sz w:val="16"/>
-              </w:rPr>
-              <w:t xml:space="preserve"> | </w:t>
-            </w:r>
-            <w:r>
-              <w:rPr>
-                <w:rFonts w:ascii="Calibri" w:hAnsi="Calibri"/>
-                <w:b w:val="0"/>
-                <w:i/>
-                <w:color w:val="000000"/>
-                <w:sz w:val="16"/>
-              </w:rPr>
-              <w:t>L — 8 cartons   ☐ M — 4 картони | S — 4 cartons</w:t>
-            </w:r>
-          </w:p>
-        </w:tc>
-      </w:tr>
-    </w:tbl>
-    <w:tbl>
-      <w:tblPr>
-        <w:jc w:val="center"/>
-        <w:tblLook w:firstColumn="1" w:firstRow="1" w:lastColumn="0" w:lastRow="0" w:noHBand="0" w:noVBand="1" w:val="04A0"/>
-        <w:tblLayout w:type="fixed"/>
-        <w:tblW w:type="pct" w:w="5000"/>
-        <w:tblInd w:type="dxa" w:w="0"/>
-        <w:tblBorders>
-          <w:top w:val="single" w:sz="4" w:space="0" w:color="2B547E"/>
-          <w:left w:val="single" w:sz="4" w:space="0" w:color="2B547E"/>
-          <w:bottom w:val="single" w:sz="4" w:space="0" w:color="2B547E"/>
-          <w:right w:val="single" w:sz="4" w:space="0" w:color="2B547E"/>
-          <w:insideH w:val="single" w:sz="4" w:space="0" w:color="2B547E"/>
-          <w:insideV w:val="single" w:sz="4" w:space="0" w:color="2B547E"/>
-        </w:tblBorders>
-      </w:tblPr>
-      <w:tblGrid>
-        <w:gridCol w:w="1156"/>
-        <w:gridCol w:w="3010"/>
-        <w:gridCol w:w="3288"/>
-        <w:gridCol w:w="3010"/>
-      </w:tblGrid>
-      <w:tr>
-        <w:trPr>
-          <w:cantSplit/>
-        </w:trPr>
-        <w:tc>
-          <w:tcPr>
-            <w:shd w:val="clear" w:color="auto" w:fill="F2F2F2"/>
-            <w:vAlign w:val="center"/>
-            <w:tcW w:type="pct" w:w="552"/>
-          </w:tcPr>
-          <w:p>
-            <w:pPr>
-              <w:spacing w:before="20" w:after="20"/>
-              <w:jc w:val="left"/>
-            </w:pPr>
-            <w:r/>
-            <w:r>
-              <w:rPr>
-                <w:rFonts w:ascii="Calibri" w:hAnsi="Calibri"/>
-                <w:b/>
-                <w:i w:val="0"/>
-                <w:color w:val="000000"/>
-                <w:sz w:val="20"/>
-              </w:rPr>
-              <w:t>Палета</w:t>
-            </w:r>
-            <w:r>
-              <w:rPr>
-                <w:rFonts w:ascii="Calibri" w:hAnsi="Calibri"/>
-                <w:b w:val="0"/>
-                <w:i w:val="0"/>
-                <w:color w:val="000000"/>
-                <w:sz w:val="16"/>
-              </w:rPr>
-              <w:t xml:space="preserve"> | </w:t>
-            </w:r>
-            <w:r>
-              <w:rPr>
-                <w:rFonts w:ascii="Calibri" w:hAnsi="Calibri"/>
-                <w:b w:val="0"/>
-                <w:i w:val="0"/>
-                <w:color w:val="000000"/>
-                <w:sz w:val="16"/>
-              </w:rPr>
-              <w:t>Pallet</w:t>
-            </w:r>
-          </w:p>
-        </w:tc>
-        <w:tc>
-          <w:tcPr>
-            <w:vAlign w:val="center"/>
-            <w:tcW w:type="pct" w:w="1438"/>
-          </w:tcPr>
-          <w:p>
-            <w:pPr>
-              <w:spacing w:before="20" w:after="20"/>
-              <w:jc w:val="center"/>
-            </w:pPr>
-            <w:r/>
-            <w:r>
-              <w:rPr>
-                <w:rFonts w:ascii="Calibri" w:hAnsi="Calibri"/>
-                <w:b w:val="0"/>
-                <w:i w:val="0"/>
-                <w:color w:val="000000"/>
-                <w:sz w:val="20"/>
-              </w:rPr>
-              <w:t>___ од</w:t>
-            </w:r>
-            <w:r>
-              <w:rPr>
-                <w:rFonts w:ascii="Calibri" w:hAnsi="Calibri"/>
-                <w:b w:val="0"/>
-                <w:i w:val="0"/>
-                <w:color w:val="000000"/>
-                <w:sz w:val="16"/>
-              </w:rPr>
-              <w:t xml:space="preserve"> | </w:t>
-            </w:r>
-            <w:r>
-              <w:rPr>
-                <w:rFonts w:ascii="Calibri" w:hAnsi="Calibri"/>
-                <w:b w:val="0"/>
-                <w:i/>
-                <w:color w:val="000000"/>
-                <w:sz w:val="16"/>
-              </w:rPr>
-              <w:t>of ___</w:t>
-            </w:r>
-          </w:p>
-        </w:tc>
-        <w:tc>
-          <w:tcPr>
-            <w:shd w:val="clear" w:color="auto" w:fill="F2F2F2"/>
-            <w:vAlign w:val="center"/>
-            <w:tcW w:type="pct" w:w="1570"/>
-          </w:tcPr>
-          <w:p>
-            <w:pPr>
-              <w:spacing w:before="20" w:after="20"/>
-              <w:jc w:val="left"/>
-            </w:pPr>
-            <w:r/>
-            <w:r>
-              <w:rPr>
-                <w:rFonts w:ascii="Calibri" w:hAnsi="Calibri"/>
-                <w:b/>
-                <w:i w:val="0"/>
-                <w:color w:val="000000"/>
-                <w:sz w:val="20"/>
-              </w:rPr>
-              <w:t>Број на картони / кеси</w:t>
-            </w:r>
-            <w:r>
-              <w:rPr>
-                <w:rFonts w:ascii="Calibri" w:hAnsi="Calibri"/>
-                <w:b w:val="0"/>
-                <w:i w:val="0"/>
-                <w:color w:val="000000"/>
-                <w:sz w:val="16"/>
-              </w:rPr>
-              <w:t xml:space="preserve"> | </w:t>
-            </w:r>
-            <w:r>
-              <w:rPr>
-                <w:rFonts w:ascii="Calibri" w:hAnsi="Calibri"/>
-                <w:b w:val="0"/>
-                <w:i w:val="0"/>
-                <w:color w:val="000000"/>
-                <w:sz w:val="16"/>
-              </w:rPr>
-              <w:t>Cartons / bags</w:t>
-            </w:r>
-          </w:p>
-        </w:tc>
-        <w:tc>
-          <w:tcPr>
-            <w:vAlign w:val="center"/>
-            <w:tcW w:type="pct" w:w="1438"/>
-          </w:tcPr>
-          <w:p>
-            <w:pPr>
-              <w:spacing w:before="20" w:after="20"/>
-              <w:jc w:val="center"/>
-            </w:pPr>
-            <w:r/>
-            <w:r>
-              <w:rPr>
-                <w:rFonts w:ascii="Calibri" w:hAnsi="Calibri"/>
-                <w:b w:val="0"/>
-                <w:i w:val="0"/>
-                <w:color w:val="000000"/>
-                <w:sz w:val="20"/>
-              </w:rPr>
-              <w:t>___ / ___</w:t>
-            </w:r>
-          </w:p>
-        </w:tc>
-      </w:tr>
-    </w:tbl>
-    <w:tbl>
-      <w:tblPr>
-        <w:jc w:val="center"/>
-        <w:tblLook w:firstColumn="1" w:firstRow="1" w:lastColumn="0" w:lastRow="0" w:noHBand="0" w:noVBand="1" w:val="04A0"/>
-        <w:tblLayout w:type="fixed"/>
-        <w:tblW w:type="pct" w:w="5000"/>
-        <w:tblInd w:type="dxa" w:w="0"/>
-        <w:tblBorders>
-          <w:top w:val="single" w:sz="4" w:space="0" w:color="2B547E"/>
-          <w:left w:val="single" w:sz="4" w:space="0" w:color="2B547E"/>
-          <w:bottom w:val="single" w:sz="4" w:space="0" w:color="2B547E"/>
-          <w:right w:val="single" w:sz="4" w:space="0" w:color="2B547E"/>
-          <w:insideH w:val="single" w:sz="4" w:space="0" w:color="2B547E"/>
-          <w:insideV w:val="single" w:sz="4" w:space="0" w:color="2B547E"/>
-        </w:tblBorders>
-      </w:tblPr>
-      <w:tblGrid>
-        <w:gridCol w:w="1564"/>
-        <w:gridCol w:w="8901"/>
-      </w:tblGrid>
-      <w:tr>
-        <w:trPr>
-          <w:cantSplit/>
-        </w:trPr>
-        <w:tc>
-          <w:tcPr>
-            <w:shd w:val="clear" w:color="auto" w:fill="F2F2F2"/>
-            <w:vAlign w:val="center"/>
-            <w:tcW w:type="pct" w:w="747"/>
-          </w:tcPr>
-          <w:p>
-            <w:pPr>
-              <w:spacing w:before="20" w:after="20"/>
-              <w:jc w:val="left"/>
-            </w:pPr>
-            <w:r/>
-            <w:r>
-              <w:rPr>
-                <w:rFonts w:ascii="Calibri" w:hAnsi="Calibri"/>
-                <w:b/>
-                <w:i w:val="0"/>
-                <w:color w:val="000000"/>
-                <w:sz w:val="20"/>
-              </w:rPr>
-              <w:t>Испраќач</w:t>
-            </w:r>
-            <w:r>
-              <w:rPr>
-                <w:rFonts w:ascii="Calibri" w:hAnsi="Calibri"/>
-                <w:b w:val="0"/>
-                <w:i w:val="0"/>
-                <w:color w:val="000000"/>
-                <w:sz w:val="16"/>
-              </w:rPr>
-              <w:t xml:space="preserve"> | </w:t>
-            </w:r>
-            <w:r>
-              <w:rPr>
-                <w:rFonts w:ascii="Calibri" w:hAnsi="Calibri"/>
-                <w:b w:val="0"/>
-                <w:i w:val="0"/>
-                <w:color w:val="000000"/>
-                <w:sz w:val="16"/>
-              </w:rPr>
-              <w:t>Consignor</w:t>
-            </w:r>
-          </w:p>
-        </w:tc>
-        <w:tc>
-          <w:tcPr>
-            <w:vAlign w:val="center"/>
-            <w:tcW w:type="pct" w:w="4252"/>
-          </w:tcPr>
-          <w:p>
-            <w:pPr>
-              <w:spacing w:before="20" w:after="20"/>
-              <w:jc w:val="center"/>
-            </w:pPr>
-            <w:r/>
-            <w:r>
-              <w:rPr>
-                <w:rFonts w:ascii="Calibri" w:hAnsi="Calibri"/>
-                <w:b w:val="0"/>
-                <w:i w:val="0"/>
-                <w:color w:val="000000"/>
-                <w:sz w:val="20"/>
-              </w:rPr>
-              <w:t>Пјурли Плант ДООЕЛ Скопје, Којлија 1043, Петровец</w:t>
-            </w:r>
-            <w:r>
-              <w:rPr>
-                <w:rFonts w:ascii="Calibri" w:hAnsi="Calibri"/>
-                <w:b w:val="0"/>
-                <w:i w:val="0"/>
-                <w:color w:val="000000"/>
-                <w:sz w:val="16"/>
-              </w:rPr>
-              <w:t xml:space="preserve"> | </w:t>
-            </w:r>
-            <w:r>
-              <w:rPr>
-                <w:rFonts w:ascii="Calibri" w:hAnsi="Calibri"/>
-                <w:b w:val="0"/>
-                <w:i/>
-                <w:color w:val="000000"/>
-                <w:sz w:val="16"/>
-              </w:rPr>
-              <w:t>Purely Plant DOOEL Skopje, Kojlija 1043, Petrovec</w:t>
-            </w:r>
-          </w:p>
-        </w:tc>
-      </w:tr>
-    </w:tbl>
-    <w:tbl>
-      <w:tblPr>
-        <w:jc w:val="center"/>
-        <w:tblLook w:firstColumn="1" w:firstRow="1" w:lastColumn="0" w:lastRow="0" w:noHBand="0" w:noVBand="1" w:val="04A0"/>
-        <w:tblLayout w:type="fixed"/>
-        <w:tblW w:type="pct" w:w="5000"/>
-        <w:tblInd w:type="dxa" w:w="0"/>
-        <w:tblBorders>
-          <w:top w:val="single" w:sz="4" w:space="0" w:color="2B547E"/>
-          <w:left w:val="single" w:sz="4" w:space="0" w:color="2B547E"/>
-          <w:bottom w:val="single" w:sz="4" w:space="0" w:color="2B547E"/>
-          <w:right w:val="single" w:sz="4" w:space="0" w:color="2B547E"/>
-          <w:insideH w:val="single" w:sz="4" w:space="0" w:color="2B547E"/>
-          <w:insideV w:val="single" w:sz="4" w:space="0" w:color="2B547E"/>
-        </w:tblBorders>
-      </w:tblPr>
-      <w:tblGrid>
-        <w:gridCol w:w="1564"/>
-        <w:gridCol w:w="8901"/>
-      </w:tblGrid>
-      <w:tr>
-        <w:trPr>
-          <w:cantSplit/>
-        </w:trPr>
-        <w:tc>
-          <w:tcPr>
-            <w:shd w:val="clear" w:color="auto" w:fill="F2F2F2"/>
-            <w:vAlign w:val="center"/>
-            <w:tcW w:type="pct" w:w="747"/>
-          </w:tcPr>
-          <w:p>
-            <w:pPr>
-              <w:spacing w:before="20" w:after="20"/>
-              <w:jc w:val="left"/>
-            </w:pPr>
-            <w:r/>
-            <w:r>
-              <w:rPr>
-                <w:rFonts w:ascii="Calibri" w:hAnsi="Calibri"/>
-                <w:b/>
-                <w:i w:val="0"/>
-                <w:color w:val="000000"/>
-                <w:sz w:val="20"/>
-              </w:rPr>
-              <w:t>Примач</w:t>
-            </w:r>
-            <w:r>
-              <w:rPr>
-                <w:rFonts w:ascii="Calibri" w:hAnsi="Calibri"/>
-                <w:b w:val="0"/>
-                <w:i w:val="0"/>
-                <w:color w:val="000000"/>
-                <w:sz w:val="16"/>
-              </w:rPr>
-              <w:t xml:space="preserve"> | </w:t>
-            </w:r>
-            <w:r>
-              <w:rPr>
-                <w:rFonts w:ascii="Calibri" w:hAnsi="Calibri"/>
-                <w:b w:val="0"/>
-                <w:i w:val="0"/>
-                <w:color w:val="000000"/>
-                <w:sz w:val="16"/>
-              </w:rPr>
-              <w:t>Consignee</w:t>
-            </w:r>
-          </w:p>
-        </w:tc>
-        <w:tc>
-          <w:tcPr>
-            <w:vAlign w:val="center"/>
-            <w:tcW w:type="pct" w:w="4252"/>
-          </w:tcPr>
-          <w:p>
-            <w:pPr>
-              <w:spacing w:before="20" w:after="20"/>
-              <w:jc w:val="center"/>
-            </w:pPr>
-            <w:r/>
-          </w:p>
-        </w:tc>
-      </w:tr>
-    </w:tbl>
-    <w:tbl>
-      <w:tblPr>
-        <w:jc w:val="center"/>
-        <w:tblLook w:firstColumn="1" w:firstRow="1" w:lastColumn="0" w:lastRow="0" w:noHBand="0" w:noVBand="1" w:val="04A0"/>
-        <w:tblLayout w:type="fixed"/>
-        <w:tblW w:type="pct" w:w="5000"/>
-        <w:tblInd w:type="dxa" w:w="0"/>
-        <w:tblBorders>
-          <w:top w:val="single" w:sz="4" w:space="0" w:color="2B547E"/>
-          <w:left w:val="single" w:sz="4" w:space="0" w:color="2B547E"/>
-          <w:bottom w:val="single" w:sz="4" w:space="0" w:color="2B547E"/>
-          <w:right w:val="single" w:sz="4" w:space="0" w:color="2B547E"/>
-          <w:insideH w:val="single" w:sz="4" w:space="0" w:color="2B547E"/>
-          <w:insideV w:val="single" w:sz="4" w:space="0" w:color="2B547E"/>
-        </w:tblBorders>
-      </w:tblPr>
-      <w:tblGrid>
-        <w:gridCol w:w="2789"/>
-        <w:gridCol w:w="7677"/>
-      </w:tblGrid>
-      <w:tr>
-        <w:trPr>
-          <w:cantSplit/>
-        </w:trPr>
-        <w:tc>
-          <w:tcPr>
-            <w:shd w:val="clear" w:color="auto" w:fill="F2F2F2"/>
-            <w:vAlign w:val="center"/>
-            <w:tcW w:type="pct" w:w="1332"/>
-          </w:tcPr>
-          <w:p>
-            <w:pPr>
-              <w:spacing w:before="20" w:after="20"/>
-              <w:jc w:val="left"/>
-            </w:pPr>
-            <w:r/>
-            <w:r>
-              <w:rPr>
-                <w:rFonts w:ascii="Calibri" w:hAnsi="Calibri"/>
-                <w:b/>
-                <w:i w:val="0"/>
-                <w:color w:val="000000"/>
-                <w:sz w:val="20"/>
-              </w:rPr>
-              <w:t>Услови на чување</w:t>
-            </w:r>
-            <w:r>
-              <w:rPr>
-                <w:rFonts w:ascii="Calibri" w:hAnsi="Calibri"/>
-                <w:b w:val="0"/>
-                <w:i w:val="0"/>
-                <w:color w:val="000000"/>
-                <w:sz w:val="16"/>
-              </w:rPr>
-              <w:t xml:space="preserve"> | </w:t>
-            </w:r>
-            <w:r>
-              <w:rPr>
-                <w:rFonts w:ascii="Calibri" w:hAnsi="Calibri"/>
-                <w:b w:val="0"/>
-                <w:i w:val="0"/>
-                <w:color w:val="000000"/>
-                <w:sz w:val="16"/>
-              </w:rPr>
-              <w:t>Storage conditions</w:t>
-            </w:r>
-          </w:p>
-        </w:tc>
-        <w:tc>
-          <w:tcPr>
-            <w:vAlign w:val="center"/>
-            <w:tcW w:type="pct" w:w="3667"/>
-          </w:tcPr>
-          <w:p>
-            <w:pPr>
-              <w:spacing w:before="20" w:after="20"/>
-              <w:jc w:val="center"/>
-            </w:pPr>
-            <w:r/>
-            <w:r>
-              <w:rPr>
-                <w:rFonts w:ascii="Calibri" w:hAnsi="Calibri"/>
-                <w:b w:val="0"/>
-                <w:i w:val="0"/>
-                <w:color w:val="000000"/>
-                <w:sz w:val="20"/>
-              </w:rPr>
-              <w:t>15–25 °C, RH ≤ 60 %, заштита од влага</w:t>
-            </w:r>
-            <w:r>
-              <w:rPr>
-                <w:rFonts w:ascii="Calibri" w:hAnsi="Calibri"/>
-                <w:b w:val="0"/>
-                <w:i w:val="0"/>
-                <w:color w:val="000000"/>
-                <w:sz w:val="16"/>
-              </w:rPr>
-              <w:t xml:space="preserve"> | </w:t>
-            </w:r>
-            <w:r>
-              <w:rPr>
-                <w:rFonts w:ascii="Calibri" w:hAnsi="Calibri"/>
-                <w:b w:val="0"/>
-                <w:i/>
-                <w:color w:val="000000"/>
-                <w:sz w:val="16"/>
-              </w:rPr>
-              <w:t>protect from moisture</w:t>
-            </w:r>
-          </w:p>
-        </w:tc>
-      </w:tr>
-    </w:tbl>
-    <w:tbl>
-      <w:tblPr>
-        <w:jc w:val="center"/>
-        <w:tblLook w:firstColumn="1" w:firstRow="1" w:lastColumn="0" w:lastRow="0" w:noHBand="0" w:noVBand="1" w:val="04A0"/>
-        <w:tblLayout w:type="fixed"/>
-        <w:tblW w:type="pct" w:w="5000"/>
-        <w:tblInd w:type="dxa" w:w="0"/>
-        <w:tblBorders>
-          <w:top w:val="single" w:sz="4" w:space="0" w:color="2B547E"/>
-          <w:left w:val="single" w:sz="4" w:space="0" w:color="2B547E"/>
-          <w:bottom w:val="single" w:sz="4" w:space="0" w:color="2B547E"/>
-          <w:right w:val="single" w:sz="4" w:space="0" w:color="2B547E"/>
-          <w:insideH w:val="single" w:sz="4" w:space="0" w:color="2B547E"/>
-          <w:insideV w:val="single" w:sz="4" w:space="0" w:color="2B547E"/>
-        </w:tblBorders>
-      </w:tblPr>
-      <w:tblGrid>
-        <w:gridCol w:w="2925"/>
-        <w:gridCol w:w="7541"/>
-      </w:tblGrid>
-      <w:tr>
-        <w:trPr>
-          <w:cantSplit/>
-        </w:trPr>
-        <w:tc>
-          <w:tcPr>
-            <w:shd w:val="clear" w:color="auto" w:fill="F2F2F2"/>
-            <w:vAlign w:val="center"/>
-            <w:tcW w:type="pct" w:w="1397"/>
-          </w:tcPr>
-          <w:p>
-            <w:pPr>
-              <w:spacing w:before="20" w:after="20"/>
-              <w:jc w:val="left"/>
-            </w:pPr>
-            <w:r/>
-            <w:r>
-              <w:rPr>
-                <w:rFonts w:ascii="Calibri" w:hAnsi="Calibri"/>
-                <w:b/>
-                <w:i w:val="0"/>
-                <w:color w:val="000000"/>
-                <w:sz w:val="20"/>
-              </w:rPr>
-              <w:t>Број за итни случаи</w:t>
-            </w:r>
-            <w:r>
-              <w:rPr>
-                <w:rFonts w:ascii="Calibri" w:hAnsi="Calibri"/>
-                <w:b w:val="0"/>
-                <w:i w:val="0"/>
-                <w:color w:val="000000"/>
-                <w:sz w:val="16"/>
-              </w:rPr>
-              <w:t xml:space="preserve"> | </w:t>
-            </w:r>
-            <w:r>
-              <w:rPr>
-                <w:rFonts w:ascii="Calibri" w:hAnsi="Calibri"/>
-                <w:b w:val="0"/>
-                <w:i w:val="0"/>
-                <w:color w:val="000000"/>
-                <w:sz w:val="16"/>
-              </w:rPr>
-              <w:t>Emergency number</w:t>
-            </w:r>
-          </w:p>
-        </w:tc>
-        <w:tc>
-          <w:tcPr>
-            <w:vAlign w:val="center"/>
-            <w:tcW w:type="pct" w:w="3602"/>
-          </w:tcPr>
-          <w:p>
-            <w:pPr>
-              <w:spacing w:before="20" w:after="20"/>
-              <w:jc w:val="center"/>
-            </w:pPr>
-            <w:r/>
-          </w:p>
-        </w:tc>
-      </w:tr>
-    </w:tbl>
-    <w:p>
-      <w:pPr>
-        <w:keepNext w:val="0"/>
-        <w:spacing w:before="0" w:after="0" w:lineRule="exact" w:line="80"/>
-      </w:pPr>
-    </w:p>
-    <w:p>
-      <w:pPr>
         <w:spacing w:before="0" w:after="0" w:line="250" w:lineRule="auto"/>
         <w:jc w:val="both"/>
       </w:pPr>
@@ -1116,7 +276,7 @@
           <w:color w:val="000000"/>
           <w:sz w:val="22"/>
         </w:rPr>
-        <w:t>ПРАТКА ПОД КОНТРОЛА — САМО ОВЛАСТЕН ТРАНСПОРТ</w:t>
+        <w:t>Се наведува контролираниот документ (образец) од кој се печати секој вид етикета. Ако за видот етикета не се користи посебен образец, се означува N/A и се образложува.</w:t>
       </w:r>
       <w:r>
         <w:rPr>
@@ -1136,9 +296,926 @@
           <w:color w:val="595959"/>
           <w:sz w:val="16"/>
         </w:rPr>
-        <w:t>CONTROLLED CONSIGNMENT — AUTHORISED TRANSPORT ONLY</w:t>
+        <w:t>The controlled document (template) from which each label type is printed is stated. If no separate template is used for a label type, N/A is marked and justified.</w:t>
       </w:r>
     </w:p>
+    <w:p>
+      <w:pPr>
+        <w:keepNext/>
+        <w:spacing w:before="0" w:after="0" w:lineRule="exact" w:line="120"/>
+      </w:pPr>
+    </w:p>
+    <w:tbl>
+      <w:tblPr>
+        <w:tblLook w:firstColumn="1" w:firstRow="1" w:lastColumn="0" w:lastRow="0" w:noHBand="0" w:noVBand="1" w:val="04A0"/>
+        <w:tblLayout w:type="fixed"/>
+        <w:tblW w:type="dxa" w:w="10466"/>
+        <w:tblInd w:type="dxa" w:w="0"/>
+        <w:jc w:val="center"/>
+        <w:tblBorders>
+          <w:top w:val="single" w:sz="4" w:space="0" w:color="2B547E"/>
+          <w:left w:val="single" w:sz="4" w:space="0" w:color="2B547E"/>
+          <w:bottom w:val="single" w:sz="4" w:space="0" w:color="2B547E"/>
+          <w:right w:val="single" w:sz="4" w:space="0" w:color="2B547E"/>
+          <w:insideH w:val="single" w:sz="4" w:space="0" w:color="2B547E"/>
+          <w:insideV w:val="single" w:sz="4" w:space="0" w:color="2B547E"/>
+        </w:tblBorders>
+      </w:tblPr>
+      <w:tblGrid>
+        <w:gridCol w:w="3740"/>
+        <w:gridCol w:w="3776"/>
+        <w:gridCol w:w="1381"/>
+        <w:gridCol w:w="1008"/>
+        <w:gridCol w:w="559"/>
+      </w:tblGrid>
+      <w:tr>
+        <w:trPr>
+          <w:tblHeader w:val="true"/>
+          <w:cantSplit/>
+        </w:trPr>
+        <w:tc>
+          <w:tcPr>
+            <w:shd w:val="clear" w:color="auto" w:fill="2B547E"/>
+            <w:vAlign w:val="center"/>
+            <w:tcW w:type="dxa" w:w="3740"/>
+          </w:tcPr>
+          <w:p>
+            <w:pPr>
+              <w:keepNext/>
+              <w:spacing w:before="20" w:after="20"/>
+              <w:jc w:val="center"/>
+            </w:pPr>
+            <w:r/>
+            <w:r>
+              <w:rPr>
+                <w:rFonts w:ascii="Calibri" w:hAnsi="Calibri"/>
+                <w:b/>
+                <w:i w:val="0"/>
+                <w:color w:val="FFFFFF"/>
+                <w:sz w:val="18"/>
+              </w:rPr>
+              <w:t>Вид на етикета</w:t>
+            </w:r>
+            <w:r>
+              <w:rPr>
+                <w:rFonts w:ascii="Calibri" w:hAnsi="Calibri"/>
+                <w:b w:val="0"/>
+                <w:i w:val="0"/>
+                <w:color w:val="FFFFFF"/>
+                <w:sz w:val="14"/>
+              </w:rPr>
+              <w:t xml:space="preserve"> | </w:t>
+            </w:r>
+            <w:r>
+              <w:rPr>
+                <w:rFonts w:ascii="Calibri" w:hAnsi="Calibri"/>
+                <w:b w:val="0"/>
+                <w:i w:val="0"/>
+                <w:color w:val="FFFFFF"/>
+                <w:sz w:val="14"/>
+              </w:rPr>
+              <w:t>Label type</w:t>
+            </w:r>
+          </w:p>
+        </w:tc>
+        <w:tc>
+          <w:tcPr>
+            <w:shd w:val="clear" w:color="auto" w:fill="2B547E"/>
+            <w:vAlign w:val="center"/>
+            <w:tcW w:type="dxa" w:w="3776"/>
+          </w:tcPr>
+          <w:p>
+            <w:pPr>
+              <w:keepNext/>
+              <w:spacing w:before="20" w:after="20"/>
+              <w:jc w:val="center"/>
+            </w:pPr>
+            <w:r/>
+            <w:r>
+              <w:rPr>
+                <w:rFonts w:ascii="Calibri" w:hAnsi="Calibri"/>
+                <w:b/>
+                <w:i w:val="0"/>
+                <w:color w:val="FFFFFF"/>
+                <w:sz w:val="18"/>
+              </w:rPr>
+              <w:t>Задолжителна содржина</w:t>
+            </w:r>
+            <w:r>
+              <w:rPr>
+                <w:rFonts w:ascii="Calibri" w:hAnsi="Calibri"/>
+                <w:b w:val="0"/>
+                <w:i w:val="0"/>
+                <w:color w:val="FFFFFF"/>
+                <w:sz w:val="14"/>
+              </w:rPr>
+              <w:t xml:space="preserve"> | </w:t>
+            </w:r>
+            <w:r>
+              <w:rPr>
+                <w:rFonts w:ascii="Calibri" w:hAnsi="Calibri"/>
+                <w:b w:val="0"/>
+                <w:i w:val="0"/>
+                <w:color w:val="FFFFFF"/>
+                <w:sz w:val="14"/>
+              </w:rPr>
+              <w:t>Mandatory content</w:t>
+            </w:r>
+          </w:p>
+        </w:tc>
+        <w:tc>
+          <w:tcPr>
+            <w:shd w:val="clear" w:color="auto" w:fill="2B547E"/>
+            <w:vAlign w:val="center"/>
+            <w:tcW w:type="dxa" w:w="1381"/>
+          </w:tcPr>
+          <w:p>
+            <w:pPr>
+              <w:keepNext/>
+              <w:spacing w:before="20" w:after="20"/>
+              <w:jc w:val="center"/>
+            </w:pPr>
+            <w:r/>
+            <w:r>
+              <w:rPr>
+                <w:rFonts w:ascii="Calibri" w:hAnsi="Calibri"/>
+                <w:b/>
+                <w:i w:val="0"/>
+                <w:color w:val="FFFFFF"/>
+                <w:sz w:val="18"/>
+              </w:rPr>
+              <w:t>Код на документот (образец)</w:t>
+            </w:r>
+            <w:r>
+              <w:rPr>
+                <w:rFonts w:ascii="Calibri" w:hAnsi="Calibri"/>
+                <w:b w:val="0"/>
+                <w:i w:val="0"/>
+                <w:color w:val="FFFFFF"/>
+                <w:sz w:val="14"/>
+              </w:rPr>
+              <w:t xml:space="preserve"> | </w:t>
+            </w:r>
+            <w:r>
+              <w:rPr>
+                <w:rFonts w:ascii="Calibri" w:hAnsi="Calibri"/>
+                <w:b w:val="0"/>
+                <w:i w:val="0"/>
+                <w:color w:val="FFFFFF"/>
+                <w:sz w:val="14"/>
+              </w:rPr>
+              <w:t>Template document code</w:t>
+            </w:r>
+          </w:p>
+        </w:tc>
+        <w:tc>
+          <w:tcPr>
+            <w:shd w:val="clear" w:color="auto" w:fill="2B547E"/>
+            <w:vAlign w:val="center"/>
+            <w:tcW w:type="dxa" w:w="1008"/>
+          </w:tcPr>
+          <w:p>
+            <w:pPr>
+              <w:keepNext/>
+              <w:spacing w:before="20" w:after="20"/>
+              <w:jc w:val="center"/>
+            </w:pPr>
+            <w:r/>
+            <w:r>
+              <w:rPr>
+                <w:rFonts w:ascii="Calibri" w:hAnsi="Calibri"/>
+                <w:b/>
+                <w:i w:val="0"/>
+                <w:color w:val="FFFFFF"/>
+                <w:sz w:val="18"/>
+              </w:rPr>
+              <w:t>Верзија</w:t>
+            </w:r>
+            <w:r>
+              <w:rPr>
+                <w:rFonts w:ascii="Calibri" w:hAnsi="Calibri"/>
+                <w:b w:val="0"/>
+                <w:i w:val="0"/>
+                <w:color w:val="FFFFFF"/>
+                <w:sz w:val="14"/>
+              </w:rPr>
+              <w:t xml:space="preserve"> | </w:t>
+            </w:r>
+            <w:r>
+              <w:rPr>
+                <w:rFonts w:ascii="Calibri" w:hAnsi="Calibri"/>
+                <w:b w:val="0"/>
+                <w:i w:val="0"/>
+                <w:color w:val="FFFFFF"/>
+                <w:sz w:val="14"/>
+              </w:rPr>
+              <w:t>Version</w:t>
+            </w:r>
+          </w:p>
+        </w:tc>
+        <w:tc>
+          <w:tcPr>
+            <w:shd w:val="clear" w:color="auto" w:fill="2B547E"/>
+            <w:vAlign w:val="center"/>
+            <w:tcW w:type="dxa" w:w="559"/>
+          </w:tcPr>
+          <w:p>
+            <w:pPr>
+              <w:keepNext/>
+              <w:spacing w:before="20" w:after="20"/>
+              <w:jc w:val="center"/>
+            </w:pPr>
+            <w:r/>
+            <w:r>
+              <w:rPr>
+                <w:rFonts w:ascii="Calibri" w:hAnsi="Calibri"/>
+                <w:b/>
+                <w:i w:val="0"/>
+                <w:color w:val="FFFFFF"/>
+                <w:sz w:val="18"/>
+              </w:rPr>
+              <w:t>N/A</w:t>
+            </w:r>
+          </w:p>
+        </w:tc>
+      </w:tr>
+      <w:tr>
+        <w:trPr>
+          <w:cantSplit/>
+        </w:trPr>
+        <w:tc>
+          <w:tcPr>
+            <w:shd w:val="clear" w:color="auto" w:fill="F2F2F2"/>
+            <w:vAlign w:val="center"/>
+            <w:tcW w:type="dxa" w:w="3740"/>
+          </w:tcPr>
+          <w:p>
+            <w:pPr>
+              <w:keepNext/>
+              <w:spacing w:before="20" w:after="20"/>
+              <w:jc w:val="center"/>
+            </w:pPr>
+            <w:r/>
+            <w:r>
+              <w:rPr>
+                <w:rFonts w:ascii="Calibri" w:hAnsi="Calibri"/>
+                <w:b w:val="0"/>
+                <w:i w:val="0"/>
+                <w:color w:val="000000"/>
+                <w:sz w:val="18"/>
+              </w:rPr>
+              <w:t>Етикета на палета (A5, две страни)</w:t>
+            </w:r>
+            <w:r>
+              <w:rPr>
+                <w:rFonts w:ascii="Calibri" w:hAnsi="Calibri"/>
+                <w:b w:val="0"/>
+                <w:i w:val="0"/>
+                <w:color w:val="000000"/>
+                <w:sz w:val="14"/>
+              </w:rPr>
+              <w:t xml:space="preserve"> | </w:t>
+            </w:r>
+            <w:r>
+              <w:rPr>
+                <w:rFonts w:ascii="Calibri" w:hAnsi="Calibri"/>
+                <w:b w:val="0"/>
+                <w:i/>
+                <w:color w:val="000000"/>
+                <w:sz w:val="14"/>
+              </w:rPr>
+              <w:t>Pallet label (A5, two sides)</w:t>
+            </w:r>
+          </w:p>
+        </w:tc>
+        <w:tc>
+          <w:tcPr>
+            <w:vAlign w:val="center"/>
+            <w:tcW w:type="dxa" w:w="3776"/>
+          </w:tcPr>
+          <w:p>
+            <w:pPr>
+              <w:keepNext/>
+              <w:spacing w:before="20" w:after="20"/>
+              <w:jc w:val="center"/>
+            </w:pPr>
+            <w:r/>
+            <w:r>
+              <w:rPr>
+                <w:rFonts w:ascii="Calibri" w:hAnsi="Calibri"/>
+                <w:b w:val="0"/>
+                <w:i w:val="0"/>
+                <w:color w:val="000000"/>
+                <w:sz w:val="18"/>
+              </w:rPr>
+              <w:t>UTID, ID на палета, тип G/M, палета n од N, картони/кеси, испраќач, примач, услови, „ПРАТКА ПОД КОНТРОЛА“, итен број</w:t>
+            </w:r>
+            <w:r>
+              <w:rPr>
+                <w:rFonts w:ascii="Calibri" w:hAnsi="Calibri"/>
+                <w:b w:val="0"/>
+                <w:i w:val="0"/>
+                <w:color w:val="000000"/>
+                <w:sz w:val="14"/>
+              </w:rPr>
+              <w:t xml:space="preserve"> | </w:t>
+            </w:r>
+            <w:r>
+              <w:rPr>
+                <w:rFonts w:ascii="Calibri" w:hAnsi="Calibri"/>
+                <w:b w:val="0"/>
+                <w:i/>
+                <w:color w:val="000000"/>
+                <w:sz w:val="14"/>
+              </w:rPr>
+              <w:t>UTID, pallet ID, type L/S, pallet n of N, cartons/bags, consignor, consignee, conditions, "CONTROLLED CONSIGNMENT", emergency number</w:t>
+            </w:r>
+          </w:p>
+        </w:tc>
+        <w:tc>
+          <w:tcPr>
+            <w:vAlign w:val="center"/>
+            <w:tcW w:type="dxa" w:w="1381"/>
+          </w:tcPr>
+          <w:p>
+            <w:pPr>
+              <w:keepNext/>
+              <w:spacing w:before="20" w:after="20"/>
+              <w:jc w:val="center"/>
+            </w:pPr>
+            <w:r/>
+          </w:p>
+        </w:tc>
+        <w:tc>
+          <w:tcPr>
+            <w:vAlign w:val="center"/>
+            <w:tcW w:type="dxa" w:w="1008"/>
+          </w:tcPr>
+          <w:p>
+            <w:pPr>
+              <w:keepNext/>
+              <w:spacing w:before="20" w:after="20"/>
+              <w:jc w:val="center"/>
+            </w:pPr>
+            <w:r/>
+          </w:p>
+        </w:tc>
+        <w:tc>
+          <w:tcPr>
+            <w:vAlign w:val="center"/>
+            <w:tcW w:type="dxa" w:w="559"/>
+          </w:tcPr>
+          <w:p>
+            <w:pPr>
+              <w:keepNext/>
+              <w:spacing w:before="20" w:after="20"/>
+              <w:jc w:val="center"/>
+            </w:pPr>
+            <w:r/>
+            <w:r>
+              <w:rPr>
+                <w:rFonts w:ascii="Calibri" w:hAnsi="Calibri"/>
+                <w:b w:val="0"/>
+                <w:i w:val="0"/>
+                <w:color w:val="000000"/>
+                <w:sz w:val="18"/>
+              </w:rPr>
+              <w:t>☐</w:t>
+            </w:r>
+          </w:p>
+        </w:tc>
+      </w:tr>
+      <w:tr>
+        <w:trPr>
+          <w:cantSplit/>
+        </w:trPr>
+        <w:tc>
+          <w:tcPr>
+            <w:shd w:val="clear" w:color="auto" w:fill="F2F2F2"/>
+            <w:vAlign w:val="center"/>
+            <w:tcW w:type="dxa" w:w="3740"/>
+          </w:tcPr>
+          <w:p>
+            <w:pPr>
+              <w:keepNext/>
+              <w:spacing w:before="20" w:after="20"/>
+              <w:jc w:val="center"/>
+            </w:pPr>
+            <w:r/>
+            <w:r>
+              <w:rPr>
+                <w:rFonts w:ascii="Calibri" w:hAnsi="Calibri"/>
+                <w:b w:val="0"/>
+                <w:i w:val="0"/>
+                <w:color w:val="000000"/>
+                <w:sz w:val="18"/>
+              </w:rPr>
+              <w:t>Етикета на картон (A6)</w:t>
+            </w:r>
+            <w:r>
+              <w:rPr>
+                <w:rFonts w:ascii="Calibri" w:hAnsi="Calibri"/>
+                <w:b w:val="0"/>
+                <w:i w:val="0"/>
+                <w:color w:val="000000"/>
+                <w:sz w:val="14"/>
+              </w:rPr>
+              <w:t xml:space="preserve"> | </w:t>
+            </w:r>
+            <w:r>
+              <w:rPr>
+                <w:rFonts w:ascii="Calibri" w:hAnsi="Calibri"/>
+                <w:b w:val="0"/>
+                <w:i/>
+                <w:color w:val="000000"/>
+                <w:sz w:val="14"/>
+              </w:rPr>
+              <w:t>Carton label (A6)</w:t>
+            </w:r>
+          </w:p>
+        </w:tc>
+        <w:tc>
+          <w:tcPr>
+            <w:shd w:val="clear" w:color="auto" w:fill="F7FAFC"/>
+            <w:vAlign w:val="center"/>
+            <w:tcW w:type="dxa" w:w="3776"/>
+          </w:tcPr>
+          <w:p>
+            <w:pPr>
+              <w:keepNext/>
+              <w:spacing w:before="20" w:after="20"/>
+              <w:jc w:val="center"/>
+            </w:pPr>
+            <w:r/>
+            <w:r>
+              <w:rPr>
+                <w:rFonts w:ascii="Calibri" w:hAnsi="Calibri"/>
+                <w:b w:val="0"/>
+                <w:i w:val="0"/>
+                <w:color w:val="000000"/>
+                <w:sz w:val="18"/>
+              </w:rPr>
+              <w:t>ID на картон, картон n од N, серија, број и опсег на кеси, нето маса, лента бр., иницијали</w:t>
+            </w:r>
+            <w:r>
+              <w:rPr>
+                <w:rFonts w:ascii="Calibri" w:hAnsi="Calibri"/>
+                <w:b w:val="0"/>
+                <w:i w:val="0"/>
+                <w:color w:val="000000"/>
+                <w:sz w:val="14"/>
+              </w:rPr>
+              <w:t xml:space="preserve"> | </w:t>
+            </w:r>
+            <w:r>
+              <w:rPr>
+                <w:rFonts w:ascii="Calibri" w:hAnsi="Calibri"/>
+                <w:b w:val="0"/>
+                <w:i/>
+                <w:color w:val="000000"/>
+                <w:sz w:val="14"/>
+              </w:rPr>
+              <w:t>Carton ID, carton n of N, batch, number and range of bags, net mass, tape No., initials</w:t>
+            </w:r>
+          </w:p>
+        </w:tc>
+        <w:tc>
+          <w:tcPr>
+            <w:shd w:val="clear" w:color="auto" w:fill="F7FAFC"/>
+            <w:vAlign w:val="center"/>
+            <w:tcW w:type="dxa" w:w="1381"/>
+          </w:tcPr>
+          <w:p>
+            <w:pPr>
+              <w:keepNext/>
+              <w:spacing w:before="20" w:after="20"/>
+              <w:jc w:val="center"/>
+            </w:pPr>
+            <w:r/>
+          </w:p>
+        </w:tc>
+        <w:tc>
+          <w:tcPr>
+            <w:shd w:val="clear" w:color="auto" w:fill="F7FAFC"/>
+            <w:vAlign w:val="center"/>
+            <w:tcW w:type="dxa" w:w="1008"/>
+          </w:tcPr>
+          <w:p>
+            <w:pPr>
+              <w:keepNext/>
+              <w:spacing w:before="20" w:after="20"/>
+              <w:jc w:val="center"/>
+            </w:pPr>
+            <w:r/>
+          </w:p>
+        </w:tc>
+        <w:tc>
+          <w:tcPr>
+            <w:shd w:val="clear" w:color="auto" w:fill="F7FAFC"/>
+            <w:vAlign w:val="center"/>
+            <w:tcW w:type="dxa" w:w="559"/>
+          </w:tcPr>
+          <w:p>
+            <w:pPr>
+              <w:keepNext/>
+              <w:spacing w:before="20" w:after="20"/>
+              <w:jc w:val="center"/>
+            </w:pPr>
+            <w:r/>
+            <w:r>
+              <w:rPr>
+                <w:rFonts w:ascii="Calibri" w:hAnsi="Calibri"/>
+                <w:b w:val="0"/>
+                <w:i w:val="0"/>
+                <w:color w:val="000000"/>
+                <w:sz w:val="18"/>
+              </w:rPr>
+              <w:t>☐</w:t>
+            </w:r>
+          </w:p>
+        </w:tc>
+      </w:tr>
+      <w:tr>
+        <w:trPr>
+          <w:cantSplit/>
+        </w:trPr>
+        <w:tc>
+          <w:tcPr>
+            <w:shd w:val="clear" w:color="auto" w:fill="F2F2F2"/>
+            <w:vAlign w:val="center"/>
+            <w:tcW w:type="dxa" w:w="3740"/>
+          </w:tcPr>
+          <w:p>
+            <w:pPr>
+              <w:keepNext/>
+              <w:spacing w:before="20" w:after="20"/>
+              <w:jc w:val="center"/>
+            </w:pPr>
+            <w:r/>
+            <w:r>
+              <w:rPr>
+                <w:rFonts w:ascii="Calibri" w:hAnsi="Calibri"/>
+                <w:b w:val="0"/>
+                <w:i w:val="0"/>
+                <w:color w:val="000000"/>
+                <w:sz w:val="18"/>
+              </w:rPr>
+              <w:t>Етикета на контејнер со ретенциона мостра</w:t>
+            </w:r>
+            <w:r>
+              <w:rPr>
+                <w:rFonts w:ascii="Calibri" w:hAnsi="Calibri"/>
+                <w:b w:val="0"/>
+                <w:i w:val="0"/>
+                <w:color w:val="000000"/>
+                <w:sz w:val="14"/>
+              </w:rPr>
+              <w:t xml:space="preserve"> | </w:t>
+            </w:r>
+            <w:r>
+              <w:rPr>
+                <w:rFonts w:ascii="Calibri" w:hAnsi="Calibri"/>
+                <w:b w:val="0"/>
+                <w:i/>
+                <w:color w:val="000000"/>
+                <w:sz w:val="14"/>
+              </w:rPr>
+              <w:t>Retention-sample container label</w:t>
+            </w:r>
+          </w:p>
+        </w:tc>
+        <w:tc>
+          <w:tcPr>
+            <w:vAlign w:val="center"/>
+            <w:tcW w:type="dxa" w:w="3776"/>
+          </w:tcPr>
+          <w:p>
+            <w:pPr>
+              <w:keepNext/>
+              <w:spacing w:before="20" w:after="20"/>
+              <w:jc w:val="center"/>
+            </w:pPr>
+            <w:r/>
+            <w:r>
+              <w:rPr>
+                <w:rFonts w:ascii="Calibri" w:hAnsi="Calibri"/>
+                <w:b w:val="0"/>
+                <w:i w:val="0"/>
+                <w:color w:val="000000"/>
+                <w:sz w:val="18"/>
+              </w:rPr>
+              <w:t>серија, P серија, нето маса, за купувач / продавач на мало, датум, „РЕТЕНЦИОНА МОСТРА“</w:t>
+            </w:r>
+            <w:r>
+              <w:rPr>
+                <w:rFonts w:ascii="Calibri" w:hAnsi="Calibri"/>
+                <w:b w:val="0"/>
+                <w:i w:val="0"/>
+                <w:color w:val="000000"/>
+                <w:sz w:val="14"/>
+              </w:rPr>
+              <w:t xml:space="preserve"> | </w:t>
+            </w:r>
+            <w:r>
+              <w:rPr>
+                <w:rFonts w:ascii="Calibri" w:hAnsi="Calibri"/>
+                <w:b w:val="0"/>
+                <w:i/>
+                <w:color w:val="000000"/>
+                <w:sz w:val="14"/>
+              </w:rPr>
+              <w:t>batch, P lot, net mass, for buyer / retailer, date, "RETENTION SAMPLE"</w:t>
+            </w:r>
+          </w:p>
+        </w:tc>
+        <w:tc>
+          <w:tcPr>
+            <w:vAlign w:val="center"/>
+            <w:tcW w:type="dxa" w:w="1381"/>
+          </w:tcPr>
+          <w:p>
+            <w:pPr>
+              <w:keepNext/>
+              <w:spacing w:before="20" w:after="20"/>
+              <w:jc w:val="center"/>
+            </w:pPr>
+            <w:r/>
+          </w:p>
+        </w:tc>
+        <w:tc>
+          <w:tcPr>
+            <w:vAlign w:val="center"/>
+            <w:tcW w:type="dxa" w:w="1008"/>
+          </w:tcPr>
+          <w:p>
+            <w:pPr>
+              <w:keepNext/>
+              <w:spacing w:before="20" w:after="20"/>
+              <w:jc w:val="center"/>
+            </w:pPr>
+            <w:r/>
+          </w:p>
+        </w:tc>
+        <w:tc>
+          <w:tcPr>
+            <w:vAlign w:val="center"/>
+            <w:tcW w:type="dxa" w:w="559"/>
+          </w:tcPr>
+          <w:p>
+            <w:pPr>
+              <w:keepNext/>
+              <w:spacing w:before="20" w:after="20"/>
+              <w:jc w:val="center"/>
+            </w:pPr>
+            <w:r/>
+            <w:r>
+              <w:rPr>
+                <w:rFonts w:ascii="Calibri" w:hAnsi="Calibri"/>
+                <w:b w:val="0"/>
+                <w:i w:val="0"/>
+                <w:color w:val="000000"/>
+                <w:sz w:val="18"/>
+              </w:rPr>
+              <w:t>☐</w:t>
+            </w:r>
+          </w:p>
+        </w:tc>
+      </w:tr>
+      <w:tr>
+        <w:trPr>
+          <w:cantSplit/>
+        </w:trPr>
+        <w:tc>
+          <w:tcPr>
+            <w:shd w:val="clear" w:color="auto" w:fill="F2F2F2"/>
+            <w:vAlign w:val="center"/>
+            <w:tcW w:type="dxa" w:w="3740"/>
+          </w:tcPr>
+          <w:p>
+            <w:pPr>
+              <w:spacing w:before="20" w:after="20"/>
+              <w:jc w:val="center"/>
+            </w:pPr>
+            <w:r/>
+            <w:r>
+              <w:rPr>
+                <w:rFonts w:ascii="Calibri" w:hAnsi="Calibri"/>
+                <w:b w:val="0"/>
+                <w:i w:val="0"/>
+                <w:color w:val="000000"/>
+                <w:sz w:val="18"/>
+              </w:rPr>
+              <w:t>Етикета на картон за мостри (RS)</w:t>
+            </w:r>
+            <w:r>
+              <w:rPr>
+                <w:rFonts w:ascii="Calibri" w:hAnsi="Calibri"/>
+                <w:b w:val="0"/>
+                <w:i w:val="0"/>
+                <w:color w:val="000000"/>
+                <w:sz w:val="14"/>
+              </w:rPr>
+              <w:t xml:space="preserve"> | </w:t>
+            </w:r>
+            <w:r>
+              <w:rPr>
+                <w:rFonts w:ascii="Calibri" w:hAnsi="Calibri"/>
+                <w:b w:val="0"/>
+                <w:i/>
+                <w:color w:val="000000"/>
+                <w:sz w:val="14"/>
+              </w:rPr>
+              <w:t>Sample carton (RS) label</w:t>
+            </w:r>
+          </w:p>
+        </w:tc>
+        <w:tc>
+          <w:tcPr>
+            <w:shd w:val="clear" w:color="auto" w:fill="F7FAFC"/>
+            <w:vAlign w:val="center"/>
+            <w:tcW w:type="dxa" w:w="3776"/>
+          </w:tcPr>
+          <w:p>
+            <w:pPr>
+              <w:spacing w:before="20" w:after="20"/>
+              <w:jc w:val="center"/>
+            </w:pPr>
+            <w:r/>
+            <w:r>
+              <w:rPr>
+                <w:rFonts w:ascii="Calibri" w:hAnsi="Calibri"/>
+                <w:b w:val="0"/>
+                <w:i w:val="0"/>
+                <w:color w:val="000000"/>
+                <w:sz w:val="18"/>
+              </w:rPr>
+              <w:t>UTID-RS, број на мостри, лента бр., примач, „ПРАТКА ПОД КОНТРОЛА“</w:t>
+            </w:r>
+            <w:r>
+              <w:rPr>
+                <w:rFonts w:ascii="Calibri" w:hAnsi="Calibri"/>
+                <w:b w:val="0"/>
+                <w:i w:val="0"/>
+                <w:color w:val="000000"/>
+                <w:sz w:val="14"/>
+              </w:rPr>
+              <w:t xml:space="preserve"> | </w:t>
+            </w:r>
+            <w:r>
+              <w:rPr>
+                <w:rFonts w:ascii="Calibri" w:hAnsi="Calibri"/>
+                <w:b w:val="0"/>
+                <w:i/>
+                <w:color w:val="000000"/>
+                <w:sz w:val="14"/>
+              </w:rPr>
+              <w:t>UTID-RS, number of samples, tape No., consignee, "CONTROLLED CONSIGNMENT"</w:t>
+            </w:r>
+          </w:p>
+        </w:tc>
+        <w:tc>
+          <w:tcPr>
+            <w:shd w:val="clear" w:color="auto" w:fill="F7FAFC"/>
+            <w:vAlign w:val="center"/>
+            <w:tcW w:type="dxa" w:w="1381"/>
+          </w:tcPr>
+          <w:p>
+            <w:pPr>
+              <w:spacing w:before="20" w:after="20"/>
+              <w:jc w:val="center"/>
+            </w:pPr>
+            <w:r/>
+          </w:p>
+        </w:tc>
+        <w:tc>
+          <w:tcPr>
+            <w:shd w:val="clear" w:color="auto" w:fill="F7FAFC"/>
+            <w:vAlign w:val="center"/>
+            <w:tcW w:type="dxa" w:w="1008"/>
+          </w:tcPr>
+          <w:p>
+            <w:pPr>
+              <w:spacing w:before="20" w:after="20"/>
+              <w:jc w:val="center"/>
+            </w:pPr>
+            <w:r/>
+          </w:p>
+        </w:tc>
+        <w:tc>
+          <w:tcPr>
+            <w:shd w:val="clear" w:color="auto" w:fill="F7FAFC"/>
+            <w:vAlign w:val="center"/>
+            <w:tcW w:type="dxa" w:w="559"/>
+          </w:tcPr>
+          <w:p>
+            <w:pPr>
+              <w:spacing w:before="20" w:after="20"/>
+              <w:jc w:val="center"/>
+            </w:pPr>
+            <w:r/>
+            <w:r>
+              <w:rPr>
+                <w:rFonts w:ascii="Calibri" w:hAnsi="Calibri"/>
+                <w:b w:val="0"/>
+                <w:i w:val="0"/>
+                <w:color w:val="000000"/>
+                <w:sz w:val="18"/>
+              </w:rPr>
+              <w:t>☐</w:t>
+            </w:r>
+          </w:p>
+        </w:tc>
+      </w:tr>
+    </w:tbl>
+    <w:p>
+      <w:pPr>
+        <w:keepNext w:val="0"/>
+        <w:spacing w:before="0" w:after="0" w:lineRule="exact" w:line="120"/>
+      </w:pPr>
+    </w:p>
+    <w:tbl>
+      <w:tblPr>
+        <w:tblLook w:firstColumn="1" w:firstRow="1" w:lastColumn="0" w:lastRow="0" w:noHBand="0" w:noVBand="1" w:val="04A0"/>
+        <w:tblLayout w:type="fixed"/>
+        <w:tblW w:type="dxa" w:w="10466"/>
+        <w:tblInd w:type="dxa" w:w="0"/>
+        <w:jc w:val="center"/>
+        <w:tblBorders>
+          <w:top w:val="single" w:sz="4" w:space="0" w:color="2B547E"/>
+          <w:left w:val="single" w:sz="4" w:space="0" w:color="2B547E"/>
+          <w:bottom w:val="single" w:sz="4" w:space="0" w:color="2B547E"/>
+          <w:right w:val="single" w:sz="4" w:space="0" w:color="2B547E"/>
+          <w:insideH w:val="single" w:sz="4" w:space="0" w:color="2B547E"/>
+          <w:insideV w:val="single" w:sz="4" w:space="0" w:color="2B547E"/>
+        </w:tblBorders>
+      </w:tblPr>
+      <w:tblGrid>
+        <w:gridCol w:w="2379"/>
+        <w:gridCol w:w="8087"/>
+      </w:tblGrid>
+      <w:tr>
+        <w:trPr>
+          <w:cantSplit/>
+        </w:trPr>
+        <w:tc>
+          <w:tcPr>
+            <w:shd w:val="clear" w:color="auto" w:fill="F2F2F2"/>
+            <w:vAlign w:val="center"/>
+            <w:tcW w:type="dxa" w:w="2379"/>
+          </w:tcPr>
+          <w:p>
+            <w:pPr>
+              <w:spacing w:before="20" w:after="20"/>
+              <w:jc w:val="left"/>
+            </w:pPr>
+            <w:r/>
+            <w:r>
+              <w:rPr>
+                <w:rFonts w:ascii="Calibri" w:hAnsi="Calibri"/>
+                <w:b/>
+                <w:i w:val="0"/>
+                <w:color w:val="000000"/>
+                <w:sz w:val="20"/>
+              </w:rPr>
+              <w:t>Образложение за N/A</w:t>
+            </w:r>
+            <w:r>
+              <w:rPr>
+                <w:rFonts w:ascii="Calibri" w:hAnsi="Calibri"/>
+                <w:b w:val="0"/>
+                <w:i w:val="0"/>
+                <w:color w:val="000000"/>
+                <w:sz w:val="16"/>
+              </w:rPr>
+              <w:t xml:space="preserve"> | </w:t>
+            </w:r>
+            <w:r>
+              <w:rPr>
+                <w:rFonts w:ascii="Calibri" w:hAnsi="Calibri"/>
+                <w:b w:val="0"/>
+                <w:i w:val="0"/>
+                <w:color w:val="000000"/>
+                <w:sz w:val="16"/>
+              </w:rPr>
+              <w:t>Justification for N/A</w:t>
+            </w:r>
+          </w:p>
+        </w:tc>
+        <w:tc>
+          <w:tcPr>
+            <w:vAlign w:val="center"/>
+            <w:tcW w:type="dxa" w:w="8087"/>
+          </w:tcPr>
+          <w:p>
+            <w:pPr>
+              <w:spacing w:before="20" w:after="20"/>
+              <w:jc w:val="center"/>
+            </w:pPr>
+            <w:r/>
+          </w:p>
+        </w:tc>
+      </w:tr>
+    </w:tbl>
     <w:p>
       <w:pPr>
         <w:keepNext w:val="0"/>
@@ -1166,7 +1243,7 @@
           <w:color w:val="FFFFFF"/>
           <w:sz w:val="22"/>
         </w:rPr>
-        <w:t>3 Етикета на картон (образец, A6)</w:t>
+        <w:t>3 Пример-етикети</w:t>
       </w:r>
       <w:r>
         <w:rPr>
@@ -1186,665 +1263,326 @@
           <w:color w:val="FFFFFF"/>
           <w:sz w:val="18"/>
         </w:rPr>
-        <w:t>Carton label (template, A6)</w:t>
+        <w:t>Example labels</w:t>
       </w:r>
     </w:p>
     <w:p>
       <w:pPr>
         <w:keepNext/>
-        <w:spacing w:before="0" w:after="0" w:lineRule="exact" w:line="40"/>
+        <w:spacing w:before="0" w:after="0" w:line="250" w:lineRule="auto"/>
+        <w:jc w:val="both"/>
+      </w:pPr>
+      <w:r>
+        <w:rPr>
+          <w:rFonts w:ascii="Calibri" w:hAnsi="Calibri"/>
+          <w:b w:val="0"/>
+          <w:i w:val="0"/>
+          <w:color w:val="000000"/>
+          <w:sz w:val="22"/>
+        </w:rPr>
+        <w:t>Во секое поле се лепи (или се печати) по еден примерок од етикетата, отпечатен од образецот во §2, за да може да се спореди со етикетите на пратката.</w:t>
+      </w:r>
+      <w:r>
+        <w:rPr>
+          <w:rFonts w:ascii="Calibri" w:hAnsi="Calibri"/>
+          <w:b w:val="0"/>
+          <w:i w:val="0"/>
+          <w:color w:val="595959"/>
+          <w:sz w:val="16"/>
+        </w:rPr>
+        <w:t xml:space="preserve">  |  </w:t>
+      </w:r>
+      <w:r>
+        <w:rPr>
+          <w:rFonts w:ascii="Calibri" w:hAnsi="Calibri"/>
+          <w:b w:val="0"/>
+          <w:i/>
+          <w:color w:val="595959"/>
+          <w:sz w:val="16"/>
+        </w:rPr>
+        <w:t>One specimen of each label, printed from the template in §2, is affixed (or printed) in its space, so the consignment labels can be compared with it.</w:t>
+      </w:r>
+    </w:p>
+    <w:p>
+      <w:pPr>
+        <w:keepNext/>
+        <w:spacing w:before="0" w:after="0" w:lineRule="exact" w:line="120"/>
       </w:pPr>
     </w:p>
     <w:tbl>
       <w:tblPr>
-        <w:jc w:val="center"/>
         <w:tblLook w:firstColumn="1" w:firstRow="1" w:lastColumn="0" w:lastRow="0" w:noHBand="0" w:noVBand="1" w:val="04A0"/>
         <w:tblLayout w:type="fixed"/>
-        <w:tblW w:type="pct" w:w="5000"/>
+        <w:tblW w:type="dxa" w:w="10466"/>
         <w:tblInd w:type="dxa" w:w="0"/>
+        <w:jc w:val="center"/>
         <w:tblBorders>
-          <w:top w:val="single" w:sz="4" w:space="0" w:color="2B547E"/>
-          <w:left w:val="single" w:sz="4" w:space="0" w:color="2B547E"/>
-          <w:bottom w:val="single" w:sz="4" w:space="0" w:color="2B547E"/>
-          <w:right w:val="single" w:sz="4" w:space="0" w:color="2B547E"/>
-          <w:insideH w:val="single" w:sz="4" w:space="0" w:color="2B547E"/>
-          <w:insideV w:val="single" w:sz="4" w:space="0" w:color="2B547E"/>
+          <w:top w:val="dashed" w:sz="8" w:space="0" w:color="2B547E"/>
+          <w:left w:val="dashed" w:sz="8" w:space="0" w:color="2B547E"/>
+          <w:bottom w:val="dashed" w:sz="8" w:space="0" w:color="2B547E"/>
+          <w:right w:val="dashed" w:sz="8" w:space="0" w:color="2B547E"/>
         </w:tblBorders>
       </w:tblPr>
       <w:tblGrid>
-        <w:gridCol w:w="1973"/>
-        <w:gridCol w:w="8493"/>
+        <w:gridCol w:w="10466"/>
       </w:tblGrid>
       <w:tr>
         <w:trPr>
+          <w:trHeight w:val="3969" w:hRule="atLeast"/>
           <w:cantSplit/>
         </w:trPr>
         <w:tc>
           <w:tcPr>
-            <w:shd w:val="clear" w:color="auto" w:fill="F2F2F2"/>
-            <w:vAlign w:val="center"/>
-            <w:tcW w:type="pct" w:w="942"/>
-          </w:tcPr>
-          <w:p>
-            <w:pPr>
-              <w:keepNext/>
-              <w:spacing w:before="20" w:after="20"/>
-              <w:jc w:val="left"/>
-            </w:pPr>
-            <w:r/>
-            <w:r>
-              <w:rPr>
-                <w:rFonts w:ascii="Calibri" w:hAnsi="Calibri"/>
-                <w:b/>
-                <w:i w:val="0"/>
-                <w:color w:val="000000"/>
-                <w:sz w:val="20"/>
-              </w:rPr>
-              <w:t>ID на картон</w:t>
-            </w:r>
-            <w:r>
-              <w:rPr>
-                <w:rFonts w:ascii="Calibri" w:hAnsi="Calibri"/>
-                <w:b w:val="0"/>
-                <w:i w:val="0"/>
-                <w:color w:val="000000"/>
+            <w:tcW w:type="dxa" w:w="10466"/>
+          </w:tcPr>
+          <w:p>
+            <w:pPr>
+              <w:spacing w:before="40" w:after="80"/>
+              <w:jc w:val="center"/>
+            </w:pPr>
+            <w:r>
+              <w:rPr>
+                <w:rFonts w:ascii="Calibri" w:hAnsi="Calibri"/>
+                <w:b w:val="0"/>
+                <w:i/>
+                <w:color w:val="2B547E"/>
+                <w:sz w:val="18"/>
+              </w:rPr>
+              <w:t>✎ Место за пример-етикета на палета (A5)</w:t>
+            </w:r>
+            <w:r>
+              <w:rPr>
+                <w:rFonts w:ascii="Calibri" w:hAnsi="Calibri"/>
+                <w:b w:val="0"/>
+                <w:i w:val="0"/>
+                <w:color w:val="595959"/>
                 <w:sz w:val="16"/>
               </w:rPr>
-              <w:t xml:space="preserve"> | </w:t>
-            </w:r>
-            <w:r>
-              <w:rPr>
-                <w:rFonts w:ascii="Calibri" w:hAnsi="Calibri"/>
-                <w:b w:val="0"/>
-                <w:i w:val="0"/>
-                <w:color w:val="000000"/>
+              <w:t xml:space="preserve">  |  </w:t>
+            </w:r>
+            <w:r>
+              <w:rPr>
+                <w:rFonts w:ascii="Calibri" w:hAnsi="Calibri"/>
+                <w:b w:val="0"/>
+                <w:i/>
+                <w:color w:val="595959"/>
                 <w:sz w:val="16"/>
               </w:rPr>
-              <w:t>Carton ID</w:t>
-            </w:r>
-          </w:p>
-        </w:tc>
-        <w:tc>
-          <w:tcPr>
-            <w:vAlign w:val="center"/>
-            <w:tcW w:type="pct" w:w="4057"/>
-          </w:tcPr>
-          <w:p>
-            <w:pPr>
-              <w:keepNext/>
-              <w:spacing w:before="20" w:after="20"/>
-              <w:jc w:val="center"/>
-            </w:pPr>
-            <w:r/>
-            <w:r>
-              <w:rPr>
-                <w:rFonts w:ascii="Calibri" w:hAnsi="Calibri"/>
-                <w:b w:val="0"/>
-                <w:i w:val="0"/>
-                <w:color w:val="000000"/>
-                <w:sz w:val="20"/>
-              </w:rPr>
-              <w:t>TR-________-___-P__-C__</w:t>
+              <w:t>Space for an example pallet label (A5)</w:t>
             </w:r>
           </w:p>
         </w:tc>
       </w:tr>
     </w:tbl>
+    <w:p>
+      <w:pPr>
+        <w:keepNext w:val="0"/>
+        <w:spacing w:before="0" w:after="0" w:lineRule="exact" w:line="120"/>
+      </w:pPr>
+    </w:p>
     <w:tbl>
       <w:tblPr>
-        <w:jc w:val="center"/>
         <w:tblLook w:firstColumn="1" w:firstRow="1" w:lastColumn="0" w:lastRow="0" w:noHBand="0" w:noVBand="1" w:val="04A0"/>
         <w:tblLayout w:type="fixed"/>
-        <w:tblW w:type="pct" w:w="5000"/>
+        <w:tblW w:type="dxa" w:w="10466"/>
         <w:tblInd w:type="dxa" w:w="0"/>
+        <w:jc w:val="center"/>
         <w:tblBorders>
-          <w:top w:val="single" w:sz="4" w:space="0" w:color="2B547E"/>
-          <w:left w:val="single" w:sz="4" w:space="0" w:color="2B547E"/>
-          <w:bottom w:val="single" w:sz="4" w:space="0" w:color="2B547E"/>
-          <w:right w:val="single" w:sz="4" w:space="0" w:color="2B547E"/>
-          <w:insideH w:val="single" w:sz="4" w:space="0" w:color="2B547E"/>
-          <w:insideV w:val="single" w:sz="4" w:space="0" w:color="2B547E"/>
+          <w:top w:val="dashed" w:sz="8" w:space="0" w:color="2B547E"/>
+          <w:left w:val="dashed" w:sz="8" w:space="0" w:color="2B547E"/>
+          <w:bottom w:val="dashed" w:sz="8" w:space="0" w:color="2B547E"/>
+          <w:right w:val="dashed" w:sz="8" w:space="0" w:color="2B547E"/>
         </w:tblBorders>
       </w:tblPr>
       <w:tblGrid>
-        <w:gridCol w:w="1156"/>
-        <w:gridCol w:w="9310"/>
+        <w:gridCol w:w="10466"/>
       </w:tblGrid>
       <w:tr>
         <w:trPr>
+          <w:trHeight w:val="2835" w:hRule="atLeast"/>
           <w:cantSplit/>
         </w:trPr>
         <w:tc>
           <w:tcPr>
-            <w:shd w:val="clear" w:color="auto" w:fill="F2F2F2"/>
-            <w:vAlign w:val="center"/>
-            <w:tcW w:type="pct" w:w="552"/>
-          </w:tcPr>
-          <w:p>
-            <w:pPr>
-              <w:keepNext/>
-              <w:spacing w:before="20" w:after="20"/>
-              <w:jc w:val="left"/>
-            </w:pPr>
-            <w:r/>
-            <w:r>
-              <w:rPr>
-                <w:rFonts w:ascii="Calibri" w:hAnsi="Calibri"/>
-                <w:b/>
-                <w:i w:val="0"/>
-                <w:color w:val="000000"/>
-                <w:sz w:val="20"/>
-              </w:rPr>
-              <w:t>Картон</w:t>
-            </w:r>
-            <w:r>
-              <w:rPr>
-                <w:rFonts w:ascii="Calibri" w:hAnsi="Calibri"/>
-                <w:b w:val="0"/>
-                <w:i w:val="0"/>
-                <w:color w:val="000000"/>
+            <w:tcW w:type="dxa" w:w="10466"/>
+          </w:tcPr>
+          <w:p>
+            <w:pPr>
+              <w:spacing w:before="40" w:after="80"/>
+              <w:jc w:val="center"/>
+            </w:pPr>
+            <w:r>
+              <w:rPr>
+                <w:rFonts w:ascii="Calibri" w:hAnsi="Calibri"/>
+                <w:b w:val="0"/>
+                <w:i/>
+                <w:color w:val="2B547E"/>
+                <w:sz w:val="18"/>
+              </w:rPr>
+              <w:t>✎ Место за пример-етикета на картон (A6)</w:t>
+            </w:r>
+            <w:r>
+              <w:rPr>
+                <w:rFonts w:ascii="Calibri" w:hAnsi="Calibri"/>
+                <w:b w:val="0"/>
+                <w:i w:val="0"/>
+                <w:color w:val="595959"/>
                 <w:sz w:val="16"/>
               </w:rPr>
-              <w:t xml:space="preserve"> | </w:t>
-            </w:r>
-            <w:r>
-              <w:rPr>
-                <w:rFonts w:ascii="Calibri" w:hAnsi="Calibri"/>
-                <w:b w:val="0"/>
-                <w:i w:val="0"/>
-                <w:color w:val="000000"/>
+              <w:t xml:space="preserve">  |  </w:t>
+            </w:r>
+            <w:r>
+              <w:rPr>
+                <w:rFonts w:ascii="Calibri" w:hAnsi="Calibri"/>
+                <w:b w:val="0"/>
+                <w:i/>
+                <w:color w:val="595959"/>
                 <w:sz w:val="16"/>
               </w:rPr>
-              <w:t>Carton</w:t>
-            </w:r>
-          </w:p>
-        </w:tc>
-        <w:tc>
-          <w:tcPr>
-            <w:vAlign w:val="center"/>
-            <w:tcW w:type="pct" w:w="4447"/>
-          </w:tcPr>
-          <w:p>
-            <w:pPr>
-              <w:keepNext/>
-              <w:spacing w:before="20" w:after="20"/>
-              <w:jc w:val="center"/>
-            </w:pPr>
-            <w:r/>
-            <w:r>
-              <w:rPr>
-                <w:rFonts w:ascii="Calibri" w:hAnsi="Calibri"/>
-                <w:b w:val="0"/>
-                <w:i w:val="0"/>
-                <w:color w:val="000000"/>
-                <w:sz w:val="20"/>
-              </w:rPr>
-              <w:t>___ од</w:t>
-            </w:r>
-            <w:r>
-              <w:rPr>
-                <w:rFonts w:ascii="Calibri" w:hAnsi="Calibri"/>
-                <w:b w:val="0"/>
-                <w:i w:val="0"/>
-                <w:color w:val="000000"/>
-                <w:sz w:val="16"/>
-              </w:rPr>
-              <w:t xml:space="preserve"> | </w:t>
-            </w:r>
-            <w:r>
-              <w:rPr>
-                <w:rFonts w:ascii="Calibri" w:hAnsi="Calibri"/>
-                <w:b w:val="0"/>
-                <w:i/>
-                <w:color w:val="000000"/>
-                <w:sz w:val="16"/>
-              </w:rPr>
-              <w:t>of ___ (на палетата | on the pallet)</w:t>
+              <w:t>Space for an example carton label (A6)</w:t>
             </w:r>
           </w:p>
         </w:tc>
       </w:tr>
     </w:tbl>
+    <w:p>
+      <w:pPr>
+        <w:keepNext w:val="0"/>
+        <w:spacing w:before="0" w:after="0" w:lineRule="exact" w:line="120"/>
+      </w:pPr>
+    </w:p>
     <w:tbl>
       <w:tblPr>
-        <w:jc w:val="center"/>
         <w:tblLook w:firstColumn="1" w:firstRow="1" w:lastColumn="0" w:lastRow="0" w:noHBand="0" w:noVBand="1" w:val="04A0"/>
         <w:tblLayout w:type="fixed"/>
-        <w:tblW w:type="pct" w:w="5000"/>
+        <w:tblW w:type="dxa" w:w="10466"/>
         <w:tblInd w:type="dxa" w:w="0"/>
+        <w:jc w:val="center"/>
         <w:tblBorders>
-          <w:top w:val="single" w:sz="4" w:space="0" w:color="2B547E"/>
-          <w:left w:val="single" w:sz="4" w:space="0" w:color="2B547E"/>
-          <w:bottom w:val="single" w:sz="4" w:space="0" w:color="2B547E"/>
-          <w:right w:val="single" w:sz="4" w:space="0" w:color="2B547E"/>
-          <w:insideH w:val="single" w:sz="4" w:space="0" w:color="2B547E"/>
-          <w:insideV w:val="single" w:sz="4" w:space="0" w:color="2B547E"/>
+          <w:top w:val="dashed" w:sz="8" w:space="0" w:color="2B547E"/>
+          <w:left w:val="dashed" w:sz="8" w:space="0" w:color="2B547E"/>
+          <w:bottom w:val="dashed" w:sz="8" w:space="0" w:color="2B547E"/>
+          <w:right w:val="dashed" w:sz="8" w:space="0" w:color="2B547E"/>
         </w:tblBorders>
       </w:tblPr>
       <w:tblGrid>
-        <w:gridCol w:w="1156"/>
-        <w:gridCol w:w="3532"/>
-        <w:gridCol w:w="2245"/>
-        <w:gridCol w:w="3532"/>
+        <w:gridCol w:w="10466"/>
       </w:tblGrid>
       <w:tr>
         <w:trPr>
+          <w:trHeight w:val="2268" w:hRule="atLeast"/>
           <w:cantSplit/>
         </w:trPr>
         <w:tc>
           <w:tcPr>
-            <w:shd w:val="clear" w:color="auto" w:fill="F2F2F2"/>
-            <w:vAlign w:val="center"/>
-            <w:tcW w:type="pct" w:w="552"/>
-          </w:tcPr>
-          <w:p>
-            <w:pPr>
-              <w:keepNext/>
-              <w:spacing w:before="20" w:after="20"/>
-              <w:jc w:val="left"/>
-            </w:pPr>
-            <w:r/>
-            <w:r>
-              <w:rPr>
-                <w:rFonts w:ascii="Calibri" w:hAnsi="Calibri"/>
-                <w:b/>
-                <w:i w:val="0"/>
-                <w:color w:val="000000"/>
-                <w:sz w:val="20"/>
-              </w:rPr>
-              <w:t>Серија</w:t>
-            </w:r>
-            <w:r>
-              <w:rPr>
-                <w:rFonts w:ascii="Calibri" w:hAnsi="Calibri"/>
-                <w:b w:val="0"/>
-                <w:i w:val="0"/>
-                <w:color w:val="000000"/>
+            <w:tcW w:type="dxa" w:w="10466"/>
+          </w:tcPr>
+          <w:p>
+            <w:pPr>
+              <w:spacing w:before="40" w:after="80"/>
+              <w:jc w:val="center"/>
+            </w:pPr>
+            <w:r>
+              <w:rPr>
+                <w:rFonts w:ascii="Calibri" w:hAnsi="Calibri"/>
+                <w:b w:val="0"/>
+                <w:i/>
+                <w:color w:val="2B547E"/>
+                <w:sz w:val="18"/>
+              </w:rPr>
+              <w:t>✎ Место за пример-етикета на контејнер со ретенциона мостра</w:t>
+            </w:r>
+            <w:r>
+              <w:rPr>
+                <w:rFonts w:ascii="Calibri" w:hAnsi="Calibri"/>
+                <w:b w:val="0"/>
+                <w:i w:val="0"/>
+                <w:color w:val="595959"/>
                 <w:sz w:val="16"/>
               </w:rPr>
-              <w:t xml:space="preserve"> | </w:t>
-            </w:r>
-            <w:r>
-              <w:rPr>
-                <w:rFonts w:ascii="Calibri" w:hAnsi="Calibri"/>
-                <w:b w:val="0"/>
-                <w:i w:val="0"/>
-                <w:color w:val="000000"/>
+              <w:t xml:space="preserve">  |  </w:t>
+            </w:r>
+            <w:r>
+              <w:rPr>
+                <w:rFonts w:ascii="Calibri" w:hAnsi="Calibri"/>
+                <w:b w:val="0"/>
+                <w:i/>
+                <w:color w:val="595959"/>
                 <w:sz w:val="16"/>
               </w:rPr>
-              <w:t>Batch</w:t>
-            </w:r>
-          </w:p>
-        </w:tc>
-        <w:tc>
-          <w:tcPr>
-            <w:vAlign w:val="center"/>
-            <w:tcW w:type="pct" w:w="1687"/>
-          </w:tcPr>
-          <w:p>
-            <w:pPr>
-              <w:keepNext/>
-              <w:spacing w:before="20" w:after="20"/>
-              <w:jc w:val="center"/>
-            </w:pPr>
-            <w:r/>
-          </w:p>
-        </w:tc>
-        <w:tc>
-          <w:tcPr>
-            <w:shd w:val="clear" w:color="auto" w:fill="F2F2F2"/>
-            <w:vAlign w:val="center"/>
-            <w:tcW w:type="pct" w:w="1072"/>
-          </w:tcPr>
-          <w:p>
-            <w:pPr>
-              <w:keepNext/>
-              <w:spacing w:before="20" w:after="20"/>
-              <w:jc w:val="left"/>
-            </w:pPr>
-            <w:r/>
-            <w:r>
-              <w:rPr>
-                <w:rFonts w:ascii="Calibri" w:hAnsi="Calibri"/>
-                <w:b/>
-                <w:i w:val="0"/>
-                <w:color w:val="000000"/>
-                <w:sz w:val="20"/>
-              </w:rPr>
-              <w:t>Број на кеси</w:t>
-            </w:r>
-            <w:r>
-              <w:rPr>
-                <w:rFonts w:ascii="Calibri" w:hAnsi="Calibri"/>
-                <w:b w:val="0"/>
-                <w:i w:val="0"/>
-                <w:color w:val="000000"/>
-                <w:sz w:val="16"/>
-              </w:rPr>
-              <w:t xml:space="preserve"> | </w:t>
-            </w:r>
-            <w:r>
-              <w:rPr>
-                <w:rFonts w:ascii="Calibri" w:hAnsi="Calibri"/>
-                <w:b w:val="0"/>
-                <w:i w:val="0"/>
-                <w:color w:val="000000"/>
-                <w:sz w:val="16"/>
-              </w:rPr>
-              <w:t>Number of bags</w:t>
-            </w:r>
-          </w:p>
-        </w:tc>
-        <w:tc>
-          <w:tcPr>
-            <w:vAlign w:val="center"/>
-            <w:tcW w:type="pct" w:w="1687"/>
-          </w:tcPr>
-          <w:p>
-            <w:pPr>
-              <w:keepNext/>
-              <w:spacing w:before="20" w:after="20"/>
-              <w:jc w:val="center"/>
-            </w:pPr>
-            <w:r/>
-            <w:r>
-              <w:rPr>
-                <w:rFonts w:ascii="Calibri" w:hAnsi="Calibri"/>
-                <w:b w:val="0"/>
-                <w:i w:val="0"/>
-                <w:color w:val="000000"/>
-                <w:sz w:val="20"/>
-              </w:rPr>
-              <w:t>10</w:t>
+              <w:t>Space for an example retention-sample container label</w:t>
             </w:r>
           </w:p>
         </w:tc>
       </w:tr>
     </w:tbl>
+    <w:p>
+      <w:pPr>
+        <w:keepNext w:val="0"/>
+        <w:spacing w:before="0" w:after="0" w:lineRule="exact" w:line="120"/>
+      </w:pPr>
+    </w:p>
     <w:tbl>
       <w:tblPr>
-        <w:jc w:val="center"/>
         <w:tblLook w:firstColumn="1" w:firstRow="1" w:lastColumn="0" w:lastRow="0" w:noHBand="0" w:noVBand="1" w:val="04A0"/>
         <w:tblLayout w:type="fixed"/>
-        <w:tblW w:type="pct" w:w="5000"/>
+        <w:tblW w:type="dxa" w:w="10466"/>
         <w:tblInd w:type="dxa" w:w="0"/>
+        <w:jc w:val="center"/>
         <w:tblBorders>
-          <w:top w:val="single" w:sz="4" w:space="0" w:color="2B547E"/>
-          <w:left w:val="single" w:sz="4" w:space="0" w:color="2B547E"/>
-          <w:bottom w:val="single" w:sz="4" w:space="0" w:color="2B547E"/>
-          <w:right w:val="single" w:sz="4" w:space="0" w:color="2B547E"/>
-          <w:insideH w:val="single" w:sz="4" w:space="0" w:color="2B547E"/>
-          <w:insideV w:val="single" w:sz="4" w:space="0" w:color="2B547E"/>
+          <w:top w:val="dashed" w:sz="8" w:space="0" w:color="2B547E"/>
+          <w:left w:val="dashed" w:sz="8" w:space="0" w:color="2B547E"/>
+          <w:bottom w:val="dashed" w:sz="8" w:space="0" w:color="2B547E"/>
+          <w:right w:val="dashed" w:sz="8" w:space="0" w:color="2B547E"/>
         </w:tblBorders>
       </w:tblPr>
       <w:tblGrid>
-        <w:gridCol w:w="2789"/>
-        <w:gridCol w:w="2783"/>
-        <w:gridCol w:w="2109"/>
-        <w:gridCol w:w="2783"/>
+        <w:gridCol w:w="10466"/>
       </w:tblGrid>
       <w:tr>
         <w:trPr>
+          <w:trHeight w:val="2268" w:hRule="atLeast"/>
           <w:cantSplit/>
         </w:trPr>
         <w:tc>
           <w:tcPr>
-            <w:shd w:val="clear" w:color="auto" w:fill="F2F2F2"/>
-            <w:vAlign w:val="center"/>
-            <w:tcW w:type="pct" w:w="1332"/>
-          </w:tcPr>
-          <w:p>
-            <w:pPr>
-              <w:keepNext/>
-              <w:spacing w:before="20" w:after="20"/>
-              <w:jc w:val="left"/>
-            </w:pPr>
-            <w:r/>
-            <w:r>
-              <w:rPr>
-                <w:rFonts w:ascii="Calibri" w:hAnsi="Calibri"/>
-                <w:b/>
-                <w:i w:val="0"/>
-                <w:color w:val="000000"/>
-                <w:sz w:val="20"/>
-              </w:rPr>
-              <w:t>Кеси бр. (од–до)</w:t>
-            </w:r>
-            <w:r>
-              <w:rPr>
-                <w:rFonts w:ascii="Calibri" w:hAnsi="Calibri"/>
-                <w:b w:val="0"/>
-                <w:i w:val="0"/>
-                <w:color w:val="000000"/>
+            <w:tcW w:type="dxa" w:w="10466"/>
+          </w:tcPr>
+          <w:p>
+            <w:pPr>
+              <w:spacing w:before="40" w:after="80"/>
+              <w:jc w:val="center"/>
+            </w:pPr>
+            <w:r>
+              <w:rPr>
+                <w:rFonts w:ascii="Calibri" w:hAnsi="Calibri"/>
+                <w:b w:val="0"/>
+                <w:i/>
+                <w:color w:val="2B547E"/>
+                <w:sz w:val="18"/>
+              </w:rPr>
+              <w:t>✎ Место за пример-етикета на картон за мостри (RS)</w:t>
+            </w:r>
+            <w:r>
+              <w:rPr>
+                <w:rFonts w:ascii="Calibri" w:hAnsi="Calibri"/>
+                <w:b w:val="0"/>
+                <w:i w:val="0"/>
+                <w:color w:val="595959"/>
                 <w:sz w:val="16"/>
               </w:rPr>
-              <w:t xml:space="preserve"> | </w:t>
-            </w:r>
-            <w:r>
-              <w:rPr>
-                <w:rFonts w:ascii="Calibri" w:hAnsi="Calibri"/>
-                <w:b w:val="0"/>
-                <w:i w:val="0"/>
-                <w:color w:val="000000"/>
+              <w:t xml:space="preserve">  |  </w:t>
+            </w:r>
+            <w:r>
+              <w:rPr>
+                <w:rFonts w:ascii="Calibri" w:hAnsi="Calibri"/>
+                <w:b w:val="0"/>
+                <w:i/>
+                <w:color w:val="595959"/>
                 <w:sz w:val="16"/>
               </w:rPr>
-              <w:t>Bags No. (from–to)</w:t>
-            </w:r>
-          </w:p>
-        </w:tc>
-        <w:tc>
-          <w:tcPr>
-            <w:vAlign w:val="center"/>
-            <w:tcW w:type="pct" w:w="1329"/>
-          </w:tcPr>
-          <w:p>
-            <w:pPr>
-              <w:keepNext/>
-              <w:spacing w:before="20" w:after="20"/>
-              <w:jc w:val="center"/>
-            </w:pPr>
-            <w:r/>
-          </w:p>
-        </w:tc>
-        <w:tc>
-          <w:tcPr>
-            <w:shd w:val="clear" w:color="auto" w:fill="F2F2F2"/>
-            <w:vAlign w:val="center"/>
-            <w:tcW w:type="pct" w:w="1007"/>
-          </w:tcPr>
-          <w:p>
-            <w:pPr>
-              <w:keepNext/>
-              <w:spacing w:before="20" w:after="20"/>
-              <w:jc w:val="left"/>
-            </w:pPr>
-            <w:r/>
-            <w:r>
-              <w:rPr>
-                <w:rFonts w:ascii="Calibri" w:hAnsi="Calibri"/>
-                <w:b/>
-                <w:i w:val="0"/>
-                <w:color w:val="000000"/>
-                <w:sz w:val="20"/>
-              </w:rPr>
-              <w:t>Нето маса (g)</w:t>
-            </w:r>
-            <w:r>
-              <w:rPr>
-                <w:rFonts w:ascii="Calibri" w:hAnsi="Calibri"/>
-                <w:b w:val="0"/>
-                <w:i w:val="0"/>
-                <w:color w:val="000000"/>
-                <w:sz w:val="16"/>
-              </w:rPr>
-              <w:t xml:space="preserve"> | </w:t>
-            </w:r>
-            <w:r>
-              <w:rPr>
-                <w:rFonts w:ascii="Calibri" w:hAnsi="Calibri"/>
-                <w:b w:val="0"/>
-                <w:i w:val="0"/>
-                <w:color w:val="000000"/>
-                <w:sz w:val="16"/>
-              </w:rPr>
-              <w:t>Net mass (g)</w:t>
-            </w:r>
-          </w:p>
-        </w:tc>
-        <w:tc>
-          <w:tcPr>
-            <w:vAlign w:val="center"/>
-            <w:tcW w:type="pct" w:w="1329"/>
-          </w:tcPr>
-          <w:p>
-            <w:pPr>
-              <w:keepNext/>
-              <w:spacing w:before="20" w:after="20"/>
-              <w:jc w:val="center"/>
-            </w:pPr>
-            <w:r/>
-          </w:p>
-        </w:tc>
-      </w:tr>
-    </w:tbl>
-    <w:tbl>
-      <w:tblPr>
-        <w:jc w:val="center"/>
-        <w:tblLook w:firstColumn="1" w:firstRow="1" w:lastColumn="0" w:lastRow="0" w:noHBand="0" w:noVBand="1" w:val="04A0"/>
-        <w:tblLayout w:type="fixed"/>
-        <w:tblW w:type="pct" w:w="5000"/>
-        <w:tblInd w:type="dxa" w:w="0"/>
-        <w:tblBorders>
-          <w:top w:val="single" w:sz="4" w:space="0" w:color="2B547E"/>
-          <w:left w:val="single" w:sz="4" w:space="0" w:color="2B547E"/>
-          <w:bottom w:val="single" w:sz="4" w:space="0" w:color="2B547E"/>
-          <w:right w:val="single" w:sz="4" w:space="0" w:color="2B547E"/>
-          <w:insideH w:val="single" w:sz="4" w:space="0" w:color="2B547E"/>
-          <w:insideV w:val="single" w:sz="4" w:space="0" w:color="2B547E"/>
-        </w:tblBorders>
-      </w:tblPr>
-      <w:tblGrid>
-        <w:gridCol w:w="3197"/>
-        <w:gridCol w:w="1990"/>
-        <w:gridCol w:w="3288"/>
-        <w:gridCol w:w="1990"/>
-      </w:tblGrid>
-      <w:tr>
-        <w:trPr>
-          <w:cantSplit/>
-        </w:trPr>
-        <w:tc>
-          <w:tcPr>
-            <w:shd w:val="clear" w:color="auto" w:fill="F2F2F2"/>
-            <w:vAlign w:val="center"/>
-            <w:tcW w:type="pct" w:w="1527"/>
-          </w:tcPr>
-          <w:p>
-            <w:pPr>
-              <w:spacing w:before="20" w:after="20"/>
-              <w:jc w:val="left"/>
-            </w:pPr>
-            <w:r/>
-            <w:r>
-              <w:rPr>
-                <w:rFonts w:ascii="Calibri" w:hAnsi="Calibri"/>
-                <w:b/>
-                <w:i w:val="0"/>
-                <w:color w:val="000000"/>
-                <w:sz w:val="20"/>
-              </w:rPr>
-              <w:t>Безбедносна лента бр.</w:t>
-            </w:r>
-            <w:r>
-              <w:rPr>
-                <w:rFonts w:ascii="Calibri" w:hAnsi="Calibri"/>
-                <w:b w:val="0"/>
-                <w:i w:val="0"/>
-                <w:color w:val="000000"/>
-                <w:sz w:val="16"/>
-              </w:rPr>
-              <w:t xml:space="preserve"> | </w:t>
-            </w:r>
-            <w:r>
-              <w:rPr>
-                <w:rFonts w:ascii="Calibri" w:hAnsi="Calibri"/>
-                <w:b w:val="0"/>
-                <w:i w:val="0"/>
-                <w:color w:val="000000"/>
-                <w:sz w:val="16"/>
-              </w:rPr>
-              <w:t>Security tape No.</w:t>
-            </w:r>
-          </w:p>
-        </w:tc>
-        <w:tc>
-          <w:tcPr>
-            <w:vAlign w:val="center"/>
-            <w:tcW w:type="pct" w:w="950"/>
-          </w:tcPr>
-          <w:p>
-            <w:pPr>
-              <w:spacing w:before="20" w:after="20"/>
-              <w:jc w:val="center"/>
-            </w:pPr>
-            <w:r/>
-          </w:p>
-        </w:tc>
-        <w:tc>
-          <w:tcPr>
-            <w:shd w:val="clear" w:color="auto" w:fill="F2F2F2"/>
-            <w:vAlign w:val="center"/>
-            <w:tcW w:type="pct" w:w="1570"/>
-          </w:tcPr>
-          <w:p>
-            <w:pPr>
-              <w:spacing w:before="20" w:after="20"/>
-              <w:jc w:val="left"/>
-            </w:pPr>
-            <w:r/>
-            <w:r>
-              <w:rPr>
-                <w:rFonts w:ascii="Calibri" w:hAnsi="Calibri"/>
-                <w:b/>
-                <w:i w:val="0"/>
-                <w:color w:val="000000"/>
-                <w:sz w:val="20"/>
-              </w:rPr>
-              <w:t>Спакувал / проверил (иницијали)</w:t>
-            </w:r>
-            <w:r>
-              <w:rPr>
-                <w:rFonts w:ascii="Calibri" w:hAnsi="Calibri"/>
-                <w:b w:val="0"/>
-                <w:i w:val="0"/>
-                <w:color w:val="000000"/>
-                <w:sz w:val="16"/>
-              </w:rPr>
-              <w:t xml:space="preserve"> | </w:t>
-            </w:r>
-            <w:r>
-              <w:rPr>
-                <w:rFonts w:ascii="Calibri" w:hAnsi="Calibri"/>
-                <w:b w:val="0"/>
-                <w:i w:val="0"/>
-                <w:color w:val="000000"/>
-                <w:sz w:val="16"/>
-              </w:rPr>
-              <w:t>Packed / verified (initials)</w:t>
-            </w:r>
-          </w:p>
-        </w:tc>
-        <w:tc>
-          <w:tcPr>
-            <w:vAlign w:val="center"/>
-            <w:tcW w:type="pct" w:w="950"/>
-          </w:tcPr>
-          <w:p>
-            <w:pPr>
-              <w:spacing w:before="20" w:after="20"/>
-              <w:jc w:val="center"/>
-            </w:pPr>
-            <w:r/>
+              <w:t>Space for an example sample carton (RS) label</w:t>
+            </w:r>
           </w:p>
         </w:tc>
       </w:tr>
